--- a/Student_Attendance_Management_System_SAD_V1.docx
+++ b/Student_Attendance_Management_System_SAD_V1.docx
@@ -1,6 +1,6 @@
 
 <file path=word/document.xml><?xml version="1.0" encoding="utf-8"?>
-<w:document xmlns:wpc="http://schemas.microsoft.com/office/word/2010/wordprocessingCanvas" xmlns:cx="http://schemas.microsoft.com/office/drawing/2014/chartex" xmlns:cx1="http://schemas.microsoft.com/office/drawing/2015/9/8/chartex" xmlns:cx2="http://schemas.microsoft.com/office/drawing/2015/10/21/chartex" xmlns:cx3="http://schemas.microsoft.com/office/drawing/2016/5/9/chartex" xmlns:cx4="http://schemas.microsoft.com/office/drawing/2016/5/10/chartex" xmlns:cx5="http://schemas.microsoft.com/office/drawing/2016/5/11/chartex" xmlns:cx6="http://schemas.microsoft.com/office/drawing/2016/5/12/chartex" xmlns:cx7="http://schemas.microsoft.com/office/drawing/2016/5/13/chartex" xmlns:cx8="http://schemas.microsoft.com/office/drawing/2016/5/14/chartex" xmlns:mc="http://schemas.openxmlformats.org/markup-compatibility/2006" xmlns:aink="http://schemas.microsoft.com/office/drawing/2016/ink" xmlns:am3d="http://schemas.microsoft.com/office/drawing/2017/model3d" xmlns:o="urn:schemas-microsoft-com:office:office" xmlns:oel="http://schemas.microsoft.com/office/2019/extlst" xmlns:r="http://schemas.openxmlformats.org/officeDocument/2006/relationships" xmlns:m="http://schemas.openxmlformats.org/officeDocument/2006/math" xmlns:v="urn:schemas-microsoft-com:vml" xmlns:wp14="http://schemas.microsoft.com/office/word/2010/wordprocessingDrawing" xmlns:wp="http://schemas.openxmlformats.org/drawingml/2006/wordprocessingDrawing" xmlns:w10="urn:schemas-microsoft-com:office:word" xmlns:w="http://schemas.openxmlformats.org/wordprocessingml/2006/main" xmlns:w14="http://schemas.microsoft.com/office/word/2010/wordml" xmlns:w15="http://schemas.microsoft.com/office/word/2012/wordml" xmlns:w16cex="http://schemas.microsoft.com/office/word/2018/wordml/cex" xmlns:w16cid="http://schemas.microsoft.com/office/word/2016/wordml/cid" xmlns:w16="http://schemas.microsoft.com/office/word/2018/wordml" xmlns:w16du="http://schemas.microsoft.com/office/word/2023/wordml/word16du" xmlns:w16sdtdh="http://schemas.microsoft.com/office/word/2020/wordml/sdtdatahash" xmlns:w16sdtfl="http://schemas.microsoft.com/office/word/2024/wordml/sdtformatlock" xmlns:w16se="http://schemas.microsoft.com/office/word/2015/wordml/symex" xmlns:wpg="http://schemas.microsoft.com/office/word/2010/wordprocessingGroup" xmlns:wpi="http://schemas.microsoft.com/office/word/2010/wordprocessingInk" xmlns:wne="http://schemas.microsoft.com/office/word/2006/wordml" xmlns:wps="http://schemas.microsoft.com/office/word/2010/wordprocessingShape" mc:Ignorable="w14 w15 w16se w16cid w16 w16cex w16sdtdh w16sdtfl w16du wp14">
+<w:document xmlns:wpc="http://schemas.microsoft.com/office/word/2010/wordprocessingCanvas" xmlns:cx="http://schemas.microsoft.com/office/drawing/2014/chartex" xmlns:cx1="http://schemas.microsoft.com/office/drawing/2015/9/8/chartex" xmlns:cx2="http://schemas.microsoft.com/office/drawing/2015/10/21/chartex" xmlns:cx3="http://schemas.microsoft.com/office/drawing/2016/5/9/chartex" xmlns:cx4="http://schemas.microsoft.com/office/drawing/2016/5/10/chartex" xmlns:cx5="http://schemas.microsoft.com/office/drawing/2016/5/11/chartex" xmlns:cx6="http://schemas.microsoft.com/office/drawing/2016/5/12/chartex" xmlns:cx7="http://schemas.microsoft.com/office/drawing/2016/5/13/chartex" xmlns:cx8="http://schemas.microsoft.com/office/drawing/2016/5/14/chartex" xmlns:mc="http://schemas.openxmlformats.org/markup-compatibility/2006" xmlns:aink="http://schemas.microsoft.com/office/drawing/2016/ink" xmlns:am3d="http://schemas.microsoft.com/office/drawing/2017/model3d" xmlns:o="urn:schemas-microsoft-com:office:office" xmlns:oel="http://schemas.microsoft.com/office/2019/extlst" xmlns:r="http://schemas.openxmlformats.org/officeDocument/2006/relationships" xmlns:m="http://schemas.openxmlformats.org/officeDocument/2006/math" xmlns:v="urn:schemas-microsoft-com:vml" xmlns:wp14="http://schemas.microsoft.com/office/word/2010/wordprocessingDrawing" xmlns:wp="http://schemas.openxmlformats.org/drawingml/2006/wordprocessingDrawing" xmlns:w10="urn:schemas-microsoft-com:office:word" xmlns:w="http://schemas.openxmlformats.org/wordprocessingml/2006/main" xmlns:w14="http://schemas.microsoft.com/office/word/2010/wordml" xmlns:w15="http://schemas.microsoft.com/office/word/2012/wordml" xmlns:w16cex="http://schemas.microsoft.com/office/word/2018/wordml/cex" xmlns:w16cid="http://schemas.microsoft.com/office/word/2016/wordml/cid" xmlns:w16="http://schemas.microsoft.com/office/word/2018/wordml" xmlns:w16du="http://schemas.microsoft.com/office/word/2023/wordml/word16du" xmlns:w16sdtdh="http://schemas.microsoft.com/office/word/2020/wordml/sdtdatahash" xmlns:w16sdtfl="http://schemas.microsoft.com/office/word/2024/wordml/sdtformatlock" xmlns:w16se="http://schemas.microsoft.com/office/word/2015/wordml/symex" xmlns:wpg="http://schemas.microsoft.com/office/word/2010/wordprocessingGroup" xmlns:wpi="http://schemas.microsoft.com/office/word/2010/wordprocessingInk" xmlns:wne="http://schemas.microsoft.com/office/word/2006/wordml" xmlns:wps="http://schemas.microsoft.com/office/word/2010/wordprocessingShape" xmlns:a="http://schemas.openxmlformats.org/drawingml/2006/main" xmlns:pic="http://schemas.openxmlformats.org/drawingml/2006/picture" mc:Ignorable="w14 w15 w16se w16cid w16 w16cex w16sdtdh w16sdtfl w16du wp14">
   <w:body>
     <w:p>
       <w:pPr>
@@ -24,7 +24,7 @@
     </w:p>
     <w:p>
       <w:r>
-        <w:t>Version: 1.1</w:t>
+        <w:t>Version: 1.2</w:t>
       </w:r>
     </w:p>
     <w:p>
@@ -39,7 +39,7 @@
     </w:p>
     <w:p>
       <w:r>
-        <w:t>Date: 02-10-2026</w:t>
+        <w:t>Date: 06-10-2026</w:t>
       </w:r>
     </w:p>
     <w:p>
@@ -57,7 +57,6 @@
         <w:pStyle w:val="Heading1"/>
       </w:pPr>
       <w:r>
-        <w:lastRenderedPageBreak/>
         <w:t>Revision History</w:t>
       </w:r>
     </w:p>
@@ -75,12 +74,11 @@
         <w:gridCol w:w="2482"/>
       </w:tblGrid>
       <w:tr>
-        <w:trPr>
-          <w:jc w:val="center"/>
-        </w:trPr>
+        <w:trPr/>
         <w:tc>
           <w:tcPr>
             <w:tcW w:w="2484" w:type="dxa"/>
+            <w:tcMar/>
           </w:tcPr>
           <w:p>
             <w:r>
@@ -94,6 +92,7 @@
         <w:tc>
           <w:tcPr>
             <w:tcW w:w="2484" w:type="dxa"/>
+            <w:tcMar/>
           </w:tcPr>
           <w:p>
             <w:r>
@@ -107,6 +106,7 @@
         <w:tc>
           <w:tcPr>
             <w:tcW w:w="2484" w:type="dxa"/>
+            <w:tcMar/>
           </w:tcPr>
           <w:p>
             <w:r>
@@ -120,6 +120,7 @@
         <w:tc>
           <w:tcPr>
             <w:tcW w:w="2484" w:type="dxa"/>
+            <w:tcMar/>
           </w:tcPr>
           <w:p>
             <w:r>
@@ -132,32 +133,47 @@
         </w:tc>
       </w:tr>
       <w:tr>
-        <w:trPr>
-          <w:jc w:val="center"/>
-        </w:trPr>
+        <w:trPr/>
         <w:tc>
           <w:tcPr>
             <w:tcW w:w="2484" w:type="dxa"/>
-          </w:tcPr>
-          <w:p>
-            <w:r>
-              <w:t>1.1</w:t>
+            <w:tcMar/>
+          </w:tcPr>
+          <w:p>
+            <w:r>
+              <w:rPr/>
+              <w:t>1.</w:t>
+            </w:r>
+            <w:r>
+              <w:rPr/>
+              <w:t>2</w:t>
             </w:r>
           </w:p>
         </w:tc>
         <w:tc>
           <w:tcPr>
             <w:tcW w:w="2484" w:type="dxa"/>
-          </w:tcPr>
-          <w:p>
-            <w:r>
-              <w:t>02-10-2026</w:t>
+            <w:tcMar/>
+          </w:tcPr>
+          <w:p>
+            <w:r>
+              <w:rPr/>
+              <w:t>0</w:t>
+            </w:r>
+            <w:r>
+              <w:rPr/>
+              <w:t>3</w:t>
+            </w:r>
+            <w:r>
+              <w:rPr/>
+              <w:t>-10-2026</w:t>
             </w:r>
           </w:p>
         </w:tc>
         <w:tc>
           <w:tcPr>
             <w:tcW w:w="2484" w:type="dxa"/>
+            <w:tcMar/>
           </w:tcPr>
           <w:p>
             <w:r>
@@ -168,12 +184,28 @@
         <w:tc>
           <w:tcPr>
             <w:tcW w:w="2484" w:type="dxa"/>
-          </w:tcPr>
-          <w:p>
-            <w:r>
-              <w:t>Updated architecture content, clarified design responsibilities, and replaced the logical architecture figure with a UML component diagram.</w:t>
-            </w:r>
-          </w:p>
+            <w:tcMar/>
+          </w:tcPr>
+          <w:p>
+            <w:pPr>
+              <w:rPr>
+                <w:b w:val="0"/>
+                <w:bCs w:val="0"/>
+                <w:sz w:val="22"/>
+                <w:szCs w:val="22"/>
+              </w:rPr>
+            </w:pPr>
+            <w:r>
+              <w:rPr>
+                <w:b w:val="0"/>
+                <w:bCs w:val="0"/>
+                <w:sz w:val="22"/>
+                <w:szCs w:val="22"/>
+              </w:rPr>
+              <w:t>Added architecture design decisions, API-to-requirement traceability, and security threat considerations.</w:t>
+            </w:r>
+          </w:p>
+          <w:p/>
         </w:tc>
       </w:tr>
     </w:tbl>
@@ -204,6 +236,7 @@
         <w:tc>
           <w:tcPr>
             <w:tcW w:w="3312" w:type="dxa"/>
+            <w:tcMar/>
           </w:tcPr>
           <w:p>
             <w:r>
@@ -217,6 +250,7 @@
         <w:tc>
           <w:tcPr>
             <w:tcW w:w="3312" w:type="dxa"/>
+            <w:tcMar/>
           </w:tcPr>
           <w:p>
             <w:r>
@@ -230,6 +264,7 @@
         <w:tc>
           <w:tcPr>
             <w:tcW w:w="3312" w:type="dxa"/>
+            <w:tcMar/>
           </w:tcPr>
           <w:p>
             <w:r>
@@ -248,6 +283,7 @@
         <w:tc>
           <w:tcPr>
             <w:tcW w:w="3312" w:type="dxa"/>
+            <w:tcMar/>
           </w:tcPr>
           <w:p>
             <w:r>
@@ -258,6 +294,7 @@
         <w:tc>
           <w:tcPr>
             <w:tcW w:w="3312" w:type="dxa"/>
+            <w:tcMar/>
           </w:tcPr>
           <w:p>
             <w:r>
@@ -268,6 +305,7 @@
         <w:tc>
           <w:tcPr>
             <w:tcW w:w="3312" w:type="dxa"/>
+            <w:tcMar/>
           </w:tcPr>
           <w:p/>
         </w:tc>
@@ -279,6 +317,7 @@
         <w:tc>
           <w:tcPr>
             <w:tcW w:w="3312" w:type="dxa"/>
+            <w:tcMar/>
           </w:tcPr>
           <w:p>
             <w:r>
@@ -289,6 +328,7 @@
         <w:tc>
           <w:tcPr>
             <w:tcW w:w="3312" w:type="dxa"/>
+            <w:tcMar/>
           </w:tcPr>
           <w:p>
             <w:r>
@@ -299,6 +339,7 @@
         <w:tc>
           <w:tcPr>
             <w:tcW w:w="3312" w:type="dxa"/>
+            <w:tcMar/>
           </w:tcPr>
           <w:p/>
         </w:tc>
@@ -310,6 +351,7 @@
         <w:tc>
           <w:tcPr>
             <w:tcW w:w="3312" w:type="dxa"/>
+            <w:tcMar/>
           </w:tcPr>
           <w:p>
             <w:r>
@@ -320,16 +362,19 @@
         <w:tc>
           <w:tcPr>
             <w:tcW w:w="3312" w:type="dxa"/>
-          </w:tcPr>
-          <w:p>
-            <w:r>
-              <w:t xml:space="preserve">RAHUL </w:t>
+            <w:tcMar/>
+          </w:tcPr>
+          <w:p>
+            <w:r>
+              <w:rPr/>
+              <w:t>RAHUL DEVENDRA KAGAWAD</w:t>
             </w:r>
           </w:p>
         </w:tc>
         <w:tc>
           <w:tcPr>
             <w:tcW w:w="3312" w:type="dxa"/>
+            <w:tcMar/>
           </w:tcPr>
           <w:p/>
         </w:tc>
@@ -345,7 +390,6 @@
         <w:pStyle w:val="Heading1"/>
       </w:pPr>
       <w:r>
-        <w:lastRenderedPageBreak/>
         <w:t>1. Introduction</w:t>
       </w:r>
     </w:p>
@@ -632,7 +676,7 @@
     </w:p>
     <w:p>
       <w:r>
-        <w:t>Section 3 presents the architecture, UML component view, architecture rationale, risks, requirement traceability, and security design. Section 4 presents detailed interaction flows, APIs, error handling, logging, monitoring, UX considerations, and next steps. All design decisions are aligned with the Phase 1 SRS.</w:t>
+        <w:t>Section 3 presents the architecture, UML component view, architecture rationale, risks, requirement traceability, security design, architecture design decisions, and security threat considerations. Section 4 presents detailed interaction flows, APIs, API-to-requirement traceability, error handling, logging, monitoring, UX considerations, and next steps. All design decisions are aligned with the Phase 1 SRS.</w:t>
       </w:r>
     </w:p>
     <w:p>
@@ -728,7 +772,6 @@
         <w:spacing w:after="40"/>
       </w:pPr>
       <w:r>
-        <w:lastRenderedPageBreak/>
         <w:t>Secure authentication, authorization, protected attendance data, and HTTPS where supported.</w:t>
       </w:r>
     </w:p>
@@ -1145,7 +1188,6 @@
               <w:t xml:space="preserve">Maintains student records, courses/classes, and </w:t>
             </w:r>
             <w:r>
-              <w:lastRenderedPageBreak/>
               <w:t>faculty-to-class assignments.</w:t>
             </w:r>
           </w:p>
@@ -1161,7 +1203,6 @@
           </w:tcPr>
           <w:p>
             <w:r>
-              <w:lastRenderedPageBreak/>
               <w:t>Attendance Service</w:t>
             </w:r>
           </w:p>
@@ -1811,7 +1852,6 @@
           </w:tcPr>
           <w:p>
             <w:r>
-              <w:lastRenderedPageBreak/>
               <w:t>REQ-02</w:t>
             </w:r>
           </w:p>
@@ -2179,6 +2219,7 @@
         <w:tc>
           <w:tcPr>
             <w:tcW w:w="4968" w:type="dxa"/>
+            <w:tcMar/>
           </w:tcPr>
           <w:p>
             <w:r>
@@ -2192,6 +2233,7 @@
         <w:tc>
           <w:tcPr>
             <w:tcW w:w="4968" w:type="dxa"/>
+            <w:tcMar/>
           </w:tcPr>
           <w:p>
             <w:r>
@@ -2210,6 +2252,7 @@
         <w:tc>
           <w:tcPr>
             <w:tcW w:w="4968" w:type="dxa"/>
+            <w:tcMar/>
           </w:tcPr>
           <w:p>
             <w:r>
@@ -2220,6 +2263,7 @@
         <w:tc>
           <w:tcPr>
             <w:tcW w:w="4968" w:type="dxa"/>
+            <w:tcMar/>
           </w:tcPr>
           <w:p>
             <w:r>
@@ -2235,6 +2279,7 @@
         <w:tc>
           <w:tcPr>
             <w:tcW w:w="4968" w:type="dxa"/>
+            <w:tcMar/>
           </w:tcPr>
           <w:p>
             <w:r>
@@ -2245,6 +2290,7 @@
         <w:tc>
           <w:tcPr>
             <w:tcW w:w="4968" w:type="dxa"/>
+            <w:tcMar/>
           </w:tcPr>
           <w:p>
             <w:r>
@@ -2260,6 +2306,7 @@
         <w:tc>
           <w:tcPr>
             <w:tcW w:w="4968" w:type="dxa"/>
+            <w:tcMar/>
           </w:tcPr>
           <w:p>
             <w:r>
@@ -2270,6 +2317,7 @@
         <w:tc>
           <w:tcPr>
             <w:tcW w:w="4968" w:type="dxa"/>
+            <w:tcMar/>
           </w:tcPr>
           <w:p>
             <w:r>
@@ -2285,6 +2333,7 @@
         <w:tc>
           <w:tcPr>
             <w:tcW w:w="4968" w:type="dxa"/>
+            <w:tcMar/>
           </w:tcPr>
           <w:p>
             <w:r>
@@ -2295,6 +2344,7 @@
         <w:tc>
           <w:tcPr>
             <w:tcW w:w="4968" w:type="dxa"/>
+            <w:tcMar/>
           </w:tcPr>
           <w:p>
             <w:r>
@@ -2310,6 +2360,7 @@
         <w:tc>
           <w:tcPr>
             <w:tcW w:w="4968" w:type="dxa"/>
+            <w:tcMar/>
           </w:tcPr>
           <w:p>
             <w:r>
@@ -2320,6 +2371,7 @@
         <w:tc>
           <w:tcPr>
             <w:tcW w:w="4968" w:type="dxa"/>
+            <w:tcMar/>
           </w:tcPr>
           <w:p>
             <w:r>
@@ -2335,6 +2387,7 @@
         <w:tc>
           <w:tcPr>
             <w:tcW w:w="4968" w:type="dxa"/>
+            <w:tcMar/>
           </w:tcPr>
           <w:p>
             <w:r>
@@ -2345,6 +2398,7 @@
         <w:tc>
           <w:tcPr>
             <w:tcW w:w="4968" w:type="dxa"/>
+            <w:tcMar/>
           </w:tcPr>
           <w:p>
             <w:r>
@@ -2360,6 +2414,7 @@
         <w:tc>
           <w:tcPr>
             <w:tcW w:w="4968" w:type="dxa"/>
+            <w:tcMar/>
           </w:tcPr>
           <w:p>
             <w:r>
@@ -2370,6 +2425,7 @@
         <w:tc>
           <w:tcPr>
             <w:tcW w:w="4968" w:type="dxa"/>
+            <w:tcMar/>
           </w:tcPr>
           <w:p>
             <w:r>
@@ -2385,6 +2441,7 @@
         <w:tc>
           <w:tcPr>
             <w:tcW w:w="4968" w:type="dxa"/>
+            <w:tcMar/>
           </w:tcPr>
           <w:p>
             <w:r>
@@ -2395,10 +2452,556 @@
         <w:tc>
           <w:tcPr>
             <w:tcW w:w="4968" w:type="dxa"/>
+            <w:tcMar/>
           </w:tcPr>
           <w:p>
             <w:r>
               <w:t>Invalidate the authenticated session/token on logout.</w:t>
+            </w:r>
+          </w:p>
+        </w:tc>
+      </w:tr>
+    </w:tbl>
+    <w:p>
+      <w:pPr>
+        <w:pStyle w:val="Heading1"/>
+      </w:pPr>
+    </w:p>
+    <w:p xmlns:wp14="http://schemas.microsoft.com/office/word/2010/wordml" wp14:textId="77777777">
+      <w:pPr>
+        <w:pStyle w:val="Heading2"/>
+      </w:pPr>
+      <w:r>
+        <w:t>3.10 Architecture Design Decisions</w:t>
+      </w:r>
+    </w:p>
+    <w:p xmlns:wp14="http://schemas.microsoft.com/office/word/2010/wordml" wp14:textId="77777777">
+      <w:pPr/>
+      <w:r>
+        <w:t>The following design decisions refine the Phase 2 architecture while keeping the functional requirements and system scope defined in the Phase 1 SRS unchanged.</w:t>
+      </w:r>
+    </w:p>
+    <w:tbl>
+      <w:tblPr>
+        <w:tblStyle w:val="TableGrid"/>
+        <w:tblW w:w="0" w:type="auto"/>
+        <w:tblLook w:val="04A0" w:firstRow="1" w:lastRow="0" w:firstColumn="1" w:lastColumn="0" w:noHBand="0" w:noVBand="1"/>
+      </w:tblPr>
+      <w:tblGrid>
+        <w:gridCol w:w="4968"/>
+        <w:gridCol w:w="4968"/>
+      </w:tblGrid>
+      <w:tr xmlns:wp14="http://schemas.microsoft.com/office/word/2010/wordml" wp14:textId="77777777">
+        <w:tc>
+          <w:tcPr>
+            <w:tcW w:w="4968" w:type="dxa"/>
+            <w:shd w:fill="D9EAF7"/>
+          </w:tcPr>
+          <w:p wp14:textId="77777777">
+            <w:r>
+              <w:t>Decision</w:t>
+            </w:r>
+          </w:p>
+        </w:tc>
+        <w:tc>
+          <w:tcPr>
+            <w:tcW w:w="4968" w:type="dxa"/>
+            <w:shd w:fill="D9EAF7"/>
+          </w:tcPr>
+          <w:p wp14:textId="77777777">
+            <w:r>
+              <w:t>Rationale</w:t>
+            </w:r>
+          </w:p>
+        </w:tc>
+      </w:tr>
+      <w:tr xmlns:wp14="http://schemas.microsoft.com/office/word/2010/wordml" wp14:textId="77777777">
+        <w:tc>
+          <w:tcPr>
+            <w:tcW w:w="4968" w:type="dxa"/>
+          </w:tcPr>
+          <w:p wp14:textId="77777777">
+            <w:pPr/>
+            <w:r/>
+            <w:r>
+              <w:rPr>
+                <w:b/>
+                <w:sz w:val="18"/>
+              </w:rPr>
+              <w:t>Layered architecture</w:t>
+            </w:r>
+          </w:p>
+        </w:tc>
+        <w:tc>
+          <w:tcPr>
+            <w:tcW w:w="4968" w:type="dxa"/>
+          </w:tcPr>
+          <w:p wp14:textId="77777777">
+            <w:pPr/>
+            <w:r/>
+            <w:r>
+              <w:rPr>
+                <w:b w:val="0"/>
+                <w:sz w:val="18"/>
+              </w:rPr>
+              <w:t>Separates presentation, business logic, persistence, and storage responsibilities to improve maintainability, testability, security, and traceability.</w:t>
+            </w:r>
+          </w:p>
+        </w:tc>
+      </w:tr>
+      <w:tr xmlns:wp14="http://schemas.microsoft.com/office/word/2010/wordml" wp14:textId="77777777">
+        <w:tc>
+          <w:tcPr>
+            <w:tcW w:w="4968" w:type="dxa"/>
+          </w:tcPr>
+          <w:p wp14:textId="77777777">
+            <w:pPr/>
+            <w:r/>
+            <w:r>
+              <w:rPr>
+                <w:b/>
+                <w:sz w:val="18"/>
+              </w:rPr>
+              <w:t>Service-based component separation</w:t>
+            </w:r>
+          </w:p>
+        </w:tc>
+        <w:tc>
+          <w:tcPr>
+            <w:tcW w:w="4968" w:type="dxa"/>
+          </w:tcPr>
+          <w:p wp14:textId="77777777">
+            <w:pPr/>
+            <w:r/>
+            <w:r>
+              <w:rPr>
+                <w:b w:val="0"/>
+                <w:sz w:val="18"/>
+              </w:rPr>
+              <w:t>Assigns clear responsibilities to authentication, student/course management, attendance, reporting, and dashboard services.</w:t>
+            </w:r>
+          </w:p>
+        </w:tc>
+      </w:tr>
+      <w:tr xmlns:wp14="http://schemas.microsoft.com/office/word/2010/wordml" wp14:textId="77777777">
+        <w:tc>
+          <w:tcPr>
+            <w:tcW w:w="4968" w:type="dxa"/>
+          </w:tcPr>
+          <w:p wp14:textId="77777777">
+            <w:pPr/>
+            <w:r/>
+            <w:r>
+              <w:rPr>
+                <w:b/>
+                <w:sz w:val="18"/>
+              </w:rPr>
+              <w:t>Centralized authentication and RBAC</w:t>
+            </w:r>
+          </w:p>
+        </w:tc>
+        <w:tc>
+          <w:tcPr>
+            <w:tcW w:w="4968" w:type="dxa"/>
+          </w:tcPr>
+          <w:p wp14:textId="77777777">
+            <w:pPr/>
+            <w:r/>
+            <w:r>
+              <w:rPr>
+                <w:b w:val="0"/>
+                <w:sz w:val="18"/>
+              </w:rPr>
+              <w:t>Provides consistent access control for Administrator, Faculty, and Student roles.</w:t>
+            </w:r>
+          </w:p>
+        </w:tc>
+      </w:tr>
+      <w:tr xmlns:wp14="http://schemas.microsoft.com/office/word/2010/wordml" wp14:textId="77777777">
+        <w:tc>
+          <w:tcPr>
+            <w:tcW w:w="4968" w:type="dxa"/>
+          </w:tcPr>
+          <w:p wp14:textId="77777777">
+            <w:pPr/>
+            <w:r/>
+            <w:r>
+              <w:rPr>
+                <w:b/>
+                <w:sz w:val="18"/>
+              </w:rPr>
+              <w:t>Data Access Layer</w:t>
+            </w:r>
+          </w:p>
+        </w:tc>
+        <w:tc>
+          <w:tcPr>
+            <w:tcW w:w="4968" w:type="dxa"/>
+          </w:tcPr>
+          <w:p wp14:textId="77777777">
+            <w:pPr/>
+            <w:r/>
+            <w:r>
+              <w:rPr>
+                <w:b w:val="0"/>
+                <w:sz w:val="18"/>
+              </w:rPr>
+              <w:t>Separates database operations from business logic and supports validated, transaction-aware persistence.</w:t>
+            </w:r>
+          </w:p>
+        </w:tc>
+      </w:tr>
+      <w:tr xmlns:wp14="http://schemas.microsoft.com/office/word/2010/wordml" wp14:textId="77777777">
+        <w:tc>
+          <w:tcPr>
+            <w:tcW w:w="4968" w:type="dxa"/>
+          </w:tcPr>
+          <w:p wp14:textId="77777777">
+            <w:pPr/>
+            <w:r/>
+            <w:r>
+              <w:rPr>
+                <w:b/>
+                <w:sz w:val="18"/>
+              </w:rPr>
+              <w:t>REST-style APIs</w:t>
+            </w:r>
+          </w:p>
+        </w:tc>
+        <w:tc>
+          <w:tcPr>
+            <w:tcW w:w="4968" w:type="dxa"/>
+          </w:tcPr>
+          <w:p wp14:textId="77777777">
+            <w:pPr/>
+            <w:r/>
+            <w:r>
+              <w:rPr>
+                <w:b w:val="0"/>
+                <w:sz w:val="18"/>
+              </w:rPr>
+              <w:t>Provides clear logical interfaces between the presentation layer and application services.</w:t>
+            </w:r>
+          </w:p>
+        </w:tc>
+      </w:tr>
+      <w:tr xmlns:wp14="http://schemas.microsoft.com/office/word/2010/wordml" wp14:textId="77777777">
+        <w:tc>
+          <w:tcPr>
+            <w:tcW w:w="4968" w:type="dxa"/>
+          </w:tcPr>
+          <w:p wp14:textId="77777777">
+            <w:pPr/>
+            <w:r/>
+            <w:r>
+              <w:rPr>
+                <w:b/>
+                <w:sz w:val="18"/>
+              </w:rPr>
+              <w:t>Transaction-based attendance persistence</w:t>
+            </w:r>
+          </w:p>
+        </w:tc>
+        <w:tc>
+          <w:tcPr>
+            <w:tcW w:w="4968" w:type="dxa"/>
+          </w:tcPr>
+          <w:p wp14:textId="77777777">
+            <w:pPr/>
+            <w:r/>
+            <w:r>
+              <w:rPr>
+                <w:b w:val="0"/>
+                <w:sz w:val="18"/>
+              </w:rPr>
+              <w:t>Helps maintain attendance consistency and prevents partially completed attendance updates.</w:t>
+            </w:r>
+          </w:p>
+        </w:tc>
+      </w:tr>
+      <w:tr xmlns:wp14="http://schemas.microsoft.com/office/word/2010/wordml" wp14:textId="77777777">
+        <w:tc>
+          <w:tcPr>
+            <w:tcW w:w="4968" w:type="dxa"/>
+          </w:tcPr>
+          <w:p wp14:textId="77777777">
+            <w:pPr/>
+            <w:r/>
+            <w:r>
+              <w:rPr>
+                <w:b/>
+                <w:sz w:val="18"/>
+              </w:rPr>
+              <w:t>UML-based component and interaction modelling</w:t>
+            </w:r>
+          </w:p>
+        </w:tc>
+        <w:tc>
+          <w:tcPr>
+            <w:tcW w:w="4968" w:type="dxa"/>
+          </w:tcPr>
+          <w:p wp14:textId="77777777">
+            <w:pPr/>
+            <w:r/>
+            <w:r>
+              <w:rPr>
+                <w:b w:val="0"/>
+                <w:sz w:val="18"/>
+              </w:rPr>
+              <w:t>Makes architecture, interactions, and requirement-to-design relationships easier to understand and trace.</w:t>
+            </w:r>
+          </w:p>
+        </w:tc>
+      </w:tr>
+    </w:tbl>
+    <w:p xmlns:wp14="http://schemas.microsoft.com/office/word/2010/wordml" wp14:textId="77777777">
+      <w:pPr>
+        <w:pStyle w:val="Heading2"/>
+      </w:pPr>
+      <w:r>
+        <w:t>3.11 Security Threat Considerations</w:t>
+      </w:r>
+    </w:p>
+    <w:p xmlns:wp14="http://schemas.microsoft.com/office/word/2010/wordml" wp14:textId="77777777">
+      <w:pPr/>
+      <w:r>
+        <w:t>The following threat considerations refine the existing security architecture and identify the main security risks to be addressed during implementation.</w:t>
+      </w:r>
+    </w:p>
+    <w:tbl>
+      <w:tblPr>
+        <w:tblStyle w:val="TableGrid"/>
+        <w:tblW w:w="0" w:type="auto"/>
+        <w:tblLook w:val="04A0" w:firstRow="1" w:lastRow="0" w:firstColumn="1" w:lastColumn="0" w:noHBand="0" w:noVBand="1"/>
+      </w:tblPr>
+      <w:tblGrid>
+        <w:gridCol w:w="4968"/>
+        <w:gridCol w:w="4968"/>
+      </w:tblGrid>
+      <w:tr xmlns:wp14="http://schemas.microsoft.com/office/word/2010/wordml" wp14:textId="77777777">
+        <w:tc>
+          <w:tcPr>
+            <w:tcW w:w="4968" w:type="dxa"/>
+            <w:shd w:fill="D9EAF7"/>
+          </w:tcPr>
+          <w:p wp14:textId="77777777">
+            <w:r>
+              <w:t>Threat</w:t>
+            </w:r>
+          </w:p>
+        </w:tc>
+        <w:tc>
+          <w:tcPr>
+            <w:tcW w:w="4968" w:type="dxa"/>
+            <w:shd w:fill="D9EAF7"/>
+          </w:tcPr>
+          <w:p wp14:textId="77777777">
+            <w:r>
+              <w:t>Mitigation</w:t>
+            </w:r>
+          </w:p>
+        </w:tc>
+      </w:tr>
+      <w:tr xmlns:wp14="http://schemas.microsoft.com/office/word/2010/wordml" wp14:textId="77777777">
+        <w:tc>
+          <w:tcPr>
+            <w:tcW w:w="4968" w:type="dxa"/>
+          </w:tcPr>
+          <w:p wp14:textId="77777777">
+            <w:pPr/>
+            <w:r/>
+            <w:r>
+              <w:rPr>
+                <w:b/>
+                <w:sz w:val="18"/>
+              </w:rPr>
+              <w:t>Unauthorized login</w:t>
+            </w:r>
+          </w:p>
+        </w:tc>
+        <w:tc>
+          <w:tcPr>
+            <w:tcW w:w="4968" w:type="dxa"/>
+          </w:tcPr>
+          <w:p wp14:textId="77777777">
+            <w:pPr/>
+            <w:r/>
+            <w:r>
+              <w:rPr>
+                <w:b w:val="0"/>
+                <w:sz w:val="18"/>
+              </w:rPr>
+              <w:t>Credential validation and secure password hashing.</w:t>
+            </w:r>
+          </w:p>
+        </w:tc>
+      </w:tr>
+      <w:tr xmlns:wp14="http://schemas.microsoft.com/office/word/2010/wordml" wp14:textId="77777777">
+        <w:tc>
+          <w:tcPr>
+            <w:tcW w:w="4968" w:type="dxa"/>
+          </w:tcPr>
+          <w:p wp14:textId="77777777">
+            <w:pPr/>
+            <w:r/>
+            <w:r>
+              <w:rPr>
+                <w:b/>
+                <w:sz w:val="18"/>
+              </w:rPr>
+              <w:t>Privilege escalation</w:t>
+            </w:r>
+          </w:p>
+        </w:tc>
+        <w:tc>
+          <w:tcPr>
+            <w:tcW w:w="4968" w:type="dxa"/>
+          </w:tcPr>
+          <w:p wp14:textId="77777777">
+            <w:pPr/>
+            <w:r/>
+            <w:r>
+              <w:rPr>
+                <w:b w:val="0"/>
+                <w:sz w:val="18"/>
+              </w:rPr>
+              <w:t>Enforce server-side RBAC checks for every protected operation.</w:t>
+            </w:r>
+          </w:p>
+        </w:tc>
+      </w:tr>
+      <w:tr xmlns:wp14="http://schemas.microsoft.com/office/word/2010/wordml" wp14:textId="77777777">
+        <w:tc>
+          <w:tcPr>
+            <w:tcW w:w="4968" w:type="dxa"/>
+          </w:tcPr>
+          <w:p wp14:textId="77777777">
+            <w:pPr/>
+            <w:r/>
+            <w:r>
+              <w:rPr>
+                <w:b/>
+                <w:sz w:val="18"/>
+              </w:rPr>
+              <w:t>Unauthorized attendance modification</w:t>
+            </w:r>
+          </w:p>
+        </w:tc>
+        <w:tc>
+          <w:tcPr>
+            <w:tcW w:w="4968" w:type="dxa"/>
+          </w:tcPr>
+          <w:p wp14:textId="77777777">
+            <w:pPr/>
+            <w:r/>
+            <w:r>
+              <w:rPr>
+                <w:b w:val="0"/>
+                <w:sz w:val="18"/>
+              </w:rPr>
+              <w:t>Verify the faculty role and assigned class before allowing attendance changes.</w:t>
+            </w:r>
+          </w:p>
+        </w:tc>
+      </w:tr>
+      <w:tr xmlns:wp14="http://schemas.microsoft.com/office/word/2010/wordml" wp14:textId="77777777">
+        <w:tc>
+          <w:tcPr>
+            <w:tcW w:w="4968" w:type="dxa"/>
+          </w:tcPr>
+          <w:p wp14:textId="77777777">
+            <w:pPr/>
+            <w:r/>
+            <w:r>
+              <w:rPr>
+                <w:b/>
+                <w:sz w:val="18"/>
+              </w:rPr>
+              <w:t>Duplicate attendance</w:t>
+            </w:r>
+          </w:p>
+        </w:tc>
+        <w:tc>
+          <w:tcPr>
+            <w:tcW w:w="4968" w:type="dxa"/>
+          </w:tcPr>
+          <w:p wp14:textId="77777777">
+            <w:pPr/>
+            <w:r/>
+            <w:r>
+              <w:rPr>
+                <w:b w:val="0"/>
+                <w:sz w:val="18"/>
+              </w:rPr>
+              <w:t>Use service-level validation and database uniqueness constraints.</w:t>
+            </w:r>
+          </w:p>
+        </w:tc>
+      </w:tr>
+      <w:tr xmlns:wp14="http://schemas.microsoft.com/office/word/2010/wordml" wp14:textId="77777777">
+        <w:tc>
+          <w:tcPr>
+            <w:tcW w:w="4968" w:type="dxa"/>
+          </w:tcPr>
+          <w:p wp14:textId="77777777">
+            <w:pPr/>
+            <w:r/>
+            <w:r>
+              <w:rPr>
+                <w:b/>
+                <w:sz w:val="18"/>
+              </w:rPr>
+              <w:t>Student data exposure</w:t>
+            </w:r>
+          </w:p>
+        </w:tc>
+        <w:tc>
+          <w:tcPr>
+            <w:tcW w:w="4968" w:type="dxa"/>
+          </w:tcPr>
+          <w:p wp14:textId="77777777">
+            <w:pPr/>
+            <w:r/>
+            <w:r>
+              <w:rPr>
+                <w:b w:val="0"/>
+                <w:sz w:val="18"/>
+              </w:rPr>
+              <w:t>Restrict students to their own attendance records, history, percentages, and summaries.</w:t>
+            </w:r>
+          </w:p>
+        </w:tc>
+      </w:tr>
+      <w:tr xmlns:wp14="http://schemas.microsoft.com/office/word/2010/wordml" wp14:textId="77777777">
+        <w:tc>
+          <w:tcPr>
+            <w:tcW w:w="4968" w:type="dxa"/>
+          </w:tcPr>
+          <w:p wp14:textId="77777777">
+            <w:pPr/>
+            <w:r/>
+            <w:r>
+              <w:rPr>
+                <w:b/>
+                <w:sz w:val="18"/>
+              </w:rPr>
+              <w:t>Session misuse</w:t>
+            </w:r>
+          </w:p>
+        </w:tc>
+        <w:tc>
+          <w:tcPr>
+            <w:tcW w:w="4968" w:type="dxa"/>
+          </w:tcPr>
+          <w:p wp14:textId="77777777">
+            <w:pPr/>
+            <w:r/>
+            <w:r>
+              <w:rPr>
+                <w:b w:val="0"/>
+                <w:sz w:val="18"/>
+              </w:rPr>
+              <w:t>Invalidate the authenticated session/token on logout and enforce authorization on protected operations.</w:t>
             </w:r>
           </w:p>
         </w:tc>
@@ -2443,7 +3046,6 @@
         <w:rPr>
           <w:noProof/>
         </w:rPr>
-        <w:lastRenderedPageBreak/>
         <w:drawing>
           <wp:inline distT="0" distB="0" distL="0" distR="0" wp14:anchorId="5173C31D" wp14:editId="1F424FC5">
             <wp:extent cx="6309360" cy="3728085"/>
@@ -2538,7 +3140,6 @@
         <w:pStyle w:val="Heading2"/>
       </w:pPr>
       <w:r>
-        <w:lastRenderedPageBreak/>
         <w:t>4.3 API Design</w:t>
       </w:r>
     </w:p>
@@ -2939,6 +3540,167 @@
           <w:p>
             <w:r>
               <w:t>400 Invalid/duplicate data; 403 Unauthorized class access</w:t>
+            </w:r>
+          </w:p>
+        </w:tc>
+      </w:tr>
+    </w:tbl>
+    <w:p xmlns:wp14="http://schemas.microsoft.com/office/word/2010/wordml" wp14:textId="77777777">
+      <w:pPr>
+        <w:pStyle w:val="Heading3"/>
+      </w:pPr>
+      <w:r>
+        <w:t>4.3.3 API ↔ Requirement Traceability</w:t>
+      </w:r>
+    </w:p>
+    <w:p xmlns:wp14="http://schemas.microsoft.com/office/word/2010/wordml" wp14:textId="77777777">
+      <w:pPr/>
+      <w:r>
+        <w:t>The logical API interfaces are mapped to their responsible architecture components and the functional requirements they support.</w:t>
+      </w:r>
+    </w:p>
+    <w:tbl>
+      <w:tblPr>
+        <w:tblStyle w:val="TableGrid"/>
+        <w:tblW w:w="0" w:type="auto"/>
+        <w:tblLook w:val="04A0" w:firstRow="1" w:lastRow="0" w:firstColumn="1" w:lastColumn="0" w:noHBand="0" w:noVBand="1"/>
+      </w:tblPr>
+      <w:tblGrid>
+        <w:gridCol w:w="3312"/>
+        <w:gridCol w:w="3312"/>
+        <w:gridCol w:w="3312"/>
+      </w:tblGrid>
+      <w:tr xmlns:wp14="http://schemas.microsoft.com/office/word/2010/wordml" wp14:textId="77777777">
+        <w:tc>
+          <w:tcPr>
+            <w:tcW w:w="3312" w:type="dxa"/>
+            <w:shd w:fill="D9EAF7"/>
+          </w:tcPr>
+          <w:p wp14:textId="77777777">
+            <w:r>
+              <w:t>API</w:t>
+            </w:r>
+          </w:p>
+        </w:tc>
+        <w:tc>
+          <w:tcPr>
+            <w:tcW w:w="3312" w:type="dxa"/>
+            <w:shd w:fill="D9EAF7"/>
+          </w:tcPr>
+          <w:p wp14:textId="77777777">
+            <w:r>
+              <w:t>Responsible Component</w:t>
+            </w:r>
+          </w:p>
+        </w:tc>
+        <w:tc>
+          <w:tcPr>
+            <w:tcW w:w="3312" w:type="dxa"/>
+            <w:shd w:fill="D9EAF7"/>
+          </w:tcPr>
+          <w:p wp14:textId="77777777">
+            <w:r>
+              <w:t>Related Requirements</w:t>
+            </w:r>
+          </w:p>
+        </w:tc>
+      </w:tr>
+      <w:tr xmlns:wp14="http://schemas.microsoft.com/office/word/2010/wordml" wp14:textId="77777777">
+        <w:tc>
+          <w:tcPr>
+            <w:tcW w:w="3312" w:type="dxa"/>
+          </w:tcPr>
+          <w:p wp14:textId="77777777">
+            <w:pPr/>
+            <w:r/>
+            <w:r>
+              <w:rPr>
+                <w:b/>
+                <w:sz w:val="18"/>
+              </w:rPr>
+              <w:t>POST /api/auth/login</w:t>
+            </w:r>
+          </w:p>
+        </w:tc>
+        <w:tc>
+          <w:tcPr>
+            <w:tcW w:w="3312" w:type="dxa"/>
+          </w:tcPr>
+          <w:p wp14:textId="77777777">
+            <w:pPr/>
+            <w:r/>
+            <w:r>
+              <w:rPr>
+                <w:b w:val="0"/>
+                <w:sz w:val="18"/>
+              </w:rPr>
+              <w:t>Authentication &amp; Authorization</w:t>
+            </w:r>
+          </w:p>
+        </w:tc>
+        <w:tc>
+          <w:tcPr>
+            <w:tcW w:w="3312" w:type="dxa"/>
+          </w:tcPr>
+          <w:p wp14:textId="77777777">
+            <w:pPr/>
+            <w:r/>
+            <w:r>
+              <w:rPr>
+                <w:b w:val="0"/>
+                <w:sz w:val="18"/>
+              </w:rPr>
+              <w:t>REQ-01, REQ-02</w:t>
+            </w:r>
+          </w:p>
+        </w:tc>
+      </w:tr>
+      <w:tr xmlns:wp14="http://schemas.microsoft.com/office/word/2010/wordml" wp14:textId="77777777">
+        <w:tc>
+          <w:tcPr>
+            <w:tcW w:w="3312" w:type="dxa"/>
+          </w:tcPr>
+          <w:p wp14:textId="77777777">
+            <w:pPr/>
+            <w:r/>
+            <w:r>
+              <w:rPr>
+                <w:b/>
+                <w:sz w:val="18"/>
+              </w:rPr>
+              <w:t>POST /api/attendance</w:t>
+            </w:r>
+          </w:p>
+        </w:tc>
+        <w:tc>
+          <w:tcPr>
+            <w:tcW w:w="3312" w:type="dxa"/>
+          </w:tcPr>
+          <w:p wp14:textId="77777777">
+            <w:pPr/>
+            <w:r/>
+            <w:r>
+              <w:rPr>
+                <w:b w:val="0"/>
+                <w:sz w:val="18"/>
+              </w:rPr>
+              <w:t>Attendance Service</w:t>
+            </w:r>
+          </w:p>
+        </w:tc>
+        <w:tc>
+          <w:tcPr>
+            <w:tcW w:w="3312" w:type="dxa"/>
+          </w:tcPr>
+          <w:p wp14:textId="77777777">
+            <w:pPr/>
+            <w:r/>
+            <w:r>
+              <w:rPr>
+                <w:b w:val="0"/>
+                <w:sz w:val="18"/>
+              </w:rPr>
+              <w:t>REQ-07, REQ-08, REQ-09</w:t>
             </w:r>
           </w:p>
         </w:tc>
@@ -3100,7 +3862,6 @@
         <w:spacing w:after="40"/>
       </w:pPr>
       <w:r>
-        <w:lastRenderedPageBreak/>
         <w:t>Confirm the relational database technology and connection strategy.</w:t>
       </w:r>
     </w:p>
@@ -3498,7 +4259,12 @@
     </w:p>
     <w:sectPr>
       <w:footerReference w:type="default" r:id="rId11"/>
-      <w:pgSz w:w="12240" w:h="15840"/>
+      <w:headerReference w:type="default" r:id="rId14"/>
+      <w:headerReference w:type="first" r:id="rId15"/>
+      <w:headerReference w:type="even" r:id="rId16"/>
+      <w:footerReference w:type="first" r:id="rId17"/>
+      <w:footerReference w:type="even" r:id="rId18"/>
+      <w:pgSz w:w="12240" w:h="15840" w:orient="portrait"/>
       <w:pgMar w:top="1008" w:right="1152" w:bottom="1008" w:left="1152" w:header="720" w:footer="720" w:gutter="0"/>
       <w:cols w:space="720"/>
       <w:docGrid w:linePitch="360"/>
@@ -3543,8 +4309,28 @@
       <w:rPr>
         <w:sz w:val="18"/>
       </w:rPr>
-      <w:t>Student Attendance Management System – SAD v1.0</w:t>
+      <w:t>Student Attendance Management System – SAD v1.2</w:t>
     </w:r>
+  </w:p>
+</w:ftr>
+</file>
+
+<file path=word/footer2.xml><?xml version="1.0" encoding="utf-8"?>
+<w:ftr xmlns:m="http://schemas.openxmlformats.org/officeDocument/2006/math" xmlns:mc="http://schemas.openxmlformats.org/markup-compatibility/2006" xmlns:mo="http://schemas.microsoft.com/office/mac/office/2008/main" xmlns:mv="urn:schemas-microsoft-com:mac:vml" xmlns:o="urn:schemas-microsoft-com:office:office" xmlns:r="http://schemas.openxmlformats.org/officeDocument/2006/relationships" xmlns:v="urn:schemas-microsoft-com:vml" xmlns:w10="urn:schemas-microsoft-com:office:word" xmlns:w14="http://schemas.microsoft.com/office/word/2010/wordml" xmlns:w="http://schemas.openxmlformats.org/wordprocessingml/2006/main" xmlns:wne="http://schemas.microsoft.com/office/word/2006/wordml" xmlns:wp14="http://schemas.microsoft.com/office/word/2010/wordprocessingDrawing" xmlns:wp="http://schemas.openxmlformats.org/drawingml/2006/wordprocessingDrawing" xmlns:wpc="http://schemas.microsoft.com/office/word/2010/wordprocessingCanvas" xmlns:wpg="http://schemas.microsoft.com/office/word/2010/wordprocessingGroup" xmlns:wpi="http://schemas.microsoft.com/office/word/2010/wordprocessingInk" xmlns:wps="http://schemas.microsoft.com/office/word/2010/wordprocessingShape" mc:Ignorable="w14 wp14">
+  <w:p xmlns:wp14="http://schemas.microsoft.com/office/word/2010/wordml" wp14:textId="77777777">
+    <w:pPr>
+      <w:pStyle w:val="Footer"/>
+    </w:pPr>
+  </w:p>
+</w:ftr>
+</file>
+
+<file path=word/footer3.xml><?xml version="1.0" encoding="utf-8"?>
+<w:ftr xmlns:m="http://schemas.openxmlformats.org/officeDocument/2006/math" xmlns:mc="http://schemas.openxmlformats.org/markup-compatibility/2006" xmlns:mo="http://schemas.microsoft.com/office/mac/office/2008/main" xmlns:mv="urn:schemas-microsoft-com:mac:vml" xmlns:o="urn:schemas-microsoft-com:office:office" xmlns:r="http://schemas.openxmlformats.org/officeDocument/2006/relationships" xmlns:v="urn:schemas-microsoft-com:vml" xmlns:w10="urn:schemas-microsoft-com:office:word" xmlns:w14="http://schemas.microsoft.com/office/word/2010/wordml" xmlns:w="http://schemas.openxmlformats.org/wordprocessingml/2006/main" xmlns:wne="http://schemas.microsoft.com/office/word/2006/wordml" xmlns:wp14="http://schemas.microsoft.com/office/word/2010/wordprocessingDrawing" xmlns:wp="http://schemas.openxmlformats.org/drawingml/2006/wordprocessingDrawing" xmlns:wpc="http://schemas.microsoft.com/office/word/2010/wordprocessingCanvas" xmlns:wpg="http://schemas.microsoft.com/office/word/2010/wordprocessingGroup" xmlns:wpi="http://schemas.microsoft.com/office/word/2010/wordprocessingInk" xmlns:wps="http://schemas.microsoft.com/office/word/2010/wordprocessingShape" mc:Ignorable="w14 wp14">
+  <w:p xmlns:wp14="http://schemas.microsoft.com/office/word/2010/wordml" wp14:textId="77777777">
+    <w:pPr>
+      <w:pStyle w:val="Footer"/>
+    </w:pPr>
   </w:p>
 </w:ftr>
 </file>
@@ -3572,6 +4358,36 @@
     </w:p>
   </w:footnote>
 </w:footnotes>
+</file>
+
+<file path=word/header1.xml><?xml version="1.0" encoding="utf-8"?>
+<w:hdr xmlns:m="http://schemas.openxmlformats.org/officeDocument/2006/math" xmlns:mc="http://schemas.openxmlformats.org/markup-compatibility/2006" xmlns:mo="http://schemas.microsoft.com/office/mac/office/2008/main" xmlns:mv="urn:schemas-microsoft-com:mac:vml" xmlns:o="urn:schemas-microsoft-com:office:office" xmlns:r="http://schemas.openxmlformats.org/officeDocument/2006/relationships" xmlns:v="urn:schemas-microsoft-com:vml" xmlns:w10="urn:schemas-microsoft-com:office:word" xmlns:w14="http://schemas.microsoft.com/office/word/2010/wordml" xmlns:w="http://schemas.openxmlformats.org/wordprocessingml/2006/main" xmlns:wne="http://schemas.microsoft.com/office/word/2006/wordml" xmlns:wp14="http://schemas.microsoft.com/office/word/2010/wordprocessingDrawing" xmlns:wp="http://schemas.openxmlformats.org/drawingml/2006/wordprocessingDrawing" xmlns:wpc="http://schemas.microsoft.com/office/word/2010/wordprocessingCanvas" xmlns:wpg="http://schemas.microsoft.com/office/word/2010/wordprocessingGroup" xmlns:wpi="http://schemas.microsoft.com/office/word/2010/wordprocessingInk" xmlns:wps="http://schemas.microsoft.com/office/word/2010/wordprocessingShape" mc:Ignorable="w14 wp14">
+  <w:p xmlns:wp14="http://schemas.microsoft.com/office/word/2010/wordml" wp14:textId="77777777">
+    <w:pPr>
+      <w:pStyle w:val="Header"/>
+    </w:pPr>
+  </w:p>
+</w:hdr>
+</file>
+
+<file path=word/header2.xml><?xml version="1.0" encoding="utf-8"?>
+<w:hdr xmlns:m="http://schemas.openxmlformats.org/officeDocument/2006/math" xmlns:mc="http://schemas.openxmlformats.org/markup-compatibility/2006" xmlns:mo="http://schemas.microsoft.com/office/mac/office/2008/main" xmlns:mv="urn:schemas-microsoft-com:mac:vml" xmlns:o="urn:schemas-microsoft-com:office:office" xmlns:r="http://schemas.openxmlformats.org/officeDocument/2006/relationships" xmlns:v="urn:schemas-microsoft-com:vml" xmlns:w10="urn:schemas-microsoft-com:office:word" xmlns:w14="http://schemas.microsoft.com/office/word/2010/wordml" xmlns:w="http://schemas.openxmlformats.org/wordprocessingml/2006/main" xmlns:wne="http://schemas.microsoft.com/office/word/2006/wordml" xmlns:wp14="http://schemas.microsoft.com/office/word/2010/wordprocessingDrawing" xmlns:wp="http://schemas.openxmlformats.org/drawingml/2006/wordprocessingDrawing" xmlns:wpc="http://schemas.microsoft.com/office/word/2010/wordprocessingCanvas" xmlns:wpg="http://schemas.microsoft.com/office/word/2010/wordprocessingGroup" xmlns:wpi="http://schemas.microsoft.com/office/word/2010/wordprocessingInk" xmlns:wps="http://schemas.microsoft.com/office/word/2010/wordprocessingShape" mc:Ignorable="w14 wp14">
+  <w:p xmlns:wp14="http://schemas.microsoft.com/office/word/2010/wordml" wp14:textId="77777777">
+    <w:pPr>
+      <w:pStyle w:val="Header"/>
+    </w:pPr>
+  </w:p>
+</w:hdr>
+</file>
+
+<file path=word/header3.xml><?xml version="1.0" encoding="utf-8"?>
+<w:hdr xmlns:m="http://schemas.openxmlformats.org/officeDocument/2006/math" xmlns:mc="http://schemas.openxmlformats.org/markup-compatibility/2006" xmlns:mo="http://schemas.microsoft.com/office/mac/office/2008/main" xmlns:mv="urn:schemas-microsoft-com:mac:vml" xmlns:o="urn:schemas-microsoft-com:office:office" xmlns:r="http://schemas.openxmlformats.org/officeDocument/2006/relationships" xmlns:v="urn:schemas-microsoft-com:vml" xmlns:w10="urn:schemas-microsoft-com:office:word" xmlns:w14="http://schemas.microsoft.com/office/word/2010/wordml" xmlns:w="http://schemas.openxmlformats.org/wordprocessingml/2006/main" xmlns:wne="http://schemas.microsoft.com/office/word/2006/wordml" xmlns:wp14="http://schemas.microsoft.com/office/word/2010/wordprocessingDrawing" xmlns:wp="http://schemas.openxmlformats.org/drawingml/2006/wordprocessingDrawing" xmlns:wpc="http://schemas.microsoft.com/office/word/2010/wordprocessingCanvas" xmlns:wpg="http://schemas.microsoft.com/office/word/2010/wordprocessingGroup" xmlns:wpi="http://schemas.microsoft.com/office/word/2010/wordprocessingInk" xmlns:wps="http://schemas.microsoft.com/office/word/2010/wordprocessingShape" mc:Ignorable="w14 wp14">
+  <w:p xmlns:wp14="http://schemas.microsoft.com/office/word/2010/wordml" wp14:textId="77777777">
+    <w:pPr>
+      <w:pStyle w:val="Header"/>
+    </w:pPr>
+  </w:p>
+</w:hdr>
 </file>
 
 <file path=word/numbering.xml><?xml version="1.0" encoding="utf-8"?>
@@ -3662,7 +4478,7 @@
         <w:ind w:left="1440" w:hanging="360"/>
       </w:pPr>
       <w:rPr>
-        <w:rFonts w:ascii="Symbol" w:hAnsi="Symbol" w:hint="default"/>
+        <w:rFonts w:hint="default" w:ascii="Symbol" w:hAnsi="Symbol"/>
       </w:rPr>
     </w:lvl>
   </w:abstractNum>
@@ -3683,7 +4499,7 @@
         <w:ind w:left="1080" w:hanging="360"/>
       </w:pPr>
       <w:rPr>
-        <w:rFonts w:ascii="Symbol" w:hAnsi="Symbol" w:hint="default"/>
+        <w:rFonts w:hint="default" w:ascii="Symbol" w:hAnsi="Symbol"/>
       </w:rPr>
     </w:lvl>
   </w:abstractNum>
@@ -3704,7 +4520,7 @@
         <w:ind w:left="720" w:hanging="360"/>
       </w:pPr>
       <w:rPr>
-        <w:rFonts w:ascii="Symbol" w:hAnsi="Symbol" w:hint="default"/>
+        <w:rFonts w:hint="default" w:ascii="Symbol" w:hAnsi="Symbol"/>
       </w:rPr>
     </w:lvl>
   </w:abstractNum>
@@ -3743,7 +4559,7 @@
         <w:ind w:left="360" w:hanging="360"/>
       </w:pPr>
       <w:rPr>
-        <w:rFonts w:ascii="Symbol" w:hAnsi="Symbol" w:hint="default"/>
+        <w:rFonts w:hint="default" w:ascii="Symbol" w:hAnsi="Symbol"/>
       </w:rPr>
     </w:lvl>
   </w:abstractNum>
@@ -3778,11 +4594,11 @@
 </file>
 
 <file path=word/styles.xml><?xml version="1.0" encoding="utf-8"?>
-<w:styles xmlns:mc="http://schemas.openxmlformats.org/markup-compatibility/2006" xmlns:r="http://schemas.openxmlformats.org/officeDocument/2006/relationships" xmlns:w="http://schemas.openxmlformats.org/wordprocessingml/2006/main" xmlns:w14="http://schemas.microsoft.com/office/word/2010/wordml" xmlns:w15="http://schemas.microsoft.com/office/word/2012/wordml" xmlns:w16cex="http://schemas.microsoft.com/office/word/2018/wordml/cex" xmlns:w16cid="http://schemas.microsoft.com/office/word/2016/wordml/cid" xmlns:w16="http://schemas.microsoft.com/office/word/2018/wordml" xmlns:w16du="http://schemas.microsoft.com/office/word/2023/wordml/word16du" xmlns:w16sdtdh="http://schemas.microsoft.com/office/word/2020/wordml/sdtdatahash" xmlns:w16sdtfl="http://schemas.microsoft.com/office/word/2024/wordml/sdtformatlock" xmlns:w16se="http://schemas.microsoft.com/office/word/2015/wordml/symex" mc:Ignorable="w14 w15 w16se w16cid w16 w16cex w16sdtdh w16sdtfl w16du">
+<w:styles xmlns:wp14="http://schemas.microsoft.com/office/word/2010/wordprocessingDrawing" xmlns:mc="http://schemas.openxmlformats.org/markup-compatibility/2006" xmlns:r="http://schemas.openxmlformats.org/officeDocument/2006/relationships" xmlns:w="http://schemas.openxmlformats.org/wordprocessingml/2006/main" xmlns:w14="http://schemas.microsoft.com/office/word/2010/wordml" xmlns:w15="http://schemas.microsoft.com/office/word/2012/wordml" xmlns:w16cex="http://schemas.microsoft.com/office/word/2018/wordml/cex" xmlns:w16cid="http://schemas.microsoft.com/office/word/2016/wordml/cid" xmlns:w16="http://schemas.microsoft.com/office/word/2018/wordml" xmlns:w16du="http://schemas.microsoft.com/office/word/2023/wordml/word16du" xmlns:w16sdtdh="http://schemas.microsoft.com/office/word/2020/wordml/sdtdatahash" xmlns:w16sdtfl="http://schemas.microsoft.com/office/word/2024/wordml/sdtformatlock" xmlns:w16se="http://schemas.microsoft.com/office/word/2015/wordml/symex" mc:Ignorable="w14 w15 w16se w16cid w16 w16cex w16sdtdh w16sdtfl w16du wp14">
   <w:docDefaults>
     <w:rPrDefault>
       <w:rPr>
-        <w:rFonts w:asciiTheme="minorHAnsi" w:eastAsiaTheme="minorEastAsia" w:hAnsiTheme="minorHAnsi" w:cstheme="minorBidi"/>
+        <w:rFonts w:asciiTheme="minorHAnsi" w:hAnsiTheme="minorHAnsi" w:eastAsiaTheme="minorEastAsia" w:cstheme="minorBidi"/>
         <w:sz w:val="22"/>
         <w:szCs w:val="22"/>
         <w:lang w:val="en-US" w:eastAsia="en-US" w:bidi="ar-SA"/>
@@ -3797,14 +4613,14 @@
   <w:latentStyles w:defLockedState="0" w:defUIPriority="99" w:defSemiHidden="0" w:defUnhideWhenUsed="0" w:defQFormat="0" w:count="376">
     <w:lsdException w:name="Normal" w:uiPriority="0" w:qFormat="1"/>
     <w:lsdException w:name="heading 1" w:uiPriority="9" w:qFormat="1"/>
-    <w:lsdException w:name="heading 2" w:semiHidden="1" w:uiPriority="9" w:unhideWhenUsed="1" w:qFormat="1"/>
-    <w:lsdException w:name="heading 3" w:semiHidden="1" w:uiPriority="9" w:unhideWhenUsed="1" w:qFormat="1"/>
-    <w:lsdException w:name="heading 4" w:semiHidden="1" w:uiPriority="9" w:unhideWhenUsed="1" w:qFormat="1"/>
-    <w:lsdException w:name="heading 5" w:semiHidden="1" w:uiPriority="9" w:unhideWhenUsed="1" w:qFormat="1"/>
-    <w:lsdException w:name="heading 6" w:semiHidden="1" w:uiPriority="9" w:unhideWhenUsed="1" w:qFormat="1"/>
-    <w:lsdException w:name="heading 7" w:semiHidden="1" w:uiPriority="9" w:unhideWhenUsed="1" w:qFormat="1"/>
-    <w:lsdException w:name="heading 8" w:semiHidden="1" w:uiPriority="9" w:unhideWhenUsed="1" w:qFormat="1"/>
-    <w:lsdException w:name="heading 9" w:semiHidden="1" w:uiPriority="9" w:unhideWhenUsed="1" w:qFormat="1"/>
+    <w:lsdException w:name="heading 2" w:uiPriority="9" w:semiHidden="1" w:unhideWhenUsed="1" w:qFormat="1"/>
+    <w:lsdException w:name="heading 3" w:uiPriority="9" w:semiHidden="1" w:unhideWhenUsed="1" w:qFormat="1"/>
+    <w:lsdException w:name="heading 4" w:uiPriority="9" w:semiHidden="1" w:unhideWhenUsed="1" w:qFormat="1"/>
+    <w:lsdException w:name="heading 5" w:uiPriority="9" w:semiHidden="1" w:unhideWhenUsed="1" w:qFormat="1"/>
+    <w:lsdException w:name="heading 6" w:uiPriority="9" w:semiHidden="1" w:unhideWhenUsed="1" w:qFormat="1"/>
+    <w:lsdException w:name="heading 7" w:uiPriority="9" w:semiHidden="1" w:unhideWhenUsed="1" w:qFormat="1"/>
+    <w:lsdException w:name="heading 8" w:uiPriority="9" w:semiHidden="1" w:unhideWhenUsed="1" w:qFormat="1"/>
+    <w:lsdException w:name="heading 9" w:uiPriority="9" w:semiHidden="1" w:unhideWhenUsed="1" w:qFormat="1"/>
     <w:lsdException w:name="index 1" w:semiHidden="1" w:unhideWhenUsed="1"/>
     <w:lsdException w:name="index 2" w:semiHidden="1" w:unhideWhenUsed="1"/>
     <w:lsdException w:name="index 3" w:semiHidden="1" w:unhideWhenUsed="1"/>
@@ -3814,22 +4630,22 @@
     <w:lsdException w:name="index 7" w:semiHidden="1" w:unhideWhenUsed="1"/>
     <w:lsdException w:name="index 8" w:semiHidden="1" w:unhideWhenUsed="1"/>
     <w:lsdException w:name="index 9" w:semiHidden="1" w:unhideWhenUsed="1"/>
-    <w:lsdException w:name="toc 1" w:semiHidden="1" w:uiPriority="39" w:unhideWhenUsed="1"/>
-    <w:lsdException w:name="toc 2" w:semiHidden="1" w:uiPriority="39" w:unhideWhenUsed="1"/>
-    <w:lsdException w:name="toc 3" w:semiHidden="1" w:uiPriority="39" w:unhideWhenUsed="1"/>
-    <w:lsdException w:name="toc 4" w:semiHidden="1" w:uiPriority="39" w:unhideWhenUsed="1"/>
-    <w:lsdException w:name="toc 5" w:semiHidden="1" w:uiPriority="39" w:unhideWhenUsed="1"/>
-    <w:lsdException w:name="toc 6" w:semiHidden="1" w:uiPriority="39" w:unhideWhenUsed="1"/>
-    <w:lsdException w:name="toc 7" w:semiHidden="1" w:uiPriority="39" w:unhideWhenUsed="1"/>
-    <w:lsdException w:name="toc 8" w:semiHidden="1" w:uiPriority="39" w:unhideWhenUsed="1"/>
-    <w:lsdException w:name="toc 9" w:semiHidden="1" w:uiPriority="39" w:unhideWhenUsed="1"/>
+    <w:lsdException w:name="toc 1" w:uiPriority="39" w:semiHidden="1" w:unhideWhenUsed="1"/>
+    <w:lsdException w:name="toc 2" w:uiPriority="39" w:semiHidden="1" w:unhideWhenUsed="1"/>
+    <w:lsdException w:name="toc 3" w:uiPriority="39" w:semiHidden="1" w:unhideWhenUsed="1"/>
+    <w:lsdException w:name="toc 4" w:uiPriority="39" w:semiHidden="1" w:unhideWhenUsed="1"/>
+    <w:lsdException w:name="toc 5" w:uiPriority="39" w:semiHidden="1" w:unhideWhenUsed="1"/>
+    <w:lsdException w:name="toc 6" w:uiPriority="39" w:semiHidden="1" w:unhideWhenUsed="1"/>
+    <w:lsdException w:name="toc 7" w:uiPriority="39" w:semiHidden="1" w:unhideWhenUsed="1"/>
+    <w:lsdException w:name="toc 8" w:uiPriority="39" w:semiHidden="1" w:unhideWhenUsed="1"/>
+    <w:lsdException w:name="toc 9" w:uiPriority="39" w:semiHidden="1" w:unhideWhenUsed="1"/>
     <w:lsdException w:name="Normal Indent" w:semiHidden="1" w:unhideWhenUsed="1"/>
     <w:lsdException w:name="footnote text" w:semiHidden="1" w:unhideWhenUsed="1"/>
     <w:lsdException w:name="annotation text" w:semiHidden="1" w:unhideWhenUsed="1"/>
     <w:lsdException w:name="header" w:semiHidden="1" w:unhideWhenUsed="1"/>
     <w:lsdException w:name="footer" w:semiHidden="1" w:unhideWhenUsed="1"/>
     <w:lsdException w:name="index heading" w:semiHidden="1" w:unhideWhenUsed="1"/>
-    <w:lsdException w:name="caption" w:semiHidden="1" w:uiPriority="35" w:unhideWhenUsed="1" w:qFormat="1"/>
+    <w:lsdException w:name="caption" w:uiPriority="35" w:semiHidden="1" w:unhideWhenUsed="1" w:qFormat="1"/>
     <w:lsdException w:name="table of figures" w:semiHidden="1" w:unhideWhenUsed="1"/>
     <w:lsdException w:name="envelope address" w:semiHidden="1" w:unhideWhenUsed="1"/>
     <w:lsdException w:name="envelope return" w:semiHidden="1" w:unhideWhenUsed="1"/>
@@ -3860,7 +4676,7 @@
     <w:lsdException w:name="Title" w:uiPriority="10" w:qFormat="1"/>
     <w:lsdException w:name="Closing" w:semiHidden="1" w:unhideWhenUsed="1"/>
     <w:lsdException w:name="Signature" w:semiHidden="1" w:unhideWhenUsed="1"/>
-    <w:lsdException w:name="Default Paragraph Font" w:semiHidden="1" w:uiPriority="1" w:unhideWhenUsed="1"/>
+    <w:lsdException w:name="Default Paragraph Font" w:uiPriority="1" w:semiHidden="1" w:unhideWhenUsed="1"/>
     <w:lsdException w:name="Body Text" w:semiHidden="1" w:unhideWhenUsed="1"/>
     <w:lsdException w:name="Body Text Indent" w:semiHidden="1" w:unhideWhenUsed="1"/>
     <w:lsdException w:name="List Continue" w:semiHidden="1" w:unhideWhenUsed="1"/>
@@ -4060,8 +4876,8 @@
     <w:lsdException w:name="Subtle Reference" w:uiPriority="31" w:qFormat="1"/>
     <w:lsdException w:name="Intense Reference" w:uiPriority="32" w:qFormat="1"/>
     <w:lsdException w:name="Book Title" w:uiPriority="33" w:qFormat="1"/>
-    <w:lsdException w:name="Bibliography" w:semiHidden="1" w:uiPriority="37" w:unhideWhenUsed="1"/>
-    <w:lsdException w:name="TOC Heading" w:semiHidden="1" w:uiPriority="39" w:unhideWhenUsed="1" w:qFormat="1"/>
+    <w:lsdException w:name="Bibliography" w:uiPriority="37" w:semiHidden="1" w:unhideWhenUsed="1"/>
+    <w:lsdException w:name="TOC Heading" w:uiPriority="39" w:semiHidden="1" w:unhideWhenUsed="1" w:qFormat="1"/>
     <w:lsdException w:name="Grid Table 4" w:uiPriority="49"/>
     <w:lsdException w:name="Grid Table 5 Dark" w:uiPriority="50"/>
     <w:lsdException w:name="Grid Table 6 Colorful" w:uiPriority="51"/>
@@ -4163,7 +4979,7 @@
     <w:lsdException w:name="Unresolved Mention" w:semiHidden="1" w:unhideWhenUsed="1"/>
     <w:lsdException w:name="Smart Link" w:semiHidden="1" w:unhideWhenUsed="1"/>
   </w:latentStyles>
-  <w:style w:type="paragraph" w:default="1" w:styleId="Normal">
+  <w:style w:type="paragraph" w:styleId="Normal" w:default="1">
     <w:name w:val="Normal"/>
     <w:qFormat/>
     <w:rsid w:val="00FC693F"/>
@@ -4186,7 +5002,7 @@
       <w:outlineLvl w:val="0"/>
     </w:pPr>
     <w:rPr>
-      <w:rFonts w:asciiTheme="majorHAnsi" w:eastAsiaTheme="majorEastAsia" w:hAnsiTheme="majorHAnsi" w:cstheme="majorBidi"/>
+      <w:rFonts w:asciiTheme="majorHAnsi" w:hAnsiTheme="majorHAnsi" w:eastAsiaTheme="majorEastAsia" w:cstheme="majorBidi"/>
       <w:b/>
       <w:bCs/>
       <w:color w:val="365F91" w:themeColor="accent1" w:themeShade="BF"/>
@@ -4210,7 +5026,7 @@
       <w:outlineLvl w:val="1"/>
     </w:pPr>
     <w:rPr>
-      <w:rFonts w:asciiTheme="majorHAnsi" w:eastAsiaTheme="majorEastAsia" w:hAnsiTheme="majorHAnsi" w:cstheme="majorBidi"/>
+      <w:rFonts w:asciiTheme="majorHAnsi" w:hAnsiTheme="majorHAnsi" w:eastAsiaTheme="majorEastAsia" w:cstheme="majorBidi"/>
       <w:b/>
       <w:bCs/>
       <w:color w:val="4F81BD" w:themeColor="accent1"/>
@@ -4234,7 +5050,7 @@
       <w:outlineLvl w:val="2"/>
     </w:pPr>
     <w:rPr>
-      <w:rFonts w:asciiTheme="majorHAnsi" w:eastAsiaTheme="majorEastAsia" w:hAnsiTheme="majorHAnsi" w:cstheme="majorBidi"/>
+      <w:rFonts w:asciiTheme="majorHAnsi" w:hAnsiTheme="majorHAnsi" w:eastAsiaTheme="majorEastAsia" w:cstheme="majorBidi"/>
       <w:b/>
       <w:bCs/>
       <w:color w:val="4F81BD" w:themeColor="accent1"/>
@@ -4257,7 +5073,7 @@
       <w:outlineLvl w:val="3"/>
     </w:pPr>
     <w:rPr>
-      <w:rFonts w:asciiTheme="majorHAnsi" w:eastAsiaTheme="majorEastAsia" w:hAnsiTheme="majorHAnsi" w:cstheme="majorBidi"/>
+      <w:rFonts w:asciiTheme="majorHAnsi" w:hAnsiTheme="majorHAnsi" w:eastAsiaTheme="majorEastAsia" w:cstheme="majorBidi"/>
       <w:b/>
       <w:bCs/>
       <w:i/>
@@ -4282,7 +5098,7 @@
       <w:outlineLvl w:val="4"/>
     </w:pPr>
     <w:rPr>
-      <w:rFonts w:asciiTheme="majorHAnsi" w:eastAsiaTheme="majorEastAsia" w:hAnsiTheme="majorHAnsi" w:cstheme="majorBidi"/>
+      <w:rFonts w:asciiTheme="majorHAnsi" w:hAnsiTheme="majorHAnsi" w:eastAsiaTheme="majorEastAsia" w:cstheme="majorBidi"/>
       <w:color w:val="243F60" w:themeColor="accent1" w:themeShade="7F"/>
     </w:rPr>
   </w:style>
@@ -4303,7 +5119,7 @@
       <w:outlineLvl w:val="5"/>
     </w:pPr>
     <w:rPr>
-      <w:rFonts w:asciiTheme="majorHAnsi" w:eastAsiaTheme="majorEastAsia" w:hAnsiTheme="majorHAnsi" w:cstheme="majorBidi"/>
+      <w:rFonts w:asciiTheme="majorHAnsi" w:hAnsiTheme="majorHAnsi" w:eastAsiaTheme="majorEastAsia" w:cstheme="majorBidi"/>
       <w:i/>
       <w:iCs/>
       <w:color w:val="243F60" w:themeColor="accent1" w:themeShade="7F"/>
@@ -4326,7 +5142,7 @@
       <w:outlineLvl w:val="6"/>
     </w:pPr>
     <w:rPr>
-      <w:rFonts w:asciiTheme="majorHAnsi" w:eastAsiaTheme="majorEastAsia" w:hAnsiTheme="majorHAnsi" w:cstheme="majorBidi"/>
+      <w:rFonts w:asciiTheme="majorHAnsi" w:hAnsiTheme="majorHAnsi" w:eastAsiaTheme="majorEastAsia" w:cstheme="majorBidi"/>
       <w:i/>
       <w:iCs/>
       <w:color w:val="404040" w:themeColor="text1" w:themeTint="BF"/>
@@ -4349,7 +5165,7 @@
       <w:outlineLvl w:val="7"/>
     </w:pPr>
     <w:rPr>
-      <w:rFonts w:asciiTheme="majorHAnsi" w:eastAsiaTheme="majorEastAsia" w:hAnsiTheme="majorHAnsi" w:cstheme="majorBidi"/>
+      <w:rFonts w:asciiTheme="majorHAnsi" w:hAnsiTheme="majorHAnsi" w:eastAsiaTheme="majorEastAsia" w:cstheme="majorBidi"/>
       <w:color w:val="4F81BD" w:themeColor="accent1"/>
       <w:sz w:val="20"/>
       <w:szCs w:val="20"/>
@@ -4372,7 +5188,7 @@
       <w:outlineLvl w:val="8"/>
     </w:pPr>
     <w:rPr>
-      <w:rFonts w:asciiTheme="majorHAnsi" w:eastAsiaTheme="majorEastAsia" w:hAnsiTheme="majorHAnsi" w:cstheme="majorBidi"/>
+      <w:rFonts w:asciiTheme="majorHAnsi" w:hAnsiTheme="majorHAnsi" w:eastAsiaTheme="majorEastAsia" w:cstheme="majorBidi"/>
       <w:i/>
       <w:iCs/>
       <w:color w:val="404040" w:themeColor="text1" w:themeTint="BF"/>
@@ -4380,12 +5196,12 @@
       <w:szCs w:val="20"/>
     </w:rPr>
   </w:style>
-  <w:style w:type="character" w:default="1" w:styleId="DefaultParagraphFont">
+  <w:style w:type="character" w:styleId="DefaultParagraphFont" w:default="1">
     <w:name w:val="Default Paragraph Font"/>
     <w:uiPriority w:val="1"/>
     <w:unhideWhenUsed/>
   </w:style>
-  <w:style w:type="table" w:default="1" w:styleId="TableNormal">
+  <w:style w:type="table" w:styleId="TableNormal" w:default="1">
     <w:name w:val="Normal Table"/>
     <w:uiPriority w:val="99"/>
     <w:semiHidden/>
@@ -4400,7 +5216,7 @@
       </w:tblCellMar>
     </w:tblPr>
   </w:style>
-  <w:style w:type="numbering" w:default="1" w:styleId="NoList">
+  <w:style w:type="numbering" w:styleId="NoList" w:default="1">
     <w:name w:val="No List"/>
     <w:uiPriority w:val="99"/>
     <w:semiHidden/>
@@ -4421,7 +5237,7 @@
       <w:spacing w:after="0" w:line="240" w:lineRule="auto"/>
     </w:pPr>
   </w:style>
-  <w:style w:type="character" w:customStyle="1" w:styleId="HeaderChar">
+  <w:style w:type="character" w:styleId="HeaderChar" w:customStyle="1">
     <w:name w:val="Header Char"/>
     <w:basedOn w:val="DefaultParagraphFont"/>
     <w:link w:val="Header"/>
@@ -4443,7 +5259,7 @@
       <w:spacing w:after="0" w:line="240" w:lineRule="auto"/>
     </w:pPr>
   </w:style>
-  <w:style w:type="character" w:customStyle="1" w:styleId="FooterChar">
+  <w:style w:type="character" w:styleId="FooterChar" w:customStyle="1">
     <w:name w:val="Footer Char"/>
     <w:basedOn w:val="DefaultParagraphFont"/>
     <w:link w:val="Footer"/>
@@ -4459,14 +5275,14 @@
       <w:spacing w:after="0" w:line="240" w:lineRule="auto"/>
     </w:pPr>
   </w:style>
-  <w:style w:type="character" w:customStyle="1" w:styleId="Heading1Char">
+  <w:style w:type="character" w:styleId="Heading1Char" w:customStyle="1">
     <w:name w:val="Heading 1 Char"/>
     <w:basedOn w:val="DefaultParagraphFont"/>
     <w:link w:val="Heading1"/>
     <w:uiPriority w:val="9"/>
     <w:rsid w:val="00FC693F"/>
     <w:rPr>
-      <w:rFonts w:asciiTheme="majorHAnsi" w:eastAsiaTheme="majorEastAsia" w:hAnsiTheme="majorHAnsi" w:cstheme="majorBidi"/>
+      <w:rFonts w:asciiTheme="majorHAnsi" w:hAnsiTheme="majorHAnsi" w:eastAsiaTheme="majorEastAsia" w:cstheme="majorBidi"/>
       <w:b/>
       <w:bCs/>
       <w:color w:val="365F91" w:themeColor="accent1" w:themeShade="BF"/>
@@ -4474,14 +5290,14 @@
       <w:szCs w:val="28"/>
     </w:rPr>
   </w:style>
-  <w:style w:type="character" w:customStyle="1" w:styleId="Heading2Char">
+  <w:style w:type="character" w:styleId="Heading2Char" w:customStyle="1">
     <w:name w:val="Heading 2 Char"/>
     <w:basedOn w:val="DefaultParagraphFont"/>
     <w:link w:val="Heading2"/>
     <w:uiPriority w:val="9"/>
     <w:rsid w:val="00FC693F"/>
     <w:rPr>
-      <w:rFonts w:asciiTheme="majorHAnsi" w:eastAsiaTheme="majorEastAsia" w:hAnsiTheme="majorHAnsi" w:cstheme="majorBidi"/>
+      <w:rFonts w:asciiTheme="majorHAnsi" w:hAnsiTheme="majorHAnsi" w:eastAsiaTheme="majorEastAsia" w:cstheme="majorBidi"/>
       <w:b/>
       <w:bCs/>
       <w:color w:val="4F81BD" w:themeColor="accent1"/>
@@ -4489,14 +5305,14 @@
       <w:szCs w:val="26"/>
     </w:rPr>
   </w:style>
-  <w:style w:type="character" w:customStyle="1" w:styleId="Heading3Char">
+  <w:style w:type="character" w:styleId="Heading3Char" w:customStyle="1">
     <w:name w:val="Heading 3 Char"/>
     <w:basedOn w:val="DefaultParagraphFont"/>
     <w:link w:val="Heading3"/>
     <w:uiPriority w:val="9"/>
     <w:rsid w:val="00FC693F"/>
     <w:rPr>
-      <w:rFonts w:asciiTheme="majorHAnsi" w:eastAsiaTheme="majorEastAsia" w:hAnsiTheme="majorHAnsi" w:cstheme="majorBidi"/>
+      <w:rFonts w:asciiTheme="majorHAnsi" w:hAnsiTheme="majorHAnsi" w:eastAsiaTheme="majorEastAsia" w:cstheme="majorBidi"/>
       <w:b/>
       <w:bCs/>
       <w:color w:val="4F81BD" w:themeColor="accent1"/>
@@ -4512,13 +5328,13 @@
     <w:rsid w:val="00FC693F"/>
     <w:pPr>
       <w:pBdr>
-        <w:bottom w:val="single" w:sz="8" w:space="4" w:color="4F81BD" w:themeColor="accent1"/>
+        <w:bottom w:val="single" w:color="4F81BD" w:themeColor="accent1" w:sz="8" w:space="4"/>
       </w:pBdr>
       <w:spacing w:after="300" w:line="240" w:lineRule="auto"/>
       <w:contextualSpacing/>
     </w:pPr>
     <w:rPr>
-      <w:rFonts w:asciiTheme="majorHAnsi" w:eastAsiaTheme="majorEastAsia" w:hAnsiTheme="majorHAnsi" w:cstheme="majorBidi"/>
+      <w:rFonts w:asciiTheme="majorHAnsi" w:hAnsiTheme="majorHAnsi" w:eastAsiaTheme="majorEastAsia" w:cstheme="majorBidi"/>
       <w:color w:val="17365D" w:themeColor="text2" w:themeShade="BF"/>
       <w:spacing w:val="5"/>
       <w:kern w:val="28"/>
@@ -4526,14 +5342,14 @@
       <w:szCs w:val="52"/>
     </w:rPr>
   </w:style>
-  <w:style w:type="character" w:customStyle="1" w:styleId="TitleChar">
+  <w:style w:type="character" w:styleId="TitleChar" w:customStyle="1">
     <w:name w:val="Title Char"/>
     <w:basedOn w:val="DefaultParagraphFont"/>
     <w:link w:val="Title"/>
     <w:uiPriority w:val="10"/>
     <w:rsid w:val="00FC693F"/>
     <w:rPr>
-      <w:rFonts w:asciiTheme="majorHAnsi" w:eastAsiaTheme="majorEastAsia" w:hAnsiTheme="majorHAnsi" w:cstheme="majorBidi"/>
+      <w:rFonts w:asciiTheme="majorHAnsi" w:hAnsiTheme="majorHAnsi" w:eastAsiaTheme="majorEastAsia" w:cstheme="majorBidi"/>
       <w:color w:val="17365D" w:themeColor="text2" w:themeShade="BF"/>
       <w:spacing w:val="5"/>
       <w:kern w:val="28"/>
@@ -4555,7 +5371,7 @@
       </w:numPr>
     </w:pPr>
     <w:rPr>
-      <w:rFonts w:asciiTheme="majorHAnsi" w:eastAsiaTheme="majorEastAsia" w:hAnsiTheme="majorHAnsi" w:cstheme="majorBidi"/>
+      <w:rFonts w:asciiTheme="majorHAnsi" w:hAnsiTheme="majorHAnsi" w:eastAsiaTheme="majorEastAsia" w:cstheme="majorBidi"/>
       <w:i/>
       <w:iCs/>
       <w:color w:val="4F81BD" w:themeColor="accent1"/>
@@ -4564,14 +5380,14 @@
       <w:szCs w:val="24"/>
     </w:rPr>
   </w:style>
-  <w:style w:type="character" w:customStyle="1" w:styleId="SubtitleChar">
+  <w:style w:type="character" w:styleId="SubtitleChar" w:customStyle="1">
     <w:name w:val="Subtitle Char"/>
     <w:basedOn w:val="DefaultParagraphFont"/>
     <w:link w:val="Subtitle"/>
     <w:uiPriority w:val="11"/>
     <w:rsid w:val="00FC693F"/>
     <w:rPr>
-      <w:rFonts w:asciiTheme="majorHAnsi" w:eastAsiaTheme="majorEastAsia" w:hAnsiTheme="majorHAnsi" w:cstheme="majorBidi"/>
+      <w:rFonts w:asciiTheme="majorHAnsi" w:hAnsiTheme="majorHAnsi" w:eastAsiaTheme="majorEastAsia" w:cstheme="majorBidi"/>
       <w:i/>
       <w:iCs/>
       <w:color w:val="4F81BD" w:themeColor="accent1"/>
@@ -4602,7 +5418,7 @@
       <w:spacing w:after="120"/>
     </w:pPr>
   </w:style>
-  <w:style w:type="character" w:customStyle="1" w:styleId="BodyTextChar">
+  <w:style w:type="character" w:styleId="BodyTextChar" w:customStyle="1">
     <w:name w:val="Body Text Char"/>
     <w:basedOn w:val="DefaultParagraphFont"/>
     <w:link w:val="BodyText"/>
@@ -4620,7 +5436,7 @@
       <w:spacing w:after="120" w:line="480" w:lineRule="auto"/>
     </w:pPr>
   </w:style>
-  <w:style w:type="character" w:customStyle="1" w:styleId="BodyText2Char">
+  <w:style w:type="character" w:styleId="BodyText2Char" w:customStyle="1">
     <w:name w:val="Body Text 2 Char"/>
     <w:basedOn w:val="DefaultParagraphFont"/>
     <w:link w:val="BodyText2"/>
@@ -4642,7 +5458,7 @@
       <w:szCs w:val="16"/>
     </w:rPr>
   </w:style>
-  <w:style w:type="character" w:customStyle="1" w:styleId="BodyText3Char">
+  <w:style w:type="character" w:styleId="BodyText3Char" w:customStyle="1">
     <w:name w:val="Body Text 3 Char"/>
     <w:basedOn w:val="DefaultParagraphFont"/>
     <w:link w:val="BodyText3"/>
@@ -4823,7 +5639,7 @@
       <w:szCs w:val="20"/>
     </w:rPr>
   </w:style>
-  <w:style w:type="character" w:customStyle="1" w:styleId="MacroTextChar">
+  <w:style w:type="character" w:styleId="MacroTextChar" w:customStyle="1">
     <w:name w:val="Macro Text Char"/>
     <w:basedOn w:val="DefaultParagraphFont"/>
     <w:link w:val="MacroText"/>
@@ -4849,7 +5665,7 @@
       <w:color w:val="000000" w:themeColor="text1"/>
     </w:rPr>
   </w:style>
-  <w:style w:type="character" w:customStyle="1" w:styleId="QuoteChar">
+  <w:style w:type="character" w:styleId="QuoteChar" w:customStyle="1">
     <w:name w:val="Quote Char"/>
     <w:basedOn w:val="DefaultParagraphFont"/>
     <w:link w:val="Quote"/>
@@ -4861,7 +5677,7 @@
       <w:color w:val="000000" w:themeColor="text1"/>
     </w:rPr>
   </w:style>
-  <w:style w:type="character" w:customStyle="1" w:styleId="Heading4Char">
+  <w:style w:type="character" w:styleId="Heading4Char" w:customStyle="1">
     <w:name w:val="Heading 4 Char"/>
     <w:basedOn w:val="DefaultParagraphFont"/>
     <w:link w:val="Heading4"/>
@@ -4869,7 +5685,7 @@
     <w:semiHidden/>
     <w:rsid w:val="00FC693F"/>
     <w:rPr>
-      <w:rFonts w:asciiTheme="majorHAnsi" w:eastAsiaTheme="majorEastAsia" w:hAnsiTheme="majorHAnsi" w:cstheme="majorBidi"/>
+      <w:rFonts w:asciiTheme="majorHAnsi" w:hAnsiTheme="majorHAnsi" w:eastAsiaTheme="majorEastAsia" w:cstheme="majorBidi"/>
       <w:b/>
       <w:bCs/>
       <w:i/>
@@ -4877,7 +5693,7 @@
       <w:color w:val="4F81BD" w:themeColor="accent1"/>
     </w:rPr>
   </w:style>
-  <w:style w:type="character" w:customStyle="1" w:styleId="Heading5Char">
+  <w:style w:type="character" w:styleId="Heading5Char" w:customStyle="1">
     <w:name w:val="Heading 5 Char"/>
     <w:basedOn w:val="DefaultParagraphFont"/>
     <w:link w:val="Heading5"/>
@@ -4885,11 +5701,11 @@
     <w:semiHidden/>
     <w:rsid w:val="00FC693F"/>
     <w:rPr>
-      <w:rFonts w:asciiTheme="majorHAnsi" w:eastAsiaTheme="majorEastAsia" w:hAnsiTheme="majorHAnsi" w:cstheme="majorBidi"/>
+      <w:rFonts w:asciiTheme="majorHAnsi" w:hAnsiTheme="majorHAnsi" w:eastAsiaTheme="majorEastAsia" w:cstheme="majorBidi"/>
       <w:color w:val="243F60" w:themeColor="accent1" w:themeShade="7F"/>
     </w:rPr>
   </w:style>
-  <w:style w:type="character" w:customStyle="1" w:styleId="Heading6Char">
+  <w:style w:type="character" w:styleId="Heading6Char" w:customStyle="1">
     <w:name w:val="Heading 6 Char"/>
     <w:basedOn w:val="DefaultParagraphFont"/>
     <w:link w:val="Heading6"/>
@@ -4897,13 +5713,13 @@
     <w:semiHidden/>
     <w:rsid w:val="00FC693F"/>
     <w:rPr>
-      <w:rFonts w:asciiTheme="majorHAnsi" w:eastAsiaTheme="majorEastAsia" w:hAnsiTheme="majorHAnsi" w:cstheme="majorBidi"/>
+      <w:rFonts w:asciiTheme="majorHAnsi" w:hAnsiTheme="majorHAnsi" w:eastAsiaTheme="majorEastAsia" w:cstheme="majorBidi"/>
       <w:i/>
       <w:iCs/>
       <w:color w:val="243F60" w:themeColor="accent1" w:themeShade="7F"/>
     </w:rPr>
   </w:style>
-  <w:style w:type="character" w:customStyle="1" w:styleId="Heading7Char">
+  <w:style w:type="character" w:styleId="Heading7Char" w:customStyle="1">
     <w:name w:val="Heading 7 Char"/>
     <w:basedOn w:val="DefaultParagraphFont"/>
     <w:link w:val="Heading7"/>
@@ -4911,13 +5727,13 @@
     <w:semiHidden/>
     <w:rsid w:val="00FC693F"/>
     <w:rPr>
-      <w:rFonts w:asciiTheme="majorHAnsi" w:eastAsiaTheme="majorEastAsia" w:hAnsiTheme="majorHAnsi" w:cstheme="majorBidi"/>
+      <w:rFonts w:asciiTheme="majorHAnsi" w:hAnsiTheme="majorHAnsi" w:eastAsiaTheme="majorEastAsia" w:cstheme="majorBidi"/>
       <w:i/>
       <w:iCs/>
       <w:color w:val="404040" w:themeColor="text1" w:themeTint="BF"/>
     </w:rPr>
   </w:style>
-  <w:style w:type="character" w:customStyle="1" w:styleId="Heading8Char">
+  <w:style w:type="character" w:styleId="Heading8Char" w:customStyle="1">
     <w:name w:val="Heading 8 Char"/>
     <w:basedOn w:val="DefaultParagraphFont"/>
     <w:link w:val="Heading8"/>
@@ -4925,13 +5741,13 @@
     <w:semiHidden/>
     <w:rsid w:val="00FC693F"/>
     <w:rPr>
-      <w:rFonts w:asciiTheme="majorHAnsi" w:eastAsiaTheme="majorEastAsia" w:hAnsiTheme="majorHAnsi" w:cstheme="majorBidi"/>
+      <w:rFonts w:asciiTheme="majorHAnsi" w:hAnsiTheme="majorHAnsi" w:eastAsiaTheme="majorEastAsia" w:cstheme="majorBidi"/>
       <w:color w:val="4F81BD" w:themeColor="accent1"/>
       <w:sz w:val="20"/>
       <w:szCs w:val="20"/>
     </w:rPr>
   </w:style>
-  <w:style w:type="character" w:customStyle="1" w:styleId="Heading9Char">
+  <w:style w:type="character" w:styleId="Heading9Char" w:customStyle="1">
     <w:name w:val="Heading 9 Char"/>
     <w:basedOn w:val="DefaultParagraphFont"/>
     <w:link w:val="Heading9"/>
@@ -4939,7 +5755,7 @@
     <w:semiHidden/>
     <w:rsid w:val="00FC693F"/>
     <w:rPr>
-      <w:rFonts w:asciiTheme="majorHAnsi" w:eastAsiaTheme="majorEastAsia" w:hAnsiTheme="majorHAnsi" w:cstheme="majorBidi"/>
+      <w:rFonts w:asciiTheme="majorHAnsi" w:hAnsiTheme="majorHAnsi" w:eastAsiaTheme="majorEastAsia" w:cstheme="majorBidi"/>
       <w:i/>
       <w:iCs/>
       <w:color w:val="404040" w:themeColor="text1" w:themeTint="BF"/>
@@ -4999,7 +5815,7 @@
     <w:rsid w:val="00FC693F"/>
     <w:pPr>
       <w:pBdr>
-        <w:bottom w:val="single" w:sz="4" w:space="4" w:color="4F81BD" w:themeColor="accent1"/>
+        <w:bottom w:val="single" w:color="4F81BD" w:themeColor="accent1" w:sz="4" w:space="4"/>
       </w:pBdr>
       <w:spacing w:before="200" w:after="280"/>
       <w:ind w:left="936" w:right="936"/>
@@ -5012,7 +5828,7 @@
       <w:color w:val="4F81BD" w:themeColor="accent1"/>
     </w:rPr>
   </w:style>
-  <w:style w:type="character" w:customStyle="1" w:styleId="IntenseQuoteChar">
+  <w:style w:type="character" w:styleId="IntenseQuoteChar" w:customStyle="1">
     <w:name w:val="Intense Quote Char"/>
     <w:basedOn w:val="DefaultParagraphFont"/>
     <w:link w:val="IntenseQuote"/>
@@ -5115,12 +5931,12 @@
     </w:pPr>
     <w:tblPr>
       <w:tblBorders>
-        <w:top w:val="single" w:sz="4" w:space="0" w:color="auto"/>
-        <w:left w:val="single" w:sz="4" w:space="0" w:color="auto"/>
-        <w:bottom w:val="single" w:sz="4" w:space="0" w:color="auto"/>
-        <w:right w:val="single" w:sz="4" w:space="0" w:color="auto"/>
-        <w:insideH w:val="single" w:sz="4" w:space="0" w:color="auto"/>
-        <w:insideV w:val="single" w:sz="4" w:space="0" w:color="auto"/>
+        <w:top w:val="single" w:color="auto" w:sz="4" w:space="0"/>
+        <w:left w:val="single" w:color="auto" w:sz="4" w:space="0"/>
+        <w:bottom w:val="single" w:color="auto" w:sz="4" w:space="0"/>
+        <w:right w:val="single" w:color="auto" w:sz="4" w:space="0"/>
+        <w:insideH w:val="single" w:color="auto" w:sz="4" w:space="0"/>
+        <w:insideV w:val="single" w:color="auto" w:sz="4" w:space="0"/>
       </w:tblBorders>
     </w:tblPr>
   </w:style>
@@ -5139,8 +5955,8 @@
       <w:tblStyleRowBandSize w:val="1"/>
       <w:tblStyleColBandSize w:val="1"/>
       <w:tblBorders>
-        <w:top w:val="single" w:sz="8" w:space="0" w:color="000000" w:themeColor="text1"/>
-        <w:bottom w:val="single" w:sz="8" w:space="0" w:color="000000" w:themeColor="text1"/>
+        <w:top w:val="single" w:color="000000" w:themeColor="text1" w:sz="8" w:space="0"/>
+        <w:bottom w:val="single" w:color="000000" w:themeColor="text1" w:sz="8" w:space="0"/>
       </w:tblBorders>
     </w:tblPr>
     <w:tblStylePr w:type="firstRow">
@@ -5154,9 +5970,9 @@
       <w:tblPr/>
       <w:tcPr>
         <w:tcBorders>
-          <w:top w:val="single" w:sz="8" w:space="0" w:color="000000" w:themeColor="text1"/>
-          <w:left w:val="nil"/>
-          <w:bottom w:val="single" w:sz="8" w:space="0" w:color="000000" w:themeColor="text1"/>
+          <w:top w:val="single" w:color="000000" w:themeColor="text1" w:sz="8" w:space="0"/>
+          <w:left w:val="nil"/>
+          <w:bottom w:val="single" w:color="000000" w:themeColor="text1" w:sz="8" w:space="0"/>
           <w:right w:val="nil"/>
           <w:insideH w:val="nil"/>
           <w:insideV w:val="nil"/>
@@ -5174,9 +5990,9 @@
       <w:tblPr/>
       <w:tcPr>
         <w:tcBorders>
-          <w:top w:val="single" w:sz="8" w:space="0" w:color="000000" w:themeColor="text1"/>
-          <w:left w:val="nil"/>
-          <w:bottom w:val="single" w:sz="8" w:space="0" w:color="000000" w:themeColor="text1"/>
+          <w:top w:val="single" w:color="000000" w:themeColor="text1" w:sz="8" w:space="0"/>
+          <w:left w:val="nil"/>
+          <w:bottom w:val="single" w:color="000000" w:themeColor="text1" w:sz="8" w:space="0"/>
           <w:right w:val="nil"/>
           <w:insideH w:val="nil"/>
           <w:insideV w:val="nil"/>
@@ -5235,8 +6051,8 @@
       <w:tblStyleRowBandSize w:val="1"/>
       <w:tblStyleColBandSize w:val="1"/>
       <w:tblBorders>
-        <w:top w:val="single" w:sz="8" w:space="0" w:color="4F81BD" w:themeColor="accent1"/>
-        <w:bottom w:val="single" w:sz="8" w:space="0" w:color="4F81BD" w:themeColor="accent1"/>
+        <w:top w:val="single" w:color="4F81BD" w:themeColor="accent1" w:sz="8" w:space="0"/>
+        <w:bottom w:val="single" w:color="4F81BD" w:themeColor="accent1" w:sz="8" w:space="0"/>
       </w:tblBorders>
     </w:tblPr>
     <w:tblStylePr w:type="firstRow">
@@ -5250,9 +6066,9 @@
       <w:tblPr/>
       <w:tcPr>
         <w:tcBorders>
-          <w:top w:val="single" w:sz="8" w:space="0" w:color="4F81BD" w:themeColor="accent1"/>
-          <w:left w:val="nil"/>
-          <w:bottom w:val="single" w:sz="8" w:space="0" w:color="4F81BD" w:themeColor="accent1"/>
+          <w:top w:val="single" w:color="4F81BD" w:themeColor="accent1" w:sz="8" w:space="0"/>
+          <w:left w:val="nil"/>
+          <w:bottom w:val="single" w:color="4F81BD" w:themeColor="accent1" w:sz="8" w:space="0"/>
           <w:right w:val="nil"/>
           <w:insideH w:val="nil"/>
           <w:insideV w:val="nil"/>
@@ -5270,9 +6086,9 @@
       <w:tblPr/>
       <w:tcPr>
         <w:tcBorders>
-          <w:top w:val="single" w:sz="8" w:space="0" w:color="4F81BD" w:themeColor="accent1"/>
-          <w:left w:val="nil"/>
-          <w:bottom w:val="single" w:sz="8" w:space="0" w:color="4F81BD" w:themeColor="accent1"/>
+          <w:top w:val="single" w:color="4F81BD" w:themeColor="accent1" w:sz="8" w:space="0"/>
+          <w:left w:val="nil"/>
+          <w:bottom w:val="single" w:color="4F81BD" w:themeColor="accent1" w:sz="8" w:space="0"/>
           <w:right w:val="nil"/>
           <w:insideH w:val="nil"/>
           <w:insideV w:val="nil"/>
@@ -5331,8 +6147,8 @@
       <w:tblStyleRowBandSize w:val="1"/>
       <w:tblStyleColBandSize w:val="1"/>
       <w:tblBorders>
-        <w:top w:val="single" w:sz="8" w:space="0" w:color="C0504D" w:themeColor="accent2"/>
-        <w:bottom w:val="single" w:sz="8" w:space="0" w:color="C0504D" w:themeColor="accent2"/>
+        <w:top w:val="single" w:color="C0504D" w:themeColor="accent2" w:sz="8" w:space="0"/>
+        <w:bottom w:val="single" w:color="C0504D" w:themeColor="accent2" w:sz="8" w:space="0"/>
       </w:tblBorders>
     </w:tblPr>
     <w:tblStylePr w:type="firstRow">
@@ -5346,9 +6162,9 @@
       <w:tblPr/>
       <w:tcPr>
         <w:tcBorders>
-          <w:top w:val="single" w:sz="8" w:space="0" w:color="C0504D" w:themeColor="accent2"/>
-          <w:left w:val="nil"/>
-          <w:bottom w:val="single" w:sz="8" w:space="0" w:color="C0504D" w:themeColor="accent2"/>
+          <w:top w:val="single" w:color="C0504D" w:themeColor="accent2" w:sz="8" w:space="0"/>
+          <w:left w:val="nil"/>
+          <w:bottom w:val="single" w:color="C0504D" w:themeColor="accent2" w:sz="8" w:space="0"/>
           <w:right w:val="nil"/>
           <w:insideH w:val="nil"/>
           <w:insideV w:val="nil"/>
@@ -5366,9 +6182,9 @@
       <w:tblPr/>
       <w:tcPr>
         <w:tcBorders>
-          <w:top w:val="single" w:sz="8" w:space="0" w:color="C0504D" w:themeColor="accent2"/>
-          <w:left w:val="nil"/>
-          <w:bottom w:val="single" w:sz="8" w:space="0" w:color="C0504D" w:themeColor="accent2"/>
+          <w:top w:val="single" w:color="C0504D" w:themeColor="accent2" w:sz="8" w:space="0"/>
+          <w:left w:val="nil"/>
+          <w:bottom w:val="single" w:color="C0504D" w:themeColor="accent2" w:sz="8" w:space="0"/>
           <w:right w:val="nil"/>
           <w:insideH w:val="nil"/>
           <w:insideV w:val="nil"/>
@@ -5427,8 +6243,8 @@
       <w:tblStyleRowBandSize w:val="1"/>
       <w:tblStyleColBandSize w:val="1"/>
       <w:tblBorders>
-        <w:top w:val="single" w:sz="8" w:space="0" w:color="9BBB59" w:themeColor="accent3"/>
-        <w:bottom w:val="single" w:sz="8" w:space="0" w:color="9BBB59" w:themeColor="accent3"/>
+        <w:top w:val="single" w:color="9BBB59" w:themeColor="accent3" w:sz="8" w:space="0"/>
+        <w:bottom w:val="single" w:color="9BBB59" w:themeColor="accent3" w:sz="8" w:space="0"/>
       </w:tblBorders>
     </w:tblPr>
     <w:tblStylePr w:type="firstRow">
@@ -5442,9 +6258,9 @@
       <w:tblPr/>
       <w:tcPr>
         <w:tcBorders>
-          <w:top w:val="single" w:sz="8" w:space="0" w:color="9BBB59" w:themeColor="accent3"/>
-          <w:left w:val="nil"/>
-          <w:bottom w:val="single" w:sz="8" w:space="0" w:color="9BBB59" w:themeColor="accent3"/>
+          <w:top w:val="single" w:color="9BBB59" w:themeColor="accent3" w:sz="8" w:space="0"/>
+          <w:left w:val="nil"/>
+          <w:bottom w:val="single" w:color="9BBB59" w:themeColor="accent3" w:sz="8" w:space="0"/>
           <w:right w:val="nil"/>
           <w:insideH w:val="nil"/>
           <w:insideV w:val="nil"/>
@@ -5462,9 +6278,9 @@
       <w:tblPr/>
       <w:tcPr>
         <w:tcBorders>
-          <w:top w:val="single" w:sz="8" w:space="0" w:color="9BBB59" w:themeColor="accent3"/>
-          <w:left w:val="nil"/>
-          <w:bottom w:val="single" w:sz="8" w:space="0" w:color="9BBB59" w:themeColor="accent3"/>
+          <w:top w:val="single" w:color="9BBB59" w:themeColor="accent3" w:sz="8" w:space="0"/>
+          <w:left w:val="nil"/>
+          <w:bottom w:val="single" w:color="9BBB59" w:themeColor="accent3" w:sz="8" w:space="0"/>
           <w:right w:val="nil"/>
           <w:insideH w:val="nil"/>
           <w:insideV w:val="nil"/>
@@ -5523,8 +6339,8 @@
       <w:tblStyleRowBandSize w:val="1"/>
       <w:tblStyleColBandSize w:val="1"/>
       <w:tblBorders>
-        <w:top w:val="single" w:sz="8" w:space="0" w:color="8064A2" w:themeColor="accent4"/>
-        <w:bottom w:val="single" w:sz="8" w:space="0" w:color="8064A2" w:themeColor="accent4"/>
+        <w:top w:val="single" w:color="8064A2" w:themeColor="accent4" w:sz="8" w:space="0"/>
+        <w:bottom w:val="single" w:color="8064A2" w:themeColor="accent4" w:sz="8" w:space="0"/>
       </w:tblBorders>
     </w:tblPr>
     <w:tblStylePr w:type="firstRow">
@@ -5538,9 +6354,9 @@
       <w:tblPr/>
       <w:tcPr>
         <w:tcBorders>
-          <w:top w:val="single" w:sz="8" w:space="0" w:color="8064A2" w:themeColor="accent4"/>
-          <w:left w:val="nil"/>
-          <w:bottom w:val="single" w:sz="8" w:space="0" w:color="8064A2" w:themeColor="accent4"/>
+          <w:top w:val="single" w:color="8064A2" w:themeColor="accent4" w:sz="8" w:space="0"/>
+          <w:left w:val="nil"/>
+          <w:bottom w:val="single" w:color="8064A2" w:themeColor="accent4" w:sz="8" w:space="0"/>
           <w:right w:val="nil"/>
           <w:insideH w:val="nil"/>
           <w:insideV w:val="nil"/>
@@ -5558,9 +6374,9 @@
       <w:tblPr/>
       <w:tcPr>
         <w:tcBorders>
-          <w:top w:val="single" w:sz="8" w:space="0" w:color="8064A2" w:themeColor="accent4"/>
-          <w:left w:val="nil"/>
-          <w:bottom w:val="single" w:sz="8" w:space="0" w:color="8064A2" w:themeColor="accent4"/>
+          <w:top w:val="single" w:color="8064A2" w:themeColor="accent4" w:sz="8" w:space="0"/>
+          <w:left w:val="nil"/>
+          <w:bottom w:val="single" w:color="8064A2" w:themeColor="accent4" w:sz="8" w:space="0"/>
           <w:right w:val="nil"/>
           <w:insideH w:val="nil"/>
           <w:insideV w:val="nil"/>
@@ -5619,8 +6435,8 @@
       <w:tblStyleRowBandSize w:val="1"/>
       <w:tblStyleColBandSize w:val="1"/>
       <w:tblBorders>
-        <w:top w:val="single" w:sz="8" w:space="0" w:color="4BACC6" w:themeColor="accent5"/>
-        <w:bottom w:val="single" w:sz="8" w:space="0" w:color="4BACC6" w:themeColor="accent5"/>
+        <w:top w:val="single" w:color="4BACC6" w:themeColor="accent5" w:sz="8" w:space="0"/>
+        <w:bottom w:val="single" w:color="4BACC6" w:themeColor="accent5" w:sz="8" w:space="0"/>
       </w:tblBorders>
     </w:tblPr>
     <w:tblStylePr w:type="firstRow">
@@ -5634,9 +6450,9 @@
       <w:tblPr/>
       <w:tcPr>
         <w:tcBorders>
-          <w:top w:val="single" w:sz="8" w:space="0" w:color="4BACC6" w:themeColor="accent5"/>
-          <w:left w:val="nil"/>
-          <w:bottom w:val="single" w:sz="8" w:space="0" w:color="4BACC6" w:themeColor="accent5"/>
+          <w:top w:val="single" w:color="4BACC6" w:themeColor="accent5" w:sz="8" w:space="0"/>
+          <w:left w:val="nil"/>
+          <w:bottom w:val="single" w:color="4BACC6" w:themeColor="accent5" w:sz="8" w:space="0"/>
           <w:right w:val="nil"/>
           <w:insideH w:val="nil"/>
           <w:insideV w:val="nil"/>
@@ -5654,9 +6470,9 @@
       <w:tblPr/>
       <w:tcPr>
         <w:tcBorders>
-          <w:top w:val="single" w:sz="8" w:space="0" w:color="4BACC6" w:themeColor="accent5"/>
-          <w:left w:val="nil"/>
-          <w:bottom w:val="single" w:sz="8" w:space="0" w:color="4BACC6" w:themeColor="accent5"/>
+          <w:top w:val="single" w:color="4BACC6" w:themeColor="accent5" w:sz="8" w:space="0"/>
+          <w:left w:val="nil"/>
+          <w:bottom w:val="single" w:color="4BACC6" w:themeColor="accent5" w:sz="8" w:space="0"/>
           <w:right w:val="nil"/>
           <w:insideH w:val="nil"/>
           <w:insideV w:val="nil"/>
@@ -5715,8 +6531,8 @@
       <w:tblStyleRowBandSize w:val="1"/>
       <w:tblStyleColBandSize w:val="1"/>
       <w:tblBorders>
-        <w:top w:val="single" w:sz="8" w:space="0" w:color="F79646" w:themeColor="accent6"/>
-        <w:bottom w:val="single" w:sz="8" w:space="0" w:color="F79646" w:themeColor="accent6"/>
+        <w:top w:val="single" w:color="F79646" w:themeColor="accent6" w:sz="8" w:space="0"/>
+        <w:bottom w:val="single" w:color="F79646" w:themeColor="accent6" w:sz="8" w:space="0"/>
       </w:tblBorders>
     </w:tblPr>
     <w:tblStylePr w:type="firstRow">
@@ -5730,9 +6546,9 @@
       <w:tblPr/>
       <w:tcPr>
         <w:tcBorders>
-          <w:top w:val="single" w:sz="8" w:space="0" w:color="F79646" w:themeColor="accent6"/>
-          <w:left w:val="nil"/>
-          <w:bottom w:val="single" w:sz="8" w:space="0" w:color="F79646" w:themeColor="accent6"/>
+          <w:top w:val="single" w:color="F79646" w:themeColor="accent6" w:sz="8" w:space="0"/>
+          <w:left w:val="nil"/>
+          <w:bottom w:val="single" w:color="F79646" w:themeColor="accent6" w:sz="8" w:space="0"/>
           <w:right w:val="nil"/>
           <w:insideH w:val="nil"/>
           <w:insideV w:val="nil"/>
@@ -5750,9 +6566,9 @@
       <w:tblPr/>
       <w:tcPr>
         <w:tcBorders>
-          <w:top w:val="single" w:sz="8" w:space="0" w:color="F79646" w:themeColor="accent6"/>
-          <w:left w:val="nil"/>
-          <w:bottom w:val="single" w:sz="8" w:space="0" w:color="F79646" w:themeColor="accent6"/>
+          <w:top w:val="single" w:color="F79646" w:themeColor="accent6" w:sz="8" w:space="0"/>
+          <w:left w:val="nil"/>
+          <w:bottom w:val="single" w:color="F79646" w:themeColor="accent6" w:sz="8" w:space="0"/>
           <w:right w:val="nil"/>
           <w:insideH w:val="nil"/>
           <w:insideV w:val="nil"/>
@@ -5808,10 +6624,10 @@
       <w:tblStyleRowBandSize w:val="1"/>
       <w:tblStyleColBandSize w:val="1"/>
       <w:tblBorders>
-        <w:top w:val="single" w:sz="8" w:space="0" w:color="000000" w:themeColor="text1"/>
-        <w:left w:val="single" w:sz="8" w:space="0" w:color="000000" w:themeColor="text1"/>
-        <w:bottom w:val="single" w:sz="8" w:space="0" w:color="000000" w:themeColor="text1"/>
-        <w:right w:val="single" w:sz="8" w:space="0" w:color="000000" w:themeColor="text1"/>
+        <w:top w:val="single" w:color="000000" w:themeColor="text1" w:sz="8" w:space="0"/>
+        <w:left w:val="single" w:color="000000" w:themeColor="text1" w:sz="8" w:space="0"/>
+        <w:bottom w:val="single" w:color="000000" w:themeColor="text1" w:sz="8" w:space="0"/>
+        <w:right w:val="single" w:color="000000" w:themeColor="text1" w:sz="8" w:space="0"/>
       </w:tblBorders>
     </w:tblPr>
     <w:tblStylePr w:type="firstRow">
@@ -5839,10 +6655,10 @@
       <w:tblPr/>
       <w:tcPr>
         <w:tcBorders>
-          <w:top w:val="double" w:sz="6" w:space="0" w:color="000000" w:themeColor="text1"/>
-          <w:left w:val="single" w:sz="8" w:space="0" w:color="000000" w:themeColor="text1"/>
-          <w:bottom w:val="single" w:sz="8" w:space="0" w:color="000000" w:themeColor="text1"/>
-          <w:right w:val="single" w:sz="8" w:space="0" w:color="000000" w:themeColor="text1"/>
+          <w:top w:val="double" w:color="000000" w:themeColor="text1" w:sz="6" w:space="0"/>
+          <w:left w:val="single" w:color="000000" w:themeColor="text1" w:sz="8" w:space="0"/>
+          <w:bottom w:val="single" w:color="000000" w:themeColor="text1" w:sz="8" w:space="0"/>
+          <w:right w:val="single" w:color="000000" w:themeColor="text1" w:sz="8" w:space="0"/>
         </w:tcBorders>
       </w:tcPr>
     </w:tblStylePr>
@@ -5862,10 +6678,10 @@
       <w:tblPr/>
       <w:tcPr>
         <w:tcBorders>
-          <w:top w:val="single" w:sz="8" w:space="0" w:color="000000" w:themeColor="text1"/>
-          <w:left w:val="single" w:sz="8" w:space="0" w:color="000000" w:themeColor="text1"/>
-          <w:bottom w:val="single" w:sz="8" w:space="0" w:color="000000" w:themeColor="text1"/>
-          <w:right w:val="single" w:sz="8" w:space="0" w:color="000000" w:themeColor="text1"/>
+          <w:top w:val="single" w:color="000000" w:themeColor="text1" w:sz="8" w:space="0"/>
+          <w:left w:val="single" w:color="000000" w:themeColor="text1" w:sz="8" w:space="0"/>
+          <w:bottom w:val="single" w:color="000000" w:themeColor="text1" w:sz="8" w:space="0"/>
+          <w:right w:val="single" w:color="000000" w:themeColor="text1" w:sz="8" w:space="0"/>
         </w:tcBorders>
       </w:tcPr>
     </w:tblStylePr>
@@ -5873,10 +6689,10 @@
       <w:tblPr/>
       <w:tcPr>
         <w:tcBorders>
-          <w:top w:val="single" w:sz="8" w:space="0" w:color="000000" w:themeColor="text1"/>
-          <w:left w:val="single" w:sz="8" w:space="0" w:color="000000" w:themeColor="text1"/>
-          <w:bottom w:val="single" w:sz="8" w:space="0" w:color="000000" w:themeColor="text1"/>
-          <w:right w:val="single" w:sz="8" w:space="0" w:color="000000" w:themeColor="text1"/>
+          <w:top w:val="single" w:color="000000" w:themeColor="text1" w:sz="8" w:space="0"/>
+          <w:left w:val="single" w:color="000000" w:themeColor="text1" w:sz="8" w:space="0"/>
+          <w:bottom w:val="single" w:color="000000" w:themeColor="text1" w:sz="8" w:space="0"/>
+          <w:right w:val="single" w:color="000000" w:themeColor="text1" w:sz="8" w:space="0"/>
         </w:tcBorders>
       </w:tcPr>
     </w:tblStylePr>
@@ -5893,10 +6709,10 @@
       <w:tblStyleRowBandSize w:val="1"/>
       <w:tblStyleColBandSize w:val="1"/>
       <w:tblBorders>
-        <w:top w:val="single" w:sz="8" w:space="0" w:color="4F81BD" w:themeColor="accent1"/>
-        <w:left w:val="single" w:sz="8" w:space="0" w:color="4F81BD" w:themeColor="accent1"/>
-        <w:bottom w:val="single" w:sz="8" w:space="0" w:color="4F81BD" w:themeColor="accent1"/>
-        <w:right w:val="single" w:sz="8" w:space="0" w:color="4F81BD" w:themeColor="accent1"/>
+        <w:top w:val="single" w:color="4F81BD" w:themeColor="accent1" w:sz="8" w:space="0"/>
+        <w:left w:val="single" w:color="4F81BD" w:themeColor="accent1" w:sz="8" w:space="0"/>
+        <w:bottom w:val="single" w:color="4F81BD" w:themeColor="accent1" w:sz="8" w:space="0"/>
+        <w:right w:val="single" w:color="4F81BD" w:themeColor="accent1" w:sz="8" w:space="0"/>
       </w:tblBorders>
     </w:tblPr>
     <w:tblStylePr w:type="firstRow">
@@ -5924,10 +6740,10 @@
       <w:tblPr/>
       <w:tcPr>
         <w:tcBorders>
-          <w:top w:val="double" w:sz="6" w:space="0" w:color="4F81BD" w:themeColor="accent1"/>
-          <w:left w:val="single" w:sz="8" w:space="0" w:color="4F81BD" w:themeColor="accent1"/>
-          <w:bottom w:val="single" w:sz="8" w:space="0" w:color="4F81BD" w:themeColor="accent1"/>
-          <w:right w:val="single" w:sz="8" w:space="0" w:color="4F81BD" w:themeColor="accent1"/>
+          <w:top w:val="double" w:color="4F81BD" w:themeColor="accent1" w:sz="6" w:space="0"/>
+          <w:left w:val="single" w:color="4F81BD" w:themeColor="accent1" w:sz="8" w:space="0"/>
+          <w:bottom w:val="single" w:color="4F81BD" w:themeColor="accent1" w:sz="8" w:space="0"/>
+          <w:right w:val="single" w:color="4F81BD" w:themeColor="accent1" w:sz="8" w:space="0"/>
         </w:tcBorders>
       </w:tcPr>
     </w:tblStylePr>
@@ -5947,10 +6763,10 @@
       <w:tblPr/>
       <w:tcPr>
         <w:tcBorders>
-          <w:top w:val="single" w:sz="8" w:space="0" w:color="4F81BD" w:themeColor="accent1"/>
-          <w:left w:val="single" w:sz="8" w:space="0" w:color="4F81BD" w:themeColor="accent1"/>
-          <w:bottom w:val="single" w:sz="8" w:space="0" w:color="4F81BD" w:themeColor="accent1"/>
-          <w:right w:val="single" w:sz="8" w:space="0" w:color="4F81BD" w:themeColor="accent1"/>
+          <w:top w:val="single" w:color="4F81BD" w:themeColor="accent1" w:sz="8" w:space="0"/>
+          <w:left w:val="single" w:color="4F81BD" w:themeColor="accent1" w:sz="8" w:space="0"/>
+          <w:bottom w:val="single" w:color="4F81BD" w:themeColor="accent1" w:sz="8" w:space="0"/>
+          <w:right w:val="single" w:color="4F81BD" w:themeColor="accent1" w:sz="8" w:space="0"/>
         </w:tcBorders>
       </w:tcPr>
     </w:tblStylePr>
@@ -5958,10 +6774,10 @@
       <w:tblPr/>
       <w:tcPr>
         <w:tcBorders>
-          <w:top w:val="single" w:sz="8" w:space="0" w:color="4F81BD" w:themeColor="accent1"/>
-          <w:left w:val="single" w:sz="8" w:space="0" w:color="4F81BD" w:themeColor="accent1"/>
-          <w:bottom w:val="single" w:sz="8" w:space="0" w:color="4F81BD" w:themeColor="accent1"/>
-          <w:right w:val="single" w:sz="8" w:space="0" w:color="4F81BD" w:themeColor="accent1"/>
+          <w:top w:val="single" w:color="4F81BD" w:themeColor="accent1" w:sz="8" w:space="0"/>
+          <w:left w:val="single" w:color="4F81BD" w:themeColor="accent1" w:sz="8" w:space="0"/>
+          <w:bottom w:val="single" w:color="4F81BD" w:themeColor="accent1" w:sz="8" w:space="0"/>
+          <w:right w:val="single" w:color="4F81BD" w:themeColor="accent1" w:sz="8" w:space="0"/>
         </w:tcBorders>
       </w:tcPr>
     </w:tblStylePr>
@@ -5978,10 +6794,10 @@
       <w:tblStyleRowBandSize w:val="1"/>
       <w:tblStyleColBandSize w:val="1"/>
       <w:tblBorders>
-        <w:top w:val="single" w:sz="8" w:space="0" w:color="C0504D" w:themeColor="accent2"/>
-        <w:left w:val="single" w:sz="8" w:space="0" w:color="C0504D" w:themeColor="accent2"/>
-        <w:bottom w:val="single" w:sz="8" w:space="0" w:color="C0504D" w:themeColor="accent2"/>
-        <w:right w:val="single" w:sz="8" w:space="0" w:color="C0504D" w:themeColor="accent2"/>
+        <w:top w:val="single" w:color="C0504D" w:themeColor="accent2" w:sz="8" w:space="0"/>
+        <w:left w:val="single" w:color="C0504D" w:themeColor="accent2" w:sz="8" w:space="0"/>
+        <w:bottom w:val="single" w:color="C0504D" w:themeColor="accent2" w:sz="8" w:space="0"/>
+        <w:right w:val="single" w:color="C0504D" w:themeColor="accent2" w:sz="8" w:space="0"/>
       </w:tblBorders>
     </w:tblPr>
     <w:tblStylePr w:type="firstRow">
@@ -6009,10 +6825,10 @@
       <w:tblPr/>
       <w:tcPr>
         <w:tcBorders>
-          <w:top w:val="double" w:sz="6" w:space="0" w:color="C0504D" w:themeColor="accent2"/>
-          <w:left w:val="single" w:sz="8" w:space="0" w:color="C0504D" w:themeColor="accent2"/>
-          <w:bottom w:val="single" w:sz="8" w:space="0" w:color="C0504D" w:themeColor="accent2"/>
-          <w:right w:val="single" w:sz="8" w:space="0" w:color="C0504D" w:themeColor="accent2"/>
+          <w:top w:val="double" w:color="C0504D" w:themeColor="accent2" w:sz="6" w:space="0"/>
+          <w:left w:val="single" w:color="C0504D" w:themeColor="accent2" w:sz="8" w:space="0"/>
+          <w:bottom w:val="single" w:color="C0504D" w:themeColor="accent2" w:sz="8" w:space="0"/>
+          <w:right w:val="single" w:color="C0504D" w:themeColor="accent2" w:sz="8" w:space="0"/>
         </w:tcBorders>
       </w:tcPr>
     </w:tblStylePr>
@@ -6032,10 +6848,10 @@
       <w:tblPr/>
       <w:tcPr>
         <w:tcBorders>
-          <w:top w:val="single" w:sz="8" w:space="0" w:color="C0504D" w:themeColor="accent2"/>
-          <w:left w:val="single" w:sz="8" w:space="0" w:color="C0504D" w:themeColor="accent2"/>
-          <w:bottom w:val="single" w:sz="8" w:space="0" w:color="C0504D" w:themeColor="accent2"/>
-          <w:right w:val="single" w:sz="8" w:space="0" w:color="C0504D" w:themeColor="accent2"/>
+          <w:top w:val="single" w:color="C0504D" w:themeColor="accent2" w:sz="8" w:space="0"/>
+          <w:left w:val="single" w:color="C0504D" w:themeColor="accent2" w:sz="8" w:space="0"/>
+          <w:bottom w:val="single" w:color="C0504D" w:themeColor="accent2" w:sz="8" w:space="0"/>
+          <w:right w:val="single" w:color="C0504D" w:themeColor="accent2" w:sz="8" w:space="0"/>
         </w:tcBorders>
       </w:tcPr>
     </w:tblStylePr>
@@ -6043,10 +6859,10 @@
       <w:tblPr/>
       <w:tcPr>
         <w:tcBorders>
-          <w:top w:val="single" w:sz="8" w:space="0" w:color="C0504D" w:themeColor="accent2"/>
-          <w:left w:val="single" w:sz="8" w:space="0" w:color="C0504D" w:themeColor="accent2"/>
-          <w:bottom w:val="single" w:sz="8" w:space="0" w:color="C0504D" w:themeColor="accent2"/>
-          <w:right w:val="single" w:sz="8" w:space="0" w:color="C0504D" w:themeColor="accent2"/>
+          <w:top w:val="single" w:color="C0504D" w:themeColor="accent2" w:sz="8" w:space="0"/>
+          <w:left w:val="single" w:color="C0504D" w:themeColor="accent2" w:sz="8" w:space="0"/>
+          <w:bottom w:val="single" w:color="C0504D" w:themeColor="accent2" w:sz="8" w:space="0"/>
+          <w:right w:val="single" w:color="C0504D" w:themeColor="accent2" w:sz="8" w:space="0"/>
         </w:tcBorders>
       </w:tcPr>
     </w:tblStylePr>
@@ -6063,10 +6879,10 @@
       <w:tblStyleRowBandSize w:val="1"/>
       <w:tblStyleColBandSize w:val="1"/>
       <w:tblBorders>
-        <w:top w:val="single" w:sz="8" w:space="0" w:color="9BBB59" w:themeColor="accent3"/>
-        <w:left w:val="single" w:sz="8" w:space="0" w:color="9BBB59" w:themeColor="accent3"/>
-        <w:bottom w:val="single" w:sz="8" w:space="0" w:color="9BBB59" w:themeColor="accent3"/>
-        <w:right w:val="single" w:sz="8" w:space="0" w:color="9BBB59" w:themeColor="accent3"/>
+        <w:top w:val="single" w:color="9BBB59" w:themeColor="accent3" w:sz="8" w:space="0"/>
+        <w:left w:val="single" w:color="9BBB59" w:themeColor="accent3" w:sz="8" w:space="0"/>
+        <w:bottom w:val="single" w:color="9BBB59" w:themeColor="accent3" w:sz="8" w:space="0"/>
+        <w:right w:val="single" w:color="9BBB59" w:themeColor="accent3" w:sz="8" w:space="0"/>
       </w:tblBorders>
     </w:tblPr>
     <w:tblStylePr w:type="firstRow">
@@ -6094,10 +6910,10 @@
       <w:tblPr/>
       <w:tcPr>
         <w:tcBorders>
-          <w:top w:val="double" w:sz="6" w:space="0" w:color="9BBB59" w:themeColor="accent3"/>
-          <w:left w:val="single" w:sz="8" w:space="0" w:color="9BBB59" w:themeColor="accent3"/>
-          <w:bottom w:val="single" w:sz="8" w:space="0" w:color="9BBB59" w:themeColor="accent3"/>
-          <w:right w:val="single" w:sz="8" w:space="0" w:color="9BBB59" w:themeColor="accent3"/>
+          <w:top w:val="double" w:color="9BBB59" w:themeColor="accent3" w:sz="6" w:space="0"/>
+          <w:left w:val="single" w:color="9BBB59" w:themeColor="accent3" w:sz="8" w:space="0"/>
+          <w:bottom w:val="single" w:color="9BBB59" w:themeColor="accent3" w:sz="8" w:space="0"/>
+          <w:right w:val="single" w:color="9BBB59" w:themeColor="accent3" w:sz="8" w:space="0"/>
         </w:tcBorders>
       </w:tcPr>
     </w:tblStylePr>
@@ -6117,10 +6933,10 @@
       <w:tblPr/>
       <w:tcPr>
         <w:tcBorders>
-          <w:top w:val="single" w:sz="8" w:space="0" w:color="9BBB59" w:themeColor="accent3"/>
-          <w:left w:val="single" w:sz="8" w:space="0" w:color="9BBB59" w:themeColor="accent3"/>
-          <w:bottom w:val="single" w:sz="8" w:space="0" w:color="9BBB59" w:themeColor="accent3"/>
-          <w:right w:val="single" w:sz="8" w:space="0" w:color="9BBB59" w:themeColor="accent3"/>
+          <w:top w:val="single" w:color="9BBB59" w:themeColor="accent3" w:sz="8" w:space="0"/>
+          <w:left w:val="single" w:color="9BBB59" w:themeColor="accent3" w:sz="8" w:space="0"/>
+          <w:bottom w:val="single" w:color="9BBB59" w:themeColor="accent3" w:sz="8" w:space="0"/>
+          <w:right w:val="single" w:color="9BBB59" w:themeColor="accent3" w:sz="8" w:space="0"/>
         </w:tcBorders>
       </w:tcPr>
     </w:tblStylePr>
@@ -6128,10 +6944,10 @@
       <w:tblPr/>
       <w:tcPr>
         <w:tcBorders>
-          <w:top w:val="single" w:sz="8" w:space="0" w:color="9BBB59" w:themeColor="accent3"/>
-          <w:left w:val="single" w:sz="8" w:space="0" w:color="9BBB59" w:themeColor="accent3"/>
-          <w:bottom w:val="single" w:sz="8" w:space="0" w:color="9BBB59" w:themeColor="accent3"/>
-          <w:right w:val="single" w:sz="8" w:space="0" w:color="9BBB59" w:themeColor="accent3"/>
+          <w:top w:val="single" w:color="9BBB59" w:themeColor="accent3" w:sz="8" w:space="0"/>
+          <w:left w:val="single" w:color="9BBB59" w:themeColor="accent3" w:sz="8" w:space="0"/>
+          <w:bottom w:val="single" w:color="9BBB59" w:themeColor="accent3" w:sz="8" w:space="0"/>
+          <w:right w:val="single" w:color="9BBB59" w:themeColor="accent3" w:sz="8" w:space="0"/>
         </w:tcBorders>
       </w:tcPr>
     </w:tblStylePr>
@@ -6148,10 +6964,10 @@
       <w:tblStyleRowBandSize w:val="1"/>
       <w:tblStyleColBandSize w:val="1"/>
       <w:tblBorders>
-        <w:top w:val="single" w:sz="8" w:space="0" w:color="8064A2" w:themeColor="accent4"/>
-        <w:left w:val="single" w:sz="8" w:space="0" w:color="8064A2" w:themeColor="accent4"/>
-        <w:bottom w:val="single" w:sz="8" w:space="0" w:color="8064A2" w:themeColor="accent4"/>
-        <w:right w:val="single" w:sz="8" w:space="0" w:color="8064A2" w:themeColor="accent4"/>
+        <w:top w:val="single" w:color="8064A2" w:themeColor="accent4" w:sz="8" w:space="0"/>
+        <w:left w:val="single" w:color="8064A2" w:themeColor="accent4" w:sz="8" w:space="0"/>
+        <w:bottom w:val="single" w:color="8064A2" w:themeColor="accent4" w:sz="8" w:space="0"/>
+        <w:right w:val="single" w:color="8064A2" w:themeColor="accent4" w:sz="8" w:space="0"/>
       </w:tblBorders>
     </w:tblPr>
     <w:tblStylePr w:type="firstRow">
@@ -6179,10 +6995,10 @@
       <w:tblPr/>
       <w:tcPr>
         <w:tcBorders>
-          <w:top w:val="double" w:sz="6" w:space="0" w:color="8064A2" w:themeColor="accent4"/>
-          <w:left w:val="single" w:sz="8" w:space="0" w:color="8064A2" w:themeColor="accent4"/>
-          <w:bottom w:val="single" w:sz="8" w:space="0" w:color="8064A2" w:themeColor="accent4"/>
-          <w:right w:val="single" w:sz="8" w:space="0" w:color="8064A2" w:themeColor="accent4"/>
+          <w:top w:val="double" w:color="8064A2" w:themeColor="accent4" w:sz="6" w:space="0"/>
+          <w:left w:val="single" w:color="8064A2" w:themeColor="accent4" w:sz="8" w:space="0"/>
+          <w:bottom w:val="single" w:color="8064A2" w:themeColor="accent4" w:sz="8" w:space="0"/>
+          <w:right w:val="single" w:color="8064A2" w:themeColor="accent4" w:sz="8" w:space="0"/>
         </w:tcBorders>
       </w:tcPr>
     </w:tblStylePr>
@@ -6202,10 +7018,10 @@
       <w:tblPr/>
       <w:tcPr>
         <w:tcBorders>
-          <w:top w:val="single" w:sz="8" w:space="0" w:color="8064A2" w:themeColor="accent4"/>
-          <w:left w:val="single" w:sz="8" w:space="0" w:color="8064A2" w:themeColor="accent4"/>
-          <w:bottom w:val="single" w:sz="8" w:space="0" w:color="8064A2" w:themeColor="accent4"/>
-          <w:right w:val="single" w:sz="8" w:space="0" w:color="8064A2" w:themeColor="accent4"/>
+          <w:top w:val="single" w:color="8064A2" w:themeColor="accent4" w:sz="8" w:space="0"/>
+          <w:left w:val="single" w:color="8064A2" w:themeColor="accent4" w:sz="8" w:space="0"/>
+          <w:bottom w:val="single" w:color="8064A2" w:themeColor="accent4" w:sz="8" w:space="0"/>
+          <w:right w:val="single" w:color="8064A2" w:themeColor="accent4" w:sz="8" w:space="0"/>
         </w:tcBorders>
       </w:tcPr>
     </w:tblStylePr>
@@ -6213,10 +7029,10 @@
       <w:tblPr/>
       <w:tcPr>
         <w:tcBorders>
-          <w:top w:val="single" w:sz="8" w:space="0" w:color="8064A2" w:themeColor="accent4"/>
-          <w:left w:val="single" w:sz="8" w:space="0" w:color="8064A2" w:themeColor="accent4"/>
-          <w:bottom w:val="single" w:sz="8" w:space="0" w:color="8064A2" w:themeColor="accent4"/>
-          <w:right w:val="single" w:sz="8" w:space="0" w:color="8064A2" w:themeColor="accent4"/>
+          <w:top w:val="single" w:color="8064A2" w:themeColor="accent4" w:sz="8" w:space="0"/>
+          <w:left w:val="single" w:color="8064A2" w:themeColor="accent4" w:sz="8" w:space="0"/>
+          <w:bottom w:val="single" w:color="8064A2" w:themeColor="accent4" w:sz="8" w:space="0"/>
+          <w:right w:val="single" w:color="8064A2" w:themeColor="accent4" w:sz="8" w:space="0"/>
         </w:tcBorders>
       </w:tcPr>
     </w:tblStylePr>
@@ -6233,10 +7049,10 @@
       <w:tblStyleRowBandSize w:val="1"/>
       <w:tblStyleColBandSize w:val="1"/>
       <w:tblBorders>
-        <w:top w:val="single" w:sz="8" w:space="0" w:color="4BACC6" w:themeColor="accent5"/>
-        <w:left w:val="single" w:sz="8" w:space="0" w:color="4BACC6" w:themeColor="accent5"/>
-        <w:bottom w:val="single" w:sz="8" w:space="0" w:color="4BACC6" w:themeColor="accent5"/>
-        <w:right w:val="single" w:sz="8" w:space="0" w:color="4BACC6" w:themeColor="accent5"/>
+        <w:top w:val="single" w:color="4BACC6" w:themeColor="accent5" w:sz="8" w:space="0"/>
+        <w:left w:val="single" w:color="4BACC6" w:themeColor="accent5" w:sz="8" w:space="0"/>
+        <w:bottom w:val="single" w:color="4BACC6" w:themeColor="accent5" w:sz="8" w:space="0"/>
+        <w:right w:val="single" w:color="4BACC6" w:themeColor="accent5" w:sz="8" w:space="0"/>
       </w:tblBorders>
     </w:tblPr>
     <w:tblStylePr w:type="firstRow">
@@ -6264,10 +7080,10 @@
       <w:tblPr/>
       <w:tcPr>
         <w:tcBorders>
-          <w:top w:val="double" w:sz="6" w:space="0" w:color="4BACC6" w:themeColor="accent5"/>
-          <w:left w:val="single" w:sz="8" w:space="0" w:color="4BACC6" w:themeColor="accent5"/>
-          <w:bottom w:val="single" w:sz="8" w:space="0" w:color="4BACC6" w:themeColor="accent5"/>
-          <w:right w:val="single" w:sz="8" w:space="0" w:color="4BACC6" w:themeColor="accent5"/>
+          <w:top w:val="double" w:color="4BACC6" w:themeColor="accent5" w:sz="6" w:space="0"/>
+          <w:left w:val="single" w:color="4BACC6" w:themeColor="accent5" w:sz="8" w:space="0"/>
+          <w:bottom w:val="single" w:color="4BACC6" w:themeColor="accent5" w:sz="8" w:space="0"/>
+          <w:right w:val="single" w:color="4BACC6" w:themeColor="accent5" w:sz="8" w:space="0"/>
         </w:tcBorders>
       </w:tcPr>
     </w:tblStylePr>
@@ -6287,10 +7103,10 @@
       <w:tblPr/>
       <w:tcPr>
         <w:tcBorders>
-          <w:top w:val="single" w:sz="8" w:space="0" w:color="4BACC6" w:themeColor="accent5"/>
-          <w:left w:val="single" w:sz="8" w:space="0" w:color="4BACC6" w:themeColor="accent5"/>
-          <w:bottom w:val="single" w:sz="8" w:space="0" w:color="4BACC6" w:themeColor="accent5"/>
-          <w:right w:val="single" w:sz="8" w:space="0" w:color="4BACC6" w:themeColor="accent5"/>
+          <w:top w:val="single" w:color="4BACC6" w:themeColor="accent5" w:sz="8" w:space="0"/>
+          <w:left w:val="single" w:color="4BACC6" w:themeColor="accent5" w:sz="8" w:space="0"/>
+          <w:bottom w:val="single" w:color="4BACC6" w:themeColor="accent5" w:sz="8" w:space="0"/>
+          <w:right w:val="single" w:color="4BACC6" w:themeColor="accent5" w:sz="8" w:space="0"/>
         </w:tcBorders>
       </w:tcPr>
     </w:tblStylePr>
@@ -6298,10 +7114,10 @@
       <w:tblPr/>
       <w:tcPr>
         <w:tcBorders>
-          <w:top w:val="single" w:sz="8" w:space="0" w:color="4BACC6" w:themeColor="accent5"/>
-          <w:left w:val="single" w:sz="8" w:space="0" w:color="4BACC6" w:themeColor="accent5"/>
-          <w:bottom w:val="single" w:sz="8" w:space="0" w:color="4BACC6" w:themeColor="accent5"/>
-          <w:right w:val="single" w:sz="8" w:space="0" w:color="4BACC6" w:themeColor="accent5"/>
+          <w:top w:val="single" w:color="4BACC6" w:themeColor="accent5" w:sz="8" w:space="0"/>
+          <w:left w:val="single" w:color="4BACC6" w:themeColor="accent5" w:sz="8" w:space="0"/>
+          <w:bottom w:val="single" w:color="4BACC6" w:themeColor="accent5" w:sz="8" w:space="0"/>
+          <w:right w:val="single" w:color="4BACC6" w:themeColor="accent5" w:sz="8" w:space="0"/>
         </w:tcBorders>
       </w:tcPr>
     </w:tblStylePr>
@@ -6318,10 +7134,10 @@
       <w:tblStyleRowBandSize w:val="1"/>
       <w:tblStyleColBandSize w:val="1"/>
       <w:tblBorders>
-        <w:top w:val="single" w:sz="8" w:space="0" w:color="F79646" w:themeColor="accent6"/>
-        <w:left w:val="single" w:sz="8" w:space="0" w:color="F79646" w:themeColor="accent6"/>
-        <w:bottom w:val="single" w:sz="8" w:space="0" w:color="F79646" w:themeColor="accent6"/>
-        <w:right w:val="single" w:sz="8" w:space="0" w:color="F79646" w:themeColor="accent6"/>
+        <w:top w:val="single" w:color="F79646" w:themeColor="accent6" w:sz="8" w:space="0"/>
+        <w:left w:val="single" w:color="F79646" w:themeColor="accent6" w:sz="8" w:space="0"/>
+        <w:bottom w:val="single" w:color="F79646" w:themeColor="accent6" w:sz="8" w:space="0"/>
+        <w:right w:val="single" w:color="F79646" w:themeColor="accent6" w:sz="8" w:space="0"/>
       </w:tblBorders>
     </w:tblPr>
     <w:tblStylePr w:type="firstRow">
@@ -6349,10 +7165,10 @@
       <w:tblPr/>
       <w:tcPr>
         <w:tcBorders>
-          <w:top w:val="double" w:sz="6" w:space="0" w:color="F79646" w:themeColor="accent6"/>
-          <w:left w:val="single" w:sz="8" w:space="0" w:color="F79646" w:themeColor="accent6"/>
-          <w:bottom w:val="single" w:sz="8" w:space="0" w:color="F79646" w:themeColor="accent6"/>
-          <w:right w:val="single" w:sz="8" w:space="0" w:color="F79646" w:themeColor="accent6"/>
+          <w:top w:val="double" w:color="F79646" w:themeColor="accent6" w:sz="6" w:space="0"/>
+          <w:left w:val="single" w:color="F79646" w:themeColor="accent6" w:sz="8" w:space="0"/>
+          <w:bottom w:val="single" w:color="F79646" w:themeColor="accent6" w:sz="8" w:space="0"/>
+          <w:right w:val="single" w:color="F79646" w:themeColor="accent6" w:sz="8" w:space="0"/>
         </w:tcBorders>
       </w:tcPr>
     </w:tblStylePr>
@@ -6372,10 +7188,10 @@
       <w:tblPr/>
       <w:tcPr>
         <w:tcBorders>
-          <w:top w:val="single" w:sz="8" w:space="0" w:color="F79646" w:themeColor="accent6"/>
-          <w:left w:val="single" w:sz="8" w:space="0" w:color="F79646" w:themeColor="accent6"/>
-          <w:bottom w:val="single" w:sz="8" w:space="0" w:color="F79646" w:themeColor="accent6"/>
-          <w:right w:val="single" w:sz="8" w:space="0" w:color="F79646" w:themeColor="accent6"/>
+          <w:top w:val="single" w:color="F79646" w:themeColor="accent6" w:sz="8" w:space="0"/>
+          <w:left w:val="single" w:color="F79646" w:themeColor="accent6" w:sz="8" w:space="0"/>
+          <w:bottom w:val="single" w:color="F79646" w:themeColor="accent6" w:sz="8" w:space="0"/>
+          <w:right w:val="single" w:color="F79646" w:themeColor="accent6" w:sz="8" w:space="0"/>
         </w:tcBorders>
       </w:tcPr>
     </w:tblStylePr>
@@ -6383,10 +7199,10 @@
       <w:tblPr/>
       <w:tcPr>
         <w:tcBorders>
-          <w:top w:val="single" w:sz="8" w:space="0" w:color="F79646" w:themeColor="accent6"/>
-          <w:left w:val="single" w:sz="8" w:space="0" w:color="F79646" w:themeColor="accent6"/>
-          <w:bottom w:val="single" w:sz="8" w:space="0" w:color="F79646" w:themeColor="accent6"/>
-          <w:right w:val="single" w:sz="8" w:space="0" w:color="F79646" w:themeColor="accent6"/>
+          <w:top w:val="single" w:color="F79646" w:themeColor="accent6" w:sz="8" w:space="0"/>
+          <w:left w:val="single" w:color="F79646" w:themeColor="accent6" w:sz="8" w:space="0"/>
+          <w:bottom w:val="single" w:color="F79646" w:themeColor="accent6" w:sz="8" w:space="0"/>
+          <w:right w:val="single" w:color="F79646" w:themeColor="accent6" w:sz="8" w:space="0"/>
         </w:tcBorders>
       </w:tcPr>
     </w:tblStylePr>
@@ -6403,12 +7219,12 @@
       <w:tblStyleRowBandSize w:val="1"/>
       <w:tblStyleColBandSize w:val="1"/>
       <w:tblBorders>
-        <w:top w:val="single" w:sz="8" w:space="0" w:color="000000" w:themeColor="text1"/>
-        <w:left w:val="single" w:sz="8" w:space="0" w:color="000000" w:themeColor="text1"/>
-        <w:bottom w:val="single" w:sz="8" w:space="0" w:color="000000" w:themeColor="text1"/>
-        <w:right w:val="single" w:sz="8" w:space="0" w:color="000000" w:themeColor="text1"/>
-        <w:insideH w:val="single" w:sz="8" w:space="0" w:color="000000" w:themeColor="text1"/>
-        <w:insideV w:val="single" w:sz="8" w:space="0" w:color="000000" w:themeColor="text1"/>
+        <w:top w:val="single" w:color="000000" w:themeColor="text1" w:sz="8" w:space="0"/>
+        <w:left w:val="single" w:color="000000" w:themeColor="text1" w:sz="8" w:space="0"/>
+        <w:bottom w:val="single" w:color="000000" w:themeColor="text1" w:sz="8" w:space="0"/>
+        <w:right w:val="single" w:color="000000" w:themeColor="text1" w:sz="8" w:space="0"/>
+        <w:insideH w:val="single" w:color="000000" w:themeColor="text1" w:sz="8" w:space="0"/>
+        <w:insideV w:val="single" w:color="000000" w:themeColor="text1" w:sz="8" w:space="0"/>
       </w:tblBorders>
     </w:tblPr>
     <w:tblStylePr w:type="firstRow">
@@ -6416,19 +7232,19 @@
         <w:spacing w:before="0" w:after="0" w:line="240" w:lineRule="auto"/>
       </w:pPr>
       <w:rPr>
-        <w:rFonts w:asciiTheme="majorHAnsi" w:eastAsiaTheme="majorEastAsia" w:hAnsiTheme="majorHAnsi" w:cstheme="majorBidi"/>
-        <w:b/>
-        <w:bCs/>
-      </w:rPr>
-      <w:tblPr/>
-      <w:tcPr>
-        <w:tcBorders>
-          <w:top w:val="single" w:sz="8" w:space="0" w:color="000000" w:themeColor="text1"/>
-          <w:left w:val="single" w:sz="8" w:space="0" w:color="000000" w:themeColor="text1"/>
-          <w:bottom w:val="single" w:sz="18" w:space="0" w:color="000000" w:themeColor="text1"/>
-          <w:right w:val="single" w:sz="8" w:space="0" w:color="000000" w:themeColor="text1"/>
-          <w:insideH w:val="nil"/>
-          <w:insideV w:val="single" w:sz="8" w:space="0" w:color="000000" w:themeColor="text1"/>
+        <w:rFonts w:asciiTheme="majorHAnsi" w:hAnsiTheme="majorHAnsi" w:eastAsiaTheme="majorEastAsia" w:cstheme="majorBidi"/>
+        <w:b/>
+        <w:bCs/>
+      </w:rPr>
+      <w:tblPr/>
+      <w:tcPr>
+        <w:tcBorders>
+          <w:top w:val="single" w:color="000000" w:themeColor="text1" w:sz="8" w:space="0"/>
+          <w:left w:val="single" w:color="000000" w:themeColor="text1" w:sz="8" w:space="0"/>
+          <w:bottom w:val="single" w:color="000000" w:themeColor="text1" w:sz="18" w:space="0"/>
+          <w:right w:val="single" w:color="000000" w:themeColor="text1" w:sz="8" w:space="0"/>
+          <w:insideH w:val="nil"/>
+          <w:insideV w:val="single" w:color="000000" w:themeColor="text1" w:sz="8" w:space="0"/>
         </w:tcBorders>
       </w:tcPr>
     </w:tblStylePr>
@@ -6437,42 +7253,42 @@
         <w:spacing w:before="0" w:after="0" w:line="240" w:lineRule="auto"/>
       </w:pPr>
       <w:rPr>
-        <w:rFonts w:asciiTheme="majorHAnsi" w:eastAsiaTheme="majorEastAsia" w:hAnsiTheme="majorHAnsi" w:cstheme="majorBidi"/>
-        <w:b/>
-        <w:bCs/>
-      </w:rPr>
-      <w:tblPr/>
-      <w:tcPr>
-        <w:tcBorders>
-          <w:top w:val="double" w:sz="6" w:space="0" w:color="000000" w:themeColor="text1"/>
-          <w:left w:val="single" w:sz="8" w:space="0" w:color="000000" w:themeColor="text1"/>
-          <w:bottom w:val="single" w:sz="8" w:space="0" w:color="000000" w:themeColor="text1"/>
-          <w:right w:val="single" w:sz="8" w:space="0" w:color="000000" w:themeColor="text1"/>
-          <w:insideH w:val="nil"/>
-          <w:insideV w:val="single" w:sz="8" w:space="0" w:color="000000" w:themeColor="text1"/>
+        <w:rFonts w:asciiTheme="majorHAnsi" w:hAnsiTheme="majorHAnsi" w:eastAsiaTheme="majorEastAsia" w:cstheme="majorBidi"/>
+        <w:b/>
+        <w:bCs/>
+      </w:rPr>
+      <w:tblPr/>
+      <w:tcPr>
+        <w:tcBorders>
+          <w:top w:val="double" w:color="000000" w:themeColor="text1" w:sz="6" w:space="0"/>
+          <w:left w:val="single" w:color="000000" w:themeColor="text1" w:sz="8" w:space="0"/>
+          <w:bottom w:val="single" w:color="000000" w:themeColor="text1" w:sz="8" w:space="0"/>
+          <w:right w:val="single" w:color="000000" w:themeColor="text1" w:sz="8" w:space="0"/>
+          <w:insideH w:val="nil"/>
+          <w:insideV w:val="single" w:color="000000" w:themeColor="text1" w:sz="8" w:space="0"/>
         </w:tcBorders>
       </w:tcPr>
     </w:tblStylePr>
     <w:tblStylePr w:type="firstCol">
       <w:rPr>
-        <w:rFonts w:asciiTheme="majorHAnsi" w:eastAsiaTheme="majorEastAsia" w:hAnsiTheme="majorHAnsi" w:cstheme="majorBidi"/>
+        <w:rFonts w:asciiTheme="majorHAnsi" w:hAnsiTheme="majorHAnsi" w:eastAsiaTheme="majorEastAsia" w:cstheme="majorBidi"/>
         <w:b/>
         <w:bCs/>
       </w:rPr>
     </w:tblStylePr>
     <w:tblStylePr w:type="lastCol">
       <w:rPr>
-        <w:rFonts w:asciiTheme="majorHAnsi" w:eastAsiaTheme="majorEastAsia" w:hAnsiTheme="majorHAnsi" w:cstheme="majorBidi"/>
-        <w:b/>
-        <w:bCs/>
-      </w:rPr>
-      <w:tblPr/>
-      <w:tcPr>
-        <w:tcBorders>
-          <w:top w:val="single" w:sz="8" w:space="0" w:color="000000" w:themeColor="text1"/>
-          <w:left w:val="single" w:sz="8" w:space="0" w:color="000000" w:themeColor="text1"/>
-          <w:bottom w:val="single" w:sz="8" w:space="0" w:color="000000" w:themeColor="text1"/>
-          <w:right w:val="single" w:sz="8" w:space="0" w:color="000000" w:themeColor="text1"/>
+        <w:rFonts w:asciiTheme="majorHAnsi" w:hAnsiTheme="majorHAnsi" w:eastAsiaTheme="majorEastAsia" w:cstheme="majorBidi"/>
+        <w:b/>
+        <w:bCs/>
+      </w:rPr>
+      <w:tblPr/>
+      <w:tcPr>
+        <w:tcBorders>
+          <w:top w:val="single" w:color="000000" w:themeColor="text1" w:sz="8" w:space="0"/>
+          <w:left w:val="single" w:color="000000" w:themeColor="text1" w:sz="8" w:space="0"/>
+          <w:bottom w:val="single" w:color="000000" w:themeColor="text1" w:sz="8" w:space="0"/>
+          <w:right w:val="single" w:color="000000" w:themeColor="text1" w:sz="8" w:space="0"/>
         </w:tcBorders>
       </w:tcPr>
     </w:tblStylePr>
@@ -6480,10 +7296,10 @@
       <w:tblPr/>
       <w:tcPr>
         <w:tcBorders>
-          <w:top w:val="single" w:sz="8" w:space="0" w:color="000000" w:themeColor="text1"/>
-          <w:left w:val="single" w:sz="8" w:space="0" w:color="000000" w:themeColor="text1"/>
-          <w:bottom w:val="single" w:sz="8" w:space="0" w:color="000000" w:themeColor="text1"/>
-          <w:right w:val="single" w:sz="8" w:space="0" w:color="000000" w:themeColor="text1"/>
+          <w:top w:val="single" w:color="000000" w:themeColor="text1" w:sz="8" w:space="0"/>
+          <w:left w:val="single" w:color="000000" w:themeColor="text1" w:sz="8" w:space="0"/>
+          <w:bottom w:val="single" w:color="000000" w:themeColor="text1" w:sz="8" w:space="0"/>
+          <w:right w:val="single" w:color="000000" w:themeColor="text1" w:sz="8" w:space="0"/>
         </w:tcBorders>
         <w:shd w:val="clear" w:color="auto" w:fill="C0C0C0" w:themeFill="text1" w:themeFillTint="3F"/>
       </w:tcPr>
@@ -6492,11 +7308,11 @@
       <w:tblPr/>
       <w:tcPr>
         <w:tcBorders>
-          <w:top w:val="single" w:sz="8" w:space="0" w:color="000000" w:themeColor="text1"/>
-          <w:left w:val="single" w:sz="8" w:space="0" w:color="000000" w:themeColor="text1"/>
-          <w:bottom w:val="single" w:sz="8" w:space="0" w:color="000000" w:themeColor="text1"/>
-          <w:right w:val="single" w:sz="8" w:space="0" w:color="000000" w:themeColor="text1"/>
-          <w:insideV w:val="single" w:sz="8" w:space="0" w:color="000000" w:themeColor="text1"/>
+          <w:top w:val="single" w:color="000000" w:themeColor="text1" w:sz="8" w:space="0"/>
+          <w:left w:val="single" w:color="000000" w:themeColor="text1" w:sz="8" w:space="0"/>
+          <w:bottom w:val="single" w:color="000000" w:themeColor="text1" w:sz="8" w:space="0"/>
+          <w:right w:val="single" w:color="000000" w:themeColor="text1" w:sz="8" w:space="0"/>
+          <w:insideV w:val="single" w:color="000000" w:themeColor="text1" w:sz="8" w:space="0"/>
         </w:tcBorders>
         <w:shd w:val="clear" w:color="auto" w:fill="C0C0C0" w:themeFill="text1" w:themeFillTint="3F"/>
       </w:tcPr>
@@ -6505,11 +7321,11 @@
       <w:tblPr/>
       <w:tcPr>
         <w:tcBorders>
-          <w:top w:val="single" w:sz="8" w:space="0" w:color="000000" w:themeColor="text1"/>
-          <w:left w:val="single" w:sz="8" w:space="0" w:color="000000" w:themeColor="text1"/>
-          <w:bottom w:val="single" w:sz="8" w:space="0" w:color="000000" w:themeColor="text1"/>
-          <w:right w:val="single" w:sz="8" w:space="0" w:color="000000" w:themeColor="text1"/>
-          <w:insideV w:val="single" w:sz="8" w:space="0" w:color="000000" w:themeColor="text1"/>
+          <w:top w:val="single" w:color="000000" w:themeColor="text1" w:sz="8" w:space="0"/>
+          <w:left w:val="single" w:color="000000" w:themeColor="text1" w:sz="8" w:space="0"/>
+          <w:bottom w:val="single" w:color="000000" w:themeColor="text1" w:sz="8" w:space="0"/>
+          <w:right w:val="single" w:color="000000" w:themeColor="text1" w:sz="8" w:space="0"/>
+          <w:insideV w:val="single" w:color="000000" w:themeColor="text1" w:sz="8" w:space="0"/>
         </w:tcBorders>
       </w:tcPr>
     </w:tblStylePr>
@@ -6526,12 +7342,12 @@
       <w:tblStyleRowBandSize w:val="1"/>
       <w:tblStyleColBandSize w:val="1"/>
       <w:tblBorders>
-        <w:top w:val="single" w:sz="8" w:space="0" w:color="4F81BD" w:themeColor="accent1"/>
-        <w:left w:val="single" w:sz="8" w:space="0" w:color="4F81BD" w:themeColor="accent1"/>
-        <w:bottom w:val="single" w:sz="8" w:space="0" w:color="4F81BD" w:themeColor="accent1"/>
-        <w:right w:val="single" w:sz="8" w:space="0" w:color="4F81BD" w:themeColor="accent1"/>
-        <w:insideH w:val="single" w:sz="8" w:space="0" w:color="4F81BD" w:themeColor="accent1"/>
-        <w:insideV w:val="single" w:sz="8" w:space="0" w:color="4F81BD" w:themeColor="accent1"/>
+        <w:top w:val="single" w:color="4F81BD" w:themeColor="accent1" w:sz="8" w:space="0"/>
+        <w:left w:val="single" w:color="4F81BD" w:themeColor="accent1" w:sz="8" w:space="0"/>
+        <w:bottom w:val="single" w:color="4F81BD" w:themeColor="accent1" w:sz="8" w:space="0"/>
+        <w:right w:val="single" w:color="4F81BD" w:themeColor="accent1" w:sz="8" w:space="0"/>
+        <w:insideH w:val="single" w:color="4F81BD" w:themeColor="accent1" w:sz="8" w:space="0"/>
+        <w:insideV w:val="single" w:color="4F81BD" w:themeColor="accent1" w:sz="8" w:space="0"/>
       </w:tblBorders>
     </w:tblPr>
     <w:tblStylePr w:type="firstRow">
@@ -6539,19 +7355,19 @@
         <w:spacing w:before="0" w:after="0" w:line="240" w:lineRule="auto"/>
       </w:pPr>
       <w:rPr>
-        <w:rFonts w:asciiTheme="majorHAnsi" w:eastAsiaTheme="majorEastAsia" w:hAnsiTheme="majorHAnsi" w:cstheme="majorBidi"/>
-        <w:b/>
-        <w:bCs/>
-      </w:rPr>
-      <w:tblPr/>
-      <w:tcPr>
-        <w:tcBorders>
-          <w:top w:val="single" w:sz="8" w:space="0" w:color="4F81BD" w:themeColor="accent1"/>
-          <w:left w:val="single" w:sz="8" w:space="0" w:color="4F81BD" w:themeColor="accent1"/>
-          <w:bottom w:val="single" w:sz="18" w:space="0" w:color="4F81BD" w:themeColor="accent1"/>
-          <w:right w:val="single" w:sz="8" w:space="0" w:color="4F81BD" w:themeColor="accent1"/>
-          <w:insideH w:val="nil"/>
-          <w:insideV w:val="single" w:sz="8" w:space="0" w:color="4F81BD" w:themeColor="accent1"/>
+        <w:rFonts w:asciiTheme="majorHAnsi" w:hAnsiTheme="majorHAnsi" w:eastAsiaTheme="majorEastAsia" w:cstheme="majorBidi"/>
+        <w:b/>
+        <w:bCs/>
+      </w:rPr>
+      <w:tblPr/>
+      <w:tcPr>
+        <w:tcBorders>
+          <w:top w:val="single" w:color="4F81BD" w:themeColor="accent1" w:sz="8" w:space="0"/>
+          <w:left w:val="single" w:color="4F81BD" w:themeColor="accent1" w:sz="8" w:space="0"/>
+          <w:bottom w:val="single" w:color="4F81BD" w:themeColor="accent1" w:sz="18" w:space="0"/>
+          <w:right w:val="single" w:color="4F81BD" w:themeColor="accent1" w:sz="8" w:space="0"/>
+          <w:insideH w:val="nil"/>
+          <w:insideV w:val="single" w:color="4F81BD" w:themeColor="accent1" w:sz="8" w:space="0"/>
         </w:tcBorders>
       </w:tcPr>
     </w:tblStylePr>
@@ -6560,42 +7376,42 @@
         <w:spacing w:before="0" w:after="0" w:line="240" w:lineRule="auto"/>
       </w:pPr>
       <w:rPr>
-        <w:rFonts w:asciiTheme="majorHAnsi" w:eastAsiaTheme="majorEastAsia" w:hAnsiTheme="majorHAnsi" w:cstheme="majorBidi"/>
-        <w:b/>
-        <w:bCs/>
-      </w:rPr>
-      <w:tblPr/>
-      <w:tcPr>
-        <w:tcBorders>
-          <w:top w:val="double" w:sz="6" w:space="0" w:color="4F81BD" w:themeColor="accent1"/>
-          <w:left w:val="single" w:sz="8" w:space="0" w:color="4F81BD" w:themeColor="accent1"/>
-          <w:bottom w:val="single" w:sz="8" w:space="0" w:color="4F81BD" w:themeColor="accent1"/>
-          <w:right w:val="single" w:sz="8" w:space="0" w:color="4F81BD" w:themeColor="accent1"/>
-          <w:insideH w:val="nil"/>
-          <w:insideV w:val="single" w:sz="8" w:space="0" w:color="4F81BD" w:themeColor="accent1"/>
+        <w:rFonts w:asciiTheme="majorHAnsi" w:hAnsiTheme="majorHAnsi" w:eastAsiaTheme="majorEastAsia" w:cstheme="majorBidi"/>
+        <w:b/>
+        <w:bCs/>
+      </w:rPr>
+      <w:tblPr/>
+      <w:tcPr>
+        <w:tcBorders>
+          <w:top w:val="double" w:color="4F81BD" w:themeColor="accent1" w:sz="6" w:space="0"/>
+          <w:left w:val="single" w:color="4F81BD" w:themeColor="accent1" w:sz="8" w:space="0"/>
+          <w:bottom w:val="single" w:color="4F81BD" w:themeColor="accent1" w:sz="8" w:space="0"/>
+          <w:right w:val="single" w:color="4F81BD" w:themeColor="accent1" w:sz="8" w:space="0"/>
+          <w:insideH w:val="nil"/>
+          <w:insideV w:val="single" w:color="4F81BD" w:themeColor="accent1" w:sz="8" w:space="0"/>
         </w:tcBorders>
       </w:tcPr>
     </w:tblStylePr>
     <w:tblStylePr w:type="firstCol">
       <w:rPr>
-        <w:rFonts w:asciiTheme="majorHAnsi" w:eastAsiaTheme="majorEastAsia" w:hAnsiTheme="majorHAnsi" w:cstheme="majorBidi"/>
+        <w:rFonts w:asciiTheme="majorHAnsi" w:hAnsiTheme="majorHAnsi" w:eastAsiaTheme="majorEastAsia" w:cstheme="majorBidi"/>
         <w:b/>
         <w:bCs/>
       </w:rPr>
     </w:tblStylePr>
     <w:tblStylePr w:type="lastCol">
       <w:rPr>
-        <w:rFonts w:asciiTheme="majorHAnsi" w:eastAsiaTheme="majorEastAsia" w:hAnsiTheme="majorHAnsi" w:cstheme="majorBidi"/>
-        <w:b/>
-        <w:bCs/>
-      </w:rPr>
-      <w:tblPr/>
-      <w:tcPr>
-        <w:tcBorders>
-          <w:top w:val="single" w:sz="8" w:space="0" w:color="4F81BD" w:themeColor="accent1"/>
-          <w:left w:val="single" w:sz="8" w:space="0" w:color="4F81BD" w:themeColor="accent1"/>
-          <w:bottom w:val="single" w:sz="8" w:space="0" w:color="4F81BD" w:themeColor="accent1"/>
-          <w:right w:val="single" w:sz="8" w:space="0" w:color="4F81BD" w:themeColor="accent1"/>
+        <w:rFonts w:asciiTheme="majorHAnsi" w:hAnsiTheme="majorHAnsi" w:eastAsiaTheme="majorEastAsia" w:cstheme="majorBidi"/>
+        <w:b/>
+        <w:bCs/>
+      </w:rPr>
+      <w:tblPr/>
+      <w:tcPr>
+        <w:tcBorders>
+          <w:top w:val="single" w:color="4F81BD" w:themeColor="accent1" w:sz="8" w:space="0"/>
+          <w:left w:val="single" w:color="4F81BD" w:themeColor="accent1" w:sz="8" w:space="0"/>
+          <w:bottom w:val="single" w:color="4F81BD" w:themeColor="accent1" w:sz="8" w:space="0"/>
+          <w:right w:val="single" w:color="4F81BD" w:themeColor="accent1" w:sz="8" w:space="0"/>
         </w:tcBorders>
       </w:tcPr>
     </w:tblStylePr>
@@ -6603,10 +7419,10 @@
       <w:tblPr/>
       <w:tcPr>
         <w:tcBorders>
-          <w:top w:val="single" w:sz="8" w:space="0" w:color="4F81BD" w:themeColor="accent1"/>
-          <w:left w:val="single" w:sz="8" w:space="0" w:color="4F81BD" w:themeColor="accent1"/>
-          <w:bottom w:val="single" w:sz="8" w:space="0" w:color="4F81BD" w:themeColor="accent1"/>
-          <w:right w:val="single" w:sz="8" w:space="0" w:color="4F81BD" w:themeColor="accent1"/>
+          <w:top w:val="single" w:color="4F81BD" w:themeColor="accent1" w:sz="8" w:space="0"/>
+          <w:left w:val="single" w:color="4F81BD" w:themeColor="accent1" w:sz="8" w:space="0"/>
+          <w:bottom w:val="single" w:color="4F81BD" w:themeColor="accent1" w:sz="8" w:space="0"/>
+          <w:right w:val="single" w:color="4F81BD" w:themeColor="accent1" w:sz="8" w:space="0"/>
         </w:tcBorders>
         <w:shd w:val="clear" w:color="auto" w:fill="D3DFEE" w:themeFill="accent1" w:themeFillTint="3F"/>
       </w:tcPr>
@@ -6615,11 +7431,11 @@
       <w:tblPr/>
       <w:tcPr>
         <w:tcBorders>
-          <w:top w:val="single" w:sz="8" w:space="0" w:color="4F81BD" w:themeColor="accent1"/>
-          <w:left w:val="single" w:sz="8" w:space="0" w:color="4F81BD" w:themeColor="accent1"/>
-          <w:bottom w:val="single" w:sz="8" w:space="0" w:color="4F81BD" w:themeColor="accent1"/>
-          <w:right w:val="single" w:sz="8" w:space="0" w:color="4F81BD" w:themeColor="accent1"/>
-          <w:insideV w:val="single" w:sz="8" w:space="0" w:color="4F81BD" w:themeColor="accent1"/>
+          <w:top w:val="single" w:color="4F81BD" w:themeColor="accent1" w:sz="8" w:space="0"/>
+          <w:left w:val="single" w:color="4F81BD" w:themeColor="accent1" w:sz="8" w:space="0"/>
+          <w:bottom w:val="single" w:color="4F81BD" w:themeColor="accent1" w:sz="8" w:space="0"/>
+          <w:right w:val="single" w:color="4F81BD" w:themeColor="accent1" w:sz="8" w:space="0"/>
+          <w:insideV w:val="single" w:color="4F81BD" w:themeColor="accent1" w:sz="8" w:space="0"/>
         </w:tcBorders>
         <w:shd w:val="clear" w:color="auto" w:fill="D3DFEE" w:themeFill="accent1" w:themeFillTint="3F"/>
       </w:tcPr>
@@ -6628,11 +7444,11 @@
       <w:tblPr/>
       <w:tcPr>
         <w:tcBorders>
-          <w:top w:val="single" w:sz="8" w:space="0" w:color="4F81BD" w:themeColor="accent1"/>
-          <w:left w:val="single" w:sz="8" w:space="0" w:color="4F81BD" w:themeColor="accent1"/>
-          <w:bottom w:val="single" w:sz="8" w:space="0" w:color="4F81BD" w:themeColor="accent1"/>
-          <w:right w:val="single" w:sz="8" w:space="0" w:color="4F81BD" w:themeColor="accent1"/>
-          <w:insideV w:val="single" w:sz="8" w:space="0" w:color="4F81BD" w:themeColor="accent1"/>
+          <w:top w:val="single" w:color="4F81BD" w:themeColor="accent1" w:sz="8" w:space="0"/>
+          <w:left w:val="single" w:color="4F81BD" w:themeColor="accent1" w:sz="8" w:space="0"/>
+          <w:bottom w:val="single" w:color="4F81BD" w:themeColor="accent1" w:sz="8" w:space="0"/>
+          <w:right w:val="single" w:color="4F81BD" w:themeColor="accent1" w:sz="8" w:space="0"/>
+          <w:insideV w:val="single" w:color="4F81BD" w:themeColor="accent1" w:sz="8" w:space="0"/>
         </w:tcBorders>
       </w:tcPr>
     </w:tblStylePr>
@@ -6649,12 +7465,12 @@
       <w:tblStyleRowBandSize w:val="1"/>
       <w:tblStyleColBandSize w:val="1"/>
       <w:tblBorders>
-        <w:top w:val="single" w:sz="8" w:space="0" w:color="C0504D" w:themeColor="accent2"/>
-        <w:left w:val="single" w:sz="8" w:space="0" w:color="C0504D" w:themeColor="accent2"/>
-        <w:bottom w:val="single" w:sz="8" w:space="0" w:color="C0504D" w:themeColor="accent2"/>
-        <w:right w:val="single" w:sz="8" w:space="0" w:color="C0504D" w:themeColor="accent2"/>
-        <w:insideH w:val="single" w:sz="8" w:space="0" w:color="C0504D" w:themeColor="accent2"/>
-        <w:insideV w:val="single" w:sz="8" w:space="0" w:color="C0504D" w:themeColor="accent2"/>
+        <w:top w:val="single" w:color="C0504D" w:themeColor="accent2" w:sz="8" w:space="0"/>
+        <w:left w:val="single" w:color="C0504D" w:themeColor="accent2" w:sz="8" w:space="0"/>
+        <w:bottom w:val="single" w:color="C0504D" w:themeColor="accent2" w:sz="8" w:space="0"/>
+        <w:right w:val="single" w:color="C0504D" w:themeColor="accent2" w:sz="8" w:space="0"/>
+        <w:insideH w:val="single" w:color="C0504D" w:themeColor="accent2" w:sz="8" w:space="0"/>
+        <w:insideV w:val="single" w:color="C0504D" w:themeColor="accent2" w:sz="8" w:space="0"/>
       </w:tblBorders>
     </w:tblPr>
     <w:tblStylePr w:type="firstRow">
@@ -6662,19 +7478,19 @@
         <w:spacing w:before="0" w:after="0" w:line="240" w:lineRule="auto"/>
       </w:pPr>
       <w:rPr>
-        <w:rFonts w:asciiTheme="majorHAnsi" w:eastAsiaTheme="majorEastAsia" w:hAnsiTheme="majorHAnsi" w:cstheme="majorBidi"/>
-        <w:b/>
-        <w:bCs/>
-      </w:rPr>
-      <w:tblPr/>
-      <w:tcPr>
-        <w:tcBorders>
-          <w:top w:val="single" w:sz="8" w:space="0" w:color="C0504D" w:themeColor="accent2"/>
-          <w:left w:val="single" w:sz="8" w:space="0" w:color="C0504D" w:themeColor="accent2"/>
-          <w:bottom w:val="single" w:sz="18" w:space="0" w:color="C0504D" w:themeColor="accent2"/>
-          <w:right w:val="single" w:sz="8" w:space="0" w:color="C0504D" w:themeColor="accent2"/>
-          <w:insideH w:val="nil"/>
-          <w:insideV w:val="single" w:sz="8" w:space="0" w:color="C0504D" w:themeColor="accent2"/>
+        <w:rFonts w:asciiTheme="majorHAnsi" w:hAnsiTheme="majorHAnsi" w:eastAsiaTheme="majorEastAsia" w:cstheme="majorBidi"/>
+        <w:b/>
+        <w:bCs/>
+      </w:rPr>
+      <w:tblPr/>
+      <w:tcPr>
+        <w:tcBorders>
+          <w:top w:val="single" w:color="C0504D" w:themeColor="accent2" w:sz="8" w:space="0"/>
+          <w:left w:val="single" w:color="C0504D" w:themeColor="accent2" w:sz="8" w:space="0"/>
+          <w:bottom w:val="single" w:color="C0504D" w:themeColor="accent2" w:sz="18" w:space="0"/>
+          <w:right w:val="single" w:color="C0504D" w:themeColor="accent2" w:sz="8" w:space="0"/>
+          <w:insideH w:val="nil"/>
+          <w:insideV w:val="single" w:color="C0504D" w:themeColor="accent2" w:sz="8" w:space="0"/>
         </w:tcBorders>
       </w:tcPr>
     </w:tblStylePr>
@@ -6683,42 +7499,42 @@
         <w:spacing w:before="0" w:after="0" w:line="240" w:lineRule="auto"/>
       </w:pPr>
       <w:rPr>
-        <w:rFonts w:asciiTheme="majorHAnsi" w:eastAsiaTheme="majorEastAsia" w:hAnsiTheme="majorHAnsi" w:cstheme="majorBidi"/>
-        <w:b/>
-        <w:bCs/>
-      </w:rPr>
-      <w:tblPr/>
-      <w:tcPr>
-        <w:tcBorders>
-          <w:top w:val="double" w:sz="6" w:space="0" w:color="C0504D" w:themeColor="accent2"/>
-          <w:left w:val="single" w:sz="8" w:space="0" w:color="C0504D" w:themeColor="accent2"/>
-          <w:bottom w:val="single" w:sz="8" w:space="0" w:color="C0504D" w:themeColor="accent2"/>
-          <w:right w:val="single" w:sz="8" w:space="0" w:color="C0504D" w:themeColor="accent2"/>
-          <w:insideH w:val="nil"/>
-          <w:insideV w:val="single" w:sz="8" w:space="0" w:color="C0504D" w:themeColor="accent2"/>
+        <w:rFonts w:asciiTheme="majorHAnsi" w:hAnsiTheme="majorHAnsi" w:eastAsiaTheme="majorEastAsia" w:cstheme="majorBidi"/>
+        <w:b/>
+        <w:bCs/>
+      </w:rPr>
+      <w:tblPr/>
+      <w:tcPr>
+        <w:tcBorders>
+          <w:top w:val="double" w:color="C0504D" w:themeColor="accent2" w:sz="6" w:space="0"/>
+          <w:left w:val="single" w:color="C0504D" w:themeColor="accent2" w:sz="8" w:space="0"/>
+          <w:bottom w:val="single" w:color="C0504D" w:themeColor="accent2" w:sz="8" w:space="0"/>
+          <w:right w:val="single" w:color="C0504D" w:themeColor="accent2" w:sz="8" w:space="0"/>
+          <w:insideH w:val="nil"/>
+          <w:insideV w:val="single" w:color="C0504D" w:themeColor="accent2" w:sz="8" w:space="0"/>
         </w:tcBorders>
       </w:tcPr>
     </w:tblStylePr>
     <w:tblStylePr w:type="firstCol">
       <w:rPr>
-        <w:rFonts w:asciiTheme="majorHAnsi" w:eastAsiaTheme="majorEastAsia" w:hAnsiTheme="majorHAnsi" w:cstheme="majorBidi"/>
+        <w:rFonts w:asciiTheme="majorHAnsi" w:hAnsiTheme="majorHAnsi" w:eastAsiaTheme="majorEastAsia" w:cstheme="majorBidi"/>
         <w:b/>
         <w:bCs/>
       </w:rPr>
     </w:tblStylePr>
     <w:tblStylePr w:type="lastCol">
       <w:rPr>
-        <w:rFonts w:asciiTheme="majorHAnsi" w:eastAsiaTheme="majorEastAsia" w:hAnsiTheme="majorHAnsi" w:cstheme="majorBidi"/>
-        <w:b/>
-        <w:bCs/>
-      </w:rPr>
-      <w:tblPr/>
-      <w:tcPr>
-        <w:tcBorders>
-          <w:top w:val="single" w:sz="8" w:space="0" w:color="C0504D" w:themeColor="accent2"/>
-          <w:left w:val="single" w:sz="8" w:space="0" w:color="C0504D" w:themeColor="accent2"/>
-          <w:bottom w:val="single" w:sz="8" w:space="0" w:color="C0504D" w:themeColor="accent2"/>
-          <w:right w:val="single" w:sz="8" w:space="0" w:color="C0504D" w:themeColor="accent2"/>
+        <w:rFonts w:asciiTheme="majorHAnsi" w:hAnsiTheme="majorHAnsi" w:eastAsiaTheme="majorEastAsia" w:cstheme="majorBidi"/>
+        <w:b/>
+        <w:bCs/>
+      </w:rPr>
+      <w:tblPr/>
+      <w:tcPr>
+        <w:tcBorders>
+          <w:top w:val="single" w:color="C0504D" w:themeColor="accent2" w:sz="8" w:space="0"/>
+          <w:left w:val="single" w:color="C0504D" w:themeColor="accent2" w:sz="8" w:space="0"/>
+          <w:bottom w:val="single" w:color="C0504D" w:themeColor="accent2" w:sz="8" w:space="0"/>
+          <w:right w:val="single" w:color="C0504D" w:themeColor="accent2" w:sz="8" w:space="0"/>
         </w:tcBorders>
       </w:tcPr>
     </w:tblStylePr>
@@ -6726,10 +7542,10 @@
       <w:tblPr/>
       <w:tcPr>
         <w:tcBorders>
-          <w:top w:val="single" w:sz="8" w:space="0" w:color="C0504D" w:themeColor="accent2"/>
-          <w:left w:val="single" w:sz="8" w:space="0" w:color="C0504D" w:themeColor="accent2"/>
-          <w:bottom w:val="single" w:sz="8" w:space="0" w:color="C0504D" w:themeColor="accent2"/>
-          <w:right w:val="single" w:sz="8" w:space="0" w:color="C0504D" w:themeColor="accent2"/>
+          <w:top w:val="single" w:color="C0504D" w:themeColor="accent2" w:sz="8" w:space="0"/>
+          <w:left w:val="single" w:color="C0504D" w:themeColor="accent2" w:sz="8" w:space="0"/>
+          <w:bottom w:val="single" w:color="C0504D" w:themeColor="accent2" w:sz="8" w:space="0"/>
+          <w:right w:val="single" w:color="C0504D" w:themeColor="accent2" w:sz="8" w:space="0"/>
         </w:tcBorders>
         <w:shd w:val="clear" w:color="auto" w:fill="EFD3D2" w:themeFill="accent2" w:themeFillTint="3F"/>
       </w:tcPr>
@@ -6738,11 +7554,11 @@
       <w:tblPr/>
       <w:tcPr>
         <w:tcBorders>
-          <w:top w:val="single" w:sz="8" w:space="0" w:color="C0504D" w:themeColor="accent2"/>
-          <w:left w:val="single" w:sz="8" w:space="0" w:color="C0504D" w:themeColor="accent2"/>
-          <w:bottom w:val="single" w:sz="8" w:space="0" w:color="C0504D" w:themeColor="accent2"/>
-          <w:right w:val="single" w:sz="8" w:space="0" w:color="C0504D" w:themeColor="accent2"/>
-          <w:insideV w:val="single" w:sz="8" w:space="0" w:color="C0504D" w:themeColor="accent2"/>
+          <w:top w:val="single" w:color="C0504D" w:themeColor="accent2" w:sz="8" w:space="0"/>
+          <w:left w:val="single" w:color="C0504D" w:themeColor="accent2" w:sz="8" w:space="0"/>
+          <w:bottom w:val="single" w:color="C0504D" w:themeColor="accent2" w:sz="8" w:space="0"/>
+          <w:right w:val="single" w:color="C0504D" w:themeColor="accent2" w:sz="8" w:space="0"/>
+          <w:insideV w:val="single" w:color="C0504D" w:themeColor="accent2" w:sz="8" w:space="0"/>
         </w:tcBorders>
         <w:shd w:val="clear" w:color="auto" w:fill="EFD3D2" w:themeFill="accent2" w:themeFillTint="3F"/>
       </w:tcPr>
@@ -6751,11 +7567,11 @@
       <w:tblPr/>
       <w:tcPr>
         <w:tcBorders>
-          <w:top w:val="single" w:sz="8" w:space="0" w:color="C0504D" w:themeColor="accent2"/>
-          <w:left w:val="single" w:sz="8" w:space="0" w:color="C0504D" w:themeColor="accent2"/>
-          <w:bottom w:val="single" w:sz="8" w:space="0" w:color="C0504D" w:themeColor="accent2"/>
-          <w:right w:val="single" w:sz="8" w:space="0" w:color="C0504D" w:themeColor="accent2"/>
-          <w:insideV w:val="single" w:sz="8" w:space="0" w:color="C0504D" w:themeColor="accent2"/>
+          <w:top w:val="single" w:color="C0504D" w:themeColor="accent2" w:sz="8" w:space="0"/>
+          <w:left w:val="single" w:color="C0504D" w:themeColor="accent2" w:sz="8" w:space="0"/>
+          <w:bottom w:val="single" w:color="C0504D" w:themeColor="accent2" w:sz="8" w:space="0"/>
+          <w:right w:val="single" w:color="C0504D" w:themeColor="accent2" w:sz="8" w:space="0"/>
+          <w:insideV w:val="single" w:color="C0504D" w:themeColor="accent2" w:sz="8" w:space="0"/>
         </w:tcBorders>
       </w:tcPr>
     </w:tblStylePr>
@@ -6772,12 +7588,12 @@
       <w:tblStyleRowBandSize w:val="1"/>
       <w:tblStyleColBandSize w:val="1"/>
       <w:tblBorders>
-        <w:top w:val="single" w:sz="8" w:space="0" w:color="9BBB59" w:themeColor="accent3"/>
-        <w:left w:val="single" w:sz="8" w:space="0" w:color="9BBB59" w:themeColor="accent3"/>
-        <w:bottom w:val="single" w:sz="8" w:space="0" w:color="9BBB59" w:themeColor="accent3"/>
-        <w:right w:val="single" w:sz="8" w:space="0" w:color="9BBB59" w:themeColor="accent3"/>
-        <w:insideH w:val="single" w:sz="8" w:space="0" w:color="9BBB59" w:themeColor="accent3"/>
-        <w:insideV w:val="single" w:sz="8" w:space="0" w:color="9BBB59" w:themeColor="accent3"/>
+        <w:top w:val="single" w:color="9BBB59" w:themeColor="accent3" w:sz="8" w:space="0"/>
+        <w:left w:val="single" w:color="9BBB59" w:themeColor="accent3" w:sz="8" w:space="0"/>
+        <w:bottom w:val="single" w:color="9BBB59" w:themeColor="accent3" w:sz="8" w:space="0"/>
+        <w:right w:val="single" w:color="9BBB59" w:themeColor="accent3" w:sz="8" w:space="0"/>
+        <w:insideH w:val="single" w:color="9BBB59" w:themeColor="accent3" w:sz="8" w:space="0"/>
+        <w:insideV w:val="single" w:color="9BBB59" w:themeColor="accent3" w:sz="8" w:space="0"/>
       </w:tblBorders>
     </w:tblPr>
     <w:tblStylePr w:type="firstRow">
@@ -6785,19 +7601,19 @@
         <w:spacing w:before="0" w:after="0" w:line="240" w:lineRule="auto"/>
       </w:pPr>
       <w:rPr>
-        <w:rFonts w:asciiTheme="majorHAnsi" w:eastAsiaTheme="majorEastAsia" w:hAnsiTheme="majorHAnsi" w:cstheme="majorBidi"/>
-        <w:b/>
-        <w:bCs/>
-      </w:rPr>
-      <w:tblPr/>
-      <w:tcPr>
-        <w:tcBorders>
-          <w:top w:val="single" w:sz="8" w:space="0" w:color="9BBB59" w:themeColor="accent3"/>
-          <w:left w:val="single" w:sz="8" w:space="0" w:color="9BBB59" w:themeColor="accent3"/>
-          <w:bottom w:val="single" w:sz="18" w:space="0" w:color="9BBB59" w:themeColor="accent3"/>
-          <w:right w:val="single" w:sz="8" w:space="0" w:color="9BBB59" w:themeColor="accent3"/>
-          <w:insideH w:val="nil"/>
-          <w:insideV w:val="single" w:sz="8" w:space="0" w:color="9BBB59" w:themeColor="accent3"/>
+        <w:rFonts w:asciiTheme="majorHAnsi" w:hAnsiTheme="majorHAnsi" w:eastAsiaTheme="majorEastAsia" w:cstheme="majorBidi"/>
+        <w:b/>
+        <w:bCs/>
+      </w:rPr>
+      <w:tblPr/>
+      <w:tcPr>
+        <w:tcBorders>
+          <w:top w:val="single" w:color="9BBB59" w:themeColor="accent3" w:sz="8" w:space="0"/>
+          <w:left w:val="single" w:color="9BBB59" w:themeColor="accent3" w:sz="8" w:space="0"/>
+          <w:bottom w:val="single" w:color="9BBB59" w:themeColor="accent3" w:sz="18" w:space="0"/>
+          <w:right w:val="single" w:color="9BBB59" w:themeColor="accent3" w:sz="8" w:space="0"/>
+          <w:insideH w:val="nil"/>
+          <w:insideV w:val="single" w:color="9BBB59" w:themeColor="accent3" w:sz="8" w:space="0"/>
         </w:tcBorders>
       </w:tcPr>
     </w:tblStylePr>
@@ -6806,42 +7622,42 @@
         <w:spacing w:before="0" w:after="0" w:line="240" w:lineRule="auto"/>
       </w:pPr>
       <w:rPr>
-        <w:rFonts w:asciiTheme="majorHAnsi" w:eastAsiaTheme="majorEastAsia" w:hAnsiTheme="majorHAnsi" w:cstheme="majorBidi"/>
-        <w:b/>
-        <w:bCs/>
-      </w:rPr>
-      <w:tblPr/>
-      <w:tcPr>
-        <w:tcBorders>
-          <w:top w:val="double" w:sz="6" w:space="0" w:color="9BBB59" w:themeColor="accent3"/>
-          <w:left w:val="single" w:sz="8" w:space="0" w:color="9BBB59" w:themeColor="accent3"/>
-          <w:bottom w:val="single" w:sz="8" w:space="0" w:color="9BBB59" w:themeColor="accent3"/>
-          <w:right w:val="single" w:sz="8" w:space="0" w:color="9BBB59" w:themeColor="accent3"/>
-          <w:insideH w:val="nil"/>
-          <w:insideV w:val="single" w:sz="8" w:space="0" w:color="9BBB59" w:themeColor="accent3"/>
+        <w:rFonts w:asciiTheme="majorHAnsi" w:hAnsiTheme="majorHAnsi" w:eastAsiaTheme="majorEastAsia" w:cstheme="majorBidi"/>
+        <w:b/>
+        <w:bCs/>
+      </w:rPr>
+      <w:tblPr/>
+      <w:tcPr>
+        <w:tcBorders>
+          <w:top w:val="double" w:color="9BBB59" w:themeColor="accent3" w:sz="6" w:space="0"/>
+          <w:left w:val="single" w:color="9BBB59" w:themeColor="accent3" w:sz="8" w:space="0"/>
+          <w:bottom w:val="single" w:color="9BBB59" w:themeColor="accent3" w:sz="8" w:space="0"/>
+          <w:right w:val="single" w:color="9BBB59" w:themeColor="accent3" w:sz="8" w:space="0"/>
+          <w:insideH w:val="nil"/>
+          <w:insideV w:val="single" w:color="9BBB59" w:themeColor="accent3" w:sz="8" w:space="0"/>
         </w:tcBorders>
       </w:tcPr>
     </w:tblStylePr>
     <w:tblStylePr w:type="firstCol">
       <w:rPr>
-        <w:rFonts w:asciiTheme="majorHAnsi" w:eastAsiaTheme="majorEastAsia" w:hAnsiTheme="majorHAnsi" w:cstheme="majorBidi"/>
+        <w:rFonts w:asciiTheme="majorHAnsi" w:hAnsiTheme="majorHAnsi" w:eastAsiaTheme="majorEastAsia" w:cstheme="majorBidi"/>
         <w:b/>
         <w:bCs/>
       </w:rPr>
     </w:tblStylePr>
     <w:tblStylePr w:type="lastCol">
       <w:rPr>
-        <w:rFonts w:asciiTheme="majorHAnsi" w:eastAsiaTheme="majorEastAsia" w:hAnsiTheme="majorHAnsi" w:cstheme="majorBidi"/>
-        <w:b/>
-        <w:bCs/>
-      </w:rPr>
-      <w:tblPr/>
-      <w:tcPr>
-        <w:tcBorders>
-          <w:top w:val="single" w:sz="8" w:space="0" w:color="9BBB59" w:themeColor="accent3"/>
-          <w:left w:val="single" w:sz="8" w:space="0" w:color="9BBB59" w:themeColor="accent3"/>
-          <w:bottom w:val="single" w:sz="8" w:space="0" w:color="9BBB59" w:themeColor="accent3"/>
-          <w:right w:val="single" w:sz="8" w:space="0" w:color="9BBB59" w:themeColor="accent3"/>
+        <w:rFonts w:asciiTheme="majorHAnsi" w:hAnsiTheme="majorHAnsi" w:eastAsiaTheme="majorEastAsia" w:cstheme="majorBidi"/>
+        <w:b/>
+        <w:bCs/>
+      </w:rPr>
+      <w:tblPr/>
+      <w:tcPr>
+        <w:tcBorders>
+          <w:top w:val="single" w:color="9BBB59" w:themeColor="accent3" w:sz="8" w:space="0"/>
+          <w:left w:val="single" w:color="9BBB59" w:themeColor="accent3" w:sz="8" w:space="0"/>
+          <w:bottom w:val="single" w:color="9BBB59" w:themeColor="accent3" w:sz="8" w:space="0"/>
+          <w:right w:val="single" w:color="9BBB59" w:themeColor="accent3" w:sz="8" w:space="0"/>
         </w:tcBorders>
       </w:tcPr>
     </w:tblStylePr>
@@ -6849,10 +7665,10 @@
       <w:tblPr/>
       <w:tcPr>
         <w:tcBorders>
-          <w:top w:val="single" w:sz="8" w:space="0" w:color="9BBB59" w:themeColor="accent3"/>
-          <w:left w:val="single" w:sz="8" w:space="0" w:color="9BBB59" w:themeColor="accent3"/>
-          <w:bottom w:val="single" w:sz="8" w:space="0" w:color="9BBB59" w:themeColor="accent3"/>
-          <w:right w:val="single" w:sz="8" w:space="0" w:color="9BBB59" w:themeColor="accent3"/>
+          <w:top w:val="single" w:color="9BBB59" w:themeColor="accent3" w:sz="8" w:space="0"/>
+          <w:left w:val="single" w:color="9BBB59" w:themeColor="accent3" w:sz="8" w:space="0"/>
+          <w:bottom w:val="single" w:color="9BBB59" w:themeColor="accent3" w:sz="8" w:space="0"/>
+          <w:right w:val="single" w:color="9BBB59" w:themeColor="accent3" w:sz="8" w:space="0"/>
         </w:tcBorders>
         <w:shd w:val="clear" w:color="auto" w:fill="E6EED5" w:themeFill="accent3" w:themeFillTint="3F"/>
       </w:tcPr>
@@ -6861,11 +7677,11 @@
       <w:tblPr/>
       <w:tcPr>
         <w:tcBorders>
-          <w:top w:val="single" w:sz="8" w:space="0" w:color="9BBB59" w:themeColor="accent3"/>
-          <w:left w:val="single" w:sz="8" w:space="0" w:color="9BBB59" w:themeColor="accent3"/>
-          <w:bottom w:val="single" w:sz="8" w:space="0" w:color="9BBB59" w:themeColor="accent3"/>
-          <w:right w:val="single" w:sz="8" w:space="0" w:color="9BBB59" w:themeColor="accent3"/>
-          <w:insideV w:val="single" w:sz="8" w:space="0" w:color="9BBB59" w:themeColor="accent3"/>
+          <w:top w:val="single" w:color="9BBB59" w:themeColor="accent3" w:sz="8" w:space="0"/>
+          <w:left w:val="single" w:color="9BBB59" w:themeColor="accent3" w:sz="8" w:space="0"/>
+          <w:bottom w:val="single" w:color="9BBB59" w:themeColor="accent3" w:sz="8" w:space="0"/>
+          <w:right w:val="single" w:color="9BBB59" w:themeColor="accent3" w:sz="8" w:space="0"/>
+          <w:insideV w:val="single" w:color="9BBB59" w:themeColor="accent3" w:sz="8" w:space="0"/>
         </w:tcBorders>
         <w:shd w:val="clear" w:color="auto" w:fill="E6EED5" w:themeFill="accent3" w:themeFillTint="3F"/>
       </w:tcPr>
@@ -6874,11 +7690,11 @@
       <w:tblPr/>
       <w:tcPr>
         <w:tcBorders>
-          <w:top w:val="single" w:sz="8" w:space="0" w:color="9BBB59" w:themeColor="accent3"/>
-          <w:left w:val="single" w:sz="8" w:space="0" w:color="9BBB59" w:themeColor="accent3"/>
-          <w:bottom w:val="single" w:sz="8" w:space="0" w:color="9BBB59" w:themeColor="accent3"/>
-          <w:right w:val="single" w:sz="8" w:space="0" w:color="9BBB59" w:themeColor="accent3"/>
-          <w:insideV w:val="single" w:sz="8" w:space="0" w:color="9BBB59" w:themeColor="accent3"/>
+          <w:top w:val="single" w:color="9BBB59" w:themeColor="accent3" w:sz="8" w:space="0"/>
+          <w:left w:val="single" w:color="9BBB59" w:themeColor="accent3" w:sz="8" w:space="0"/>
+          <w:bottom w:val="single" w:color="9BBB59" w:themeColor="accent3" w:sz="8" w:space="0"/>
+          <w:right w:val="single" w:color="9BBB59" w:themeColor="accent3" w:sz="8" w:space="0"/>
+          <w:insideV w:val="single" w:color="9BBB59" w:themeColor="accent3" w:sz="8" w:space="0"/>
         </w:tcBorders>
       </w:tcPr>
     </w:tblStylePr>
@@ -6895,12 +7711,12 @@
       <w:tblStyleRowBandSize w:val="1"/>
       <w:tblStyleColBandSize w:val="1"/>
       <w:tblBorders>
-        <w:top w:val="single" w:sz="8" w:space="0" w:color="8064A2" w:themeColor="accent4"/>
-        <w:left w:val="single" w:sz="8" w:space="0" w:color="8064A2" w:themeColor="accent4"/>
-        <w:bottom w:val="single" w:sz="8" w:space="0" w:color="8064A2" w:themeColor="accent4"/>
-        <w:right w:val="single" w:sz="8" w:space="0" w:color="8064A2" w:themeColor="accent4"/>
-        <w:insideH w:val="single" w:sz="8" w:space="0" w:color="8064A2" w:themeColor="accent4"/>
-        <w:insideV w:val="single" w:sz="8" w:space="0" w:color="8064A2" w:themeColor="accent4"/>
+        <w:top w:val="single" w:color="8064A2" w:themeColor="accent4" w:sz="8" w:space="0"/>
+        <w:left w:val="single" w:color="8064A2" w:themeColor="accent4" w:sz="8" w:space="0"/>
+        <w:bottom w:val="single" w:color="8064A2" w:themeColor="accent4" w:sz="8" w:space="0"/>
+        <w:right w:val="single" w:color="8064A2" w:themeColor="accent4" w:sz="8" w:space="0"/>
+        <w:insideH w:val="single" w:color="8064A2" w:themeColor="accent4" w:sz="8" w:space="0"/>
+        <w:insideV w:val="single" w:color="8064A2" w:themeColor="accent4" w:sz="8" w:space="0"/>
       </w:tblBorders>
     </w:tblPr>
     <w:tblStylePr w:type="firstRow">
@@ -6908,19 +7724,19 @@
         <w:spacing w:before="0" w:after="0" w:line="240" w:lineRule="auto"/>
       </w:pPr>
       <w:rPr>
-        <w:rFonts w:asciiTheme="majorHAnsi" w:eastAsiaTheme="majorEastAsia" w:hAnsiTheme="majorHAnsi" w:cstheme="majorBidi"/>
-        <w:b/>
-        <w:bCs/>
-      </w:rPr>
-      <w:tblPr/>
-      <w:tcPr>
-        <w:tcBorders>
-          <w:top w:val="single" w:sz="8" w:space="0" w:color="8064A2" w:themeColor="accent4"/>
-          <w:left w:val="single" w:sz="8" w:space="0" w:color="8064A2" w:themeColor="accent4"/>
-          <w:bottom w:val="single" w:sz="18" w:space="0" w:color="8064A2" w:themeColor="accent4"/>
-          <w:right w:val="single" w:sz="8" w:space="0" w:color="8064A2" w:themeColor="accent4"/>
-          <w:insideH w:val="nil"/>
-          <w:insideV w:val="single" w:sz="8" w:space="0" w:color="8064A2" w:themeColor="accent4"/>
+        <w:rFonts w:asciiTheme="majorHAnsi" w:hAnsiTheme="majorHAnsi" w:eastAsiaTheme="majorEastAsia" w:cstheme="majorBidi"/>
+        <w:b/>
+        <w:bCs/>
+      </w:rPr>
+      <w:tblPr/>
+      <w:tcPr>
+        <w:tcBorders>
+          <w:top w:val="single" w:color="8064A2" w:themeColor="accent4" w:sz="8" w:space="0"/>
+          <w:left w:val="single" w:color="8064A2" w:themeColor="accent4" w:sz="8" w:space="0"/>
+          <w:bottom w:val="single" w:color="8064A2" w:themeColor="accent4" w:sz="18" w:space="0"/>
+          <w:right w:val="single" w:color="8064A2" w:themeColor="accent4" w:sz="8" w:space="0"/>
+          <w:insideH w:val="nil"/>
+          <w:insideV w:val="single" w:color="8064A2" w:themeColor="accent4" w:sz="8" w:space="0"/>
         </w:tcBorders>
       </w:tcPr>
     </w:tblStylePr>
@@ -6929,42 +7745,42 @@
         <w:spacing w:before="0" w:after="0" w:line="240" w:lineRule="auto"/>
       </w:pPr>
       <w:rPr>
-        <w:rFonts w:asciiTheme="majorHAnsi" w:eastAsiaTheme="majorEastAsia" w:hAnsiTheme="majorHAnsi" w:cstheme="majorBidi"/>
-        <w:b/>
-        <w:bCs/>
-      </w:rPr>
-      <w:tblPr/>
-      <w:tcPr>
-        <w:tcBorders>
-          <w:top w:val="double" w:sz="6" w:space="0" w:color="8064A2" w:themeColor="accent4"/>
-          <w:left w:val="single" w:sz="8" w:space="0" w:color="8064A2" w:themeColor="accent4"/>
-          <w:bottom w:val="single" w:sz="8" w:space="0" w:color="8064A2" w:themeColor="accent4"/>
-          <w:right w:val="single" w:sz="8" w:space="0" w:color="8064A2" w:themeColor="accent4"/>
-          <w:insideH w:val="nil"/>
-          <w:insideV w:val="single" w:sz="8" w:space="0" w:color="8064A2" w:themeColor="accent4"/>
+        <w:rFonts w:asciiTheme="majorHAnsi" w:hAnsiTheme="majorHAnsi" w:eastAsiaTheme="majorEastAsia" w:cstheme="majorBidi"/>
+        <w:b/>
+        <w:bCs/>
+      </w:rPr>
+      <w:tblPr/>
+      <w:tcPr>
+        <w:tcBorders>
+          <w:top w:val="double" w:color="8064A2" w:themeColor="accent4" w:sz="6" w:space="0"/>
+          <w:left w:val="single" w:color="8064A2" w:themeColor="accent4" w:sz="8" w:space="0"/>
+          <w:bottom w:val="single" w:color="8064A2" w:themeColor="accent4" w:sz="8" w:space="0"/>
+          <w:right w:val="single" w:color="8064A2" w:themeColor="accent4" w:sz="8" w:space="0"/>
+          <w:insideH w:val="nil"/>
+          <w:insideV w:val="single" w:color="8064A2" w:themeColor="accent4" w:sz="8" w:space="0"/>
         </w:tcBorders>
       </w:tcPr>
     </w:tblStylePr>
     <w:tblStylePr w:type="firstCol">
       <w:rPr>
-        <w:rFonts w:asciiTheme="majorHAnsi" w:eastAsiaTheme="majorEastAsia" w:hAnsiTheme="majorHAnsi" w:cstheme="majorBidi"/>
+        <w:rFonts w:asciiTheme="majorHAnsi" w:hAnsiTheme="majorHAnsi" w:eastAsiaTheme="majorEastAsia" w:cstheme="majorBidi"/>
         <w:b/>
         <w:bCs/>
       </w:rPr>
     </w:tblStylePr>
     <w:tblStylePr w:type="lastCol">
       <w:rPr>
-        <w:rFonts w:asciiTheme="majorHAnsi" w:eastAsiaTheme="majorEastAsia" w:hAnsiTheme="majorHAnsi" w:cstheme="majorBidi"/>
-        <w:b/>
-        <w:bCs/>
-      </w:rPr>
-      <w:tblPr/>
-      <w:tcPr>
-        <w:tcBorders>
-          <w:top w:val="single" w:sz="8" w:space="0" w:color="8064A2" w:themeColor="accent4"/>
-          <w:left w:val="single" w:sz="8" w:space="0" w:color="8064A2" w:themeColor="accent4"/>
-          <w:bottom w:val="single" w:sz="8" w:space="0" w:color="8064A2" w:themeColor="accent4"/>
-          <w:right w:val="single" w:sz="8" w:space="0" w:color="8064A2" w:themeColor="accent4"/>
+        <w:rFonts w:asciiTheme="majorHAnsi" w:hAnsiTheme="majorHAnsi" w:eastAsiaTheme="majorEastAsia" w:cstheme="majorBidi"/>
+        <w:b/>
+        <w:bCs/>
+      </w:rPr>
+      <w:tblPr/>
+      <w:tcPr>
+        <w:tcBorders>
+          <w:top w:val="single" w:color="8064A2" w:themeColor="accent4" w:sz="8" w:space="0"/>
+          <w:left w:val="single" w:color="8064A2" w:themeColor="accent4" w:sz="8" w:space="0"/>
+          <w:bottom w:val="single" w:color="8064A2" w:themeColor="accent4" w:sz="8" w:space="0"/>
+          <w:right w:val="single" w:color="8064A2" w:themeColor="accent4" w:sz="8" w:space="0"/>
         </w:tcBorders>
       </w:tcPr>
     </w:tblStylePr>
@@ -6972,10 +7788,10 @@
       <w:tblPr/>
       <w:tcPr>
         <w:tcBorders>
-          <w:top w:val="single" w:sz="8" w:space="0" w:color="8064A2" w:themeColor="accent4"/>
-          <w:left w:val="single" w:sz="8" w:space="0" w:color="8064A2" w:themeColor="accent4"/>
-          <w:bottom w:val="single" w:sz="8" w:space="0" w:color="8064A2" w:themeColor="accent4"/>
-          <w:right w:val="single" w:sz="8" w:space="0" w:color="8064A2" w:themeColor="accent4"/>
+          <w:top w:val="single" w:color="8064A2" w:themeColor="accent4" w:sz="8" w:space="0"/>
+          <w:left w:val="single" w:color="8064A2" w:themeColor="accent4" w:sz="8" w:space="0"/>
+          <w:bottom w:val="single" w:color="8064A2" w:themeColor="accent4" w:sz="8" w:space="0"/>
+          <w:right w:val="single" w:color="8064A2" w:themeColor="accent4" w:sz="8" w:space="0"/>
         </w:tcBorders>
         <w:shd w:val="clear" w:color="auto" w:fill="DFD8E8" w:themeFill="accent4" w:themeFillTint="3F"/>
       </w:tcPr>
@@ -6984,11 +7800,11 @@
       <w:tblPr/>
       <w:tcPr>
         <w:tcBorders>
-          <w:top w:val="single" w:sz="8" w:space="0" w:color="8064A2" w:themeColor="accent4"/>
-          <w:left w:val="single" w:sz="8" w:space="0" w:color="8064A2" w:themeColor="accent4"/>
-          <w:bottom w:val="single" w:sz="8" w:space="0" w:color="8064A2" w:themeColor="accent4"/>
-          <w:right w:val="single" w:sz="8" w:space="0" w:color="8064A2" w:themeColor="accent4"/>
-          <w:insideV w:val="single" w:sz="8" w:space="0" w:color="8064A2" w:themeColor="accent4"/>
+          <w:top w:val="single" w:color="8064A2" w:themeColor="accent4" w:sz="8" w:space="0"/>
+          <w:left w:val="single" w:color="8064A2" w:themeColor="accent4" w:sz="8" w:space="0"/>
+          <w:bottom w:val="single" w:color="8064A2" w:themeColor="accent4" w:sz="8" w:space="0"/>
+          <w:right w:val="single" w:color="8064A2" w:themeColor="accent4" w:sz="8" w:space="0"/>
+          <w:insideV w:val="single" w:color="8064A2" w:themeColor="accent4" w:sz="8" w:space="0"/>
         </w:tcBorders>
         <w:shd w:val="clear" w:color="auto" w:fill="DFD8E8" w:themeFill="accent4" w:themeFillTint="3F"/>
       </w:tcPr>
@@ -6997,11 +7813,11 @@
       <w:tblPr/>
       <w:tcPr>
         <w:tcBorders>
-          <w:top w:val="single" w:sz="8" w:space="0" w:color="8064A2" w:themeColor="accent4"/>
-          <w:left w:val="single" w:sz="8" w:space="0" w:color="8064A2" w:themeColor="accent4"/>
-          <w:bottom w:val="single" w:sz="8" w:space="0" w:color="8064A2" w:themeColor="accent4"/>
-          <w:right w:val="single" w:sz="8" w:space="0" w:color="8064A2" w:themeColor="accent4"/>
-          <w:insideV w:val="single" w:sz="8" w:space="0" w:color="8064A2" w:themeColor="accent4"/>
+          <w:top w:val="single" w:color="8064A2" w:themeColor="accent4" w:sz="8" w:space="0"/>
+          <w:left w:val="single" w:color="8064A2" w:themeColor="accent4" w:sz="8" w:space="0"/>
+          <w:bottom w:val="single" w:color="8064A2" w:themeColor="accent4" w:sz="8" w:space="0"/>
+          <w:right w:val="single" w:color="8064A2" w:themeColor="accent4" w:sz="8" w:space="0"/>
+          <w:insideV w:val="single" w:color="8064A2" w:themeColor="accent4" w:sz="8" w:space="0"/>
         </w:tcBorders>
       </w:tcPr>
     </w:tblStylePr>
@@ -7018,12 +7834,12 @@
       <w:tblStyleRowBandSize w:val="1"/>
       <w:tblStyleColBandSize w:val="1"/>
       <w:tblBorders>
-        <w:top w:val="single" w:sz="8" w:space="0" w:color="4BACC6" w:themeColor="accent5"/>
-        <w:left w:val="single" w:sz="8" w:space="0" w:color="4BACC6" w:themeColor="accent5"/>
-        <w:bottom w:val="single" w:sz="8" w:space="0" w:color="4BACC6" w:themeColor="accent5"/>
-        <w:right w:val="single" w:sz="8" w:space="0" w:color="4BACC6" w:themeColor="accent5"/>
-        <w:insideH w:val="single" w:sz="8" w:space="0" w:color="4BACC6" w:themeColor="accent5"/>
-        <w:insideV w:val="single" w:sz="8" w:space="0" w:color="4BACC6" w:themeColor="accent5"/>
+        <w:top w:val="single" w:color="4BACC6" w:themeColor="accent5" w:sz="8" w:space="0"/>
+        <w:left w:val="single" w:color="4BACC6" w:themeColor="accent5" w:sz="8" w:space="0"/>
+        <w:bottom w:val="single" w:color="4BACC6" w:themeColor="accent5" w:sz="8" w:space="0"/>
+        <w:right w:val="single" w:color="4BACC6" w:themeColor="accent5" w:sz="8" w:space="0"/>
+        <w:insideH w:val="single" w:color="4BACC6" w:themeColor="accent5" w:sz="8" w:space="0"/>
+        <w:insideV w:val="single" w:color="4BACC6" w:themeColor="accent5" w:sz="8" w:space="0"/>
       </w:tblBorders>
     </w:tblPr>
     <w:tblStylePr w:type="firstRow">
@@ -7031,19 +7847,19 @@
         <w:spacing w:before="0" w:after="0" w:line="240" w:lineRule="auto"/>
       </w:pPr>
       <w:rPr>
-        <w:rFonts w:asciiTheme="majorHAnsi" w:eastAsiaTheme="majorEastAsia" w:hAnsiTheme="majorHAnsi" w:cstheme="majorBidi"/>
-        <w:b/>
-        <w:bCs/>
-      </w:rPr>
-      <w:tblPr/>
-      <w:tcPr>
-        <w:tcBorders>
-          <w:top w:val="single" w:sz="8" w:space="0" w:color="4BACC6" w:themeColor="accent5"/>
-          <w:left w:val="single" w:sz="8" w:space="0" w:color="4BACC6" w:themeColor="accent5"/>
-          <w:bottom w:val="single" w:sz="18" w:space="0" w:color="4BACC6" w:themeColor="accent5"/>
-          <w:right w:val="single" w:sz="8" w:space="0" w:color="4BACC6" w:themeColor="accent5"/>
-          <w:insideH w:val="nil"/>
-          <w:insideV w:val="single" w:sz="8" w:space="0" w:color="4BACC6" w:themeColor="accent5"/>
+        <w:rFonts w:asciiTheme="majorHAnsi" w:hAnsiTheme="majorHAnsi" w:eastAsiaTheme="majorEastAsia" w:cstheme="majorBidi"/>
+        <w:b/>
+        <w:bCs/>
+      </w:rPr>
+      <w:tblPr/>
+      <w:tcPr>
+        <w:tcBorders>
+          <w:top w:val="single" w:color="4BACC6" w:themeColor="accent5" w:sz="8" w:space="0"/>
+          <w:left w:val="single" w:color="4BACC6" w:themeColor="accent5" w:sz="8" w:space="0"/>
+          <w:bottom w:val="single" w:color="4BACC6" w:themeColor="accent5" w:sz="18" w:space="0"/>
+          <w:right w:val="single" w:color="4BACC6" w:themeColor="accent5" w:sz="8" w:space="0"/>
+          <w:insideH w:val="nil"/>
+          <w:insideV w:val="single" w:color="4BACC6" w:themeColor="accent5" w:sz="8" w:space="0"/>
         </w:tcBorders>
       </w:tcPr>
     </w:tblStylePr>
@@ -7052,42 +7868,42 @@
         <w:spacing w:before="0" w:after="0" w:line="240" w:lineRule="auto"/>
       </w:pPr>
       <w:rPr>
-        <w:rFonts w:asciiTheme="majorHAnsi" w:eastAsiaTheme="majorEastAsia" w:hAnsiTheme="majorHAnsi" w:cstheme="majorBidi"/>
-        <w:b/>
-        <w:bCs/>
-      </w:rPr>
-      <w:tblPr/>
-      <w:tcPr>
-        <w:tcBorders>
-          <w:top w:val="double" w:sz="6" w:space="0" w:color="4BACC6" w:themeColor="accent5"/>
-          <w:left w:val="single" w:sz="8" w:space="0" w:color="4BACC6" w:themeColor="accent5"/>
-          <w:bottom w:val="single" w:sz="8" w:space="0" w:color="4BACC6" w:themeColor="accent5"/>
-          <w:right w:val="single" w:sz="8" w:space="0" w:color="4BACC6" w:themeColor="accent5"/>
-          <w:insideH w:val="nil"/>
-          <w:insideV w:val="single" w:sz="8" w:space="0" w:color="4BACC6" w:themeColor="accent5"/>
+        <w:rFonts w:asciiTheme="majorHAnsi" w:hAnsiTheme="majorHAnsi" w:eastAsiaTheme="majorEastAsia" w:cstheme="majorBidi"/>
+        <w:b/>
+        <w:bCs/>
+      </w:rPr>
+      <w:tblPr/>
+      <w:tcPr>
+        <w:tcBorders>
+          <w:top w:val="double" w:color="4BACC6" w:themeColor="accent5" w:sz="6" w:space="0"/>
+          <w:left w:val="single" w:color="4BACC6" w:themeColor="accent5" w:sz="8" w:space="0"/>
+          <w:bottom w:val="single" w:color="4BACC6" w:themeColor="accent5" w:sz="8" w:space="0"/>
+          <w:right w:val="single" w:color="4BACC6" w:themeColor="accent5" w:sz="8" w:space="0"/>
+          <w:insideH w:val="nil"/>
+          <w:insideV w:val="single" w:color="4BACC6" w:themeColor="accent5" w:sz="8" w:space="0"/>
         </w:tcBorders>
       </w:tcPr>
     </w:tblStylePr>
     <w:tblStylePr w:type="firstCol">
       <w:rPr>
-        <w:rFonts w:asciiTheme="majorHAnsi" w:eastAsiaTheme="majorEastAsia" w:hAnsiTheme="majorHAnsi" w:cstheme="majorBidi"/>
+        <w:rFonts w:asciiTheme="majorHAnsi" w:hAnsiTheme="majorHAnsi" w:eastAsiaTheme="majorEastAsia" w:cstheme="majorBidi"/>
         <w:b/>
         <w:bCs/>
       </w:rPr>
     </w:tblStylePr>
     <w:tblStylePr w:type="lastCol">
       <w:rPr>
-        <w:rFonts w:asciiTheme="majorHAnsi" w:eastAsiaTheme="majorEastAsia" w:hAnsiTheme="majorHAnsi" w:cstheme="majorBidi"/>
-        <w:b/>
-        <w:bCs/>
-      </w:rPr>
-      <w:tblPr/>
-      <w:tcPr>
-        <w:tcBorders>
-          <w:top w:val="single" w:sz="8" w:space="0" w:color="4BACC6" w:themeColor="accent5"/>
-          <w:left w:val="single" w:sz="8" w:space="0" w:color="4BACC6" w:themeColor="accent5"/>
-          <w:bottom w:val="single" w:sz="8" w:space="0" w:color="4BACC6" w:themeColor="accent5"/>
-          <w:right w:val="single" w:sz="8" w:space="0" w:color="4BACC6" w:themeColor="accent5"/>
+        <w:rFonts w:asciiTheme="majorHAnsi" w:hAnsiTheme="majorHAnsi" w:eastAsiaTheme="majorEastAsia" w:cstheme="majorBidi"/>
+        <w:b/>
+        <w:bCs/>
+      </w:rPr>
+      <w:tblPr/>
+      <w:tcPr>
+        <w:tcBorders>
+          <w:top w:val="single" w:color="4BACC6" w:themeColor="accent5" w:sz="8" w:space="0"/>
+          <w:left w:val="single" w:color="4BACC6" w:themeColor="accent5" w:sz="8" w:space="0"/>
+          <w:bottom w:val="single" w:color="4BACC6" w:themeColor="accent5" w:sz="8" w:space="0"/>
+          <w:right w:val="single" w:color="4BACC6" w:themeColor="accent5" w:sz="8" w:space="0"/>
         </w:tcBorders>
       </w:tcPr>
     </w:tblStylePr>
@@ -7095,10 +7911,10 @@
       <w:tblPr/>
       <w:tcPr>
         <w:tcBorders>
-          <w:top w:val="single" w:sz="8" w:space="0" w:color="4BACC6" w:themeColor="accent5"/>
-          <w:left w:val="single" w:sz="8" w:space="0" w:color="4BACC6" w:themeColor="accent5"/>
-          <w:bottom w:val="single" w:sz="8" w:space="0" w:color="4BACC6" w:themeColor="accent5"/>
-          <w:right w:val="single" w:sz="8" w:space="0" w:color="4BACC6" w:themeColor="accent5"/>
+          <w:top w:val="single" w:color="4BACC6" w:themeColor="accent5" w:sz="8" w:space="0"/>
+          <w:left w:val="single" w:color="4BACC6" w:themeColor="accent5" w:sz="8" w:space="0"/>
+          <w:bottom w:val="single" w:color="4BACC6" w:themeColor="accent5" w:sz="8" w:space="0"/>
+          <w:right w:val="single" w:color="4BACC6" w:themeColor="accent5" w:sz="8" w:space="0"/>
         </w:tcBorders>
         <w:shd w:val="clear" w:color="auto" w:fill="D2EAF1" w:themeFill="accent5" w:themeFillTint="3F"/>
       </w:tcPr>
@@ -7107,11 +7923,11 @@
       <w:tblPr/>
       <w:tcPr>
         <w:tcBorders>
-          <w:top w:val="single" w:sz="8" w:space="0" w:color="4BACC6" w:themeColor="accent5"/>
-          <w:left w:val="single" w:sz="8" w:space="0" w:color="4BACC6" w:themeColor="accent5"/>
-          <w:bottom w:val="single" w:sz="8" w:space="0" w:color="4BACC6" w:themeColor="accent5"/>
-          <w:right w:val="single" w:sz="8" w:space="0" w:color="4BACC6" w:themeColor="accent5"/>
-          <w:insideV w:val="single" w:sz="8" w:space="0" w:color="4BACC6" w:themeColor="accent5"/>
+          <w:top w:val="single" w:color="4BACC6" w:themeColor="accent5" w:sz="8" w:space="0"/>
+          <w:left w:val="single" w:color="4BACC6" w:themeColor="accent5" w:sz="8" w:space="0"/>
+          <w:bottom w:val="single" w:color="4BACC6" w:themeColor="accent5" w:sz="8" w:space="0"/>
+          <w:right w:val="single" w:color="4BACC6" w:themeColor="accent5" w:sz="8" w:space="0"/>
+          <w:insideV w:val="single" w:color="4BACC6" w:themeColor="accent5" w:sz="8" w:space="0"/>
         </w:tcBorders>
         <w:shd w:val="clear" w:color="auto" w:fill="D2EAF1" w:themeFill="accent5" w:themeFillTint="3F"/>
       </w:tcPr>
@@ -7120,11 +7936,11 @@
       <w:tblPr/>
       <w:tcPr>
         <w:tcBorders>
-          <w:top w:val="single" w:sz="8" w:space="0" w:color="4BACC6" w:themeColor="accent5"/>
-          <w:left w:val="single" w:sz="8" w:space="0" w:color="4BACC6" w:themeColor="accent5"/>
-          <w:bottom w:val="single" w:sz="8" w:space="0" w:color="4BACC6" w:themeColor="accent5"/>
-          <w:right w:val="single" w:sz="8" w:space="0" w:color="4BACC6" w:themeColor="accent5"/>
-          <w:insideV w:val="single" w:sz="8" w:space="0" w:color="4BACC6" w:themeColor="accent5"/>
+          <w:top w:val="single" w:color="4BACC6" w:themeColor="accent5" w:sz="8" w:space="0"/>
+          <w:left w:val="single" w:color="4BACC6" w:themeColor="accent5" w:sz="8" w:space="0"/>
+          <w:bottom w:val="single" w:color="4BACC6" w:themeColor="accent5" w:sz="8" w:space="0"/>
+          <w:right w:val="single" w:color="4BACC6" w:themeColor="accent5" w:sz="8" w:space="0"/>
+          <w:insideV w:val="single" w:color="4BACC6" w:themeColor="accent5" w:sz="8" w:space="0"/>
         </w:tcBorders>
       </w:tcPr>
     </w:tblStylePr>
@@ -7141,12 +7957,12 @@
       <w:tblStyleRowBandSize w:val="1"/>
       <w:tblStyleColBandSize w:val="1"/>
       <w:tblBorders>
-        <w:top w:val="single" w:sz="8" w:space="0" w:color="F79646" w:themeColor="accent6"/>
-        <w:left w:val="single" w:sz="8" w:space="0" w:color="F79646" w:themeColor="accent6"/>
-        <w:bottom w:val="single" w:sz="8" w:space="0" w:color="F79646" w:themeColor="accent6"/>
-        <w:right w:val="single" w:sz="8" w:space="0" w:color="F79646" w:themeColor="accent6"/>
-        <w:insideH w:val="single" w:sz="8" w:space="0" w:color="F79646" w:themeColor="accent6"/>
-        <w:insideV w:val="single" w:sz="8" w:space="0" w:color="F79646" w:themeColor="accent6"/>
+        <w:top w:val="single" w:color="F79646" w:themeColor="accent6" w:sz="8" w:space="0"/>
+        <w:left w:val="single" w:color="F79646" w:themeColor="accent6" w:sz="8" w:space="0"/>
+        <w:bottom w:val="single" w:color="F79646" w:themeColor="accent6" w:sz="8" w:space="0"/>
+        <w:right w:val="single" w:color="F79646" w:themeColor="accent6" w:sz="8" w:space="0"/>
+        <w:insideH w:val="single" w:color="F79646" w:themeColor="accent6" w:sz="8" w:space="0"/>
+        <w:insideV w:val="single" w:color="F79646" w:themeColor="accent6" w:sz="8" w:space="0"/>
       </w:tblBorders>
     </w:tblPr>
     <w:tblStylePr w:type="firstRow">
@@ -7154,19 +7970,19 @@
         <w:spacing w:before="0" w:after="0" w:line="240" w:lineRule="auto"/>
       </w:pPr>
       <w:rPr>
-        <w:rFonts w:asciiTheme="majorHAnsi" w:eastAsiaTheme="majorEastAsia" w:hAnsiTheme="majorHAnsi" w:cstheme="majorBidi"/>
-        <w:b/>
-        <w:bCs/>
-      </w:rPr>
-      <w:tblPr/>
-      <w:tcPr>
-        <w:tcBorders>
-          <w:top w:val="single" w:sz="8" w:space="0" w:color="F79646" w:themeColor="accent6"/>
-          <w:left w:val="single" w:sz="8" w:space="0" w:color="F79646" w:themeColor="accent6"/>
-          <w:bottom w:val="single" w:sz="18" w:space="0" w:color="F79646" w:themeColor="accent6"/>
-          <w:right w:val="single" w:sz="8" w:space="0" w:color="F79646" w:themeColor="accent6"/>
-          <w:insideH w:val="nil"/>
-          <w:insideV w:val="single" w:sz="8" w:space="0" w:color="F79646" w:themeColor="accent6"/>
+        <w:rFonts w:asciiTheme="majorHAnsi" w:hAnsiTheme="majorHAnsi" w:eastAsiaTheme="majorEastAsia" w:cstheme="majorBidi"/>
+        <w:b/>
+        <w:bCs/>
+      </w:rPr>
+      <w:tblPr/>
+      <w:tcPr>
+        <w:tcBorders>
+          <w:top w:val="single" w:color="F79646" w:themeColor="accent6" w:sz="8" w:space="0"/>
+          <w:left w:val="single" w:color="F79646" w:themeColor="accent6" w:sz="8" w:space="0"/>
+          <w:bottom w:val="single" w:color="F79646" w:themeColor="accent6" w:sz="18" w:space="0"/>
+          <w:right w:val="single" w:color="F79646" w:themeColor="accent6" w:sz="8" w:space="0"/>
+          <w:insideH w:val="nil"/>
+          <w:insideV w:val="single" w:color="F79646" w:themeColor="accent6" w:sz="8" w:space="0"/>
         </w:tcBorders>
       </w:tcPr>
     </w:tblStylePr>
@@ -7175,42 +7991,42 @@
         <w:spacing w:before="0" w:after="0" w:line="240" w:lineRule="auto"/>
       </w:pPr>
       <w:rPr>
-        <w:rFonts w:asciiTheme="majorHAnsi" w:eastAsiaTheme="majorEastAsia" w:hAnsiTheme="majorHAnsi" w:cstheme="majorBidi"/>
-        <w:b/>
-        <w:bCs/>
-      </w:rPr>
-      <w:tblPr/>
-      <w:tcPr>
-        <w:tcBorders>
-          <w:top w:val="double" w:sz="6" w:space="0" w:color="F79646" w:themeColor="accent6"/>
-          <w:left w:val="single" w:sz="8" w:space="0" w:color="F79646" w:themeColor="accent6"/>
-          <w:bottom w:val="single" w:sz="8" w:space="0" w:color="F79646" w:themeColor="accent6"/>
-          <w:right w:val="single" w:sz="8" w:space="0" w:color="F79646" w:themeColor="accent6"/>
-          <w:insideH w:val="nil"/>
-          <w:insideV w:val="single" w:sz="8" w:space="0" w:color="F79646" w:themeColor="accent6"/>
+        <w:rFonts w:asciiTheme="majorHAnsi" w:hAnsiTheme="majorHAnsi" w:eastAsiaTheme="majorEastAsia" w:cstheme="majorBidi"/>
+        <w:b/>
+        <w:bCs/>
+      </w:rPr>
+      <w:tblPr/>
+      <w:tcPr>
+        <w:tcBorders>
+          <w:top w:val="double" w:color="F79646" w:themeColor="accent6" w:sz="6" w:space="0"/>
+          <w:left w:val="single" w:color="F79646" w:themeColor="accent6" w:sz="8" w:space="0"/>
+          <w:bottom w:val="single" w:color="F79646" w:themeColor="accent6" w:sz="8" w:space="0"/>
+          <w:right w:val="single" w:color="F79646" w:themeColor="accent6" w:sz="8" w:space="0"/>
+          <w:insideH w:val="nil"/>
+          <w:insideV w:val="single" w:color="F79646" w:themeColor="accent6" w:sz="8" w:space="0"/>
         </w:tcBorders>
       </w:tcPr>
     </w:tblStylePr>
     <w:tblStylePr w:type="firstCol">
       <w:rPr>
-        <w:rFonts w:asciiTheme="majorHAnsi" w:eastAsiaTheme="majorEastAsia" w:hAnsiTheme="majorHAnsi" w:cstheme="majorBidi"/>
+        <w:rFonts w:asciiTheme="majorHAnsi" w:hAnsiTheme="majorHAnsi" w:eastAsiaTheme="majorEastAsia" w:cstheme="majorBidi"/>
         <w:b/>
         <w:bCs/>
       </w:rPr>
     </w:tblStylePr>
     <w:tblStylePr w:type="lastCol">
       <w:rPr>
-        <w:rFonts w:asciiTheme="majorHAnsi" w:eastAsiaTheme="majorEastAsia" w:hAnsiTheme="majorHAnsi" w:cstheme="majorBidi"/>
-        <w:b/>
-        <w:bCs/>
-      </w:rPr>
-      <w:tblPr/>
-      <w:tcPr>
-        <w:tcBorders>
-          <w:top w:val="single" w:sz="8" w:space="0" w:color="F79646" w:themeColor="accent6"/>
-          <w:left w:val="single" w:sz="8" w:space="0" w:color="F79646" w:themeColor="accent6"/>
-          <w:bottom w:val="single" w:sz="8" w:space="0" w:color="F79646" w:themeColor="accent6"/>
-          <w:right w:val="single" w:sz="8" w:space="0" w:color="F79646" w:themeColor="accent6"/>
+        <w:rFonts w:asciiTheme="majorHAnsi" w:hAnsiTheme="majorHAnsi" w:eastAsiaTheme="majorEastAsia" w:cstheme="majorBidi"/>
+        <w:b/>
+        <w:bCs/>
+      </w:rPr>
+      <w:tblPr/>
+      <w:tcPr>
+        <w:tcBorders>
+          <w:top w:val="single" w:color="F79646" w:themeColor="accent6" w:sz="8" w:space="0"/>
+          <w:left w:val="single" w:color="F79646" w:themeColor="accent6" w:sz="8" w:space="0"/>
+          <w:bottom w:val="single" w:color="F79646" w:themeColor="accent6" w:sz="8" w:space="0"/>
+          <w:right w:val="single" w:color="F79646" w:themeColor="accent6" w:sz="8" w:space="0"/>
         </w:tcBorders>
       </w:tcPr>
     </w:tblStylePr>
@@ -7218,10 +8034,10 @@
       <w:tblPr/>
       <w:tcPr>
         <w:tcBorders>
-          <w:top w:val="single" w:sz="8" w:space="0" w:color="F79646" w:themeColor="accent6"/>
-          <w:left w:val="single" w:sz="8" w:space="0" w:color="F79646" w:themeColor="accent6"/>
-          <w:bottom w:val="single" w:sz="8" w:space="0" w:color="F79646" w:themeColor="accent6"/>
-          <w:right w:val="single" w:sz="8" w:space="0" w:color="F79646" w:themeColor="accent6"/>
+          <w:top w:val="single" w:color="F79646" w:themeColor="accent6" w:sz="8" w:space="0"/>
+          <w:left w:val="single" w:color="F79646" w:themeColor="accent6" w:sz="8" w:space="0"/>
+          <w:bottom w:val="single" w:color="F79646" w:themeColor="accent6" w:sz="8" w:space="0"/>
+          <w:right w:val="single" w:color="F79646" w:themeColor="accent6" w:sz="8" w:space="0"/>
         </w:tcBorders>
         <w:shd w:val="clear" w:color="auto" w:fill="FDE4D0" w:themeFill="accent6" w:themeFillTint="3F"/>
       </w:tcPr>
@@ -7230,11 +8046,11 @@
       <w:tblPr/>
       <w:tcPr>
         <w:tcBorders>
-          <w:top w:val="single" w:sz="8" w:space="0" w:color="F79646" w:themeColor="accent6"/>
-          <w:left w:val="single" w:sz="8" w:space="0" w:color="F79646" w:themeColor="accent6"/>
-          <w:bottom w:val="single" w:sz="8" w:space="0" w:color="F79646" w:themeColor="accent6"/>
-          <w:right w:val="single" w:sz="8" w:space="0" w:color="F79646" w:themeColor="accent6"/>
-          <w:insideV w:val="single" w:sz="8" w:space="0" w:color="F79646" w:themeColor="accent6"/>
+          <w:top w:val="single" w:color="F79646" w:themeColor="accent6" w:sz="8" w:space="0"/>
+          <w:left w:val="single" w:color="F79646" w:themeColor="accent6" w:sz="8" w:space="0"/>
+          <w:bottom w:val="single" w:color="F79646" w:themeColor="accent6" w:sz="8" w:space="0"/>
+          <w:right w:val="single" w:color="F79646" w:themeColor="accent6" w:sz="8" w:space="0"/>
+          <w:insideV w:val="single" w:color="F79646" w:themeColor="accent6" w:sz="8" w:space="0"/>
         </w:tcBorders>
         <w:shd w:val="clear" w:color="auto" w:fill="FDE4D0" w:themeFill="accent6" w:themeFillTint="3F"/>
       </w:tcPr>
@@ -7243,11 +8059,11 @@
       <w:tblPr/>
       <w:tcPr>
         <w:tcBorders>
-          <w:top w:val="single" w:sz="8" w:space="0" w:color="F79646" w:themeColor="accent6"/>
-          <w:left w:val="single" w:sz="8" w:space="0" w:color="F79646" w:themeColor="accent6"/>
-          <w:bottom w:val="single" w:sz="8" w:space="0" w:color="F79646" w:themeColor="accent6"/>
-          <w:right w:val="single" w:sz="8" w:space="0" w:color="F79646" w:themeColor="accent6"/>
-          <w:insideV w:val="single" w:sz="8" w:space="0" w:color="F79646" w:themeColor="accent6"/>
+          <w:top w:val="single" w:color="F79646" w:themeColor="accent6" w:sz="8" w:space="0"/>
+          <w:left w:val="single" w:color="F79646" w:themeColor="accent6" w:sz="8" w:space="0"/>
+          <w:bottom w:val="single" w:color="F79646" w:themeColor="accent6" w:sz="8" w:space="0"/>
+          <w:right w:val="single" w:color="F79646" w:themeColor="accent6" w:sz="8" w:space="0"/>
+          <w:insideV w:val="single" w:color="F79646" w:themeColor="accent6" w:sz="8" w:space="0"/>
         </w:tcBorders>
       </w:tcPr>
     </w:tblStylePr>
@@ -7264,11 +8080,11 @@
       <w:tblStyleRowBandSize w:val="1"/>
       <w:tblStyleColBandSize w:val="1"/>
       <w:tblBorders>
-        <w:top w:val="single" w:sz="8" w:space="0" w:color="404040" w:themeColor="text1" w:themeTint="BF"/>
-        <w:left w:val="single" w:sz="8" w:space="0" w:color="404040" w:themeColor="text1" w:themeTint="BF"/>
-        <w:bottom w:val="single" w:sz="8" w:space="0" w:color="404040" w:themeColor="text1" w:themeTint="BF"/>
-        <w:right w:val="single" w:sz="8" w:space="0" w:color="404040" w:themeColor="text1" w:themeTint="BF"/>
-        <w:insideH w:val="single" w:sz="8" w:space="0" w:color="404040" w:themeColor="text1" w:themeTint="BF"/>
+        <w:top w:val="single" w:color="404040" w:themeColor="text1" w:themeTint="BF" w:sz="8" w:space="0"/>
+        <w:left w:val="single" w:color="404040" w:themeColor="text1" w:themeTint="BF" w:sz="8" w:space="0"/>
+        <w:bottom w:val="single" w:color="404040" w:themeColor="text1" w:themeTint="BF" w:sz="8" w:space="0"/>
+        <w:right w:val="single" w:color="404040" w:themeColor="text1" w:themeTint="BF" w:sz="8" w:space="0"/>
+        <w:insideH w:val="single" w:color="404040" w:themeColor="text1" w:themeTint="BF" w:sz="8" w:space="0"/>
       </w:tblBorders>
     </w:tblPr>
     <w:tblStylePr w:type="firstRow">
@@ -7283,10 +8099,10 @@
       <w:tblPr/>
       <w:tcPr>
         <w:tcBorders>
-          <w:top w:val="single" w:sz="8" w:space="0" w:color="404040" w:themeColor="text1" w:themeTint="BF"/>
-          <w:left w:val="single" w:sz="8" w:space="0" w:color="404040" w:themeColor="text1" w:themeTint="BF"/>
-          <w:bottom w:val="single" w:sz="8" w:space="0" w:color="404040" w:themeColor="text1" w:themeTint="BF"/>
-          <w:right w:val="single" w:sz="8" w:space="0" w:color="404040" w:themeColor="text1" w:themeTint="BF"/>
+          <w:top w:val="single" w:color="404040" w:themeColor="text1" w:themeTint="BF" w:sz="8" w:space="0"/>
+          <w:left w:val="single" w:color="404040" w:themeColor="text1" w:themeTint="BF" w:sz="8" w:space="0"/>
+          <w:bottom w:val="single" w:color="404040" w:themeColor="text1" w:themeTint="BF" w:sz="8" w:space="0"/>
+          <w:right w:val="single" w:color="404040" w:themeColor="text1" w:themeTint="BF" w:sz="8" w:space="0"/>
           <w:insideH w:val="nil"/>
           <w:insideV w:val="nil"/>
         </w:tcBorders>
@@ -7304,10 +8120,10 @@
       <w:tblPr/>
       <w:tcPr>
         <w:tcBorders>
-          <w:top w:val="double" w:sz="6" w:space="0" w:color="404040" w:themeColor="text1" w:themeTint="BF"/>
-          <w:left w:val="single" w:sz="8" w:space="0" w:color="404040" w:themeColor="text1" w:themeTint="BF"/>
-          <w:bottom w:val="single" w:sz="8" w:space="0" w:color="404040" w:themeColor="text1" w:themeTint="BF"/>
-          <w:right w:val="single" w:sz="8" w:space="0" w:color="404040" w:themeColor="text1" w:themeTint="BF"/>
+          <w:top w:val="double" w:color="404040" w:themeColor="text1" w:themeTint="BF" w:sz="6" w:space="0"/>
+          <w:left w:val="single" w:color="404040" w:themeColor="text1" w:themeTint="BF" w:sz="8" w:space="0"/>
+          <w:bottom w:val="single" w:color="404040" w:themeColor="text1" w:themeTint="BF" w:sz="8" w:space="0"/>
+          <w:right w:val="single" w:color="404040" w:themeColor="text1" w:themeTint="BF" w:sz="8" w:space="0"/>
           <w:insideH w:val="nil"/>
           <w:insideV w:val="nil"/>
         </w:tcBorders>
@@ -7363,11 +8179,11 @@
       <w:tblStyleRowBandSize w:val="1"/>
       <w:tblStyleColBandSize w:val="1"/>
       <w:tblBorders>
-        <w:top w:val="single" w:sz="8" w:space="0" w:color="7BA0CD" w:themeColor="accent1" w:themeTint="BF"/>
-        <w:left w:val="single" w:sz="8" w:space="0" w:color="7BA0CD" w:themeColor="accent1" w:themeTint="BF"/>
-        <w:bottom w:val="single" w:sz="8" w:space="0" w:color="7BA0CD" w:themeColor="accent1" w:themeTint="BF"/>
-        <w:right w:val="single" w:sz="8" w:space="0" w:color="7BA0CD" w:themeColor="accent1" w:themeTint="BF"/>
-        <w:insideH w:val="single" w:sz="8" w:space="0" w:color="7BA0CD" w:themeColor="accent1" w:themeTint="BF"/>
+        <w:top w:val="single" w:color="7BA0CD" w:themeColor="accent1" w:themeTint="BF" w:sz="8" w:space="0"/>
+        <w:left w:val="single" w:color="7BA0CD" w:themeColor="accent1" w:themeTint="BF" w:sz="8" w:space="0"/>
+        <w:bottom w:val="single" w:color="7BA0CD" w:themeColor="accent1" w:themeTint="BF" w:sz="8" w:space="0"/>
+        <w:right w:val="single" w:color="7BA0CD" w:themeColor="accent1" w:themeTint="BF" w:sz="8" w:space="0"/>
+        <w:insideH w:val="single" w:color="7BA0CD" w:themeColor="accent1" w:themeTint="BF" w:sz="8" w:space="0"/>
       </w:tblBorders>
     </w:tblPr>
     <w:tblStylePr w:type="firstRow">
@@ -7382,10 +8198,10 @@
       <w:tblPr/>
       <w:tcPr>
         <w:tcBorders>
-          <w:top w:val="single" w:sz="8" w:space="0" w:color="7BA0CD" w:themeColor="accent1" w:themeTint="BF"/>
-          <w:left w:val="single" w:sz="8" w:space="0" w:color="7BA0CD" w:themeColor="accent1" w:themeTint="BF"/>
-          <w:bottom w:val="single" w:sz="8" w:space="0" w:color="7BA0CD" w:themeColor="accent1" w:themeTint="BF"/>
-          <w:right w:val="single" w:sz="8" w:space="0" w:color="7BA0CD" w:themeColor="accent1" w:themeTint="BF"/>
+          <w:top w:val="single" w:color="7BA0CD" w:themeColor="accent1" w:themeTint="BF" w:sz="8" w:space="0"/>
+          <w:left w:val="single" w:color="7BA0CD" w:themeColor="accent1" w:themeTint="BF" w:sz="8" w:space="0"/>
+          <w:bottom w:val="single" w:color="7BA0CD" w:themeColor="accent1" w:themeTint="BF" w:sz="8" w:space="0"/>
+          <w:right w:val="single" w:color="7BA0CD" w:themeColor="accent1" w:themeTint="BF" w:sz="8" w:space="0"/>
           <w:insideH w:val="nil"/>
           <w:insideV w:val="nil"/>
         </w:tcBorders>
@@ -7403,10 +8219,10 @@
       <w:tblPr/>
       <w:tcPr>
         <w:tcBorders>
-          <w:top w:val="double" w:sz="6" w:space="0" w:color="7BA0CD" w:themeColor="accent1" w:themeTint="BF"/>
-          <w:left w:val="single" w:sz="8" w:space="0" w:color="7BA0CD" w:themeColor="accent1" w:themeTint="BF"/>
-          <w:bottom w:val="single" w:sz="8" w:space="0" w:color="7BA0CD" w:themeColor="accent1" w:themeTint="BF"/>
-          <w:right w:val="single" w:sz="8" w:space="0" w:color="7BA0CD" w:themeColor="accent1" w:themeTint="BF"/>
+          <w:top w:val="double" w:color="7BA0CD" w:themeColor="accent1" w:themeTint="BF" w:sz="6" w:space="0"/>
+          <w:left w:val="single" w:color="7BA0CD" w:themeColor="accent1" w:themeTint="BF" w:sz="8" w:space="0"/>
+          <w:bottom w:val="single" w:color="7BA0CD" w:themeColor="accent1" w:themeTint="BF" w:sz="8" w:space="0"/>
+          <w:right w:val="single" w:color="7BA0CD" w:themeColor="accent1" w:themeTint="BF" w:sz="8" w:space="0"/>
           <w:insideH w:val="nil"/>
           <w:insideV w:val="nil"/>
         </w:tcBorders>
@@ -7462,11 +8278,11 @@
       <w:tblStyleRowBandSize w:val="1"/>
       <w:tblStyleColBandSize w:val="1"/>
       <w:tblBorders>
-        <w:top w:val="single" w:sz="8" w:space="0" w:color="CF7B79" w:themeColor="accent2" w:themeTint="BF"/>
-        <w:left w:val="single" w:sz="8" w:space="0" w:color="CF7B79" w:themeColor="accent2" w:themeTint="BF"/>
-        <w:bottom w:val="single" w:sz="8" w:space="0" w:color="CF7B79" w:themeColor="accent2" w:themeTint="BF"/>
-        <w:right w:val="single" w:sz="8" w:space="0" w:color="CF7B79" w:themeColor="accent2" w:themeTint="BF"/>
-        <w:insideH w:val="single" w:sz="8" w:space="0" w:color="CF7B79" w:themeColor="accent2" w:themeTint="BF"/>
+        <w:top w:val="single" w:color="CF7B79" w:themeColor="accent2" w:themeTint="BF" w:sz="8" w:space="0"/>
+        <w:left w:val="single" w:color="CF7B79" w:themeColor="accent2" w:themeTint="BF" w:sz="8" w:space="0"/>
+        <w:bottom w:val="single" w:color="CF7B79" w:themeColor="accent2" w:themeTint="BF" w:sz="8" w:space="0"/>
+        <w:right w:val="single" w:color="CF7B79" w:themeColor="accent2" w:themeTint="BF" w:sz="8" w:space="0"/>
+        <w:insideH w:val="single" w:color="CF7B79" w:themeColor="accent2" w:themeTint="BF" w:sz="8" w:space="0"/>
       </w:tblBorders>
     </w:tblPr>
     <w:tblStylePr w:type="firstRow">
@@ -7481,10 +8297,10 @@
       <w:tblPr/>
       <w:tcPr>
         <w:tcBorders>
-          <w:top w:val="single" w:sz="8" w:space="0" w:color="CF7B79" w:themeColor="accent2" w:themeTint="BF"/>
-          <w:left w:val="single" w:sz="8" w:space="0" w:color="CF7B79" w:themeColor="accent2" w:themeTint="BF"/>
-          <w:bottom w:val="single" w:sz="8" w:space="0" w:color="CF7B79" w:themeColor="accent2" w:themeTint="BF"/>
-          <w:right w:val="single" w:sz="8" w:space="0" w:color="CF7B79" w:themeColor="accent2" w:themeTint="BF"/>
+          <w:top w:val="single" w:color="CF7B79" w:themeColor="accent2" w:themeTint="BF" w:sz="8" w:space="0"/>
+          <w:left w:val="single" w:color="CF7B79" w:themeColor="accent2" w:themeTint="BF" w:sz="8" w:space="0"/>
+          <w:bottom w:val="single" w:color="CF7B79" w:themeColor="accent2" w:themeTint="BF" w:sz="8" w:space="0"/>
+          <w:right w:val="single" w:color="CF7B79" w:themeColor="accent2" w:themeTint="BF" w:sz="8" w:space="0"/>
           <w:insideH w:val="nil"/>
           <w:insideV w:val="nil"/>
         </w:tcBorders>
@@ -7502,10 +8318,10 @@
       <w:tblPr/>
       <w:tcPr>
         <w:tcBorders>
-          <w:top w:val="double" w:sz="6" w:space="0" w:color="CF7B79" w:themeColor="accent2" w:themeTint="BF"/>
-          <w:left w:val="single" w:sz="8" w:space="0" w:color="CF7B79" w:themeColor="accent2" w:themeTint="BF"/>
-          <w:bottom w:val="single" w:sz="8" w:space="0" w:color="CF7B79" w:themeColor="accent2" w:themeTint="BF"/>
-          <w:right w:val="single" w:sz="8" w:space="0" w:color="CF7B79" w:themeColor="accent2" w:themeTint="BF"/>
+          <w:top w:val="double" w:color="CF7B79" w:themeColor="accent2" w:themeTint="BF" w:sz="6" w:space="0"/>
+          <w:left w:val="single" w:color="CF7B79" w:themeColor="accent2" w:themeTint="BF" w:sz="8" w:space="0"/>
+          <w:bottom w:val="single" w:color="CF7B79" w:themeColor="accent2" w:themeTint="BF" w:sz="8" w:space="0"/>
+          <w:right w:val="single" w:color="CF7B79" w:themeColor="accent2" w:themeTint="BF" w:sz="8" w:space="0"/>
           <w:insideH w:val="nil"/>
           <w:insideV w:val="nil"/>
         </w:tcBorders>
@@ -7561,11 +8377,11 @@
       <w:tblStyleRowBandSize w:val="1"/>
       <w:tblStyleColBandSize w:val="1"/>
       <w:tblBorders>
-        <w:top w:val="single" w:sz="8" w:space="0" w:color="B3CC82" w:themeColor="accent3" w:themeTint="BF"/>
-        <w:left w:val="single" w:sz="8" w:space="0" w:color="B3CC82" w:themeColor="accent3" w:themeTint="BF"/>
-        <w:bottom w:val="single" w:sz="8" w:space="0" w:color="B3CC82" w:themeColor="accent3" w:themeTint="BF"/>
-        <w:right w:val="single" w:sz="8" w:space="0" w:color="B3CC82" w:themeColor="accent3" w:themeTint="BF"/>
-        <w:insideH w:val="single" w:sz="8" w:space="0" w:color="B3CC82" w:themeColor="accent3" w:themeTint="BF"/>
+        <w:top w:val="single" w:color="B3CC82" w:themeColor="accent3" w:themeTint="BF" w:sz="8" w:space="0"/>
+        <w:left w:val="single" w:color="B3CC82" w:themeColor="accent3" w:themeTint="BF" w:sz="8" w:space="0"/>
+        <w:bottom w:val="single" w:color="B3CC82" w:themeColor="accent3" w:themeTint="BF" w:sz="8" w:space="0"/>
+        <w:right w:val="single" w:color="B3CC82" w:themeColor="accent3" w:themeTint="BF" w:sz="8" w:space="0"/>
+        <w:insideH w:val="single" w:color="B3CC82" w:themeColor="accent3" w:themeTint="BF" w:sz="8" w:space="0"/>
       </w:tblBorders>
     </w:tblPr>
     <w:tblStylePr w:type="firstRow">
@@ -7580,10 +8396,10 @@
       <w:tblPr/>
       <w:tcPr>
         <w:tcBorders>
-          <w:top w:val="single" w:sz="8" w:space="0" w:color="B3CC82" w:themeColor="accent3" w:themeTint="BF"/>
-          <w:left w:val="single" w:sz="8" w:space="0" w:color="B3CC82" w:themeColor="accent3" w:themeTint="BF"/>
-          <w:bottom w:val="single" w:sz="8" w:space="0" w:color="B3CC82" w:themeColor="accent3" w:themeTint="BF"/>
-          <w:right w:val="single" w:sz="8" w:space="0" w:color="B3CC82" w:themeColor="accent3" w:themeTint="BF"/>
+          <w:top w:val="single" w:color="B3CC82" w:themeColor="accent3" w:themeTint="BF" w:sz="8" w:space="0"/>
+          <w:left w:val="single" w:color="B3CC82" w:themeColor="accent3" w:themeTint="BF" w:sz="8" w:space="0"/>
+          <w:bottom w:val="single" w:color="B3CC82" w:themeColor="accent3" w:themeTint="BF" w:sz="8" w:space="0"/>
+          <w:right w:val="single" w:color="B3CC82" w:themeColor="accent3" w:themeTint="BF" w:sz="8" w:space="0"/>
           <w:insideH w:val="nil"/>
           <w:insideV w:val="nil"/>
         </w:tcBorders>
@@ -7601,10 +8417,10 @@
       <w:tblPr/>
       <w:tcPr>
         <w:tcBorders>
-          <w:top w:val="double" w:sz="6" w:space="0" w:color="B3CC82" w:themeColor="accent3" w:themeTint="BF"/>
-          <w:left w:val="single" w:sz="8" w:space="0" w:color="B3CC82" w:themeColor="accent3" w:themeTint="BF"/>
-          <w:bottom w:val="single" w:sz="8" w:space="0" w:color="B3CC82" w:themeColor="accent3" w:themeTint="BF"/>
-          <w:right w:val="single" w:sz="8" w:space="0" w:color="B3CC82" w:themeColor="accent3" w:themeTint="BF"/>
+          <w:top w:val="double" w:color="B3CC82" w:themeColor="accent3" w:themeTint="BF" w:sz="6" w:space="0"/>
+          <w:left w:val="single" w:color="B3CC82" w:themeColor="accent3" w:themeTint="BF" w:sz="8" w:space="0"/>
+          <w:bottom w:val="single" w:color="B3CC82" w:themeColor="accent3" w:themeTint="BF" w:sz="8" w:space="0"/>
+          <w:right w:val="single" w:color="B3CC82" w:themeColor="accent3" w:themeTint="BF" w:sz="8" w:space="0"/>
           <w:insideH w:val="nil"/>
           <w:insideV w:val="nil"/>
         </w:tcBorders>
@@ -7660,11 +8476,11 @@
       <w:tblStyleRowBandSize w:val="1"/>
       <w:tblStyleColBandSize w:val="1"/>
       <w:tblBorders>
-        <w:top w:val="single" w:sz="8" w:space="0" w:color="9F8AB9" w:themeColor="accent4" w:themeTint="BF"/>
-        <w:left w:val="single" w:sz="8" w:space="0" w:color="9F8AB9" w:themeColor="accent4" w:themeTint="BF"/>
-        <w:bottom w:val="single" w:sz="8" w:space="0" w:color="9F8AB9" w:themeColor="accent4" w:themeTint="BF"/>
-        <w:right w:val="single" w:sz="8" w:space="0" w:color="9F8AB9" w:themeColor="accent4" w:themeTint="BF"/>
-        <w:insideH w:val="single" w:sz="8" w:space="0" w:color="9F8AB9" w:themeColor="accent4" w:themeTint="BF"/>
+        <w:top w:val="single" w:color="9F8AB9" w:themeColor="accent4" w:themeTint="BF" w:sz="8" w:space="0"/>
+        <w:left w:val="single" w:color="9F8AB9" w:themeColor="accent4" w:themeTint="BF" w:sz="8" w:space="0"/>
+        <w:bottom w:val="single" w:color="9F8AB9" w:themeColor="accent4" w:themeTint="BF" w:sz="8" w:space="0"/>
+        <w:right w:val="single" w:color="9F8AB9" w:themeColor="accent4" w:themeTint="BF" w:sz="8" w:space="0"/>
+        <w:insideH w:val="single" w:color="9F8AB9" w:themeColor="accent4" w:themeTint="BF" w:sz="8" w:space="0"/>
       </w:tblBorders>
     </w:tblPr>
     <w:tblStylePr w:type="firstRow">
@@ -7679,10 +8495,10 @@
       <w:tblPr/>
       <w:tcPr>
         <w:tcBorders>
-          <w:top w:val="single" w:sz="8" w:space="0" w:color="9F8AB9" w:themeColor="accent4" w:themeTint="BF"/>
-          <w:left w:val="single" w:sz="8" w:space="0" w:color="9F8AB9" w:themeColor="accent4" w:themeTint="BF"/>
-          <w:bottom w:val="single" w:sz="8" w:space="0" w:color="9F8AB9" w:themeColor="accent4" w:themeTint="BF"/>
-          <w:right w:val="single" w:sz="8" w:space="0" w:color="9F8AB9" w:themeColor="accent4" w:themeTint="BF"/>
+          <w:top w:val="single" w:color="9F8AB9" w:themeColor="accent4" w:themeTint="BF" w:sz="8" w:space="0"/>
+          <w:left w:val="single" w:color="9F8AB9" w:themeColor="accent4" w:themeTint="BF" w:sz="8" w:space="0"/>
+          <w:bottom w:val="single" w:color="9F8AB9" w:themeColor="accent4" w:themeTint="BF" w:sz="8" w:space="0"/>
+          <w:right w:val="single" w:color="9F8AB9" w:themeColor="accent4" w:themeTint="BF" w:sz="8" w:space="0"/>
           <w:insideH w:val="nil"/>
           <w:insideV w:val="nil"/>
         </w:tcBorders>
@@ -7700,10 +8516,10 @@
       <w:tblPr/>
       <w:tcPr>
         <w:tcBorders>
-          <w:top w:val="double" w:sz="6" w:space="0" w:color="9F8AB9" w:themeColor="accent4" w:themeTint="BF"/>
-          <w:left w:val="single" w:sz="8" w:space="0" w:color="9F8AB9" w:themeColor="accent4" w:themeTint="BF"/>
-          <w:bottom w:val="single" w:sz="8" w:space="0" w:color="9F8AB9" w:themeColor="accent4" w:themeTint="BF"/>
-          <w:right w:val="single" w:sz="8" w:space="0" w:color="9F8AB9" w:themeColor="accent4" w:themeTint="BF"/>
+          <w:top w:val="double" w:color="9F8AB9" w:themeColor="accent4" w:themeTint="BF" w:sz="6" w:space="0"/>
+          <w:left w:val="single" w:color="9F8AB9" w:themeColor="accent4" w:themeTint="BF" w:sz="8" w:space="0"/>
+          <w:bottom w:val="single" w:color="9F8AB9" w:themeColor="accent4" w:themeTint="BF" w:sz="8" w:space="0"/>
+          <w:right w:val="single" w:color="9F8AB9" w:themeColor="accent4" w:themeTint="BF" w:sz="8" w:space="0"/>
           <w:insideH w:val="nil"/>
           <w:insideV w:val="nil"/>
         </w:tcBorders>
@@ -7759,11 +8575,11 @@
       <w:tblStyleRowBandSize w:val="1"/>
       <w:tblStyleColBandSize w:val="1"/>
       <w:tblBorders>
-        <w:top w:val="single" w:sz="8" w:space="0" w:color="78C0D4" w:themeColor="accent5" w:themeTint="BF"/>
-        <w:left w:val="single" w:sz="8" w:space="0" w:color="78C0D4" w:themeColor="accent5" w:themeTint="BF"/>
-        <w:bottom w:val="single" w:sz="8" w:space="0" w:color="78C0D4" w:themeColor="accent5" w:themeTint="BF"/>
-        <w:right w:val="single" w:sz="8" w:space="0" w:color="78C0D4" w:themeColor="accent5" w:themeTint="BF"/>
-        <w:insideH w:val="single" w:sz="8" w:space="0" w:color="78C0D4" w:themeColor="accent5" w:themeTint="BF"/>
+        <w:top w:val="single" w:color="78C0D4" w:themeColor="accent5" w:themeTint="BF" w:sz="8" w:space="0"/>
+        <w:left w:val="single" w:color="78C0D4" w:themeColor="accent5" w:themeTint="BF" w:sz="8" w:space="0"/>
+        <w:bottom w:val="single" w:color="78C0D4" w:themeColor="accent5" w:themeTint="BF" w:sz="8" w:space="0"/>
+        <w:right w:val="single" w:color="78C0D4" w:themeColor="accent5" w:themeTint="BF" w:sz="8" w:space="0"/>
+        <w:insideH w:val="single" w:color="78C0D4" w:themeColor="accent5" w:themeTint="BF" w:sz="8" w:space="0"/>
       </w:tblBorders>
     </w:tblPr>
     <w:tblStylePr w:type="firstRow">
@@ -7778,10 +8594,10 @@
       <w:tblPr/>
       <w:tcPr>
         <w:tcBorders>
-          <w:top w:val="single" w:sz="8" w:space="0" w:color="78C0D4" w:themeColor="accent5" w:themeTint="BF"/>
-          <w:left w:val="single" w:sz="8" w:space="0" w:color="78C0D4" w:themeColor="accent5" w:themeTint="BF"/>
-          <w:bottom w:val="single" w:sz="8" w:space="0" w:color="78C0D4" w:themeColor="accent5" w:themeTint="BF"/>
-          <w:right w:val="single" w:sz="8" w:space="0" w:color="78C0D4" w:themeColor="accent5" w:themeTint="BF"/>
+          <w:top w:val="single" w:color="78C0D4" w:themeColor="accent5" w:themeTint="BF" w:sz="8" w:space="0"/>
+          <w:left w:val="single" w:color="78C0D4" w:themeColor="accent5" w:themeTint="BF" w:sz="8" w:space="0"/>
+          <w:bottom w:val="single" w:color="78C0D4" w:themeColor="accent5" w:themeTint="BF" w:sz="8" w:space="0"/>
+          <w:right w:val="single" w:color="78C0D4" w:themeColor="accent5" w:themeTint="BF" w:sz="8" w:space="0"/>
           <w:insideH w:val="nil"/>
           <w:insideV w:val="nil"/>
         </w:tcBorders>
@@ -7799,10 +8615,10 @@
       <w:tblPr/>
       <w:tcPr>
         <w:tcBorders>
-          <w:top w:val="double" w:sz="6" w:space="0" w:color="78C0D4" w:themeColor="accent5" w:themeTint="BF"/>
-          <w:left w:val="single" w:sz="8" w:space="0" w:color="78C0D4" w:themeColor="accent5" w:themeTint="BF"/>
-          <w:bottom w:val="single" w:sz="8" w:space="0" w:color="78C0D4" w:themeColor="accent5" w:themeTint="BF"/>
-          <w:right w:val="single" w:sz="8" w:space="0" w:color="78C0D4" w:themeColor="accent5" w:themeTint="BF"/>
+          <w:top w:val="double" w:color="78C0D4" w:themeColor="accent5" w:themeTint="BF" w:sz="6" w:space="0"/>
+          <w:left w:val="single" w:color="78C0D4" w:themeColor="accent5" w:themeTint="BF" w:sz="8" w:space="0"/>
+          <w:bottom w:val="single" w:color="78C0D4" w:themeColor="accent5" w:themeTint="BF" w:sz="8" w:space="0"/>
+          <w:right w:val="single" w:color="78C0D4" w:themeColor="accent5" w:themeTint="BF" w:sz="8" w:space="0"/>
           <w:insideH w:val="nil"/>
           <w:insideV w:val="nil"/>
         </w:tcBorders>
@@ -7858,11 +8674,11 @@
       <w:tblStyleRowBandSize w:val="1"/>
       <w:tblStyleColBandSize w:val="1"/>
       <w:tblBorders>
-        <w:top w:val="single" w:sz="8" w:space="0" w:color="F9B074" w:themeColor="accent6" w:themeTint="BF"/>
-        <w:left w:val="single" w:sz="8" w:space="0" w:color="F9B074" w:themeColor="accent6" w:themeTint="BF"/>
-        <w:bottom w:val="single" w:sz="8" w:space="0" w:color="F9B074" w:themeColor="accent6" w:themeTint="BF"/>
-        <w:right w:val="single" w:sz="8" w:space="0" w:color="F9B074" w:themeColor="accent6" w:themeTint="BF"/>
-        <w:insideH w:val="single" w:sz="8" w:space="0" w:color="F9B074" w:themeColor="accent6" w:themeTint="BF"/>
+        <w:top w:val="single" w:color="F9B074" w:themeColor="accent6" w:themeTint="BF" w:sz="8" w:space="0"/>
+        <w:left w:val="single" w:color="F9B074" w:themeColor="accent6" w:themeTint="BF" w:sz="8" w:space="0"/>
+        <w:bottom w:val="single" w:color="F9B074" w:themeColor="accent6" w:themeTint="BF" w:sz="8" w:space="0"/>
+        <w:right w:val="single" w:color="F9B074" w:themeColor="accent6" w:themeTint="BF" w:sz="8" w:space="0"/>
+        <w:insideH w:val="single" w:color="F9B074" w:themeColor="accent6" w:themeTint="BF" w:sz="8" w:space="0"/>
       </w:tblBorders>
     </w:tblPr>
     <w:tblStylePr w:type="firstRow">
@@ -7877,10 +8693,10 @@
       <w:tblPr/>
       <w:tcPr>
         <w:tcBorders>
-          <w:top w:val="single" w:sz="8" w:space="0" w:color="F9B074" w:themeColor="accent6" w:themeTint="BF"/>
-          <w:left w:val="single" w:sz="8" w:space="0" w:color="F9B074" w:themeColor="accent6" w:themeTint="BF"/>
-          <w:bottom w:val="single" w:sz="8" w:space="0" w:color="F9B074" w:themeColor="accent6" w:themeTint="BF"/>
-          <w:right w:val="single" w:sz="8" w:space="0" w:color="F9B074" w:themeColor="accent6" w:themeTint="BF"/>
+          <w:top w:val="single" w:color="F9B074" w:themeColor="accent6" w:themeTint="BF" w:sz="8" w:space="0"/>
+          <w:left w:val="single" w:color="F9B074" w:themeColor="accent6" w:themeTint="BF" w:sz="8" w:space="0"/>
+          <w:bottom w:val="single" w:color="F9B074" w:themeColor="accent6" w:themeTint="BF" w:sz="8" w:space="0"/>
+          <w:right w:val="single" w:color="F9B074" w:themeColor="accent6" w:themeTint="BF" w:sz="8" w:space="0"/>
           <w:insideH w:val="nil"/>
           <w:insideV w:val="nil"/>
         </w:tcBorders>
@@ -7898,10 +8714,10 @@
       <w:tblPr/>
       <w:tcPr>
         <w:tcBorders>
-          <w:top w:val="double" w:sz="6" w:space="0" w:color="F9B074" w:themeColor="accent6" w:themeTint="BF"/>
-          <w:left w:val="single" w:sz="8" w:space="0" w:color="F9B074" w:themeColor="accent6" w:themeTint="BF"/>
-          <w:bottom w:val="single" w:sz="8" w:space="0" w:color="F9B074" w:themeColor="accent6" w:themeTint="BF"/>
-          <w:right w:val="single" w:sz="8" w:space="0" w:color="F9B074" w:themeColor="accent6" w:themeTint="BF"/>
+          <w:top w:val="double" w:color="F9B074" w:themeColor="accent6" w:themeTint="BF" w:sz="6" w:space="0"/>
+          <w:left w:val="single" w:color="F9B074" w:themeColor="accent6" w:themeTint="BF" w:sz="8" w:space="0"/>
+          <w:bottom w:val="single" w:color="F9B074" w:themeColor="accent6" w:themeTint="BF" w:sz="8" w:space="0"/>
+          <w:right w:val="single" w:color="F9B074" w:themeColor="accent6" w:themeTint="BF" w:sz="8" w:space="0"/>
           <w:insideH w:val="nil"/>
           <w:insideV w:val="nil"/>
         </w:tcBorders>
@@ -7957,8 +8773,8 @@
       <w:tblStyleRowBandSize w:val="1"/>
       <w:tblStyleColBandSize w:val="1"/>
       <w:tblBorders>
-        <w:top w:val="single" w:sz="18" w:space="0" w:color="auto"/>
-        <w:bottom w:val="single" w:sz="18" w:space="0" w:color="auto"/>
+        <w:top w:val="single" w:color="auto" w:sz="18" w:space="0"/>
+        <w:bottom w:val="single" w:color="auto" w:sz="18" w:space="0"/>
       </w:tblBorders>
     </w:tblPr>
     <w:tblStylePr w:type="firstRow">
@@ -7973,9 +8789,9 @@
       <w:tblPr/>
       <w:tcPr>
         <w:tcBorders>
-          <w:top w:val="single" w:sz="18" w:space="0" w:color="auto"/>
-          <w:left w:val="nil"/>
-          <w:bottom w:val="single" w:sz="18" w:space="0" w:color="auto"/>
+          <w:top w:val="single" w:color="auto" w:sz="18" w:space="0"/>
+          <w:left w:val="nil"/>
+          <w:bottom w:val="single" w:color="auto" w:sz="18" w:space="0"/>
           <w:right w:val="nil"/>
           <w:insideH w:val="nil"/>
           <w:insideV w:val="nil"/>
@@ -7993,9 +8809,9 @@
       <w:tblPr/>
       <w:tcPr>
         <w:tcBorders>
-          <w:top w:val="double" w:sz="6" w:space="0" w:color="auto"/>
-          <w:left w:val="nil"/>
-          <w:bottom w:val="single" w:sz="18" w:space="0" w:color="auto"/>
+          <w:top w:val="double" w:color="auto" w:sz="6" w:space="0"/>
+          <w:left w:val="nil"/>
+          <w:bottom w:val="single" w:color="auto" w:sz="18" w:space="0"/>
           <w:right w:val="nil"/>
           <w:insideH w:val="nil"/>
           <w:insideV w:val="nil"/>
@@ -8014,7 +8830,7 @@
         <w:tcBorders>
           <w:top w:val="nil"/>
           <w:left w:val="nil"/>
-          <w:bottom w:val="single" w:sz="18" w:space="0" w:color="auto"/>
+          <w:bottom w:val="single" w:color="auto" w:sz="18" w:space="0"/>
           <w:right w:val="nil"/>
           <w:insideH w:val="nil"/>
           <w:insideV w:val="nil"/>
@@ -8061,9 +8877,9 @@
       <w:tblPr/>
       <w:tcPr>
         <w:tcBorders>
-          <w:top w:val="single" w:sz="18" w:space="0" w:color="auto"/>
-          <w:left w:val="nil"/>
-          <w:bottom w:val="single" w:sz="18" w:space="0" w:color="auto"/>
+          <w:top w:val="single" w:color="auto" w:sz="18" w:space="0"/>
+          <w:left w:val="nil"/>
+          <w:bottom w:val="single" w:color="auto" w:sz="18" w:space="0"/>
           <w:right w:val="nil"/>
           <w:insideH w:val="nil"/>
           <w:insideV w:val="nil"/>
@@ -8077,9 +8893,9 @@
       <w:tblPr/>
       <w:tcPr>
         <w:tcBorders>
-          <w:top w:val="single" w:sz="18" w:space="0" w:color="auto"/>
-          <w:left w:val="nil"/>
-          <w:bottom w:val="single" w:sz="18" w:space="0" w:color="auto"/>
+          <w:top w:val="single" w:color="auto" w:sz="18" w:space="0"/>
+          <w:left w:val="nil"/>
+          <w:bottom w:val="single" w:color="auto" w:sz="18" w:space="0"/>
           <w:right w:val="nil"/>
           <w:insideH w:val="nil"/>
           <w:insideV w:val="nil"/>
@@ -8099,8 +8915,8 @@
       <w:tblStyleRowBandSize w:val="1"/>
       <w:tblStyleColBandSize w:val="1"/>
       <w:tblBorders>
-        <w:top w:val="single" w:sz="18" w:space="0" w:color="auto"/>
-        <w:bottom w:val="single" w:sz="18" w:space="0" w:color="auto"/>
+        <w:top w:val="single" w:color="auto" w:sz="18" w:space="0"/>
+        <w:bottom w:val="single" w:color="auto" w:sz="18" w:space="0"/>
       </w:tblBorders>
     </w:tblPr>
     <w:tblStylePr w:type="firstRow">
@@ -8115,9 +8931,9 @@
       <w:tblPr/>
       <w:tcPr>
         <w:tcBorders>
-          <w:top w:val="single" w:sz="18" w:space="0" w:color="auto"/>
-          <w:left w:val="nil"/>
-          <w:bottom w:val="single" w:sz="18" w:space="0" w:color="auto"/>
+          <w:top w:val="single" w:color="auto" w:sz="18" w:space="0"/>
+          <w:left w:val="nil"/>
+          <w:bottom w:val="single" w:color="auto" w:sz="18" w:space="0"/>
           <w:right w:val="nil"/>
           <w:insideH w:val="nil"/>
           <w:insideV w:val="nil"/>
@@ -8135,9 +8951,9 @@
       <w:tblPr/>
       <w:tcPr>
         <w:tcBorders>
-          <w:top w:val="double" w:sz="6" w:space="0" w:color="auto"/>
-          <w:left w:val="nil"/>
-          <w:bottom w:val="single" w:sz="18" w:space="0" w:color="auto"/>
+          <w:top w:val="double" w:color="auto" w:sz="6" w:space="0"/>
+          <w:left w:val="nil"/>
+          <w:bottom w:val="single" w:color="auto" w:sz="18" w:space="0"/>
           <w:right w:val="nil"/>
           <w:insideH w:val="nil"/>
           <w:insideV w:val="nil"/>
@@ -8156,7 +8972,7 @@
         <w:tcBorders>
           <w:top w:val="nil"/>
           <w:left w:val="nil"/>
-          <w:bottom w:val="single" w:sz="18" w:space="0" w:color="auto"/>
+          <w:bottom w:val="single" w:color="auto" w:sz="18" w:space="0"/>
           <w:right w:val="nil"/>
           <w:insideH w:val="nil"/>
           <w:insideV w:val="nil"/>
@@ -8203,9 +9019,9 @@
       <w:tblPr/>
       <w:tcPr>
         <w:tcBorders>
-          <w:top w:val="single" w:sz="18" w:space="0" w:color="auto"/>
-          <w:left w:val="nil"/>
-          <w:bottom w:val="single" w:sz="18" w:space="0" w:color="auto"/>
+          <w:top w:val="single" w:color="auto" w:sz="18" w:space="0"/>
+          <w:left w:val="nil"/>
+          <w:bottom w:val="single" w:color="auto" w:sz="18" w:space="0"/>
           <w:right w:val="nil"/>
           <w:insideH w:val="nil"/>
           <w:insideV w:val="nil"/>
@@ -8219,9 +9035,9 @@
       <w:tblPr/>
       <w:tcPr>
         <w:tcBorders>
-          <w:top w:val="single" w:sz="18" w:space="0" w:color="auto"/>
-          <w:left w:val="nil"/>
-          <w:bottom w:val="single" w:sz="18" w:space="0" w:color="auto"/>
+          <w:top w:val="single" w:color="auto" w:sz="18" w:space="0"/>
+          <w:left w:val="nil"/>
+          <w:bottom w:val="single" w:color="auto" w:sz="18" w:space="0"/>
           <w:right w:val="nil"/>
           <w:insideH w:val="nil"/>
           <w:insideV w:val="nil"/>
@@ -8241,8 +9057,8 @@
       <w:tblStyleRowBandSize w:val="1"/>
       <w:tblStyleColBandSize w:val="1"/>
       <w:tblBorders>
-        <w:top w:val="single" w:sz="18" w:space="0" w:color="auto"/>
-        <w:bottom w:val="single" w:sz="18" w:space="0" w:color="auto"/>
+        <w:top w:val="single" w:color="auto" w:sz="18" w:space="0"/>
+        <w:bottom w:val="single" w:color="auto" w:sz="18" w:space="0"/>
       </w:tblBorders>
     </w:tblPr>
     <w:tblStylePr w:type="firstRow">
@@ -8257,9 +9073,9 @@
       <w:tblPr/>
       <w:tcPr>
         <w:tcBorders>
-          <w:top w:val="single" w:sz="18" w:space="0" w:color="auto"/>
-          <w:left w:val="nil"/>
-          <w:bottom w:val="single" w:sz="18" w:space="0" w:color="auto"/>
+          <w:top w:val="single" w:color="auto" w:sz="18" w:space="0"/>
+          <w:left w:val="nil"/>
+          <w:bottom w:val="single" w:color="auto" w:sz="18" w:space="0"/>
           <w:right w:val="nil"/>
           <w:insideH w:val="nil"/>
           <w:insideV w:val="nil"/>
@@ -8277,9 +9093,9 @@
       <w:tblPr/>
       <w:tcPr>
         <w:tcBorders>
-          <w:top w:val="double" w:sz="6" w:space="0" w:color="auto"/>
-          <w:left w:val="nil"/>
-          <w:bottom w:val="single" w:sz="18" w:space="0" w:color="auto"/>
+          <w:top w:val="double" w:color="auto" w:sz="6" w:space="0"/>
+          <w:left w:val="nil"/>
+          <w:bottom w:val="single" w:color="auto" w:sz="18" w:space="0"/>
           <w:right w:val="nil"/>
           <w:insideH w:val="nil"/>
           <w:insideV w:val="nil"/>
@@ -8298,7 +9114,7 @@
         <w:tcBorders>
           <w:top w:val="nil"/>
           <w:left w:val="nil"/>
-          <w:bottom w:val="single" w:sz="18" w:space="0" w:color="auto"/>
+          <w:bottom w:val="single" w:color="auto" w:sz="18" w:space="0"/>
           <w:right w:val="nil"/>
           <w:insideH w:val="nil"/>
           <w:insideV w:val="nil"/>
@@ -8345,9 +9161,9 @@
       <w:tblPr/>
       <w:tcPr>
         <w:tcBorders>
-          <w:top w:val="single" w:sz="18" w:space="0" w:color="auto"/>
-          <w:left w:val="nil"/>
-          <w:bottom w:val="single" w:sz="18" w:space="0" w:color="auto"/>
+          <w:top w:val="single" w:color="auto" w:sz="18" w:space="0"/>
+          <w:left w:val="nil"/>
+          <w:bottom w:val="single" w:color="auto" w:sz="18" w:space="0"/>
           <w:right w:val="nil"/>
           <w:insideH w:val="nil"/>
           <w:insideV w:val="nil"/>
@@ -8361,9 +9177,9 @@
       <w:tblPr/>
       <w:tcPr>
         <w:tcBorders>
-          <w:top w:val="single" w:sz="18" w:space="0" w:color="auto"/>
-          <w:left w:val="nil"/>
-          <w:bottom w:val="single" w:sz="18" w:space="0" w:color="auto"/>
+          <w:top w:val="single" w:color="auto" w:sz="18" w:space="0"/>
+          <w:left w:val="nil"/>
+          <w:bottom w:val="single" w:color="auto" w:sz="18" w:space="0"/>
           <w:right w:val="nil"/>
           <w:insideH w:val="nil"/>
           <w:insideV w:val="nil"/>
@@ -8383,8 +9199,8 @@
       <w:tblStyleRowBandSize w:val="1"/>
       <w:tblStyleColBandSize w:val="1"/>
       <w:tblBorders>
-        <w:top w:val="single" w:sz="18" w:space="0" w:color="auto"/>
-        <w:bottom w:val="single" w:sz="18" w:space="0" w:color="auto"/>
+        <w:top w:val="single" w:color="auto" w:sz="18" w:space="0"/>
+        <w:bottom w:val="single" w:color="auto" w:sz="18" w:space="0"/>
       </w:tblBorders>
     </w:tblPr>
     <w:tblStylePr w:type="firstRow">
@@ -8399,9 +9215,9 @@
       <w:tblPr/>
       <w:tcPr>
         <w:tcBorders>
-          <w:top w:val="single" w:sz="18" w:space="0" w:color="auto"/>
-          <w:left w:val="nil"/>
-          <w:bottom w:val="single" w:sz="18" w:space="0" w:color="auto"/>
+          <w:top w:val="single" w:color="auto" w:sz="18" w:space="0"/>
+          <w:left w:val="nil"/>
+          <w:bottom w:val="single" w:color="auto" w:sz="18" w:space="0"/>
           <w:right w:val="nil"/>
           <w:insideH w:val="nil"/>
           <w:insideV w:val="nil"/>
@@ -8419,9 +9235,9 @@
       <w:tblPr/>
       <w:tcPr>
         <w:tcBorders>
-          <w:top w:val="double" w:sz="6" w:space="0" w:color="auto"/>
-          <w:left w:val="nil"/>
-          <w:bottom w:val="single" w:sz="18" w:space="0" w:color="auto"/>
+          <w:top w:val="double" w:color="auto" w:sz="6" w:space="0"/>
+          <w:left w:val="nil"/>
+          <w:bottom w:val="single" w:color="auto" w:sz="18" w:space="0"/>
           <w:right w:val="nil"/>
           <w:insideH w:val="nil"/>
           <w:insideV w:val="nil"/>
@@ -8440,7 +9256,7 @@
         <w:tcBorders>
           <w:top w:val="nil"/>
           <w:left w:val="nil"/>
-          <w:bottom w:val="single" w:sz="18" w:space="0" w:color="auto"/>
+          <w:bottom w:val="single" w:color="auto" w:sz="18" w:space="0"/>
           <w:right w:val="nil"/>
           <w:insideH w:val="nil"/>
           <w:insideV w:val="nil"/>
@@ -8487,9 +9303,9 @@
       <w:tblPr/>
       <w:tcPr>
         <w:tcBorders>
-          <w:top w:val="single" w:sz="18" w:space="0" w:color="auto"/>
-          <w:left w:val="nil"/>
-          <w:bottom w:val="single" w:sz="18" w:space="0" w:color="auto"/>
+          <w:top w:val="single" w:color="auto" w:sz="18" w:space="0"/>
+          <w:left w:val="nil"/>
+          <w:bottom w:val="single" w:color="auto" w:sz="18" w:space="0"/>
           <w:right w:val="nil"/>
           <w:insideH w:val="nil"/>
           <w:insideV w:val="nil"/>
@@ -8503,9 +9319,9 @@
       <w:tblPr/>
       <w:tcPr>
         <w:tcBorders>
-          <w:top w:val="single" w:sz="18" w:space="0" w:color="auto"/>
-          <w:left w:val="nil"/>
-          <w:bottom w:val="single" w:sz="18" w:space="0" w:color="auto"/>
+          <w:top w:val="single" w:color="auto" w:sz="18" w:space="0"/>
+          <w:left w:val="nil"/>
+          <w:bottom w:val="single" w:color="auto" w:sz="18" w:space="0"/>
           <w:right w:val="nil"/>
           <w:insideH w:val="nil"/>
           <w:insideV w:val="nil"/>
@@ -8525,8 +9341,8 @@
       <w:tblStyleRowBandSize w:val="1"/>
       <w:tblStyleColBandSize w:val="1"/>
       <w:tblBorders>
-        <w:top w:val="single" w:sz="18" w:space="0" w:color="auto"/>
-        <w:bottom w:val="single" w:sz="18" w:space="0" w:color="auto"/>
+        <w:top w:val="single" w:color="auto" w:sz="18" w:space="0"/>
+        <w:bottom w:val="single" w:color="auto" w:sz="18" w:space="0"/>
       </w:tblBorders>
     </w:tblPr>
     <w:tblStylePr w:type="firstRow">
@@ -8541,9 +9357,9 @@
       <w:tblPr/>
       <w:tcPr>
         <w:tcBorders>
-          <w:top w:val="single" w:sz="18" w:space="0" w:color="auto"/>
-          <w:left w:val="nil"/>
-          <w:bottom w:val="single" w:sz="18" w:space="0" w:color="auto"/>
+          <w:top w:val="single" w:color="auto" w:sz="18" w:space="0"/>
+          <w:left w:val="nil"/>
+          <w:bottom w:val="single" w:color="auto" w:sz="18" w:space="0"/>
           <w:right w:val="nil"/>
           <w:insideH w:val="nil"/>
           <w:insideV w:val="nil"/>
@@ -8561,9 +9377,9 @@
       <w:tblPr/>
       <w:tcPr>
         <w:tcBorders>
-          <w:top w:val="double" w:sz="6" w:space="0" w:color="auto"/>
-          <w:left w:val="nil"/>
-          <w:bottom w:val="single" w:sz="18" w:space="0" w:color="auto"/>
+          <w:top w:val="double" w:color="auto" w:sz="6" w:space="0"/>
+          <w:left w:val="nil"/>
+          <w:bottom w:val="single" w:color="auto" w:sz="18" w:space="0"/>
           <w:right w:val="nil"/>
           <w:insideH w:val="nil"/>
           <w:insideV w:val="nil"/>
@@ -8582,7 +9398,7 @@
         <w:tcBorders>
           <w:top w:val="nil"/>
           <w:left w:val="nil"/>
-          <w:bottom w:val="single" w:sz="18" w:space="0" w:color="auto"/>
+          <w:bottom w:val="single" w:color="auto" w:sz="18" w:space="0"/>
           <w:right w:val="nil"/>
           <w:insideH w:val="nil"/>
           <w:insideV w:val="nil"/>
@@ -8629,9 +9445,9 @@
       <w:tblPr/>
       <w:tcPr>
         <w:tcBorders>
-          <w:top w:val="single" w:sz="18" w:space="0" w:color="auto"/>
-          <w:left w:val="nil"/>
-          <w:bottom w:val="single" w:sz="18" w:space="0" w:color="auto"/>
+          <w:top w:val="single" w:color="auto" w:sz="18" w:space="0"/>
+          <w:left w:val="nil"/>
+          <w:bottom w:val="single" w:color="auto" w:sz="18" w:space="0"/>
           <w:right w:val="nil"/>
           <w:insideH w:val="nil"/>
           <w:insideV w:val="nil"/>
@@ -8645,9 +9461,9 @@
       <w:tblPr/>
       <w:tcPr>
         <w:tcBorders>
-          <w:top w:val="single" w:sz="18" w:space="0" w:color="auto"/>
-          <w:left w:val="nil"/>
-          <w:bottom w:val="single" w:sz="18" w:space="0" w:color="auto"/>
+          <w:top w:val="single" w:color="auto" w:sz="18" w:space="0"/>
+          <w:left w:val="nil"/>
+          <w:bottom w:val="single" w:color="auto" w:sz="18" w:space="0"/>
           <w:right w:val="nil"/>
           <w:insideH w:val="nil"/>
           <w:insideV w:val="nil"/>
@@ -8667,8 +9483,8 @@
       <w:tblStyleRowBandSize w:val="1"/>
       <w:tblStyleColBandSize w:val="1"/>
       <w:tblBorders>
-        <w:top w:val="single" w:sz="18" w:space="0" w:color="auto"/>
-        <w:bottom w:val="single" w:sz="18" w:space="0" w:color="auto"/>
+        <w:top w:val="single" w:color="auto" w:sz="18" w:space="0"/>
+        <w:bottom w:val="single" w:color="auto" w:sz="18" w:space="0"/>
       </w:tblBorders>
     </w:tblPr>
     <w:tblStylePr w:type="firstRow">
@@ -8683,9 +9499,9 @@
       <w:tblPr/>
       <w:tcPr>
         <w:tcBorders>
-          <w:top w:val="single" w:sz="18" w:space="0" w:color="auto"/>
-          <w:left w:val="nil"/>
-          <w:bottom w:val="single" w:sz="18" w:space="0" w:color="auto"/>
+          <w:top w:val="single" w:color="auto" w:sz="18" w:space="0"/>
+          <w:left w:val="nil"/>
+          <w:bottom w:val="single" w:color="auto" w:sz="18" w:space="0"/>
           <w:right w:val="nil"/>
           <w:insideH w:val="nil"/>
           <w:insideV w:val="nil"/>
@@ -8703,9 +9519,9 @@
       <w:tblPr/>
       <w:tcPr>
         <w:tcBorders>
-          <w:top w:val="double" w:sz="6" w:space="0" w:color="auto"/>
-          <w:left w:val="nil"/>
-          <w:bottom w:val="single" w:sz="18" w:space="0" w:color="auto"/>
+          <w:top w:val="double" w:color="auto" w:sz="6" w:space="0"/>
+          <w:left w:val="nil"/>
+          <w:bottom w:val="single" w:color="auto" w:sz="18" w:space="0"/>
           <w:right w:val="nil"/>
           <w:insideH w:val="nil"/>
           <w:insideV w:val="nil"/>
@@ -8724,7 +9540,7 @@
         <w:tcBorders>
           <w:top w:val="nil"/>
           <w:left w:val="nil"/>
-          <w:bottom w:val="single" w:sz="18" w:space="0" w:color="auto"/>
+          <w:bottom w:val="single" w:color="auto" w:sz="18" w:space="0"/>
           <w:right w:val="nil"/>
           <w:insideH w:val="nil"/>
           <w:insideV w:val="nil"/>
@@ -8771,9 +9587,9 @@
       <w:tblPr/>
       <w:tcPr>
         <w:tcBorders>
-          <w:top w:val="single" w:sz="18" w:space="0" w:color="auto"/>
-          <w:left w:val="nil"/>
-          <w:bottom w:val="single" w:sz="18" w:space="0" w:color="auto"/>
+          <w:top w:val="single" w:color="auto" w:sz="18" w:space="0"/>
+          <w:left w:val="nil"/>
+          <w:bottom w:val="single" w:color="auto" w:sz="18" w:space="0"/>
           <w:right w:val="nil"/>
           <w:insideH w:val="nil"/>
           <w:insideV w:val="nil"/>
@@ -8787,9 +9603,9 @@
       <w:tblPr/>
       <w:tcPr>
         <w:tcBorders>
-          <w:top w:val="single" w:sz="18" w:space="0" w:color="auto"/>
-          <w:left w:val="nil"/>
-          <w:bottom w:val="single" w:sz="18" w:space="0" w:color="auto"/>
+          <w:top w:val="single" w:color="auto" w:sz="18" w:space="0"/>
+          <w:left w:val="nil"/>
+          <w:bottom w:val="single" w:color="auto" w:sz="18" w:space="0"/>
           <w:right w:val="nil"/>
           <w:insideH w:val="nil"/>
           <w:insideV w:val="nil"/>
@@ -8809,8 +9625,8 @@
       <w:tblStyleRowBandSize w:val="1"/>
       <w:tblStyleColBandSize w:val="1"/>
       <w:tblBorders>
-        <w:top w:val="single" w:sz="18" w:space="0" w:color="auto"/>
-        <w:bottom w:val="single" w:sz="18" w:space="0" w:color="auto"/>
+        <w:top w:val="single" w:color="auto" w:sz="18" w:space="0"/>
+        <w:bottom w:val="single" w:color="auto" w:sz="18" w:space="0"/>
       </w:tblBorders>
     </w:tblPr>
     <w:tblStylePr w:type="firstRow">
@@ -8825,9 +9641,9 @@
       <w:tblPr/>
       <w:tcPr>
         <w:tcBorders>
-          <w:top w:val="single" w:sz="18" w:space="0" w:color="auto"/>
-          <w:left w:val="nil"/>
-          <w:bottom w:val="single" w:sz="18" w:space="0" w:color="auto"/>
+          <w:top w:val="single" w:color="auto" w:sz="18" w:space="0"/>
+          <w:left w:val="nil"/>
+          <w:bottom w:val="single" w:color="auto" w:sz="18" w:space="0"/>
           <w:right w:val="nil"/>
           <w:insideH w:val="nil"/>
           <w:insideV w:val="nil"/>
@@ -8845,9 +9661,9 @@
       <w:tblPr/>
       <w:tcPr>
         <w:tcBorders>
-          <w:top w:val="double" w:sz="6" w:space="0" w:color="auto"/>
-          <w:left w:val="nil"/>
-          <w:bottom w:val="single" w:sz="18" w:space="0" w:color="auto"/>
+          <w:top w:val="double" w:color="auto" w:sz="6" w:space="0"/>
+          <w:left w:val="nil"/>
+          <w:bottom w:val="single" w:color="auto" w:sz="18" w:space="0"/>
           <w:right w:val="nil"/>
           <w:insideH w:val="nil"/>
           <w:insideV w:val="nil"/>
@@ -8866,7 +9682,7 @@
         <w:tcBorders>
           <w:top w:val="nil"/>
           <w:left w:val="nil"/>
-          <w:bottom w:val="single" w:sz="18" w:space="0" w:color="auto"/>
+          <w:bottom w:val="single" w:color="auto" w:sz="18" w:space="0"/>
           <w:right w:val="nil"/>
           <w:insideH w:val="nil"/>
           <w:insideV w:val="nil"/>
@@ -8913,9 +9729,9 @@
       <w:tblPr/>
       <w:tcPr>
         <w:tcBorders>
-          <w:top w:val="single" w:sz="18" w:space="0" w:color="auto"/>
-          <w:left w:val="nil"/>
-          <w:bottom w:val="single" w:sz="18" w:space="0" w:color="auto"/>
+          <w:top w:val="single" w:color="auto" w:sz="18" w:space="0"/>
+          <w:left w:val="nil"/>
+          <w:bottom w:val="single" w:color="auto" w:sz="18" w:space="0"/>
           <w:right w:val="nil"/>
           <w:insideH w:val="nil"/>
           <w:insideV w:val="nil"/>
@@ -8929,9 +9745,9 @@
       <w:tblPr/>
       <w:tcPr>
         <w:tcBorders>
-          <w:top w:val="single" w:sz="18" w:space="0" w:color="auto"/>
-          <w:left w:val="nil"/>
-          <w:bottom w:val="single" w:sz="18" w:space="0" w:color="auto"/>
+          <w:top w:val="single" w:color="auto" w:sz="18" w:space="0"/>
+          <w:left w:val="nil"/>
+          <w:bottom w:val="single" w:color="auto" w:sz="18" w:space="0"/>
           <w:right w:val="nil"/>
           <w:insideH w:val="nil"/>
           <w:insideV w:val="nil"/>
@@ -8954,19 +9770,19 @@
       <w:tblStyleRowBandSize w:val="1"/>
       <w:tblStyleColBandSize w:val="1"/>
       <w:tblBorders>
-        <w:top w:val="single" w:sz="8" w:space="0" w:color="000000" w:themeColor="text1"/>
-        <w:bottom w:val="single" w:sz="8" w:space="0" w:color="000000" w:themeColor="text1"/>
+        <w:top w:val="single" w:color="000000" w:themeColor="text1" w:sz="8" w:space="0"/>
+        <w:bottom w:val="single" w:color="000000" w:themeColor="text1" w:sz="8" w:space="0"/>
       </w:tblBorders>
     </w:tblPr>
     <w:tblStylePr w:type="firstRow">
       <w:rPr>
-        <w:rFonts w:asciiTheme="majorHAnsi" w:eastAsiaTheme="majorEastAsia" w:hAnsiTheme="majorHAnsi" w:cstheme="majorBidi"/>
+        <w:rFonts w:asciiTheme="majorHAnsi" w:hAnsiTheme="majorHAnsi" w:eastAsiaTheme="majorEastAsia" w:cstheme="majorBidi"/>
       </w:rPr>
       <w:tblPr/>
       <w:tcPr>
         <w:tcBorders>
           <w:top w:val="nil"/>
-          <w:bottom w:val="single" w:sz="8" w:space="0" w:color="000000" w:themeColor="text1"/>
+          <w:bottom w:val="single" w:color="000000" w:themeColor="text1" w:sz="8" w:space="0"/>
         </w:tcBorders>
       </w:tcPr>
     </w:tblStylePr>
@@ -8979,8 +9795,8 @@
       <w:tblPr/>
       <w:tcPr>
         <w:tcBorders>
-          <w:top w:val="single" w:sz="8" w:space="0" w:color="000000" w:themeColor="text1"/>
-          <w:bottom w:val="single" w:sz="8" w:space="0" w:color="000000" w:themeColor="text1"/>
+          <w:top w:val="single" w:color="000000" w:themeColor="text1" w:sz="8" w:space="0"/>
+          <w:bottom w:val="single" w:color="000000" w:themeColor="text1" w:sz="8" w:space="0"/>
         </w:tcBorders>
       </w:tcPr>
     </w:tblStylePr>
@@ -8998,8 +9814,8 @@
       <w:tblPr/>
       <w:tcPr>
         <w:tcBorders>
-          <w:top w:val="single" w:sz="8" w:space="0" w:color="000000" w:themeColor="text1"/>
-          <w:bottom w:val="single" w:sz="8" w:space="0" w:color="000000" w:themeColor="text1"/>
+          <w:top w:val="single" w:color="000000" w:themeColor="text1" w:sz="8" w:space="0"/>
+          <w:bottom w:val="single" w:color="000000" w:themeColor="text1" w:sz="8" w:space="0"/>
         </w:tcBorders>
       </w:tcPr>
     </w:tblStylePr>
@@ -9031,19 +9847,19 @@
       <w:tblStyleRowBandSize w:val="1"/>
       <w:tblStyleColBandSize w:val="1"/>
       <w:tblBorders>
-        <w:top w:val="single" w:sz="8" w:space="0" w:color="4F81BD" w:themeColor="accent1"/>
-        <w:bottom w:val="single" w:sz="8" w:space="0" w:color="4F81BD" w:themeColor="accent1"/>
+        <w:top w:val="single" w:color="4F81BD" w:themeColor="accent1" w:sz="8" w:space="0"/>
+        <w:bottom w:val="single" w:color="4F81BD" w:themeColor="accent1" w:sz="8" w:space="0"/>
       </w:tblBorders>
     </w:tblPr>
     <w:tblStylePr w:type="firstRow">
       <w:rPr>
-        <w:rFonts w:asciiTheme="majorHAnsi" w:eastAsiaTheme="majorEastAsia" w:hAnsiTheme="majorHAnsi" w:cstheme="majorBidi"/>
+        <w:rFonts w:asciiTheme="majorHAnsi" w:hAnsiTheme="majorHAnsi" w:eastAsiaTheme="majorEastAsia" w:cstheme="majorBidi"/>
       </w:rPr>
       <w:tblPr/>
       <w:tcPr>
         <w:tcBorders>
           <w:top w:val="nil"/>
-          <w:bottom w:val="single" w:sz="8" w:space="0" w:color="4F81BD" w:themeColor="accent1"/>
+          <w:bottom w:val="single" w:color="4F81BD" w:themeColor="accent1" w:sz="8" w:space="0"/>
         </w:tcBorders>
       </w:tcPr>
     </w:tblStylePr>
@@ -9056,8 +9872,8 @@
       <w:tblPr/>
       <w:tcPr>
         <w:tcBorders>
-          <w:top w:val="single" w:sz="8" w:space="0" w:color="4F81BD" w:themeColor="accent1"/>
-          <w:bottom w:val="single" w:sz="8" w:space="0" w:color="4F81BD" w:themeColor="accent1"/>
+          <w:top w:val="single" w:color="4F81BD" w:themeColor="accent1" w:sz="8" w:space="0"/>
+          <w:bottom w:val="single" w:color="4F81BD" w:themeColor="accent1" w:sz="8" w:space="0"/>
         </w:tcBorders>
       </w:tcPr>
     </w:tblStylePr>
@@ -9075,8 +9891,8 @@
       <w:tblPr/>
       <w:tcPr>
         <w:tcBorders>
-          <w:top w:val="single" w:sz="8" w:space="0" w:color="4F81BD" w:themeColor="accent1"/>
-          <w:bottom w:val="single" w:sz="8" w:space="0" w:color="4F81BD" w:themeColor="accent1"/>
+          <w:top w:val="single" w:color="4F81BD" w:themeColor="accent1" w:sz="8" w:space="0"/>
+          <w:bottom w:val="single" w:color="4F81BD" w:themeColor="accent1" w:sz="8" w:space="0"/>
         </w:tcBorders>
       </w:tcPr>
     </w:tblStylePr>
@@ -9108,19 +9924,19 @@
       <w:tblStyleRowBandSize w:val="1"/>
       <w:tblStyleColBandSize w:val="1"/>
       <w:tblBorders>
-        <w:top w:val="single" w:sz="8" w:space="0" w:color="C0504D" w:themeColor="accent2"/>
-        <w:bottom w:val="single" w:sz="8" w:space="0" w:color="C0504D" w:themeColor="accent2"/>
+        <w:top w:val="single" w:color="C0504D" w:themeColor="accent2" w:sz="8" w:space="0"/>
+        <w:bottom w:val="single" w:color="C0504D" w:themeColor="accent2" w:sz="8" w:space="0"/>
       </w:tblBorders>
     </w:tblPr>
     <w:tblStylePr w:type="firstRow">
       <w:rPr>
-        <w:rFonts w:asciiTheme="majorHAnsi" w:eastAsiaTheme="majorEastAsia" w:hAnsiTheme="majorHAnsi" w:cstheme="majorBidi"/>
+        <w:rFonts w:asciiTheme="majorHAnsi" w:hAnsiTheme="majorHAnsi" w:eastAsiaTheme="majorEastAsia" w:cstheme="majorBidi"/>
       </w:rPr>
       <w:tblPr/>
       <w:tcPr>
         <w:tcBorders>
           <w:top w:val="nil"/>
-          <w:bottom w:val="single" w:sz="8" w:space="0" w:color="C0504D" w:themeColor="accent2"/>
+          <w:bottom w:val="single" w:color="C0504D" w:themeColor="accent2" w:sz="8" w:space="0"/>
         </w:tcBorders>
       </w:tcPr>
     </w:tblStylePr>
@@ -9133,8 +9949,8 @@
       <w:tblPr/>
       <w:tcPr>
         <w:tcBorders>
-          <w:top w:val="single" w:sz="8" w:space="0" w:color="C0504D" w:themeColor="accent2"/>
-          <w:bottom w:val="single" w:sz="8" w:space="0" w:color="C0504D" w:themeColor="accent2"/>
+          <w:top w:val="single" w:color="C0504D" w:themeColor="accent2" w:sz="8" w:space="0"/>
+          <w:bottom w:val="single" w:color="C0504D" w:themeColor="accent2" w:sz="8" w:space="0"/>
         </w:tcBorders>
       </w:tcPr>
     </w:tblStylePr>
@@ -9152,8 +9968,8 @@
       <w:tblPr/>
       <w:tcPr>
         <w:tcBorders>
-          <w:top w:val="single" w:sz="8" w:space="0" w:color="C0504D" w:themeColor="accent2"/>
-          <w:bottom w:val="single" w:sz="8" w:space="0" w:color="C0504D" w:themeColor="accent2"/>
+          <w:top w:val="single" w:color="C0504D" w:themeColor="accent2" w:sz="8" w:space="0"/>
+          <w:bottom w:val="single" w:color="C0504D" w:themeColor="accent2" w:sz="8" w:space="0"/>
         </w:tcBorders>
       </w:tcPr>
     </w:tblStylePr>
@@ -9185,19 +10001,19 @@
       <w:tblStyleRowBandSize w:val="1"/>
       <w:tblStyleColBandSize w:val="1"/>
       <w:tblBorders>
-        <w:top w:val="single" w:sz="8" w:space="0" w:color="9BBB59" w:themeColor="accent3"/>
-        <w:bottom w:val="single" w:sz="8" w:space="0" w:color="9BBB59" w:themeColor="accent3"/>
+        <w:top w:val="single" w:color="9BBB59" w:themeColor="accent3" w:sz="8" w:space="0"/>
+        <w:bottom w:val="single" w:color="9BBB59" w:themeColor="accent3" w:sz="8" w:space="0"/>
       </w:tblBorders>
     </w:tblPr>
     <w:tblStylePr w:type="firstRow">
       <w:rPr>
-        <w:rFonts w:asciiTheme="majorHAnsi" w:eastAsiaTheme="majorEastAsia" w:hAnsiTheme="majorHAnsi" w:cstheme="majorBidi"/>
+        <w:rFonts w:asciiTheme="majorHAnsi" w:hAnsiTheme="majorHAnsi" w:eastAsiaTheme="majorEastAsia" w:cstheme="majorBidi"/>
       </w:rPr>
       <w:tblPr/>
       <w:tcPr>
         <w:tcBorders>
           <w:top w:val="nil"/>
-          <w:bottom w:val="single" w:sz="8" w:space="0" w:color="9BBB59" w:themeColor="accent3"/>
+          <w:bottom w:val="single" w:color="9BBB59" w:themeColor="accent3" w:sz="8" w:space="0"/>
         </w:tcBorders>
       </w:tcPr>
     </w:tblStylePr>
@@ -9210,8 +10026,8 @@
       <w:tblPr/>
       <w:tcPr>
         <w:tcBorders>
-          <w:top w:val="single" w:sz="8" w:space="0" w:color="9BBB59" w:themeColor="accent3"/>
-          <w:bottom w:val="single" w:sz="8" w:space="0" w:color="9BBB59" w:themeColor="accent3"/>
+          <w:top w:val="single" w:color="9BBB59" w:themeColor="accent3" w:sz="8" w:space="0"/>
+          <w:bottom w:val="single" w:color="9BBB59" w:themeColor="accent3" w:sz="8" w:space="0"/>
         </w:tcBorders>
       </w:tcPr>
     </w:tblStylePr>
@@ -9229,8 +10045,8 @@
       <w:tblPr/>
       <w:tcPr>
         <w:tcBorders>
-          <w:top w:val="single" w:sz="8" w:space="0" w:color="9BBB59" w:themeColor="accent3"/>
-          <w:bottom w:val="single" w:sz="8" w:space="0" w:color="9BBB59" w:themeColor="accent3"/>
+          <w:top w:val="single" w:color="9BBB59" w:themeColor="accent3" w:sz="8" w:space="0"/>
+          <w:bottom w:val="single" w:color="9BBB59" w:themeColor="accent3" w:sz="8" w:space="0"/>
         </w:tcBorders>
       </w:tcPr>
     </w:tblStylePr>
@@ -9262,19 +10078,19 @@
       <w:tblStyleRowBandSize w:val="1"/>
       <w:tblStyleColBandSize w:val="1"/>
       <w:tblBorders>
-        <w:top w:val="single" w:sz="8" w:space="0" w:color="8064A2" w:themeColor="accent4"/>
-        <w:bottom w:val="single" w:sz="8" w:space="0" w:color="8064A2" w:themeColor="accent4"/>
+        <w:top w:val="single" w:color="8064A2" w:themeColor="accent4" w:sz="8" w:space="0"/>
+        <w:bottom w:val="single" w:color="8064A2" w:themeColor="accent4" w:sz="8" w:space="0"/>
       </w:tblBorders>
     </w:tblPr>
     <w:tblStylePr w:type="firstRow">
       <w:rPr>
-        <w:rFonts w:asciiTheme="majorHAnsi" w:eastAsiaTheme="majorEastAsia" w:hAnsiTheme="majorHAnsi" w:cstheme="majorBidi"/>
+        <w:rFonts w:asciiTheme="majorHAnsi" w:hAnsiTheme="majorHAnsi" w:eastAsiaTheme="majorEastAsia" w:cstheme="majorBidi"/>
       </w:rPr>
       <w:tblPr/>
       <w:tcPr>
         <w:tcBorders>
           <w:top w:val="nil"/>
-          <w:bottom w:val="single" w:sz="8" w:space="0" w:color="8064A2" w:themeColor="accent4"/>
+          <w:bottom w:val="single" w:color="8064A2" w:themeColor="accent4" w:sz="8" w:space="0"/>
         </w:tcBorders>
       </w:tcPr>
     </w:tblStylePr>
@@ -9287,8 +10103,8 @@
       <w:tblPr/>
       <w:tcPr>
         <w:tcBorders>
-          <w:top w:val="single" w:sz="8" w:space="0" w:color="8064A2" w:themeColor="accent4"/>
-          <w:bottom w:val="single" w:sz="8" w:space="0" w:color="8064A2" w:themeColor="accent4"/>
+          <w:top w:val="single" w:color="8064A2" w:themeColor="accent4" w:sz="8" w:space="0"/>
+          <w:bottom w:val="single" w:color="8064A2" w:themeColor="accent4" w:sz="8" w:space="0"/>
         </w:tcBorders>
       </w:tcPr>
     </w:tblStylePr>
@@ -9306,8 +10122,8 @@
       <w:tblPr/>
       <w:tcPr>
         <w:tcBorders>
-          <w:top w:val="single" w:sz="8" w:space="0" w:color="8064A2" w:themeColor="accent4"/>
-          <w:bottom w:val="single" w:sz="8" w:space="0" w:color="8064A2" w:themeColor="accent4"/>
+          <w:top w:val="single" w:color="8064A2" w:themeColor="accent4" w:sz="8" w:space="0"/>
+          <w:bottom w:val="single" w:color="8064A2" w:themeColor="accent4" w:sz="8" w:space="0"/>
         </w:tcBorders>
       </w:tcPr>
     </w:tblStylePr>
@@ -9339,19 +10155,19 @@
       <w:tblStyleRowBandSize w:val="1"/>
       <w:tblStyleColBandSize w:val="1"/>
       <w:tblBorders>
-        <w:top w:val="single" w:sz="8" w:space="0" w:color="4BACC6" w:themeColor="accent5"/>
-        <w:bottom w:val="single" w:sz="8" w:space="0" w:color="4BACC6" w:themeColor="accent5"/>
+        <w:top w:val="single" w:color="4BACC6" w:themeColor="accent5" w:sz="8" w:space="0"/>
+        <w:bottom w:val="single" w:color="4BACC6" w:themeColor="accent5" w:sz="8" w:space="0"/>
       </w:tblBorders>
     </w:tblPr>
     <w:tblStylePr w:type="firstRow">
       <w:rPr>
-        <w:rFonts w:asciiTheme="majorHAnsi" w:eastAsiaTheme="majorEastAsia" w:hAnsiTheme="majorHAnsi" w:cstheme="majorBidi"/>
+        <w:rFonts w:asciiTheme="majorHAnsi" w:hAnsiTheme="majorHAnsi" w:eastAsiaTheme="majorEastAsia" w:cstheme="majorBidi"/>
       </w:rPr>
       <w:tblPr/>
       <w:tcPr>
         <w:tcBorders>
           <w:top w:val="nil"/>
-          <w:bottom w:val="single" w:sz="8" w:space="0" w:color="4BACC6" w:themeColor="accent5"/>
+          <w:bottom w:val="single" w:color="4BACC6" w:themeColor="accent5" w:sz="8" w:space="0"/>
         </w:tcBorders>
       </w:tcPr>
     </w:tblStylePr>
@@ -9364,8 +10180,8 @@
       <w:tblPr/>
       <w:tcPr>
         <w:tcBorders>
-          <w:top w:val="single" w:sz="8" w:space="0" w:color="4BACC6" w:themeColor="accent5"/>
-          <w:bottom w:val="single" w:sz="8" w:space="0" w:color="4BACC6" w:themeColor="accent5"/>
+          <w:top w:val="single" w:color="4BACC6" w:themeColor="accent5" w:sz="8" w:space="0"/>
+          <w:bottom w:val="single" w:color="4BACC6" w:themeColor="accent5" w:sz="8" w:space="0"/>
         </w:tcBorders>
       </w:tcPr>
     </w:tblStylePr>
@@ -9383,8 +10199,8 @@
       <w:tblPr/>
       <w:tcPr>
         <w:tcBorders>
-          <w:top w:val="single" w:sz="8" w:space="0" w:color="4BACC6" w:themeColor="accent5"/>
-          <w:bottom w:val="single" w:sz="8" w:space="0" w:color="4BACC6" w:themeColor="accent5"/>
+          <w:top w:val="single" w:color="4BACC6" w:themeColor="accent5" w:sz="8" w:space="0"/>
+          <w:bottom w:val="single" w:color="4BACC6" w:themeColor="accent5" w:sz="8" w:space="0"/>
         </w:tcBorders>
       </w:tcPr>
     </w:tblStylePr>
@@ -9416,19 +10232,19 @@
       <w:tblStyleRowBandSize w:val="1"/>
       <w:tblStyleColBandSize w:val="1"/>
       <w:tblBorders>
-        <w:top w:val="single" w:sz="8" w:space="0" w:color="F79646" w:themeColor="accent6"/>
-        <w:bottom w:val="single" w:sz="8" w:space="0" w:color="F79646" w:themeColor="accent6"/>
+        <w:top w:val="single" w:color="F79646" w:themeColor="accent6" w:sz="8" w:space="0"/>
+        <w:bottom w:val="single" w:color="F79646" w:themeColor="accent6" w:sz="8" w:space="0"/>
       </w:tblBorders>
     </w:tblPr>
     <w:tblStylePr w:type="firstRow">
       <w:rPr>
-        <w:rFonts w:asciiTheme="majorHAnsi" w:eastAsiaTheme="majorEastAsia" w:hAnsiTheme="majorHAnsi" w:cstheme="majorBidi"/>
+        <w:rFonts w:asciiTheme="majorHAnsi" w:hAnsiTheme="majorHAnsi" w:eastAsiaTheme="majorEastAsia" w:cstheme="majorBidi"/>
       </w:rPr>
       <w:tblPr/>
       <w:tcPr>
         <w:tcBorders>
           <w:top w:val="nil"/>
-          <w:bottom w:val="single" w:sz="8" w:space="0" w:color="F79646" w:themeColor="accent6"/>
+          <w:bottom w:val="single" w:color="F79646" w:themeColor="accent6" w:sz="8" w:space="0"/>
         </w:tcBorders>
       </w:tcPr>
     </w:tblStylePr>
@@ -9441,8 +10257,8 @@
       <w:tblPr/>
       <w:tcPr>
         <w:tcBorders>
-          <w:top w:val="single" w:sz="8" w:space="0" w:color="F79646" w:themeColor="accent6"/>
-          <w:bottom w:val="single" w:sz="8" w:space="0" w:color="F79646" w:themeColor="accent6"/>
+          <w:top w:val="single" w:color="F79646" w:themeColor="accent6" w:sz="8" w:space="0"/>
+          <w:bottom w:val="single" w:color="F79646" w:themeColor="accent6" w:sz="8" w:space="0"/>
         </w:tcBorders>
       </w:tcPr>
     </w:tblStylePr>
@@ -9460,8 +10276,8 @@
       <w:tblPr/>
       <w:tcPr>
         <w:tcBorders>
-          <w:top w:val="single" w:sz="8" w:space="0" w:color="F79646" w:themeColor="accent6"/>
-          <w:bottom w:val="single" w:sz="8" w:space="0" w:color="F79646" w:themeColor="accent6"/>
+          <w:top w:val="single" w:color="F79646" w:themeColor="accent6" w:sz="8" w:space="0"/>
+          <w:bottom w:val="single" w:color="F79646" w:themeColor="accent6" w:sz="8" w:space="0"/>
         </w:tcBorders>
       </w:tcPr>
     </w:tblStylePr>
@@ -9487,17 +10303,17 @@
       <w:spacing w:after="0" w:line="240" w:lineRule="auto"/>
     </w:pPr>
     <w:rPr>
-      <w:rFonts w:asciiTheme="majorHAnsi" w:eastAsiaTheme="majorEastAsia" w:hAnsiTheme="majorHAnsi" w:cstheme="majorBidi"/>
+      <w:rFonts w:asciiTheme="majorHAnsi" w:hAnsiTheme="majorHAnsi" w:eastAsiaTheme="majorEastAsia" w:cstheme="majorBidi"/>
       <w:color w:val="000000" w:themeColor="text1"/>
     </w:rPr>
     <w:tblPr>
       <w:tblStyleRowBandSize w:val="1"/>
       <w:tblStyleColBandSize w:val="1"/>
       <w:tblBorders>
-        <w:top w:val="single" w:sz="8" w:space="0" w:color="000000" w:themeColor="text1"/>
-        <w:left w:val="single" w:sz="8" w:space="0" w:color="000000" w:themeColor="text1"/>
-        <w:bottom w:val="single" w:sz="8" w:space="0" w:color="000000" w:themeColor="text1"/>
-        <w:right w:val="single" w:sz="8" w:space="0" w:color="000000" w:themeColor="text1"/>
+        <w:top w:val="single" w:color="000000" w:themeColor="text1" w:sz="8" w:space="0"/>
+        <w:left w:val="single" w:color="000000" w:themeColor="text1" w:sz="8" w:space="0"/>
+        <w:bottom w:val="single" w:color="000000" w:themeColor="text1" w:sz="8" w:space="0"/>
+        <w:right w:val="single" w:color="000000" w:themeColor="text1" w:sz="8" w:space="0"/>
       </w:tblBorders>
     </w:tblPr>
     <w:tblStylePr w:type="firstRow">
@@ -9510,7 +10326,7 @@
         <w:tcBorders>
           <w:top w:val="nil"/>
           <w:left w:val="nil"/>
-          <w:bottom w:val="single" w:sz="24" w:space="0" w:color="000000" w:themeColor="text1"/>
+          <w:bottom w:val="single" w:color="000000" w:themeColor="text1" w:sz="24" w:space="0"/>
           <w:right w:val="nil"/>
           <w:insideH w:val="nil"/>
           <w:insideV w:val="nil"/>
@@ -9522,7 +10338,7 @@
       <w:tblPr/>
       <w:tcPr>
         <w:tcBorders>
-          <w:top w:val="single" w:sz="8" w:space="0" w:color="000000" w:themeColor="text1"/>
+          <w:top w:val="single" w:color="000000" w:themeColor="text1" w:sz="8" w:space="0"/>
           <w:left w:val="nil"/>
           <w:bottom w:val="nil"/>
           <w:right w:val="nil"/>
@@ -9539,7 +10355,7 @@
           <w:top w:val="nil"/>
           <w:left w:val="nil"/>
           <w:bottom w:val="nil"/>
-          <w:right w:val="single" w:sz="8" w:space="0" w:color="000000" w:themeColor="text1"/>
+          <w:right w:val="single" w:color="000000" w:themeColor="text1" w:sz="8" w:space="0"/>
           <w:insideH w:val="nil"/>
           <w:insideV w:val="nil"/>
         </w:tcBorders>
@@ -9551,7 +10367,7 @@
       <w:tcPr>
         <w:tcBorders>
           <w:top w:val="nil"/>
-          <w:left w:val="single" w:sz="8" w:space="0" w:color="000000" w:themeColor="text1"/>
+          <w:left w:val="single" w:color="000000" w:themeColor="text1" w:sz="8" w:space="0"/>
           <w:bottom w:val="nil"/>
           <w:right w:val="nil"/>
           <w:insideH w:val="nil"/>
@@ -9608,17 +10424,17 @@
       <w:spacing w:after="0" w:line="240" w:lineRule="auto"/>
     </w:pPr>
     <w:rPr>
-      <w:rFonts w:asciiTheme="majorHAnsi" w:eastAsiaTheme="majorEastAsia" w:hAnsiTheme="majorHAnsi" w:cstheme="majorBidi"/>
+      <w:rFonts w:asciiTheme="majorHAnsi" w:hAnsiTheme="majorHAnsi" w:eastAsiaTheme="majorEastAsia" w:cstheme="majorBidi"/>
       <w:color w:val="000000" w:themeColor="text1"/>
     </w:rPr>
     <w:tblPr>
       <w:tblStyleRowBandSize w:val="1"/>
       <w:tblStyleColBandSize w:val="1"/>
       <w:tblBorders>
-        <w:top w:val="single" w:sz="8" w:space="0" w:color="4F81BD" w:themeColor="accent1"/>
-        <w:left w:val="single" w:sz="8" w:space="0" w:color="4F81BD" w:themeColor="accent1"/>
-        <w:bottom w:val="single" w:sz="8" w:space="0" w:color="4F81BD" w:themeColor="accent1"/>
-        <w:right w:val="single" w:sz="8" w:space="0" w:color="4F81BD" w:themeColor="accent1"/>
+        <w:top w:val="single" w:color="4F81BD" w:themeColor="accent1" w:sz="8" w:space="0"/>
+        <w:left w:val="single" w:color="4F81BD" w:themeColor="accent1" w:sz="8" w:space="0"/>
+        <w:bottom w:val="single" w:color="4F81BD" w:themeColor="accent1" w:sz="8" w:space="0"/>
+        <w:right w:val="single" w:color="4F81BD" w:themeColor="accent1" w:sz="8" w:space="0"/>
       </w:tblBorders>
     </w:tblPr>
     <w:tblStylePr w:type="firstRow">
@@ -9631,7 +10447,7 @@
         <w:tcBorders>
           <w:top w:val="nil"/>
           <w:left w:val="nil"/>
-          <w:bottom w:val="single" w:sz="24" w:space="0" w:color="4F81BD" w:themeColor="accent1"/>
+          <w:bottom w:val="single" w:color="4F81BD" w:themeColor="accent1" w:sz="24" w:space="0"/>
           <w:right w:val="nil"/>
           <w:insideH w:val="nil"/>
           <w:insideV w:val="nil"/>
@@ -9643,7 +10459,7 @@
       <w:tblPr/>
       <w:tcPr>
         <w:tcBorders>
-          <w:top w:val="single" w:sz="8" w:space="0" w:color="4F81BD" w:themeColor="accent1"/>
+          <w:top w:val="single" w:color="4F81BD" w:themeColor="accent1" w:sz="8" w:space="0"/>
           <w:left w:val="nil"/>
           <w:bottom w:val="nil"/>
           <w:right w:val="nil"/>
@@ -9660,7 +10476,7 @@
           <w:top w:val="nil"/>
           <w:left w:val="nil"/>
           <w:bottom w:val="nil"/>
-          <w:right w:val="single" w:sz="8" w:space="0" w:color="4F81BD" w:themeColor="accent1"/>
+          <w:right w:val="single" w:color="4F81BD" w:themeColor="accent1" w:sz="8" w:space="0"/>
           <w:insideH w:val="nil"/>
           <w:insideV w:val="nil"/>
         </w:tcBorders>
@@ -9672,7 +10488,7 @@
       <w:tcPr>
         <w:tcBorders>
           <w:top w:val="nil"/>
-          <w:left w:val="single" w:sz="8" w:space="0" w:color="4F81BD" w:themeColor="accent1"/>
+          <w:left w:val="single" w:color="4F81BD" w:themeColor="accent1" w:sz="8" w:space="0"/>
           <w:bottom w:val="nil"/>
           <w:right w:val="nil"/>
           <w:insideH w:val="nil"/>
@@ -9729,17 +10545,17 @@
       <w:spacing w:after="0" w:line="240" w:lineRule="auto"/>
     </w:pPr>
     <w:rPr>
-      <w:rFonts w:asciiTheme="majorHAnsi" w:eastAsiaTheme="majorEastAsia" w:hAnsiTheme="majorHAnsi" w:cstheme="majorBidi"/>
+      <w:rFonts w:asciiTheme="majorHAnsi" w:hAnsiTheme="majorHAnsi" w:eastAsiaTheme="majorEastAsia" w:cstheme="majorBidi"/>
       <w:color w:val="000000" w:themeColor="text1"/>
     </w:rPr>
     <w:tblPr>
       <w:tblStyleRowBandSize w:val="1"/>
       <w:tblStyleColBandSize w:val="1"/>
       <w:tblBorders>
-        <w:top w:val="single" w:sz="8" w:space="0" w:color="C0504D" w:themeColor="accent2"/>
-        <w:left w:val="single" w:sz="8" w:space="0" w:color="C0504D" w:themeColor="accent2"/>
-        <w:bottom w:val="single" w:sz="8" w:space="0" w:color="C0504D" w:themeColor="accent2"/>
-        <w:right w:val="single" w:sz="8" w:space="0" w:color="C0504D" w:themeColor="accent2"/>
+        <w:top w:val="single" w:color="C0504D" w:themeColor="accent2" w:sz="8" w:space="0"/>
+        <w:left w:val="single" w:color="C0504D" w:themeColor="accent2" w:sz="8" w:space="0"/>
+        <w:bottom w:val="single" w:color="C0504D" w:themeColor="accent2" w:sz="8" w:space="0"/>
+        <w:right w:val="single" w:color="C0504D" w:themeColor="accent2" w:sz="8" w:space="0"/>
       </w:tblBorders>
     </w:tblPr>
     <w:tblStylePr w:type="firstRow">
@@ -9752,7 +10568,7 @@
         <w:tcBorders>
           <w:top w:val="nil"/>
           <w:left w:val="nil"/>
-          <w:bottom w:val="single" w:sz="24" w:space="0" w:color="C0504D" w:themeColor="accent2"/>
+          <w:bottom w:val="single" w:color="C0504D" w:themeColor="accent2" w:sz="24" w:space="0"/>
           <w:right w:val="nil"/>
           <w:insideH w:val="nil"/>
           <w:insideV w:val="nil"/>
@@ -9764,7 +10580,7 @@
       <w:tblPr/>
       <w:tcPr>
         <w:tcBorders>
-          <w:top w:val="single" w:sz="8" w:space="0" w:color="C0504D" w:themeColor="accent2"/>
+          <w:top w:val="single" w:color="C0504D" w:themeColor="accent2" w:sz="8" w:space="0"/>
           <w:left w:val="nil"/>
           <w:bottom w:val="nil"/>
           <w:right w:val="nil"/>
@@ -9781,7 +10597,7 @@
           <w:top w:val="nil"/>
           <w:left w:val="nil"/>
           <w:bottom w:val="nil"/>
-          <w:right w:val="single" w:sz="8" w:space="0" w:color="C0504D" w:themeColor="accent2"/>
+          <w:right w:val="single" w:color="C0504D" w:themeColor="accent2" w:sz="8" w:space="0"/>
           <w:insideH w:val="nil"/>
           <w:insideV w:val="nil"/>
         </w:tcBorders>
@@ -9793,7 +10609,7 @@
       <w:tcPr>
         <w:tcBorders>
           <w:top w:val="nil"/>
-          <w:left w:val="single" w:sz="8" w:space="0" w:color="C0504D" w:themeColor="accent2"/>
+          <w:left w:val="single" w:color="C0504D" w:themeColor="accent2" w:sz="8" w:space="0"/>
           <w:bottom w:val="nil"/>
           <w:right w:val="nil"/>
           <w:insideH w:val="nil"/>
@@ -9850,17 +10666,17 @@
       <w:spacing w:after="0" w:line="240" w:lineRule="auto"/>
     </w:pPr>
     <w:rPr>
-      <w:rFonts w:asciiTheme="majorHAnsi" w:eastAsiaTheme="majorEastAsia" w:hAnsiTheme="majorHAnsi" w:cstheme="majorBidi"/>
+      <w:rFonts w:asciiTheme="majorHAnsi" w:hAnsiTheme="majorHAnsi" w:eastAsiaTheme="majorEastAsia" w:cstheme="majorBidi"/>
       <w:color w:val="000000" w:themeColor="text1"/>
     </w:rPr>
     <w:tblPr>
       <w:tblStyleRowBandSize w:val="1"/>
       <w:tblStyleColBandSize w:val="1"/>
       <w:tblBorders>
-        <w:top w:val="single" w:sz="8" w:space="0" w:color="9BBB59" w:themeColor="accent3"/>
-        <w:left w:val="single" w:sz="8" w:space="0" w:color="9BBB59" w:themeColor="accent3"/>
-        <w:bottom w:val="single" w:sz="8" w:space="0" w:color="9BBB59" w:themeColor="accent3"/>
-        <w:right w:val="single" w:sz="8" w:space="0" w:color="9BBB59" w:themeColor="accent3"/>
+        <w:top w:val="single" w:color="9BBB59" w:themeColor="accent3" w:sz="8" w:space="0"/>
+        <w:left w:val="single" w:color="9BBB59" w:themeColor="accent3" w:sz="8" w:space="0"/>
+        <w:bottom w:val="single" w:color="9BBB59" w:themeColor="accent3" w:sz="8" w:space="0"/>
+        <w:right w:val="single" w:color="9BBB59" w:themeColor="accent3" w:sz="8" w:space="0"/>
       </w:tblBorders>
     </w:tblPr>
     <w:tblStylePr w:type="firstRow">
@@ -9873,7 +10689,7 @@
         <w:tcBorders>
           <w:top w:val="nil"/>
           <w:left w:val="nil"/>
-          <w:bottom w:val="single" w:sz="24" w:space="0" w:color="9BBB59" w:themeColor="accent3"/>
+          <w:bottom w:val="single" w:color="9BBB59" w:themeColor="accent3" w:sz="24" w:space="0"/>
           <w:right w:val="nil"/>
           <w:insideH w:val="nil"/>
           <w:insideV w:val="nil"/>
@@ -9885,7 +10701,7 @@
       <w:tblPr/>
       <w:tcPr>
         <w:tcBorders>
-          <w:top w:val="single" w:sz="8" w:space="0" w:color="9BBB59" w:themeColor="accent3"/>
+          <w:top w:val="single" w:color="9BBB59" w:themeColor="accent3" w:sz="8" w:space="0"/>
           <w:left w:val="nil"/>
           <w:bottom w:val="nil"/>
           <w:right w:val="nil"/>
@@ -9902,7 +10718,7 @@
           <w:top w:val="nil"/>
           <w:left w:val="nil"/>
           <w:bottom w:val="nil"/>
-          <w:right w:val="single" w:sz="8" w:space="0" w:color="9BBB59" w:themeColor="accent3"/>
+          <w:right w:val="single" w:color="9BBB59" w:themeColor="accent3" w:sz="8" w:space="0"/>
           <w:insideH w:val="nil"/>
           <w:insideV w:val="nil"/>
         </w:tcBorders>
@@ -9914,7 +10730,7 @@
       <w:tcPr>
         <w:tcBorders>
           <w:top w:val="nil"/>
-          <w:left w:val="single" w:sz="8" w:space="0" w:color="9BBB59" w:themeColor="accent3"/>
+          <w:left w:val="single" w:color="9BBB59" w:themeColor="accent3" w:sz="8" w:space="0"/>
           <w:bottom w:val="nil"/>
           <w:right w:val="nil"/>
           <w:insideH w:val="nil"/>
@@ -9971,17 +10787,17 @@
       <w:spacing w:after="0" w:line="240" w:lineRule="auto"/>
     </w:pPr>
     <w:rPr>
-      <w:rFonts w:asciiTheme="majorHAnsi" w:eastAsiaTheme="majorEastAsia" w:hAnsiTheme="majorHAnsi" w:cstheme="majorBidi"/>
+      <w:rFonts w:asciiTheme="majorHAnsi" w:hAnsiTheme="majorHAnsi" w:eastAsiaTheme="majorEastAsia" w:cstheme="majorBidi"/>
       <w:color w:val="000000" w:themeColor="text1"/>
     </w:rPr>
     <w:tblPr>
       <w:tblStyleRowBandSize w:val="1"/>
       <w:tblStyleColBandSize w:val="1"/>
       <w:tblBorders>
-        <w:top w:val="single" w:sz="8" w:space="0" w:color="8064A2" w:themeColor="accent4"/>
-        <w:left w:val="single" w:sz="8" w:space="0" w:color="8064A2" w:themeColor="accent4"/>
-        <w:bottom w:val="single" w:sz="8" w:space="0" w:color="8064A2" w:themeColor="accent4"/>
-        <w:right w:val="single" w:sz="8" w:space="0" w:color="8064A2" w:themeColor="accent4"/>
+        <w:top w:val="single" w:color="8064A2" w:themeColor="accent4" w:sz="8" w:space="0"/>
+        <w:left w:val="single" w:color="8064A2" w:themeColor="accent4" w:sz="8" w:space="0"/>
+        <w:bottom w:val="single" w:color="8064A2" w:themeColor="accent4" w:sz="8" w:space="0"/>
+        <w:right w:val="single" w:color="8064A2" w:themeColor="accent4" w:sz="8" w:space="0"/>
       </w:tblBorders>
     </w:tblPr>
     <w:tblStylePr w:type="firstRow">
@@ -9994,7 +10810,7 @@
         <w:tcBorders>
           <w:top w:val="nil"/>
           <w:left w:val="nil"/>
-          <w:bottom w:val="single" w:sz="24" w:space="0" w:color="8064A2" w:themeColor="accent4"/>
+          <w:bottom w:val="single" w:color="8064A2" w:themeColor="accent4" w:sz="24" w:space="0"/>
           <w:right w:val="nil"/>
           <w:insideH w:val="nil"/>
           <w:insideV w:val="nil"/>
@@ -10006,7 +10822,7 @@
       <w:tblPr/>
       <w:tcPr>
         <w:tcBorders>
-          <w:top w:val="single" w:sz="8" w:space="0" w:color="8064A2" w:themeColor="accent4"/>
+          <w:top w:val="single" w:color="8064A2" w:themeColor="accent4" w:sz="8" w:space="0"/>
           <w:left w:val="nil"/>
           <w:bottom w:val="nil"/>
           <w:right w:val="nil"/>
@@ -10023,7 +10839,7 @@
           <w:top w:val="nil"/>
           <w:left w:val="nil"/>
           <w:bottom w:val="nil"/>
-          <w:right w:val="single" w:sz="8" w:space="0" w:color="8064A2" w:themeColor="accent4"/>
+          <w:right w:val="single" w:color="8064A2" w:themeColor="accent4" w:sz="8" w:space="0"/>
           <w:insideH w:val="nil"/>
           <w:insideV w:val="nil"/>
         </w:tcBorders>
@@ -10035,7 +10851,7 @@
       <w:tcPr>
         <w:tcBorders>
           <w:top w:val="nil"/>
-          <w:left w:val="single" w:sz="8" w:space="0" w:color="8064A2" w:themeColor="accent4"/>
+          <w:left w:val="single" w:color="8064A2" w:themeColor="accent4" w:sz="8" w:space="0"/>
           <w:bottom w:val="nil"/>
           <w:right w:val="nil"/>
           <w:insideH w:val="nil"/>
@@ -10092,17 +10908,17 @@
       <w:spacing w:after="0" w:line="240" w:lineRule="auto"/>
     </w:pPr>
     <w:rPr>
-      <w:rFonts w:asciiTheme="majorHAnsi" w:eastAsiaTheme="majorEastAsia" w:hAnsiTheme="majorHAnsi" w:cstheme="majorBidi"/>
+      <w:rFonts w:asciiTheme="majorHAnsi" w:hAnsiTheme="majorHAnsi" w:eastAsiaTheme="majorEastAsia" w:cstheme="majorBidi"/>
       <w:color w:val="000000" w:themeColor="text1"/>
     </w:rPr>
     <w:tblPr>
       <w:tblStyleRowBandSize w:val="1"/>
       <w:tblStyleColBandSize w:val="1"/>
       <w:tblBorders>
-        <w:top w:val="single" w:sz="8" w:space="0" w:color="4BACC6" w:themeColor="accent5"/>
-        <w:left w:val="single" w:sz="8" w:space="0" w:color="4BACC6" w:themeColor="accent5"/>
-        <w:bottom w:val="single" w:sz="8" w:space="0" w:color="4BACC6" w:themeColor="accent5"/>
-        <w:right w:val="single" w:sz="8" w:space="0" w:color="4BACC6" w:themeColor="accent5"/>
+        <w:top w:val="single" w:color="4BACC6" w:themeColor="accent5" w:sz="8" w:space="0"/>
+        <w:left w:val="single" w:color="4BACC6" w:themeColor="accent5" w:sz="8" w:space="0"/>
+        <w:bottom w:val="single" w:color="4BACC6" w:themeColor="accent5" w:sz="8" w:space="0"/>
+        <w:right w:val="single" w:color="4BACC6" w:themeColor="accent5" w:sz="8" w:space="0"/>
       </w:tblBorders>
     </w:tblPr>
     <w:tblStylePr w:type="firstRow">
@@ -10115,7 +10931,7 @@
         <w:tcBorders>
           <w:top w:val="nil"/>
           <w:left w:val="nil"/>
-          <w:bottom w:val="single" w:sz="24" w:space="0" w:color="4BACC6" w:themeColor="accent5"/>
+          <w:bottom w:val="single" w:color="4BACC6" w:themeColor="accent5" w:sz="24" w:space="0"/>
           <w:right w:val="nil"/>
           <w:insideH w:val="nil"/>
           <w:insideV w:val="nil"/>
@@ -10127,7 +10943,7 @@
       <w:tblPr/>
       <w:tcPr>
         <w:tcBorders>
-          <w:top w:val="single" w:sz="8" w:space="0" w:color="4BACC6" w:themeColor="accent5"/>
+          <w:top w:val="single" w:color="4BACC6" w:themeColor="accent5" w:sz="8" w:space="0"/>
           <w:left w:val="nil"/>
           <w:bottom w:val="nil"/>
           <w:right w:val="nil"/>
@@ -10144,7 +10960,7 @@
           <w:top w:val="nil"/>
           <w:left w:val="nil"/>
           <w:bottom w:val="nil"/>
-          <w:right w:val="single" w:sz="8" w:space="0" w:color="4BACC6" w:themeColor="accent5"/>
+          <w:right w:val="single" w:color="4BACC6" w:themeColor="accent5" w:sz="8" w:space="0"/>
           <w:insideH w:val="nil"/>
           <w:insideV w:val="nil"/>
         </w:tcBorders>
@@ -10156,7 +10972,7 @@
       <w:tcPr>
         <w:tcBorders>
           <w:top w:val="nil"/>
-          <w:left w:val="single" w:sz="8" w:space="0" w:color="4BACC6" w:themeColor="accent5"/>
+          <w:left w:val="single" w:color="4BACC6" w:themeColor="accent5" w:sz="8" w:space="0"/>
           <w:bottom w:val="nil"/>
           <w:right w:val="nil"/>
           <w:insideH w:val="nil"/>
@@ -10213,17 +11029,17 @@
       <w:spacing w:after="0" w:line="240" w:lineRule="auto"/>
     </w:pPr>
     <w:rPr>
-      <w:rFonts w:asciiTheme="majorHAnsi" w:eastAsiaTheme="majorEastAsia" w:hAnsiTheme="majorHAnsi" w:cstheme="majorBidi"/>
+      <w:rFonts w:asciiTheme="majorHAnsi" w:hAnsiTheme="majorHAnsi" w:eastAsiaTheme="majorEastAsia" w:cstheme="majorBidi"/>
       <w:color w:val="000000" w:themeColor="text1"/>
     </w:rPr>
     <w:tblPr>
       <w:tblStyleRowBandSize w:val="1"/>
       <w:tblStyleColBandSize w:val="1"/>
       <w:tblBorders>
-        <w:top w:val="single" w:sz="8" w:space="0" w:color="F79646" w:themeColor="accent6"/>
-        <w:left w:val="single" w:sz="8" w:space="0" w:color="F79646" w:themeColor="accent6"/>
-        <w:bottom w:val="single" w:sz="8" w:space="0" w:color="F79646" w:themeColor="accent6"/>
-        <w:right w:val="single" w:sz="8" w:space="0" w:color="F79646" w:themeColor="accent6"/>
+        <w:top w:val="single" w:color="F79646" w:themeColor="accent6" w:sz="8" w:space="0"/>
+        <w:left w:val="single" w:color="F79646" w:themeColor="accent6" w:sz="8" w:space="0"/>
+        <w:bottom w:val="single" w:color="F79646" w:themeColor="accent6" w:sz="8" w:space="0"/>
+        <w:right w:val="single" w:color="F79646" w:themeColor="accent6" w:sz="8" w:space="0"/>
       </w:tblBorders>
     </w:tblPr>
     <w:tblStylePr w:type="firstRow">
@@ -10236,7 +11052,7 @@
         <w:tcBorders>
           <w:top w:val="nil"/>
           <w:left w:val="nil"/>
-          <w:bottom w:val="single" w:sz="24" w:space="0" w:color="F79646" w:themeColor="accent6"/>
+          <w:bottom w:val="single" w:color="F79646" w:themeColor="accent6" w:sz="24" w:space="0"/>
           <w:right w:val="nil"/>
           <w:insideH w:val="nil"/>
           <w:insideV w:val="nil"/>
@@ -10248,7 +11064,7 @@
       <w:tblPr/>
       <w:tcPr>
         <w:tcBorders>
-          <w:top w:val="single" w:sz="8" w:space="0" w:color="F79646" w:themeColor="accent6"/>
+          <w:top w:val="single" w:color="F79646" w:themeColor="accent6" w:sz="8" w:space="0"/>
           <w:left w:val="nil"/>
           <w:bottom w:val="nil"/>
           <w:right w:val="nil"/>
@@ -10265,7 +11081,7 @@
           <w:top w:val="nil"/>
           <w:left w:val="nil"/>
           <w:bottom w:val="nil"/>
-          <w:right w:val="single" w:sz="8" w:space="0" w:color="F79646" w:themeColor="accent6"/>
+          <w:right w:val="single" w:color="F79646" w:themeColor="accent6" w:sz="8" w:space="0"/>
           <w:insideH w:val="nil"/>
           <w:insideV w:val="nil"/>
         </w:tcBorders>
@@ -10277,7 +11093,7 @@
       <w:tcPr>
         <w:tcBorders>
           <w:top w:val="nil"/>
-          <w:left w:val="single" w:sz="8" w:space="0" w:color="F79646" w:themeColor="accent6"/>
+          <w:left w:val="single" w:color="F79646" w:themeColor="accent6" w:sz="8" w:space="0"/>
           <w:bottom w:val="nil"/>
           <w:right w:val="nil"/>
           <w:insideH w:val="nil"/>
@@ -10337,12 +11153,12 @@
       <w:tblStyleRowBandSize w:val="1"/>
       <w:tblStyleColBandSize w:val="1"/>
       <w:tblBorders>
-        <w:top w:val="single" w:sz="8" w:space="0" w:color="404040" w:themeColor="text1" w:themeTint="BF"/>
-        <w:left w:val="single" w:sz="8" w:space="0" w:color="404040" w:themeColor="text1" w:themeTint="BF"/>
-        <w:bottom w:val="single" w:sz="8" w:space="0" w:color="404040" w:themeColor="text1" w:themeTint="BF"/>
-        <w:right w:val="single" w:sz="8" w:space="0" w:color="404040" w:themeColor="text1" w:themeTint="BF"/>
-        <w:insideH w:val="single" w:sz="8" w:space="0" w:color="404040" w:themeColor="text1" w:themeTint="BF"/>
-        <w:insideV w:val="single" w:sz="8" w:space="0" w:color="404040" w:themeColor="text1" w:themeTint="BF"/>
+        <w:top w:val="single" w:color="404040" w:themeColor="text1" w:themeTint="BF" w:sz="8" w:space="0"/>
+        <w:left w:val="single" w:color="404040" w:themeColor="text1" w:themeTint="BF" w:sz="8" w:space="0"/>
+        <w:bottom w:val="single" w:color="404040" w:themeColor="text1" w:themeTint="BF" w:sz="8" w:space="0"/>
+        <w:right w:val="single" w:color="404040" w:themeColor="text1" w:themeTint="BF" w:sz="8" w:space="0"/>
+        <w:insideH w:val="single" w:color="404040" w:themeColor="text1" w:themeTint="BF" w:sz="8" w:space="0"/>
+        <w:insideV w:val="single" w:color="404040" w:themeColor="text1" w:themeTint="BF" w:sz="8" w:space="0"/>
       </w:tblBorders>
     </w:tblPr>
     <w:tcPr>
@@ -10362,7 +11178,7 @@
       <w:tblPr/>
       <w:tcPr>
         <w:tcBorders>
-          <w:top w:val="single" w:sz="18" w:space="0" w:color="404040" w:themeColor="text1" w:themeTint="BF"/>
+          <w:top w:val="single" w:color="404040" w:themeColor="text1" w:themeTint="BF" w:sz="18" w:space="0"/>
         </w:tcBorders>
       </w:tcPr>
     </w:tblStylePr>
@@ -10403,12 +11219,12 @@
       <w:tblStyleRowBandSize w:val="1"/>
       <w:tblStyleColBandSize w:val="1"/>
       <w:tblBorders>
-        <w:top w:val="single" w:sz="8" w:space="0" w:color="7BA0CD" w:themeColor="accent1" w:themeTint="BF"/>
-        <w:left w:val="single" w:sz="8" w:space="0" w:color="7BA0CD" w:themeColor="accent1" w:themeTint="BF"/>
-        <w:bottom w:val="single" w:sz="8" w:space="0" w:color="7BA0CD" w:themeColor="accent1" w:themeTint="BF"/>
-        <w:right w:val="single" w:sz="8" w:space="0" w:color="7BA0CD" w:themeColor="accent1" w:themeTint="BF"/>
-        <w:insideH w:val="single" w:sz="8" w:space="0" w:color="7BA0CD" w:themeColor="accent1" w:themeTint="BF"/>
-        <w:insideV w:val="single" w:sz="8" w:space="0" w:color="7BA0CD" w:themeColor="accent1" w:themeTint="BF"/>
+        <w:top w:val="single" w:color="7BA0CD" w:themeColor="accent1" w:themeTint="BF" w:sz="8" w:space="0"/>
+        <w:left w:val="single" w:color="7BA0CD" w:themeColor="accent1" w:themeTint="BF" w:sz="8" w:space="0"/>
+        <w:bottom w:val="single" w:color="7BA0CD" w:themeColor="accent1" w:themeTint="BF" w:sz="8" w:space="0"/>
+        <w:right w:val="single" w:color="7BA0CD" w:themeColor="accent1" w:themeTint="BF" w:sz="8" w:space="0"/>
+        <w:insideH w:val="single" w:color="7BA0CD" w:themeColor="accent1" w:themeTint="BF" w:sz="8" w:space="0"/>
+        <w:insideV w:val="single" w:color="7BA0CD" w:themeColor="accent1" w:themeTint="BF" w:sz="8" w:space="0"/>
       </w:tblBorders>
     </w:tblPr>
     <w:tcPr>
@@ -10428,7 +11244,7 @@
       <w:tblPr/>
       <w:tcPr>
         <w:tcBorders>
-          <w:top w:val="single" w:sz="18" w:space="0" w:color="7BA0CD" w:themeColor="accent1" w:themeTint="BF"/>
+          <w:top w:val="single" w:color="7BA0CD" w:themeColor="accent1" w:themeTint="BF" w:sz="18" w:space="0"/>
         </w:tcBorders>
       </w:tcPr>
     </w:tblStylePr>
@@ -10469,12 +11285,12 @@
       <w:tblStyleRowBandSize w:val="1"/>
       <w:tblStyleColBandSize w:val="1"/>
       <w:tblBorders>
-        <w:top w:val="single" w:sz="8" w:space="0" w:color="CF7B79" w:themeColor="accent2" w:themeTint="BF"/>
-        <w:left w:val="single" w:sz="8" w:space="0" w:color="CF7B79" w:themeColor="accent2" w:themeTint="BF"/>
-        <w:bottom w:val="single" w:sz="8" w:space="0" w:color="CF7B79" w:themeColor="accent2" w:themeTint="BF"/>
-        <w:right w:val="single" w:sz="8" w:space="0" w:color="CF7B79" w:themeColor="accent2" w:themeTint="BF"/>
-        <w:insideH w:val="single" w:sz="8" w:space="0" w:color="CF7B79" w:themeColor="accent2" w:themeTint="BF"/>
-        <w:insideV w:val="single" w:sz="8" w:space="0" w:color="CF7B79" w:themeColor="accent2" w:themeTint="BF"/>
+        <w:top w:val="single" w:color="CF7B79" w:themeColor="accent2" w:themeTint="BF" w:sz="8" w:space="0"/>
+        <w:left w:val="single" w:color="CF7B79" w:themeColor="accent2" w:themeTint="BF" w:sz="8" w:space="0"/>
+        <w:bottom w:val="single" w:color="CF7B79" w:themeColor="accent2" w:themeTint="BF" w:sz="8" w:space="0"/>
+        <w:right w:val="single" w:color="CF7B79" w:themeColor="accent2" w:themeTint="BF" w:sz="8" w:space="0"/>
+        <w:insideH w:val="single" w:color="CF7B79" w:themeColor="accent2" w:themeTint="BF" w:sz="8" w:space="0"/>
+        <w:insideV w:val="single" w:color="CF7B79" w:themeColor="accent2" w:themeTint="BF" w:sz="8" w:space="0"/>
       </w:tblBorders>
     </w:tblPr>
     <w:tcPr>
@@ -10494,7 +11310,7 @@
       <w:tblPr/>
       <w:tcPr>
         <w:tcBorders>
-          <w:top w:val="single" w:sz="18" w:space="0" w:color="CF7B79" w:themeColor="accent2" w:themeTint="BF"/>
+          <w:top w:val="single" w:color="CF7B79" w:themeColor="accent2" w:themeTint="BF" w:sz="18" w:space="0"/>
         </w:tcBorders>
       </w:tcPr>
     </w:tblStylePr>
@@ -10535,12 +11351,12 @@
       <w:tblStyleRowBandSize w:val="1"/>
       <w:tblStyleColBandSize w:val="1"/>
       <w:tblBorders>
-        <w:top w:val="single" w:sz="8" w:space="0" w:color="B3CC82" w:themeColor="accent3" w:themeTint="BF"/>
-        <w:left w:val="single" w:sz="8" w:space="0" w:color="B3CC82" w:themeColor="accent3" w:themeTint="BF"/>
-        <w:bottom w:val="single" w:sz="8" w:space="0" w:color="B3CC82" w:themeColor="accent3" w:themeTint="BF"/>
-        <w:right w:val="single" w:sz="8" w:space="0" w:color="B3CC82" w:themeColor="accent3" w:themeTint="BF"/>
-        <w:insideH w:val="single" w:sz="8" w:space="0" w:color="B3CC82" w:themeColor="accent3" w:themeTint="BF"/>
-        <w:insideV w:val="single" w:sz="8" w:space="0" w:color="B3CC82" w:themeColor="accent3" w:themeTint="BF"/>
+        <w:top w:val="single" w:color="B3CC82" w:themeColor="accent3" w:themeTint="BF" w:sz="8" w:space="0"/>
+        <w:left w:val="single" w:color="B3CC82" w:themeColor="accent3" w:themeTint="BF" w:sz="8" w:space="0"/>
+        <w:bottom w:val="single" w:color="B3CC82" w:themeColor="accent3" w:themeTint="BF" w:sz="8" w:space="0"/>
+        <w:right w:val="single" w:color="B3CC82" w:themeColor="accent3" w:themeTint="BF" w:sz="8" w:space="0"/>
+        <w:insideH w:val="single" w:color="B3CC82" w:themeColor="accent3" w:themeTint="BF" w:sz="8" w:space="0"/>
+        <w:insideV w:val="single" w:color="B3CC82" w:themeColor="accent3" w:themeTint="BF" w:sz="8" w:space="0"/>
       </w:tblBorders>
     </w:tblPr>
     <w:tcPr>
@@ -10560,7 +11376,7 @@
       <w:tblPr/>
       <w:tcPr>
         <w:tcBorders>
-          <w:top w:val="single" w:sz="18" w:space="0" w:color="B3CC82" w:themeColor="accent3" w:themeTint="BF"/>
+          <w:top w:val="single" w:color="B3CC82" w:themeColor="accent3" w:themeTint="BF" w:sz="18" w:space="0"/>
         </w:tcBorders>
       </w:tcPr>
     </w:tblStylePr>
@@ -10601,12 +11417,12 @@
       <w:tblStyleRowBandSize w:val="1"/>
       <w:tblStyleColBandSize w:val="1"/>
       <w:tblBorders>
-        <w:top w:val="single" w:sz="8" w:space="0" w:color="9F8AB9" w:themeColor="accent4" w:themeTint="BF"/>
-        <w:left w:val="single" w:sz="8" w:space="0" w:color="9F8AB9" w:themeColor="accent4" w:themeTint="BF"/>
-        <w:bottom w:val="single" w:sz="8" w:space="0" w:color="9F8AB9" w:themeColor="accent4" w:themeTint="BF"/>
-        <w:right w:val="single" w:sz="8" w:space="0" w:color="9F8AB9" w:themeColor="accent4" w:themeTint="BF"/>
-        <w:insideH w:val="single" w:sz="8" w:space="0" w:color="9F8AB9" w:themeColor="accent4" w:themeTint="BF"/>
-        <w:insideV w:val="single" w:sz="8" w:space="0" w:color="9F8AB9" w:themeColor="accent4" w:themeTint="BF"/>
+        <w:top w:val="single" w:color="9F8AB9" w:themeColor="accent4" w:themeTint="BF" w:sz="8" w:space="0"/>
+        <w:left w:val="single" w:color="9F8AB9" w:themeColor="accent4" w:themeTint="BF" w:sz="8" w:space="0"/>
+        <w:bottom w:val="single" w:color="9F8AB9" w:themeColor="accent4" w:themeTint="BF" w:sz="8" w:space="0"/>
+        <w:right w:val="single" w:color="9F8AB9" w:themeColor="accent4" w:themeTint="BF" w:sz="8" w:space="0"/>
+        <w:insideH w:val="single" w:color="9F8AB9" w:themeColor="accent4" w:themeTint="BF" w:sz="8" w:space="0"/>
+        <w:insideV w:val="single" w:color="9F8AB9" w:themeColor="accent4" w:themeTint="BF" w:sz="8" w:space="0"/>
       </w:tblBorders>
     </w:tblPr>
     <w:tcPr>
@@ -10626,7 +11442,7 @@
       <w:tblPr/>
       <w:tcPr>
         <w:tcBorders>
-          <w:top w:val="single" w:sz="18" w:space="0" w:color="9F8AB9" w:themeColor="accent4" w:themeTint="BF"/>
+          <w:top w:val="single" w:color="9F8AB9" w:themeColor="accent4" w:themeTint="BF" w:sz="18" w:space="0"/>
         </w:tcBorders>
       </w:tcPr>
     </w:tblStylePr>
@@ -10667,12 +11483,12 @@
       <w:tblStyleRowBandSize w:val="1"/>
       <w:tblStyleColBandSize w:val="1"/>
       <w:tblBorders>
-        <w:top w:val="single" w:sz="8" w:space="0" w:color="78C0D4" w:themeColor="accent5" w:themeTint="BF"/>
-        <w:left w:val="single" w:sz="8" w:space="0" w:color="78C0D4" w:themeColor="accent5" w:themeTint="BF"/>
-        <w:bottom w:val="single" w:sz="8" w:space="0" w:color="78C0D4" w:themeColor="accent5" w:themeTint="BF"/>
-        <w:right w:val="single" w:sz="8" w:space="0" w:color="78C0D4" w:themeColor="accent5" w:themeTint="BF"/>
-        <w:insideH w:val="single" w:sz="8" w:space="0" w:color="78C0D4" w:themeColor="accent5" w:themeTint="BF"/>
-        <w:insideV w:val="single" w:sz="8" w:space="0" w:color="78C0D4" w:themeColor="accent5" w:themeTint="BF"/>
+        <w:top w:val="single" w:color="78C0D4" w:themeColor="accent5" w:themeTint="BF" w:sz="8" w:space="0"/>
+        <w:left w:val="single" w:color="78C0D4" w:themeColor="accent5" w:themeTint="BF" w:sz="8" w:space="0"/>
+        <w:bottom w:val="single" w:color="78C0D4" w:themeColor="accent5" w:themeTint="BF" w:sz="8" w:space="0"/>
+        <w:right w:val="single" w:color="78C0D4" w:themeColor="accent5" w:themeTint="BF" w:sz="8" w:space="0"/>
+        <w:insideH w:val="single" w:color="78C0D4" w:themeColor="accent5" w:themeTint="BF" w:sz="8" w:space="0"/>
+        <w:insideV w:val="single" w:color="78C0D4" w:themeColor="accent5" w:themeTint="BF" w:sz="8" w:space="0"/>
       </w:tblBorders>
     </w:tblPr>
     <w:tcPr>
@@ -10692,7 +11508,7 @@
       <w:tblPr/>
       <w:tcPr>
         <w:tcBorders>
-          <w:top w:val="single" w:sz="18" w:space="0" w:color="78C0D4" w:themeColor="accent5" w:themeTint="BF"/>
+          <w:top w:val="single" w:color="78C0D4" w:themeColor="accent5" w:themeTint="BF" w:sz="18" w:space="0"/>
         </w:tcBorders>
       </w:tcPr>
     </w:tblStylePr>
@@ -10733,12 +11549,12 @@
       <w:tblStyleRowBandSize w:val="1"/>
       <w:tblStyleColBandSize w:val="1"/>
       <w:tblBorders>
-        <w:top w:val="single" w:sz="8" w:space="0" w:color="F9B074" w:themeColor="accent6" w:themeTint="BF"/>
-        <w:left w:val="single" w:sz="8" w:space="0" w:color="F9B074" w:themeColor="accent6" w:themeTint="BF"/>
-        <w:bottom w:val="single" w:sz="8" w:space="0" w:color="F9B074" w:themeColor="accent6" w:themeTint="BF"/>
-        <w:right w:val="single" w:sz="8" w:space="0" w:color="F9B074" w:themeColor="accent6" w:themeTint="BF"/>
-        <w:insideH w:val="single" w:sz="8" w:space="0" w:color="F9B074" w:themeColor="accent6" w:themeTint="BF"/>
-        <w:insideV w:val="single" w:sz="8" w:space="0" w:color="F9B074" w:themeColor="accent6" w:themeTint="BF"/>
+        <w:top w:val="single" w:color="F9B074" w:themeColor="accent6" w:themeTint="BF" w:sz="8" w:space="0"/>
+        <w:left w:val="single" w:color="F9B074" w:themeColor="accent6" w:themeTint="BF" w:sz="8" w:space="0"/>
+        <w:bottom w:val="single" w:color="F9B074" w:themeColor="accent6" w:themeTint="BF" w:sz="8" w:space="0"/>
+        <w:right w:val="single" w:color="F9B074" w:themeColor="accent6" w:themeTint="BF" w:sz="8" w:space="0"/>
+        <w:insideH w:val="single" w:color="F9B074" w:themeColor="accent6" w:themeTint="BF" w:sz="8" w:space="0"/>
+        <w:insideV w:val="single" w:color="F9B074" w:themeColor="accent6" w:themeTint="BF" w:sz="8" w:space="0"/>
       </w:tblBorders>
     </w:tblPr>
     <w:tcPr>
@@ -10758,7 +11574,7 @@
       <w:tblPr/>
       <w:tcPr>
         <w:tcBorders>
-          <w:top w:val="single" w:sz="18" w:space="0" w:color="F9B074" w:themeColor="accent6" w:themeTint="BF"/>
+          <w:top w:val="single" w:color="F9B074" w:themeColor="accent6" w:themeTint="BF" w:sz="18" w:space="0"/>
         </w:tcBorders>
       </w:tcPr>
     </w:tblStylePr>
@@ -10796,19 +11612,19 @@
       <w:spacing w:after="0" w:line="240" w:lineRule="auto"/>
     </w:pPr>
     <w:rPr>
-      <w:rFonts w:asciiTheme="majorHAnsi" w:eastAsiaTheme="majorEastAsia" w:hAnsiTheme="majorHAnsi" w:cstheme="majorBidi"/>
+      <w:rFonts w:asciiTheme="majorHAnsi" w:hAnsiTheme="majorHAnsi" w:eastAsiaTheme="majorEastAsia" w:cstheme="majorBidi"/>
       <w:color w:val="000000" w:themeColor="text1"/>
     </w:rPr>
     <w:tblPr>
       <w:tblStyleRowBandSize w:val="1"/>
       <w:tblStyleColBandSize w:val="1"/>
       <w:tblBorders>
-        <w:top w:val="single" w:sz="8" w:space="0" w:color="000000" w:themeColor="text1"/>
-        <w:left w:val="single" w:sz="8" w:space="0" w:color="000000" w:themeColor="text1"/>
-        <w:bottom w:val="single" w:sz="8" w:space="0" w:color="000000" w:themeColor="text1"/>
-        <w:right w:val="single" w:sz="8" w:space="0" w:color="000000" w:themeColor="text1"/>
-        <w:insideH w:val="single" w:sz="8" w:space="0" w:color="000000" w:themeColor="text1"/>
-        <w:insideV w:val="single" w:sz="8" w:space="0" w:color="000000" w:themeColor="text1"/>
+        <w:top w:val="single" w:color="000000" w:themeColor="text1" w:sz="8" w:space="0"/>
+        <w:left w:val="single" w:color="000000" w:themeColor="text1" w:sz="8" w:space="0"/>
+        <w:bottom w:val="single" w:color="000000" w:themeColor="text1" w:sz="8" w:space="0"/>
+        <w:right w:val="single" w:color="000000" w:themeColor="text1" w:sz="8" w:space="0"/>
+        <w:insideH w:val="single" w:color="000000" w:themeColor="text1" w:sz="8" w:space="0"/>
+        <w:insideV w:val="single" w:color="000000" w:themeColor="text1" w:sz="8" w:space="0"/>
       </w:tblBorders>
     </w:tblPr>
     <w:tcPr>
@@ -10834,7 +11650,7 @@
       <w:tblPr/>
       <w:tcPr>
         <w:tcBorders>
-          <w:top w:val="single" w:sz="12" w:space="0" w:color="000000" w:themeColor="text1"/>
+          <w:top w:val="single" w:color="000000" w:themeColor="text1" w:sz="12" w:space="0"/>
           <w:left w:val="nil"/>
           <w:bottom w:val="nil"/>
           <w:right w:val="nil"/>
@@ -10892,8 +11708,8 @@
       <w:tblPr/>
       <w:tcPr>
         <w:tcBorders>
-          <w:insideH w:val="single" w:sz="6" w:space="0" w:color="000000" w:themeColor="text1"/>
-          <w:insideV w:val="single" w:sz="6" w:space="0" w:color="000000" w:themeColor="text1"/>
+          <w:insideH w:val="single" w:color="000000" w:themeColor="text1" w:sz="6" w:space="0"/>
+          <w:insideV w:val="single" w:color="000000" w:themeColor="text1" w:sz="6" w:space="0"/>
         </w:tcBorders>
         <w:shd w:val="clear" w:color="auto" w:fill="808080" w:themeFill="text1" w:themeFillTint="7F"/>
       </w:tcPr>
@@ -10914,19 +11730,19 @@
       <w:spacing w:after="0" w:line="240" w:lineRule="auto"/>
     </w:pPr>
     <w:rPr>
-      <w:rFonts w:asciiTheme="majorHAnsi" w:eastAsiaTheme="majorEastAsia" w:hAnsiTheme="majorHAnsi" w:cstheme="majorBidi"/>
+      <w:rFonts w:asciiTheme="majorHAnsi" w:hAnsiTheme="majorHAnsi" w:eastAsiaTheme="majorEastAsia" w:cstheme="majorBidi"/>
       <w:color w:val="000000" w:themeColor="text1"/>
     </w:rPr>
     <w:tblPr>
       <w:tblStyleRowBandSize w:val="1"/>
       <w:tblStyleColBandSize w:val="1"/>
       <w:tblBorders>
-        <w:top w:val="single" w:sz="8" w:space="0" w:color="4F81BD" w:themeColor="accent1"/>
-        <w:left w:val="single" w:sz="8" w:space="0" w:color="4F81BD" w:themeColor="accent1"/>
-        <w:bottom w:val="single" w:sz="8" w:space="0" w:color="4F81BD" w:themeColor="accent1"/>
-        <w:right w:val="single" w:sz="8" w:space="0" w:color="4F81BD" w:themeColor="accent1"/>
-        <w:insideH w:val="single" w:sz="8" w:space="0" w:color="4F81BD" w:themeColor="accent1"/>
-        <w:insideV w:val="single" w:sz="8" w:space="0" w:color="4F81BD" w:themeColor="accent1"/>
+        <w:top w:val="single" w:color="4F81BD" w:themeColor="accent1" w:sz="8" w:space="0"/>
+        <w:left w:val="single" w:color="4F81BD" w:themeColor="accent1" w:sz="8" w:space="0"/>
+        <w:bottom w:val="single" w:color="4F81BD" w:themeColor="accent1" w:sz="8" w:space="0"/>
+        <w:right w:val="single" w:color="4F81BD" w:themeColor="accent1" w:sz="8" w:space="0"/>
+        <w:insideH w:val="single" w:color="4F81BD" w:themeColor="accent1" w:sz="8" w:space="0"/>
+        <w:insideV w:val="single" w:color="4F81BD" w:themeColor="accent1" w:sz="8" w:space="0"/>
       </w:tblBorders>
     </w:tblPr>
     <w:tcPr>
@@ -10952,7 +11768,7 @@
       <w:tblPr/>
       <w:tcPr>
         <w:tcBorders>
-          <w:top w:val="single" w:sz="12" w:space="0" w:color="000000" w:themeColor="text1"/>
+          <w:top w:val="single" w:color="000000" w:themeColor="text1" w:sz="12" w:space="0"/>
           <w:left w:val="nil"/>
           <w:bottom w:val="nil"/>
           <w:right w:val="nil"/>
@@ -11010,8 +11826,8 @@
       <w:tblPr/>
       <w:tcPr>
         <w:tcBorders>
-          <w:insideH w:val="single" w:sz="6" w:space="0" w:color="4F81BD" w:themeColor="accent1"/>
-          <w:insideV w:val="single" w:sz="6" w:space="0" w:color="4F81BD" w:themeColor="accent1"/>
+          <w:insideH w:val="single" w:color="4F81BD" w:themeColor="accent1" w:sz="6" w:space="0"/>
+          <w:insideV w:val="single" w:color="4F81BD" w:themeColor="accent1" w:sz="6" w:space="0"/>
         </w:tcBorders>
         <w:shd w:val="clear" w:color="auto" w:fill="A7BFDE" w:themeFill="accent1" w:themeFillTint="7F"/>
       </w:tcPr>
@@ -11032,19 +11848,19 @@
       <w:spacing w:after="0" w:line="240" w:lineRule="auto"/>
     </w:pPr>
     <w:rPr>
-      <w:rFonts w:asciiTheme="majorHAnsi" w:eastAsiaTheme="majorEastAsia" w:hAnsiTheme="majorHAnsi" w:cstheme="majorBidi"/>
+      <w:rFonts w:asciiTheme="majorHAnsi" w:hAnsiTheme="majorHAnsi" w:eastAsiaTheme="majorEastAsia" w:cstheme="majorBidi"/>
       <w:color w:val="000000" w:themeColor="text1"/>
     </w:rPr>
     <w:tblPr>
       <w:tblStyleRowBandSize w:val="1"/>
       <w:tblStyleColBandSize w:val="1"/>
       <w:tblBorders>
-        <w:top w:val="single" w:sz="8" w:space="0" w:color="C0504D" w:themeColor="accent2"/>
-        <w:left w:val="single" w:sz="8" w:space="0" w:color="C0504D" w:themeColor="accent2"/>
-        <w:bottom w:val="single" w:sz="8" w:space="0" w:color="C0504D" w:themeColor="accent2"/>
-        <w:right w:val="single" w:sz="8" w:space="0" w:color="C0504D" w:themeColor="accent2"/>
-        <w:insideH w:val="single" w:sz="8" w:space="0" w:color="C0504D" w:themeColor="accent2"/>
-        <w:insideV w:val="single" w:sz="8" w:space="0" w:color="C0504D" w:themeColor="accent2"/>
+        <w:top w:val="single" w:color="C0504D" w:themeColor="accent2" w:sz="8" w:space="0"/>
+        <w:left w:val="single" w:color="C0504D" w:themeColor="accent2" w:sz="8" w:space="0"/>
+        <w:bottom w:val="single" w:color="C0504D" w:themeColor="accent2" w:sz="8" w:space="0"/>
+        <w:right w:val="single" w:color="C0504D" w:themeColor="accent2" w:sz="8" w:space="0"/>
+        <w:insideH w:val="single" w:color="C0504D" w:themeColor="accent2" w:sz="8" w:space="0"/>
+        <w:insideV w:val="single" w:color="C0504D" w:themeColor="accent2" w:sz="8" w:space="0"/>
       </w:tblBorders>
     </w:tblPr>
     <w:tcPr>
@@ -11070,7 +11886,7 @@
       <w:tblPr/>
       <w:tcPr>
         <w:tcBorders>
-          <w:top w:val="single" w:sz="12" w:space="0" w:color="000000" w:themeColor="text1"/>
+          <w:top w:val="single" w:color="000000" w:themeColor="text1" w:sz="12" w:space="0"/>
           <w:left w:val="nil"/>
           <w:bottom w:val="nil"/>
           <w:right w:val="nil"/>
@@ -11128,8 +11944,8 @@
       <w:tblPr/>
       <w:tcPr>
         <w:tcBorders>
-          <w:insideH w:val="single" w:sz="6" w:space="0" w:color="C0504D" w:themeColor="accent2"/>
-          <w:insideV w:val="single" w:sz="6" w:space="0" w:color="C0504D" w:themeColor="accent2"/>
+          <w:insideH w:val="single" w:color="C0504D" w:themeColor="accent2" w:sz="6" w:space="0"/>
+          <w:insideV w:val="single" w:color="C0504D" w:themeColor="accent2" w:sz="6" w:space="0"/>
         </w:tcBorders>
         <w:shd w:val="clear" w:color="auto" w:fill="DFA7A6" w:themeFill="accent2" w:themeFillTint="7F"/>
       </w:tcPr>
@@ -11150,19 +11966,19 @@
       <w:spacing w:after="0" w:line="240" w:lineRule="auto"/>
     </w:pPr>
     <w:rPr>
-      <w:rFonts w:asciiTheme="majorHAnsi" w:eastAsiaTheme="majorEastAsia" w:hAnsiTheme="majorHAnsi" w:cstheme="majorBidi"/>
+      <w:rFonts w:asciiTheme="majorHAnsi" w:hAnsiTheme="majorHAnsi" w:eastAsiaTheme="majorEastAsia" w:cstheme="majorBidi"/>
       <w:color w:val="000000" w:themeColor="text1"/>
     </w:rPr>
     <w:tblPr>
       <w:tblStyleRowBandSize w:val="1"/>
       <w:tblStyleColBandSize w:val="1"/>
       <w:tblBorders>
-        <w:top w:val="single" w:sz="8" w:space="0" w:color="9BBB59" w:themeColor="accent3"/>
-        <w:left w:val="single" w:sz="8" w:space="0" w:color="9BBB59" w:themeColor="accent3"/>
-        <w:bottom w:val="single" w:sz="8" w:space="0" w:color="9BBB59" w:themeColor="accent3"/>
-        <w:right w:val="single" w:sz="8" w:space="0" w:color="9BBB59" w:themeColor="accent3"/>
-        <w:insideH w:val="single" w:sz="8" w:space="0" w:color="9BBB59" w:themeColor="accent3"/>
-        <w:insideV w:val="single" w:sz="8" w:space="0" w:color="9BBB59" w:themeColor="accent3"/>
+        <w:top w:val="single" w:color="9BBB59" w:themeColor="accent3" w:sz="8" w:space="0"/>
+        <w:left w:val="single" w:color="9BBB59" w:themeColor="accent3" w:sz="8" w:space="0"/>
+        <w:bottom w:val="single" w:color="9BBB59" w:themeColor="accent3" w:sz="8" w:space="0"/>
+        <w:right w:val="single" w:color="9BBB59" w:themeColor="accent3" w:sz="8" w:space="0"/>
+        <w:insideH w:val="single" w:color="9BBB59" w:themeColor="accent3" w:sz="8" w:space="0"/>
+        <w:insideV w:val="single" w:color="9BBB59" w:themeColor="accent3" w:sz="8" w:space="0"/>
       </w:tblBorders>
     </w:tblPr>
     <w:tcPr>
@@ -11188,7 +12004,7 @@
       <w:tblPr/>
       <w:tcPr>
         <w:tcBorders>
-          <w:top w:val="single" w:sz="12" w:space="0" w:color="000000" w:themeColor="text1"/>
+          <w:top w:val="single" w:color="000000" w:themeColor="text1" w:sz="12" w:space="0"/>
           <w:left w:val="nil"/>
           <w:bottom w:val="nil"/>
           <w:right w:val="nil"/>
@@ -11246,8 +12062,8 @@
       <w:tblPr/>
       <w:tcPr>
         <w:tcBorders>
-          <w:insideH w:val="single" w:sz="6" w:space="0" w:color="9BBB59" w:themeColor="accent3"/>
-          <w:insideV w:val="single" w:sz="6" w:space="0" w:color="9BBB59" w:themeColor="accent3"/>
+          <w:insideH w:val="single" w:color="9BBB59" w:themeColor="accent3" w:sz="6" w:space="0"/>
+          <w:insideV w:val="single" w:color="9BBB59" w:themeColor="accent3" w:sz="6" w:space="0"/>
         </w:tcBorders>
         <w:shd w:val="clear" w:color="auto" w:fill="CDDDAC" w:themeFill="accent3" w:themeFillTint="7F"/>
       </w:tcPr>
@@ -11268,19 +12084,19 @@
       <w:spacing w:after="0" w:line="240" w:lineRule="auto"/>
     </w:pPr>
     <w:rPr>
-      <w:rFonts w:asciiTheme="majorHAnsi" w:eastAsiaTheme="majorEastAsia" w:hAnsiTheme="majorHAnsi" w:cstheme="majorBidi"/>
+      <w:rFonts w:asciiTheme="majorHAnsi" w:hAnsiTheme="majorHAnsi" w:eastAsiaTheme="majorEastAsia" w:cstheme="majorBidi"/>
       <w:color w:val="000000" w:themeColor="text1"/>
     </w:rPr>
     <w:tblPr>
       <w:tblStyleRowBandSize w:val="1"/>
       <w:tblStyleColBandSize w:val="1"/>
       <w:tblBorders>
-        <w:top w:val="single" w:sz="8" w:space="0" w:color="8064A2" w:themeColor="accent4"/>
-        <w:left w:val="single" w:sz="8" w:space="0" w:color="8064A2" w:themeColor="accent4"/>
-        <w:bottom w:val="single" w:sz="8" w:space="0" w:color="8064A2" w:themeColor="accent4"/>
-        <w:right w:val="single" w:sz="8" w:space="0" w:color="8064A2" w:themeColor="accent4"/>
-        <w:insideH w:val="single" w:sz="8" w:space="0" w:color="8064A2" w:themeColor="accent4"/>
-        <w:insideV w:val="single" w:sz="8" w:space="0" w:color="8064A2" w:themeColor="accent4"/>
+        <w:top w:val="single" w:color="8064A2" w:themeColor="accent4" w:sz="8" w:space="0"/>
+        <w:left w:val="single" w:color="8064A2" w:themeColor="accent4" w:sz="8" w:space="0"/>
+        <w:bottom w:val="single" w:color="8064A2" w:themeColor="accent4" w:sz="8" w:space="0"/>
+        <w:right w:val="single" w:color="8064A2" w:themeColor="accent4" w:sz="8" w:space="0"/>
+        <w:insideH w:val="single" w:color="8064A2" w:themeColor="accent4" w:sz="8" w:space="0"/>
+        <w:insideV w:val="single" w:color="8064A2" w:themeColor="accent4" w:sz="8" w:space="0"/>
       </w:tblBorders>
     </w:tblPr>
     <w:tcPr>
@@ -11306,7 +12122,7 @@
       <w:tblPr/>
       <w:tcPr>
         <w:tcBorders>
-          <w:top w:val="single" w:sz="12" w:space="0" w:color="000000" w:themeColor="text1"/>
+          <w:top w:val="single" w:color="000000" w:themeColor="text1" w:sz="12" w:space="0"/>
           <w:left w:val="nil"/>
           <w:bottom w:val="nil"/>
           <w:right w:val="nil"/>
@@ -11364,8 +12180,8 @@
       <w:tblPr/>
       <w:tcPr>
         <w:tcBorders>
-          <w:insideH w:val="single" w:sz="6" w:space="0" w:color="8064A2" w:themeColor="accent4"/>
-          <w:insideV w:val="single" w:sz="6" w:space="0" w:color="8064A2" w:themeColor="accent4"/>
+          <w:insideH w:val="single" w:color="8064A2" w:themeColor="accent4" w:sz="6" w:space="0"/>
+          <w:insideV w:val="single" w:color="8064A2" w:themeColor="accent4" w:sz="6" w:space="0"/>
         </w:tcBorders>
         <w:shd w:val="clear" w:color="auto" w:fill="BFB1D0" w:themeFill="accent4" w:themeFillTint="7F"/>
       </w:tcPr>
@@ -11386,19 +12202,19 @@
       <w:spacing w:after="0" w:line="240" w:lineRule="auto"/>
     </w:pPr>
     <w:rPr>
-      <w:rFonts w:asciiTheme="majorHAnsi" w:eastAsiaTheme="majorEastAsia" w:hAnsiTheme="majorHAnsi" w:cstheme="majorBidi"/>
+      <w:rFonts w:asciiTheme="majorHAnsi" w:hAnsiTheme="majorHAnsi" w:eastAsiaTheme="majorEastAsia" w:cstheme="majorBidi"/>
       <w:color w:val="000000" w:themeColor="text1"/>
     </w:rPr>
     <w:tblPr>
       <w:tblStyleRowBandSize w:val="1"/>
       <w:tblStyleColBandSize w:val="1"/>
       <w:tblBorders>
-        <w:top w:val="single" w:sz="8" w:space="0" w:color="4BACC6" w:themeColor="accent5"/>
-        <w:left w:val="single" w:sz="8" w:space="0" w:color="4BACC6" w:themeColor="accent5"/>
-        <w:bottom w:val="single" w:sz="8" w:space="0" w:color="4BACC6" w:themeColor="accent5"/>
-        <w:right w:val="single" w:sz="8" w:space="0" w:color="4BACC6" w:themeColor="accent5"/>
-        <w:insideH w:val="single" w:sz="8" w:space="0" w:color="4BACC6" w:themeColor="accent5"/>
-        <w:insideV w:val="single" w:sz="8" w:space="0" w:color="4BACC6" w:themeColor="accent5"/>
+        <w:top w:val="single" w:color="4BACC6" w:themeColor="accent5" w:sz="8" w:space="0"/>
+        <w:left w:val="single" w:color="4BACC6" w:themeColor="accent5" w:sz="8" w:space="0"/>
+        <w:bottom w:val="single" w:color="4BACC6" w:themeColor="accent5" w:sz="8" w:space="0"/>
+        <w:right w:val="single" w:color="4BACC6" w:themeColor="accent5" w:sz="8" w:space="0"/>
+        <w:insideH w:val="single" w:color="4BACC6" w:themeColor="accent5" w:sz="8" w:space="0"/>
+        <w:insideV w:val="single" w:color="4BACC6" w:themeColor="accent5" w:sz="8" w:space="0"/>
       </w:tblBorders>
     </w:tblPr>
     <w:tcPr>
@@ -11424,7 +12240,7 @@
       <w:tblPr/>
       <w:tcPr>
         <w:tcBorders>
-          <w:top w:val="single" w:sz="12" w:space="0" w:color="000000" w:themeColor="text1"/>
+          <w:top w:val="single" w:color="000000" w:themeColor="text1" w:sz="12" w:space="0"/>
           <w:left w:val="nil"/>
           <w:bottom w:val="nil"/>
           <w:right w:val="nil"/>
@@ -11482,8 +12298,8 @@
       <w:tblPr/>
       <w:tcPr>
         <w:tcBorders>
-          <w:insideH w:val="single" w:sz="6" w:space="0" w:color="4BACC6" w:themeColor="accent5"/>
-          <w:insideV w:val="single" w:sz="6" w:space="0" w:color="4BACC6" w:themeColor="accent5"/>
+          <w:insideH w:val="single" w:color="4BACC6" w:themeColor="accent5" w:sz="6" w:space="0"/>
+          <w:insideV w:val="single" w:color="4BACC6" w:themeColor="accent5" w:sz="6" w:space="0"/>
         </w:tcBorders>
         <w:shd w:val="clear" w:color="auto" w:fill="A5D5E2" w:themeFill="accent5" w:themeFillTint="7F"/>
       </w:tcPr>
@@ -11504,19 +12320,19 @@
       <w:spacing w:after="0" w:line="240" w:lineRule="auto"/>
     </w:pPr>
     <w:rPr>
-      <w:rFonts w:asciiTheme="majorHAnsi" w:eastAsiaTheme="majorEastAsia" w:hAnsiTheme="majorHAnsi" w:cstheme="majorBidi"/>
+      <w:rFonts w:asciiTheme="majorHAnsi" w:hAnsiTheme="majorHAnsi" w:eastAsiaTheme="majorEastAsia" w:cstheme="majorBidi"/>
       <w:color w:val="000000" w:themeColor="text1"/>
     </w:rPr>
     <w:tblPr>
       <w:tblStyleRowBandSize w:val="1"/>
       <w:tblStyleColBandSize w:val="1"/>
       <w:tblBorders>
-        <w:top w:val="single" w:sz="8" w:space="0" w:color="F79646" w:themeColor="accent6"/>
-        <w:left w:val="single" w:sz="8" w:space="0" w:color="F79646" w:themeColor="accent6"/>
-        <w:bottom w:val="single" w:sz="8" w:space="0" w:color="F79646" w:themeColor="accent6"/>
-        <w:right w:val="single" w:sz="8" w:space="0" w:color="F79646" w:themeColor="accent6"/>
-        <w:insideH w:val="single" w:sz="8" w:space="0" w:color="F79646" w:themeColor="accent6"/>
-        <w:insideV w:val="single" w:sz="8" w:space="0" w:color="F79646" w:themeColor="accent6"/>
+        <w:top w:val="single" w:color="F79646" w:themeColor="accent6" w:sz="8" w:space="0"/>
+        <w:left w:val="single" w:color="F79646" w:themeColor="accent6" w:sz="8" w:space="0"/>
+        <w:bottom w:val="single" w:color="F79646" w:themeColor="accent6" w:sz="8" w:space="0"/>
+        <w:right w:val="single" w:color="F79646" w:themeColor="accent6" w:sz="8" w:space="0"/>
+        <w:insideH w:val="single" w:color="F79646" w:themeColor="accent6" w:sz="8" w:space="0"/>
+        <w:insideV w:val="single" w:color="F79646" w:themeColor="accent6" w:sz="8" w:space="0"/>
       </w:tblBorders>
     </w:tblPr>
     <w:tcPr>
@@ -11542,7 +12358,7 @@
       <w:tblPr/>
       <w:tcPr>
         <w:tcBorders>
-          <w:top w:val="single" w:sz="12" w:space="0" w:color="000000" w:themeColor="text1"/>
+          <w:top w:val="single" w:color="000000" w:themeColor="text1" w:sz="12" w:space="0"/>
           <w:left w:val="nil"/>
           <w:bottom w:val="nil"/>
           <w:right w:val="nil"/>
@@ -11600,8 +12416,8 @@
       <w:tblPr/>
       <w:tcPr>
         <w:tcBorders>
-          <w:insideH w:val="single" w:sz="6" w:space="0" w:color="F79646" w:themeColor="accent6"/>
-          <w:insideV w:val="single" w:sz="6" w:space="0" w:color="F79646" w:themeColor="accent6"/>
+          <w:insideH w:val="single" w:color="F79646" w:themeColor="accent6" w:sz="6" w:space="0"/>
+          <w:insideV w:val="single" w:color="F79646" w:themeColor="accent6" w:sz="6" w:space="0"/>
         </w:tcBorders>
         <w:shd w:val="clear" w:color="auto" w:fill="FBCAA2" w:themeFill="accent6" w:themeFillTint="7F"/>
       </w:tcPr>
@@ -11625,12 +12441,12 @@
       <w:tblStyleRowBandSize w:val="1"/>
       <w:tblStyleColBandSize w:val="1"/>
       <w:tblBorders>
-        <w:top w:val="single" w:sz="8" w:space="0" w:color="FFFFFF" w:themeColor="background1"/>
-        <w:left w:val="single" w:sz="8" w:space="0" w:color="FFFFFF" w:themeColor="background1"/>
-        <w:bottom w:val="single" w:sz="8" w:space="0" w:color="FFFFFF" w:themeColor="background1"/>
-        <w:right w:val="single" w:sz="8" w:space="0" w:color="FFFFFF" w:themeColor="background1"/>
-        <w:insideH w:val="single" w:sz="6" w:space="0" w:color="FFFFFF" w:themeColor="background1"/>
-        <w:insideV w:val="single" w:sz="6" w:space="0" w:color="FFFFFF" w:themeColor="background1"/>
+        <w:top w:val="single" w:color="FFFFFF" w:themeColor="background1" w:sz="8" w:space="0"/>
+        <w:left w:val="single" w:color="FFFFFF" w:themeColor="background1" w:sz="8" w:space="0"/>
+        <w:bottom w:val="single" w:color="FFFFFF" w:themeColor="background1" w:sz="8" w:space="0"/>
+        <w:right w:val="single" w:color="FFFFFF" w:themeColor="background1" w:sz="8" w:space="0"/>
+        <w:insideH w:val="single" w:color="FFFFFF" w:themeColor="background1" w:sz="6" w:space="0"/>
+        <w:insideV w:val="single" w:color="FFFFFF" w:themeColor="background1" w:sz="6" w:space="0"/>
       </w:tblBorders>
     </w:tblPr>
     <w:tcPr>
@@ -11647,12 +12463,12 @@
       <w:tblPr/>
       <w:tcPr>
         <w:tcBorders>
-          <w:top w:val="single" w:sz="8" w:space="0" w:color="FFFFFF" w:themeColor="background1"/>
-          <w:left w:val="single" w:sz="8" w:space="0" w:color="FFFFFF" w:themeColor="background1"/>
-          <w:bottom w:val="single" w:sz="24" w:space="0" w:color="FFFFFF" w:themeColor="background1"/>
-          <w:right w:val="single" w:sz="8" w:space="0" w:color="FFFFFF" w:themeColor="background1"/>
-          <w:insideH w:val="nil"/>
-          <w:insideV w:val="single" w:sz="8" w:space="0" w:color="FFFFFF" w:themeColor="background1"/>
+          <w:top w:val="single" w:color="FFFFFF" w:themeColor="background1" w:sz="8" w:space="0"/>
+          <w:left w:val="single" w:color="FFFFFF" w:themeColor="background1" w:sz="8" w:space="0"/>
+          <w:bottom w:val="single" w:color="FFFFFF" w:themeColor="background1" w:sz="24" w:space="0"/>
+          <w:right w:val="single" w:color="FFFFFF" w:themeColor="background1" w:sz="8" w:space="0"/>
+          <w:insideH w:val="nil"/>
+          <w:insideV w:val="single" w:color="FFFFFF" w:themeColor="background1" w:sz="8" w:space="0"/>
         </w:tcBorders>
         <w:shd w:val="clear" w:color="auto" w:fill="000000" w:themeFill="text1"/>
       </w:tcPr>
@@ -11668,12 +12484,12 @@
       <w:tblPr/>
       <w:tcPr>
         <w:tcBorders>
-          <w:top w:val="single" w:sz="24" w:space="0" w:color="FFFFFF" w:themeColor="background1"/>
-          <w:left w:val="single" w:sz="8" w:space="0" w:color="FFFFFF" w:themeColor="background1"/>
-          <w:bottom w:val="single" w:sz="8" w:space="0" w:color="FFFFFF" w:themeColor="background1"/>
-          <w:right w:val="single" w:sz="8" w:space="0" w:color="FFFFFF" w:themeColor="background1"/>
-          <w:insideH w:val="nil"/>
-          <w:insideV w:val="single" w:sz="8" w:space="0" w:color="FFFFFF" w:themeColor="background1"/>
+          <w:top w:val="single" w:color="FFFFFF" w:themeColor="background1" w:sz="24" w:space="0"/>
+          <w:left w:val="single" w:color="FFFFFF" w:themeColor="background1" w:sz="8" w:space="0"/>
+          <w:bottom w:val="single" w:color="FFFFFF" w:themeColor="background1" w:sz="8" w:space="0"/>
+          <w:right w:val="single" w:color="FFFFFF" w:themeColor="background1" w:sz="8" w:space="0"/>
+          <w:insideH w:val="nil"/>
+          <w:insideV w:val="single" w:color="FFFFFF" w:themeColor="background1" w:sz="8" w:space="0"/>
         </w:tcBorders>
         <w:shd w:val="clear" w:color="auto" w:fill="000000" w:themeFill="text1"/>
       </w:tcPr>
@@ -11689,8 +12505,8 @@
       <w:tblPr/>
       <w:tcPr>
         <w:tcBorders>
-          <w:left w:val="single" w:sz="8" w:space="0" w:color="FFFFFF" w:themeColor="background1"/>
-          <w:right w:val="single" w:sz="24" w:space="0" w:color="FFFFFF" w:themeColor="background1"/>
+          <w:left w:val="single" w:color="FFFFFF" w:themeColor="background1" w:sz="8" w:space="0"/>
+          <w:right w:val="single" w:color="FFFFFF" w:themeColor="background1" w:sz="24" w:space="0"/>
           <w:insideH w:val="nil"/>
           <w:insideV w:val="nil"/>
         </w:tcBorders>
@@ -11709,7 +12525,7 @@
       <w:tcPr>
         <w:tcBorders>
           <w:top w:val="nil"/>
-          <w:left w:val="single" w:sz="24" w:space="0" w:color="FFFFFF" w:themeColor="background1"/>
+          <w:left w:val="single" w:color="FFFFFF" w:themeColor="background1" w:sz="24" w:space="0"/>
           <w:bottom w:val="nil"/>
           <w:right w:val="nil"/>
           <w:insideH w:val="nil"/>
@@ -11722,10 +12538,10 @@
       <w:tblPr/>
       <w:tcPr>
         <w:tcBorders>
-          <w:top w:val="single" w:sz="8" w:space="0" w:color="FFFFFF" w:themeColor="background1"/>
-          <w:left w:val="single" w:sz="8" w:space="0" w:color="FFFFFF" w:themeColor="background1"/>
-          <w:bottom w:val="single" w:sz="8" w:space="0" w:color="FFFFFF" w:themeColor="background1"/>
-          <w:right w:val="single" w:sz="8" w:space="0" w:color="FFFFFF" w:themeColor="background1"/>
+          <w:top w:val="single" w:color="FFFFFF" w:themeColor="background1" w:sz="8" w:space="0"/>
+          <w:left w:val="single" w:color="FFFFFF" w:themeColor="background1" w:sz="8" w:space="0"/>
+          <w:bottom w:val="single" w:color="FFFFFF" w:themeColor="background1" w:sz="8" w:space="0"/>
+          <w:right w:val="single" w:color="FFFFFF" w:themeColor="background1" w:sz="8" w:space="0"/>
           <w:insideH w:val="nil"/>
           <w:insideV w:val="nil"/>
         </w:tcBorders>
@@ -11736,12 +12552,12 @@
       <w:tblPr/>
       <w:tcPr>
         <w:tcBorders>
-          <w:top w:val="single" w:sz="8" w:space="0" w:color="FFFFFF" w:themeColor="background1"/>
-          <w:left w:val="single" w:sz="8" w:space="0" w:color="FFFFFF" w:themeColor="background1"/>
-          <w:bottom w:val="single" w:sz="8" w:space="0" w:color="FFFFFF" w:themeColor="background1"/>
-          <w:right w:val="single" w:sz="8" w:space="0" w:color="FFFFFF" w:themeColor="background1"/>
-          <w:insideH w:val="single" w:sz="8" w:space="0" w:color="FFFFFF" w:themeColor="background1"/>
-          <w:insideV w:val="single" w:sz="8" w:space="0" w:color="FFFFFF" w:themeColor="background1"/>
+          <w:top w:val="single" w:color="FFFFFF" w:themeColor="background1" w:sz="8" w:space="0"/>
+          <w:left w:val="single" w:color="FFFFFF" w:themeColor="background1" w:sz="8" w:space="0"/>
+          <w:bottom w:val="single" w:color="FFFFFF" w:themeColor="background1" w:sz="8" w:space="0"/>
+          <w:right w:val="single" w:color="FFFFFF" w:themeColor="background1" w:sz="8" w:space="0"/>
+          <w:insideH w:val="single" w:color="FFFFFF" w:themeColor="background1" w:sz="8" w:space="0"/>
+          <w:insideV w:val="single" w:color="FFFFFF" w:themeColor="background1" w:sz="8" w:space="0"/>
         </w:tcBorders>
         <w:shd w:val="clear" w:color="auto" w:fill="808080" w:themeFill="text1" w:themeFillTint="7F"/>
       </w:tcPr>
@@ -11759,12 +12575,12 @@
       <w:tblStyleRowBandSize w:val="1"/>
       <w:tblStyleColBandSize w:val="1"/>
       <w:tblBorders>
-        <w:top w:val="single" w:sz="8" w:space="0" w:color="FFFFFF" w:themeColor="background1"/>
-        <w:left w:val="single" w:sz="8" w:space="0" w:color="FFFFFF" w:themeColor="background1"/>
-        <w:bottom w:val="single" w:sz="8" w:space="0" w:color="FFFFFF" w:themeColor="background1"/>
-        <w:right w:val="single" w:sz="8" w:space="0" w:color="FFFFFF" w:themeColor="background1"/>
-        <w:insideH w:val="single" w:sz="6" w:space="0" w:color="FFFFFF" w:themeColor="background1"/>
-        <w:insideV w:val="single" w:sz="6" w:space="0" w:color="FFFFFF" w:themeColor="background1"/>
+        <w:top w:val="single" w:color="FFFFFF" w:themeColor="background1" w:sz="8" w:space="0"/>
+        <w:left w:val="single" w:color="FFFFFF" w:themeColor="background1" w:sz="8" w:space="0"/>
+        <w:bottom w:val="single" w:color="FFFFFF" w:themeColor="background1" w:sz="8" w:space="0"/>
+        <w:right w:val="single" w:color="FFFFFF" w:themeColor="background1" w:sz="8" w:space="0"/>
+        <w:insideH w:val="single" w:color="FFFFFF" w:themeColor="background1" w:sz="6" w:space="0"/>
+        <w:insideV w:val="single" w:color="FFFFFF" w:themeColor="background1" w:sz="6" w:space="0"/>
       </w:tblBorders>
     </w:tblPr>
     <w:tcPr>
@@ -11781,12 +12597,12 @@
       <w:tblPr/>
       <w:tcPr>
         <w:tcBorders>
-          <w:top w:val="single" w:sz="8" w:space="0" w:color="FFFFFF" w:themeColor="background1"/>
-          <w:left w:val="single" w:sz="8" w:space="0" w:color="FFFFFF" w:themeColor="background1"/>
-          <w:bottom w:val="single" w:sz="24" w:space="0" w:color="FFFFFF" w:themeColor="background1"/>
-          <w:right w:val="single" w:sz="8" w:space="0" w:color="FFFFFF" w:themeColor="background1"/>
-          <w:insideH w:val="nil"/>
-          <w:insideV w:val="single" w:sz="8" w:space="0" w:color="FFFFFF" w:themeColor="background1"/>
+          <w:top w:val="single" w:color="FFFFFF" w:themeColor="background1" w:sz="8" w:space="0"/>
+          <w:left w:val="single" w:color="FFFFFF" w:themeColor="background1" w:sz="8" w:space="0"/>
+          <w:bottom w:val="single" w:color="FFFFFF" w:themeColor="background1" w:sz="24" w:space="0"/>
+          <w:right w:val="single" w:color="FFFFFF" w:themeColor="background1" w:sz="8" w:space="0"/>
+          <w:insideH w:val="nil"/>
+          <w:insideV w:val="single" w:color="FFFFFF" w:themeColor="background1" w:sz="8" w:space="0"/>
         </w:tcBorders>
         <w:shd w:val="clear" w:color="auto" w:fill="4F81BD" w:themeFill="accent1"/>
       </w:tcPr>
@@ -11802,12 +12618,12 @@
       <w:tblPr/>
       <w:tcPr>
         <w:tcBorders>
-          <w:top w:val="single" w:sz="24" w:space="0" w:color="FFFFFF" w:themeColor="background1"/>
-          <w:left w:val="single" w:sz="8" w:space="0" w:color="FFFFFF" w:themeColor="background1"/>
-          <w:bottom w:val="single" w:sz="8" w:space="0" w:color="FFFFFF" w:themeColor="background1"/>
-          <w:right w:val="single" w:sz="8" w:space="0" w:color="FFFFFF" w:themeColor="background1"/>
-          <w:insideH w:val="nil"/>
-          <w:insideV w:val="single" w:sz="8" w:space="0" w:color="FFFFFF" w:themeColor="background1"/>
+          <w:top w:val="single" w:color="FFFFFF" w:themeColor="background1" w:sz="24" w:space="0"/>
+          <w:left w:val="single" w:color="FFFFFF" w:themeColor="background1" w:sz="8" w:space="0"/>
+          <w:bottom w:val="single" w:color="FFFFFF" w:themeColor="background1" w:sz="8" w:space="0"/>
+          <w:right w:val="single" w:color="FFFFFF" w:themeColor="background1" w:sz="8" w:space="0"/>
+          <w:insideH w:val="nil"/>
+          <w:insideV w:val="single" w:color="FFFFFF" w:themeColor="background1" w:sz="8" w:space="0"/>
         </w:tcBorders>
         <w:shd w:val="clear" w:color="auto" w:fill="4F81BD" w:themeFill="accent1"/>
       </w:tcPr>
@@ -11823,8 +12639,8 @@
       <w:tblPr/>
       <w:tcPr>
         <w:tcBorders>
-          <w:left w:val="single" w:sz="8" w:space="0" w:color="FFFFFF" w:themeColor="background1"/>
-          <w:right w:val="single" w:sz="24" w:space="0" w:color="FFFFFF" w:themeColor="background1"/>
+          <w:left w:val="single" w:color="FFFFFF" w:themeColor="background1" w:sz="8" w:space="0"/>
+          <w:right w:val="single" w:color="FFFFFF" w:themeColor="background1" w:sz="24" w:space="0"/>
           <w:insideH w:val="nil"/>
           <w:insideV w:val="nil"/>
         </w:tcBorders>
@@ -11843,7 +12659,7 @@
       <w:tcPr>
         <w:tcBorders>
           <w:top w:val="nil"/>
-          <w:left w:val="single" w:sz="24" w:space="0" w:color="FFFFFF" w:themeColor="background1"/>
+          <w:left w:val="single" w:color="FFFFFF" w:themeColor="background1" w:sz="24" w:space="0"/>
           <w:bottom w:val="nil"/>
           <w:right w:val="nil"/>
           <w:insideH w:val="nil"/>
@@ -11856,10 +12672,10 @@
       <w:tblPr/>
       <w:tcPr>
         <w:tcBorders>
-          <w:top w:val="single" w:sz="8" w:space="0" w:color="FFFFFF" w:themeColor="background1"/>
-          <w:left w:val="single" w:sz="8" w:space="0" w:color="FFFFFF" w:themeColor="background1"/>
-          <w:bottom w:val="single" w:sz="8" w:space="0" w:color="FFFFFF" w:themeColor="background1"/>
-          <w:right w:val="single" w:sz="8" w:space="0" w:color="FFFFFF" w:themeColor="background1"/>
+          <w:top w:val="single" w:color="FFFFFF" w:themeColor="background1" w:sz="8" w:space="0"/>
+          <w:left w:val="single" w:color="FFFFFF" w:themeColor="background1" w:sz="8" w:space="0"/>
+          <w:bottom w:val="single" w:color="FFFFFF" w:themeColor="background1" w:sz="8" w:space="0"/>
+          <w:right w:val="single" w:color="FFFFFF" w:themeColor="background1" w:sz="8" w:space="0"/>
           <w:insideH w:val="nil"/>
           <w:insideV w:val="nil"/>
         </w:tcBorders>
@@ -11870,12 +12686,12 @@
       <w:tblPr/>
       <w:tcPr>
         <w:tcBorders>
-          <w:top w:val="single" w:sz="8" w:space="0" w:color="FFFFFF" w:themeColor="background1"/>
-          <w:left w:val="single" w:sz="8" w:space="0" w:color="FFFFFF" w:themeColor="background1"/>
-          <w:bottom w:val="single" w:sz="8" w:space="0" w:color="FFFFFF" w:themeColor="background1"/>
-          <w:right w:val="single" w:sz="8" w:space="0" w:color="FFFFFF" w:themeColor="background1"/>
-          <w:insideH w:val="single" w:sz="8" w:space="0" w:color="FFFFFF" w:themeColor="background1"/>
-          <w:insideV w:val="single" w:sz="8" w:space="0" w:color="FFFFFF" w:themeColor="background1"/>
+          <w:top w:val="single" w:color="FFFFFF" w:themeColor="background1" w:sz="8" w:space="0"/>
+          <w:left w:val="single" w:color="FFFFFF" w:themeColor="background1" w:sz="8" w:space="0"/>
+          <w:bottom w:val="single" w:color="FFFFFF" w:themeColor="background1" w:sz="8" w:space="0"/>
+          <w:right w:val="single" w:color="FFFFFF" w:themeColor="background1" w:sz="8" w:space="0"/>
+          <w:insideH w:val="single" w:color="FFFFFF" w:themeColor="background1" w:sz="8" w:space="0"/>
+          <w:insideV w:val="single" w:color="FFFFFF" w:themeColor="background1" w:sz="8" w:space="0"/>
         </w:tcBorders>
         <w:shd w:val="clear" w:color="auto" w:fill="A7BFDE" w:themeFill="accent1" w:themeFillTint="7F"/>
       </w:tcPr>
@@ -11893,12 +12709,12 @@
       <w:tblStyleRowBandSize w:val="1"/>
       <w:tblStyleColBandSize w:val="1"/>
       <w:tblBorders>
-        <w:top w:val="single" w:sz="8" w:space="0" w:color="FFFFFF" w:themeColor="background1"/>
-        <w:left w:val="single" w:sz="8" w:space="0" w:color="FFFFFF" w:themeColor="background1"/>
-        <w:bottom w:val="single" w:sz="8" w:space="0" w:color="FFFFFF" w:themeColor="background1"/>
-        <w:right w:val="single" w:sz="8" w:space="0" w:color="FFFFFF" w:themeColor="background1"/>
-        <w:insideH w:val="single" w:sz="6" w:space="0" w:color="FFFFFF" w:themeColor="background1"/>
-        <w:insideV w:val="single" w:sz="6" w:space="0" w:color="FFFFFF" w:themeColor="background1"/>
+        <w:top w:val="single" w:color="FFFFFF" w:themeColor="background1" w:sz="8" w:space="0"/>
+        <w:left w:val="single" w:color="FFFFFF" w:themeColor="background1" w:sz="8" w:space="0"/>
+        <w:bottom w:val="single" w:color="FFFFFF" w:themeColor="background1" w:sz="8" w:space="0"/>
+        <w:right w:val="single" w:color="FFFFFF" w:themeColor="background1" w:sz="8" w:space="0"/>
+        <w:insideH w:val="single" w:color="FFFFFF" w:themeColor="background1" w:sz="6" w:space="0"/>
+        <w:insideV w:val="single" w:color="FFFFFF" w:themeColor="background1" w:sz="6" w:space="0"/>
       </w:tblBorders>
     </w:tblPr>
     <w:tcPr>
@@ -11915,12 +12731,12 @@
       <w:tblPr/>
       <w:tcPr>
         <w:tcBorders>
-          <w:top w:val="single" w:sz="8" w:space="0" w:color="FFFFFF" w:themeColor="background1"/>
-          <w:left w:val="single" w:sz="8" w:space="0" w:color="FFFFFF" w:themeColor="background1"/>
-          <w:bottom w:val="single" w:sz="24" w:space="0" w:color="FFFFFF" w:themeColor="background1"/>
-          <w:right w:val="single" w:sz="8" w:space="0" w:color="FFFFFF" w:themeColor="background1"/>
-          <w:insideH w:val="nil"/>
-          <w:insideV w:val="single" w:sz="8" w:space="0" w:color="FFFFFF" w:themeColor="background1"/>
+          <w:top w:val="single" w:color="FFFFFF" w:themeColor="background1" w:sz="8" w:space="0"/>
+          <w:left w:val="single" w:color="FFFFFF" w:themeColor="background1" w:sz="8" w:space="0"/>
+          <w:bottom w:val="single" w:color="FFFFFF" w:themeColor="background1" w:sz="24" w:space="0"/>
+          <w:right w:val="single" w:color="FFFFFF" w:themeColor="background1" w:sz="8" w:space="0"/>
+          <w:insideH w:val="nil"/>
+          <w:insideV w:val="single" w:color="FFFFFF" w:themeColor="background1" w:sz="8" w:space="0"/>
         </w:tcBorders>
         <w:shd w:val="clear" w:color="auto" w:fill="C0504D" w:themeFill="accent2"/>
       </w:tcPr>
@@ -11936,12 +12752,12 @@
       <w:tblPr/>
       <w:tcPr>
         <w:tcBorders>
-          <w:top w:val="single" w:sz="24" w:space="0" w:color="FFFFFF" w:themeColor="background1"/>
-          <w:left w:val="single" w:sz="8" w:space="0" w:color="FFFFFF" w:themeColor="background1"/>
-          <w:bottom w:val="single" w:sz="8" w:space="0" w:color="FFFFFF" w:themeColor="background1"/>
-          <w:right w:val="single" w:sz="8" w:space="0" w:color="FFFFFF" w:themeColor="background1"/>
-          <w:insideH w:val="nil"/>
-          <w:insideV w:val="single" w:sz="8" w:space="0" w:color="FFFFFF" w:themeColor="background1"/>
+          <w:top w:val="single" w:color="FFFFFF" w:themeColor="background1" w:sz="24" w:space="0"/>
+          <w:left w:val="single" w:color="FFFFFF" w:themeColor="background1" w:sz="8" w:space="0"/>
+          <w:bottom w:val="single" w:color="FFFFFF" w:themeColor="background1" w:sz="8" w:space="0"/>
+          <w:right w:val="single" w:color="FFFFFF" w:themeColor="background1" w:sz="8" w:space="0"/>
+          <w:insideH w:val="nil"/>
+          <w:insideV w:val="single" w:color="FFFFFF" w:themeColor="background1" w:sz="8" w:space="0"/>
         </w:tcBorders>
         <w:shd w:val="clear" w:color="auto" w:fill="C0504D" w:themeFill="accent2"/>
       </w:tcPr>
@@ -11957,8 +12773,8 @@
       <w:tblPr/>
       <w:tcPr>
         <w:tcBorders>
-          <w:left w:val="single" w:sz="8" w:space="0" w:color="FFFFFF" w:themeColor="background1"/>
-          <w:right w:val="single" w:sz="24" w:space="0" w:color="FFFFFF" w:themeColor="background1"/>
+          <w:left w:val="single" w:color="FFFFFF" w:themeColor="background1" w:sz="8" w:space="0"/>
+          <w:right w:val="single" w:color="FFFFFF" w:themeColor="background1" w:sz="24" w:space="0"/>
           <w:insideH w:val="nil"/>
           <w:insideV w:val="nil"/>
         </w:tcBorders>
@@ -11977,7 +12793,7 @@
       <w:tcPr>
         <w:tcBorders>
           <w:top w:val="nil"/>
-          <w:left w:val="single" w:sz="24" w:space="0" w:color="FFFFFF" w:themeColor="background1"/>
+          <w:left w:val="single" w:color="FFFFFF" w:themeColor="background1" w:sz="24" w:space="0"/>
           <w:bottom w:val="nil"/>
           <w:right w:val="nil"/>
           <w:insideH w:val="nil"/>
@@ -11990,10 +12806,10 @@
       <w:tblPr/>
       <w:tcPr>
         <w:tcBorders>
-          <w:top w:val="single" w:sz="8" w:space="0" w:color="FFFFFF" w:themeColor="background1"/>
-          <w:left w:val="single" w:sz="8" w:space="0" w:color="FFFFFF" w:themeColor="background1"/>
-          <w:bottom w:val="single" w:sz="8" w:space="0" w:color="FFFFFF" w:themeColor="background1"/>
-          <w:right w:val="single" w:sz="8" w:space="0" w:color="FFFFFF" w:themeColor="background1"/>
+          <w:top w:val="single" w:color="FFFFFF" w:themeColor="background1" w:sz="8" w:space="0"/>
+          <w:left w:val="single" w:color="FFFFFF" w:themeColor="background1" w:sz="8" w:space="0"/>
+          <w:bottom w:val="single" w:color="FFFFFF" w:themeColor="background1" w:sz="8" w:space="0"/>
+          <w:right w:val="single" w:color="FFFFFF" w:themeColor="background1" w:sz="8" w:space="0"/>
           <w:insideH w:val="nil"/>
           <w:insideV w:val="nil"/>
         </w:tcBorders>
@@ -12004,12 +12820,12 @@
       <w:tblPr/>
       <w:tcPr>
         <w:tcBorders>
-          <w:top w:val="single" w:sz="8" w:space="0" w:color="FFFFFF" w:themeColor="background1"/>
-          <w:left w:val="single" w:sz="8" w:space="0" w:color="FFFFFF" w:themeColor="background1"/>
-          <w:bottom w:val="single" w:sz="8" w:space="0" w:color="FFFFFF" w:themeColor="background1"/>
-          <w:right w:val="single" w:sz="8" w:space="0" w:color="FFFFFF" w:themeColor="background1"/>
-          <w:insideH w:val="single" w:sz="8" w:space="0" w:color="FFFFFF" w:themeColor="background1"/>
-          <w:insideV w:val="single" w:sz="8" w:space="0" w:color="FFFFFF" w:themeColor="background1"/>
+          <w:top w:val="single" w:color="FFFFFF" w:themeColor="background1" w:sz="8" w:space="0"/>
+          <w:left w:val="single" w:color="FFFFFF" w:themeColor="background1" w:sz="8" w:space="0"/>
+          <w:bottom w:val="single" w:color="FFFFFF" w:themeColor="background1" w:sz="8" w:space="0"/>
+          <w:right w:val="single" w:color="FFFFFF" w:themeColor="background1" w:sz="8" w:space="0"/>
+          <w:insideH w:val="single" w:color="FFFFFF" w:themeColor="background1" w:sz="8" w:space="0"/>
+          <w:insideV w:val="single" w:color="FFFFFF" w:themeColor="background1" w:sz="8" w:space="0"/>
         </w:tcBorders>
         <w:shd w:val="clear" w:color="auto" w:fill="DFA7A6" w:themeFill="accent2" w:themeFillTint="7F"/>
       </w:tcPr>
@@ -12027,12 +12843,12 @@
       <w:tblStyleRowBandSize w:val="1"/>
       <w:tblStyleColBandSize w:val="1"/>
       <w:tblBorders>
-        <w:top w:val="single" w:sz="8" w:space="0" w:color="FFFFFF" w:themeColor="background1"/>
-        <w:left w:val="single" w:sz="8" w:space="0" w:color="FFFFFF" w:themeColor="background1"/>
-        <w:bottom w:val="single" w:sz="8" w:space="0" w:color="FFFFFF" w:themeColor="background1"/>
-        <w:right w:val="single" w:sz="8" w:space="0" w:color="FFFFFF" w:themeColor="background1"/>
-        <w:insideH w:val="single" w:sz="6" w:space="0" w:color="FFFFFF" w:themeColor="background1"/>
-        <w:insideV w:val="single" w:sz="6" w:space="0" w:color="FFFFFF" w:themeColor="background1"/>
+        <w:top w:val="single" w:color="FFFFFF" w:themeColor="background1" w:sz="8" w:space="0"/>
+        <w:left w:val="single" w:color="FFFFFF" w:themeColor="background1" w:sz="8" w:space="0"/>
+        <w:bottom w:val="single" w:color="FFFFFF" w:themeColor="background1" w:sz="8" w:space="0"/>
+        <w:right w:val="single" w:color="FFFFFF" w:themeColor="background1" w:sz="8" w:space="0"/>
+        <w:insideH w:val="single" w:color="FFFFFF" w:themeColor="background1" w:sz="6" w:space="0"/>
+        <w:insideV w:val="single" w:color="FFFFFF" w:themeColor="background1" w:sz="6" w:space="0"/>
       </w:tblBorders>
     </w:tblPr>
     <w:tcPr>
@@ -12049,12 +12865,12 @@
       <w:tblPr/>
       <w:tcPr>
         <w:tcBorders>
-          <w:top w:val="single" w:sz="8" w:space="0" w:color="FFFFFF" w:themeColor="background1"/>
-          <w:left w:val="single" w:sz="8" w:space="0" w:color="FFFFFF" w:themeColor="background1"/>
-          <w:bottom w:val="single" w:sz="24" w:space="0" w:color="FFFFFF" w:themeColor="background1"/>
-          <w:right w:val="single" w:sz="8" w:space="0" w:color="FFFFFF" w:themeColor="background1"/>
-          <w:insideH w:val="nil"/>
-          <w:insideV w:val="single" w:sz="8" w:space="0" w:color="FFFFFF" w:themeColor="background1"/>
+          <w:top w:val="single" w:color="FFFFFF" w:themeColor="background1" w:sz="8" w:space="0"/>
+          <w:left w:val="single" w:color="FFFFFF" w:themeColor="background1" w:sz="8" w:space="0"/>
+          <w:bottom w:val="single" w:color="FFFFFF" w:themeColor="background1" w:sz="24" w:space="0"/>
+          <w:right w:val="single" w:color="FFFFFF" w:themeColor="background1" w:sz="8" w:space="0"/>
+          <w:insideH w:val="nil"/>
+          <w:insideV w:val="single" w:color="FFFFFF" w:themeColor="background1" w:sz="8" w:space="0"/>
         </w:tcBorders>
         <w:shd w:val="clear" w:color="auto" w:fill="9BBB59" w:themeFill="accent3"/>
       </w:tcPr>
@@ -12070,12 +12886,12 @@
       <w:tblPr/>
       <w:tcPr>
         <w:tcBorders>
-          <w:top w:val="single" w:sz="24" w:space="0" w:color="FFFFFF" w:themeColor="background1"/>
-          <w:left w:val="single" w:sz="8" w:space="0" w:color="FFFFFF" w:themeColor="background1"/>
-          <w:bottom w:val="single" w:sz="8" w:space="0" w:color="FFFFFF" w:themeColor="background1"/>
-          <w:right w:val="single" w:sz="8" w:space="0" w:color="FFFFFF" w:themeColor="background1"/>
-          <w:insideH w:val="nil"/>
-          <w:insideV w:val="single" w:sz="8" w:space="0" w:color="FFFFFF" w:themeColor="background1"/>
+          <w:top w:val="single" w:color="FFFFFF" w:themeColor="background1" w:sz="24" w:space="0"/>
+          <w:left w:val="single" w:color="FFFFFF" w:themeColor="background1" w:sz="8" w:space="0"/>
+          <w:bottom w:val="single" w:color="FFFFFF" w:themeColor="background1" w:sz="8" w:space="0"/>
+          <w:right w:val="single" w:color="FFFFFF" w:themeColor="background1" w:sz="8" w:space="0"/>
+          <w:insideH w:val="nil"/>
+          <w:insideV w:val="single" w:color="FFFFFF" w:themeColor="background1" w:sz="8" w:space="0"/>
         </w:tcBorders>
         <w:shd w:val="clear" w:color="auto" w:fill="9BBB59" w:themeFill="accent3"/>
       </w:tcPr>
@@ -12091,8 +12907,8 @@
       <w:tblPr/>
       <w:tcPr>
         <w:tcBorders>
-          <w:left w:val="single" w:sz="8" w:space="0" w:color="FFFFFF" w:themeColor="background1"/>
-          <w:right w:val="single" w:sz="24" w:space="0" w:color="FFFFFF" w:themeColor="background1"/>
+          <w:left w:val="single" w:color="FFFFFF" w:themeColor="background1" w:sz="8" w:space="0"/>
+          <w:right w:val="single" w:color="FFFFFF" w:themeColor="background1" w:sz="24" w:space="0"/>
           <w:insideH w:val="nil"/>
           <w:insideV w:val="nil"/>
         </w:tcBorders>
@@ -12111,7 +12927,7 @@
       <w:tcPr>
         <w:tcBorders>
           <w:top w:val="nil"/>
-          <w:left w:val="single" w:sz="24" w:space="0" w:color="FFFFFF" w:themeColor="background1"/>
+          <w:left w:val="single" w:color="FFFFFF" w:themeColor="background1" w:sz="24" w:space="0"/>
           <w:bottom w:val="nil"/>
           <w:right w:val="nil"/>
           <w:insideH w:val="nil"/>
@@ -12124,10 +12940,10 @@
       <w:tblPr/>
       <w:tcPr>
         <w:tcBorders>
-          <w:top w:val="single" w:sz="8" w:space="0" w:color="FFFFFF" w:themeColor="background1"/>
-          <w:left w:val="single" w:sz="8" w:space="0" w:color="FFFFFF" w:themeColor="background1"/>
-          <w:bottom w:val="single" w:sz="8" w:space="0" w:color="FFFFFF" w:themeColor="background1"/>
-          <w:right w:val="single" w:sz="8" w:space="0" w:color="FFFFFF" w:themeColor="background1"/>
+          <w:top w:val="single" w:color="FFFFFF" w:themeColor="background1" w:sz="8" w:space="0"/>
+          <w:left w:val="single" w:color="FFFFFF" w:themeColor="background1" w:sz="8" w:space="0"/>
+          <w:bottom w:val="single" w:color="FFFFFF" w:themeColor="background1" w:sz="8" w:space="0"/>
+          <w:right w:val="single" w:color="FFFFFF" w:themeColor="background1" w:sz="8" w:space="0"/>
           <w:insideH w:val="nil"/>
           <w:insideV w:val="nil"/>
         </w:tcBorders>
@@ -12138,12 +12954,12 @@
       <w:tblPr/>
       <w:tcPr>
         <w:tcBorders>
-          <w:top w:val="single" w:sz="8" w:space="0" w:color="FFFFFF" w:themeColor="background1"/>
-          <w:left w:val="single" w:sz="8" w:space="0" w:color="FFFFFF" w:themeColor="background1"/>
-          <w:bottom w:val="single" w:sz="8" w:space="0" w:color="FFFFFF" w:themeColor="background1"/>
-          <w:right w:val="single" w:sz="8" w:space="0" w:color="FFFFFF" w:themeColor="background1"/>
-          <w:insideH w:val="single" w:sz="8" w:space="0" w:color="FFFFFF" w:themeColor="background1"/>
-          <w:insideV w:val="single" w:sz="8" w:space="0" w:color="FFFFFF" w:themeColor="background1"/>
+          <w:top w:val="single" w:color="FFFFFF" w:themeColor="background1" w:sz="8" w:space="0"/>
+          <w:left w:val="single" w:color="FFFFFF" w:themeColor="background1" w:sz="8" w:space="0"/>
+          <w:bottom w:val="single" w:color="FFFFFF" w:themeColor="background1" w:sz="8" w:space="0"/>
+          <w:right w:val="single" w:color="FFFFFF" w:themeColor="background1" w:sz="8" w:space="0"/>
+          <w:insideH w:val="single" w:color="FFFFFF" w:themeColor="background1" w:sz="8" w:space="0"/>
+          <w:insideV w:val="single" w:color="FFFFFF" w:themeColor="background1" w:sz="8" w:space="0"/>
         </w:tcBorders>
         <w:shd w:val="clear" w:color="auto" w:fill="CDDDAC" w:themeFill="accent3" w:themeFillTint="7F"/>
       </w:tcPr>
@@ -12161,12 +12977,12 @@
       <w:tblStyleRowBandSize w:val="1"/>
       <w:tblStyleColBandSize w:val="1"/>
       <w:tblBorders>
-        <w:top w:val="single" w:sz="8" w:space="0" w:color="FFFFFF" w:themeColor="background1"/>
-        <w:left w:val="single" w:sz="8" w:space="0" w:color="FFFFFF" w:themeColor="background1"/>
-        <w:bottom w:val="single" w:sz="8" w:space="0" w:color="FFFFFF" w:themeColor="background1"/>
-        <w:right w:val="single" w:sz="8" w:space="0" w:color="FFFFFF" w:themeColor="background1"/>
-        <w:insideH w:val="single" w:sz="6" w:space="0" w:color="FFFFFF" w:themeColor="background1"/>
-        <w:insideV w:val="single" w:sz="6" w:space="0" w:color="FFFFFF" w:themeColor="background1"/>
+        <w:top w:val="single" w:color="FFFFFF" w:themeColor="background1" w:sz="8" w:space="0"/>
+        <w:left w:val="single" w:color="FFFFFF" w:themeColor="background1" w:sz="8" w:space="0"/>
+        <w:bottom w:val="single" w:color="FFFFFF" w:themeColor="background1" w:sz="8" w:space="0"/>
+        <w:right w:val="single" w:color="FFFFFF" w:themeColor="background1" w:sz="8" w:space="0"/>
+        <w:insideH w:val="single" w:color="FFFFFF" w:themeColor="background1" w:sz="6" w:space="0"/>
+        <w:insideV w:val="single" w:color="FFFFFF" w:themeColor="background1" w:sz="6" w:space="0"/>
       </w:tblBorders>
     </w:tblPr>
     <w:tcPr>
@@ -12183,12 +12999,12 @@
       <w:tblPr/>
       <w:tcPr>
         <w:tcBorders>
-          <w:top w:val="single" w:sz="8" w:space="0" w:color="FFFFFF" w:themeColor="background1"/>
-          <w:left w:val="single" w:sz="8" w:space="0" w:color="FFFFFF" w:themeColor="background1"/>
-          <w:bottom w:val="single" w:sz="24" w:space="0" w:color="FFFFFF" w:themeColor="background1"/>
-          <w:right w:val="single" w:sz="8" w:space="0" w:color="FFFFFF" w:themeColor="background1"/>
-          <w:insideH w:val="nil"/>
-          <w:insideV w:val="single" w:sz="8" w:space="0" w:color="FFFFFF" w:themeColor="background1"/>
+          <w:top w:val="single" w:color="FFFFFF" w:themeColor="background1" w:sz="8" w:space="0"/>
+          <w:left w:val="single" w:color="FFFFFF" w:themeColor="background1" w:sz="8" w:space="0"/>
+          <w:bottom w:val="single" w:color="FFFFFF" w:themeColor="background1" w:sz="24" w:space="0"/>
+          <w:right w:val="single" w:color="FFFFFF" w:themeColor="background1" w:sz="8" w:space="0"/>
+          <w:insideH w:val="nil"/>
+          <w:insideV w:val="single" w:color="FFFFFF" w:themeColor="background1" w:sz="8" w:space="0"/>
         </w:tcBorders>
         <w:shd w:val="clear" w:color="auto" w:fill="8064A2" w:themeFill="accent4"/>
       </w:tcPr>
@@ -12204,12 +13020,12 @@
       <w:tblPr/>
       <w:tcPr>
         <w:tcBorders>
-          <w:top w:val="single" w:sz="24" w:space="0" w:color="FFFFFF" w:themeColor="background1"/>
-          <w:left w:val="single" w:sz="8" w:space="0" w:color="FFFFFF" w:themeColor="background1"/>
-          <w:bottom w:val="single" w:sz="8" w:space="0" w:color="FFFFFF" w:themeColor="background1"/>
-          <w:right w:val="single" w:sz="8" w:space="0" w:color="FFFFFF" w:themeColor="background1"/>
-          <w:insideH w:val="nil"/>
-          <w:insideV w:val="single" w:sz="8" w:space="0" w:color="FFFFFF" w:themeColor="background1"/>
+          <w:top w:val="single" w:color="FFFFFF" w:themeColor="background1" w:sz="24" w:space="0"/>
+          <w:left w:val="single" w:color="FFFFFF" w:themeColor="background1" w:sz="8" w:space="0"/>
+          <w:bottom w:val="single" w:color="FFFFFF" w:themeColor="background1" w:sz="8" w:space="0"/>
+          <w:right w:val="single" w:color="FFFFFF" w:themeColor="background1" w:sz="8" w:space="0"/>
+          <w:insideH w:val="nil"/>
+          <w:insideV w:val="single" w:color="FFFFFF" w:themeColor="background1" w:sz="8" w:space="0"/>
         </w:tcBorders>
         <w:shd w:val="clear" w:color="auto" w:fill="8064A2" w:themeFill="accent4"/>
       </w:tcPr>
@@ -12225,8 +13041,8 @@
       <w:tblPr/>
       <w:tcPr>
         <w:tcBorders>
-          <w:left w:val="single" w:sz="8" w:space="0" w:color="FFFFFF" w:themeColor="background1"/>
-          <w:right w:val="single" w:sz="24" w:space="0" w:color="FFFFFF" w:themeColor="background1"/>
+          <w:left w:val="single" w:color="FFFFFF" w:themeColor="background1" w:sz="8" w:space="0"/>
+          <w:right w:val="single" w:color="FFFFFF" w:themeColor="background1" w:sz="24" w:space="0"/>
           <w:insideH w:val="nil"/>
           <w:insideV w:val="nil"/>
         </w:tcBorders>
@@ -12245,7 +13061,7 @@
       <w:tcPr>
         <w:tcBorders>
           <w:top w:val="nil"/>
-          <w:left w:val="single" w:sz="24" w:space="0" w:color="FFFFFF" w:themeColor="background1"/>
+          <w:left w:val="single" w:color="FFFFFF" w:themeColor="background1" w:sz="24" w:space="0"/>
           <w:bottom w:val="nil"/>
           <w:right w:val="nil"/>
           <w:insideH w:val="nil"/>
@@ -12258,10 +13074,10 @@
       <w:tblPr/>
       <w:tcPr>
         <w:tcBorders>
-          <w:top w:val="single" w:sz="8" w:space="0" w:color="FFFFFF" w:themeColor="background1"/>
-          <w:left w:val="single" w:sz="8" w:space="0" w:color="FFFFFF" w:themeColor="background1"/>
-          <w:bottom w:val="single" w:sz="8" w:space="0" w:color="FFFFFF" w:themeColor="background1"/>
-          <w:right w:val="single" w:sz="8" w:space="0" w:color="FFFFFF" w:themeColor="background1"/>
+          <w:top w:val="single" w:color="FFFFFF" w:themeColor="background1" w:sz="8" w:space="0"/>
+          <w:left w:val="single" w:color="FFFFFF" w:themeColor="background1" w:sz="8" w:space="0"/>
+          <w:bottom w:val="single" w:color="FFFFFF" w:themeColor="background1" w:sz="8" w:space="0"/>
+          <w:right w:val="single" w:color="FFFFFF" w:themeColor="background1" w:sz="8" w:space="0"/>
           <w:insideH w:val="nil"/>
           <w:insideV w:val="nil"/>
         </w:tcBorders>
@@ -12272,12 +13088,12 @@
       <w:tblPr/>
       <w:tcPr>
         <w:tcBorders>
-          <w:top w:val="single" w:sz="8" w:space="0" w:color="FFFFFF" w:themeColor="background1"/>
-          <w:left w:val="single" w:sz="8" w:space="0" w:color="FFFFFF" w:themeColor="background1"/>
-          <w:bottom w:val="single" w:sz="8" w:space="0" w:color="FFFFFF" w:themeColor="background1"/>
-          <w:right w:val="single" w:sz="8" w:space="0" w:color="FFFFFF" w:themeColor="background1"/>
-          <w:insideH w:val="single" w:sz="8" w:space="0" w:color="FFFFFF" w:themeColor="background1"/>
-          <w:insideV w:val="single" w:sz="8" w:space="0" w:color="FFFFFF" w:themeColor="background1"/>
+          <w:top w:val="single" w:color="FFFFFF" w:themeColor="background1" w:sz="8" w:space="0"/>
+          <w:left w:val="single" w:color="FFFFFF" w:themeColor="background1" w:sz="8" w:space="0"/>
+          <w:bottom w:val="single" w:color="FFFFFF" w:themeColor="background1" w:sz="8" w:space="0"/>
+          <w:right w:val="single" w:color="FFFFFF" w:themeColor="background1" w:sz="8" w:space="0"/>
+          <w:insideH w:val="single" w:color="FFFFFF" w:themeColor="background1" w:sz="8" w:space="0"/>
+          <w:insideV w:val="single" w:color="FFFFFF" w:themeColor="background1" w:sz="8" w:space="0"/>
         </w:tcBorders>
         <w:shd w:val="clear" w:color="auto" w:fill="BFB1D0" w:themeFill="accent4" w:themeFillTint="7F"/>
       </w:tcPr>
@@ -12295,12 +13111,12 @@
       <w:tblStyleRowBandSize w:val="1"/>
       <w:tblStyleColBandSize w:val="1"/>
       <w:tblBorders>
-        <w:top w:val="single" w:sz="8" w:space="0" w:color="FFFFFF" w:themeColor="background1"/>
-        <w:left w:val="single" w:sz="8" w:space="0" w:color="FFFFFF" w:themeColor="background1"/>
-        <w:bottom w:val="single" w:sz="8" w:space="0" w:color="FFFFFF" w:themeColor="background1"/>
-        <w:right w:val="single" w:sz="8" w:space="0" w:color="FFFFFF" w:themeColor="background1"/>
-        <w:insideH w:val="single" w:sz="6" w:space="0" w:color="FFFFFF" w:themeColor="background1"/>
-        <w:insideV w:val="single" w:sz="6" w:space="0" w:color="FFFFFF" w:themeColor="background1"/>
+        <w:top w:val="single" w:color="FFFFFF" w:themeColor="background1" w:sz="8" w:space="0"/>
+        <w:left w:val="single" w:color="FFFFFF" w:themeColor="background1" w:sz="8" w:space="0"/>
+        <w:bottom w:val="single" w:color="FFFFFF" w:themeColor="background1" w:sz="8" w:space="0"/>
+        <w:right w:val="single" w:color="FFFFFF" w:themeColor="background1" w:sz="8" w:space="0"/>
+        <w:insideH w:val="single" w:color="FFFFFF" w:themeColor="background1" w:sz="6" w:space="0"/>
+        <w:insideV w:val="single" w:color="FFFFFF" w:themeColor="background1" w:sz="6" w:space="0"/>
       </w:tblBorders>
     </w:tblPr>
     <w:tcPr>
@@ -12317,12 +13133,12 @@
       <w:tblPr/>
       <w:tcPr>
         <w:tcBorders>
-          <w:top w:val="single" w:sz="8" w:space="0" w:color="FFFFFF" w:themeColor="background1"/>
-          <w:left w:val="single" w:sz="8" w:space="0" w:color="FFFFFF" w:themeColor="background1"/>
-          <w:bottom w:val="single" w:sz="24" w:space="0" w:color="FFFFFF" w:themeColor="background1"/>
-          <w:right w:val="single" w:sz="8" w:space="0" w:color="FFFFFF" w:themeColor="background1"/>
-          <w:insideH w:val="nil"/>
-          <w:insideV w:val="single" w:sz="8" w:space="0" w:color="FFFFFF" w:themeColor="background1"/>
+          <w:top w:val="single" w:color="FFFFFF" w:themeColor="background1" w:sz="8" w:space="0"/>
+          <w:left w:val="single" w:color="FFFFFF" w:themeColor="background1" w:sz="8" w:space="0"/>
+          <w:bottom w:val="single" w:color="FFFFFF" w:themeColor="background1" w:sz="24" w:space="0"/>
+          <w:right w:val="single" w:color="FFFFFF" w:themeColor="background1" w:sz="8" w:space="0"/>
+          <w:insideH w:val="nil"/>
+          <w:insideV w:val="single" w:color="FFFFFF" w:themeColor="background1" w:sz="8" w:space="0"/>
         </w:tcBorders>
         <w:shd w:val="clear" w:color="auto" w:fill="4BACC6" w:themeFill="accent5"/>
       </w:tcPr>
@@ -12338,12 +13154,12 @@
       <w:tblPr/>
       <w:tcPr>
         <w:tcBorders>
-          <w:top w:val="single" w:sz="24" w:space="0" w:color="FFFFFF" w:themeColor="background1"/>
-          <w:left w:val="single" w:sz="8" w:space="0" w:color="FFFFFF" w:themeColor="background1"/>
-          <w:bottom w:val="single" w:sz="8" w:space="0" w:color="FFFFFF" w:themeColor="background1"/>
-          <w:right w:val="single" w:sz="8" w:space="0" w:color="FFFFFF" w:themeColor="background1"/>
-          <w:insideH w:val="nil"/>
-          <w:insideV w:val="single" w:sz="8" w:space="0" w:color="FFFFFF" w:themeColor="background1"/>
+          <w:top w:val="single" w:color="FFFFFF" w:themeColor="background1" w:sz="24" w:space="0"/>
+          <w:left w:val="single" w:color="FFFFFF" w:themeColor="background1" w:sz="8" w:space="0"/>
+          <w:bottom w:val="single" w:color="FFFFFF" w:themeColor="background1" w:sz="8" w:space="0"/>
+          <w:right w:val="single" w:color="FFFFFF" w:themeColor="background1" w:sz="8" w:space="0"/>
+          <w:insideH w:val="nil"/>
+          <w:insideV w:val="single" w:color="FFFFFF" w:themeColor="background1" w:sz="8" w:space="0"/>
         </w:tcBorders>
         <w:shd w:val="clear" w:color="auto" w:fill="4BACC6" w:themeFill="accent5"/>
       </w:tcPr>
@@ -12359,8 +13175,8 @@
       <w:tblPr/>
       <w:tcPr>
         <w:tcBorders>
-          <w:left w:val="single" w:sz="8" w:space="0" w:color="FFFFFF" w:themeColor="background1"/>
-          <w:right w:val="single" w:sz="24" w:space="0" w:color="FFFFFF" w:themeColor="background1"/>
+          <w:left w:val="single" w:color="FFFFFF" w:themeColor="background1" w:sz="8" w:space="0"/>
+          <w:right w:val="single" w:color="FFFFFF" w:themeColor="background1" w:sz="24" w:space="0"/>
           <w:insideH w:val="nil"/>
           <w:insideV w:val="nil"/>
         </w:tcBorders>
@@ -12379,7 +13195,7 @@
       <w:tcPr>
         <w:tcBorders>
           <w:top w:val="nil"/>
-          <w:left w:val="single" w:sz="24" w:space="0" w:color="FFFFFF" w:themeColor="background1"/>
+          <w:left w:val="single" w:color="FFFFFF" w:themeColor="background1" w:sz="24" w:space="0"/>
           <w:bottom w:val="nil"/>
           <w:right w:val="nil"/>
           <w:insideH w:val="nil"/>
@@ -12392,10 +13208,10 @@
       <w:tblPr/>
       <w:tcPr>
         <w:tcBorders>
-          <w:top w:val="single" w:sz="8" w:space="0" w:color="FFFFFF" w:themeColor="background1"/>
-          <w:left w:val="single" w:sz="8" w:space="0" w:color="FFFFFF" w:themeColor="background1"/>
-          <w:bottom w:val="single" w:sz="8" w:space="0" w:color="FFFFFF" w:themeColor="background1"/>
-          <w:right w:val="single" w:sz="8" w:space="0" w:color="FFFFFF" w:themeColor="background1"/>
+          <w:top w:val="single" w:color="FFFFFF" w:themeColor="background1" w:sz="8" w:space="0"/>
+          <w:left w:val="single" w:color="FFFFFF" w:themeColor="background1" w:sz="8" w:space="0"/>
+          <w:bottom w:val="single" w:color="FFFFFF" w:themeColor="background1" w:sz="8" w:space="0"/>
+          <w:right w:val="single" w:color="FFFFFF" w:themeColor="background1" w:sz="8" w:space="0"/>
           <w:insideH w:val="nil"/>
           <w:insideV w:val="nil"/>
         </w:tcBorders>
@@ -12406,12 +13222,12 @@
       <w:tblPr/>
       <w:tcPr>
         <w:tcBorders>
-          <w:top w:val="single" w:sz="8" w:space="0" w:color="FFFFFF" w:themeColor="background1"/>
-          <w:left w:val="single" w:sz="8" w:space="0" w:color="FFFFFF" w:themeColor="background1"/>
-          <w:bottom w:val="single" w:sz="8" w:space="0" w:color="FFFFFF" w:themeColor="background1"/>
-          <w:right w:val="single" w:sz="8" w:space="0" w:color="FFFFFF" w:themeColor="background1"/>
-          <w:insideH w:val="single" w:sz="8" w:space="0" w:color="FFFFFF" w:themeColor="background1"/>
-          <w:insideV w:val="single" w:sz="8" w:space="0" w:color="FFFFFF" w:themeColor="background1"/>
+          <w:top w:val="single" w:color="FFFFFF" w:themeColor="background1" w:sz="8" w:space="0"/>
+          <w:left w:val="single" w:color="FFFFFF" w:themeColor="background1" w:sz="8" w:space="0"/>
+          <w:bottom w:val="single" w:color="FFFFFF" w:themeColor="background1" w:sz="8" w:space="0"/>
+          <w:right w:val="single" w:color="FFFFFF" w:themeColor="background1" w:sz="8" w:space="0"/>
+          <w:insideH w:val="single" w:color="FFFFFF" w:themeColor="background1" w:sz="8" w:space="0"/>
+          <w:insideV w:val="single" w:color="FFFFFF" w:themeColor="background1" w:sz="8" w:space="0"/>
         </w:tcBorders>
         <w:shd w:val="clear" w:color="auto" w:fill="A5D5E2" w:themeFill="accent5" w:themeFillTint="7F"/>
       </w:tcPr>
@@ -12429,12 +13245,12 @@
       <w:tblStyleRowBandSize w:val="1"/>
       <w:tblStyleColBandSize w:val="1"/>
       <w:tblBorders>
-        <w:top w:val="single" w:sz="8" w:space="0" w:color="FFFFFF" w:themeColor="background1"/>
-        <w:left w:val="single" w:sz="8" w:space="0" w:color="FFFFFF" w:themeColor="background1"/>
-        <w:bottom w:val="single" w:sz="8" w:space="0" w:color="FFFFFF" w:themeColor="background1"/>
-        <w:right w:val="single" w:sz="8" w:space="0" w:color="FFFFFF" w:themeColor="background1"/>
-        <w:insideH w:val="single" w:sz="6" w:space="0" w:color="FFFFFF" w:themeColor="background1"/>
-        <w:insideV w:val="single" w:sz="6" w:space="0" w:color="FFFFFF" w:themeColor="background1"/>
+        <w:top w:val="single" w:color="FFFFFF" w:themeColor="background1" w:sz="8" w:space="0"/>
+        <w:left w:val="single" w:color="FFFFFF" w:themeColor="background1" w:sz="8" w:space="0"/>
+        <w:bottom w:val="single" w:color="FFFFFF" w:themeColor="background1" w:sz="8" w:space="0"/>
+        <w:right w:val="single" w:color="FFFFFF" w:themeColor="background1" w:sz="8" w:space="0"/>
+        <w:insideH w:val="single" w:color="FFFFFF" w:themeColor="background1" w:sz="6" w:space="0"/>
+        <w:insideV w:val="single" w:color="FFFFFF" w:themeColor="background1" w:sz="6" w:space="0"/>
       </w:tblBorders>
     </w:tblPr>
     <w:tcPr>
@@ -12451,12 +13267,12 @@
       <w:tblPr/>
       <w:tcPr>
         <w:tcBorders>
-          <w:top w:val="single" w:sz="8" w:space="0" w:color="FFFFFF" w:themeColor="background1"/>
-          <w:left w:val="single" w:sz="8" w:space="0" w:color="FFFFFF" w:themeColor="background1"/>
-          <w:bottom w:val="single" w:sz="24" w:space="0" w:color="FFFFFF" w:themeColor="background1"/>
-          <w:right w:val="single" w:sz="8" w:space="0" w:color="FFFFFF" w:themeColor="background1"/>
-          <w:insideH w:val="nil"/>
-          <w:insideV w:val="single" w:sz="8" w:space="0" w:color="FFFFFF" w:themeColor="background1"/>
+          <w:top w:val="single" w:color="FFFFFF" w:themeColor="background1" w:sz="8" w:space="0"/>
+          <w:left w:val="single" w:color="FFFFFF" w:themeColor="background1" w:sz="8" w:space="0"/>
+          <w:bottom w:val="single" w:color="FFFFFF" w:themeColor="background1" w:sz="24" w:space="0"/>
+          <w:right w:val="single" w:color="FFFFFF" w:themeColor="background1" w:sz="8" w:space="0"/>
+          <w:insideH w:val="nil"/>
+          <w:insideV w:val="single" w:color="FFFFFF" w:themeColor="background1" w:sz="8" w:space="0"/>
         </w:tcBorders>
         <w:shd w:val="clear" w:color="auto" w:fill="F79646" w:themeFill="accent6"/>
       </w:tcPr>
@@ -12472,12 +13288,12 @@
       <w:tblPr/>
       <w:tcPr>
         <w:tcBorders>
-          <w:top w:val="single" w:sz="24" w:space="0" w:color="FFFFFF" w:themeColor="background1"/>
-          <w:left w:val="single" w:sz="8" w:space="0" w:color="FFFFFF" w:themeColor="background1"/>
-          <w:bottom w:val="single" w:sz="8" w:space="0" w:color="FFFFFF" w:themeColor="background1"/>
-          <w:right w:val="single" w:sz="8" w:space="0" w:color="FFFFFF" w:themeColor="background1"/>
-          <w:insideH w:val="nil"/>
-          <w:insideV w:val="single" w:sz="8" w:space="0" w:color="FFFFFF" w:themeColor="background1"/>
+          <w:top w:val="single" w:color="FFFFFF" w:themeColor="background1" w:sz="24" w:space="0"/>
+          <w:left w:val="single" w:color="FFFFFF" w:themeColor="background1" w:sz="8" w:space="0"/>
+          <w:bottom w:val="single" w:color="FFFFFF" w:themeColor="background1" w:sz="8" w:space="0"/>
+          <w:right w:val="single" w:color="FFFFFF" w:themeColor="background1" w:sz="8" w:space="0"/>
+          <w:insideH w:val="nil"/>
+          <w:insideV w:val="single" w:color="FFFFFF" w:themeColor="background1" w:sz="8" w:space="0"/>
         </w:tcBorders>
         <w:shd w:val="clear" w:color="auto" w:fill="F79646" w:themeFill="accent6"/>
       </w:tcPr>
@@ -12493,8 +13309,8 @@
       <w:tblPr/>
       <w:tcPr>
         <w:tcBorders>
-          <w:left w:val="single" w:sz="8" w:space="0" w:color="FFFFFF" w:themeColor="background1"/>
-          <w:right w:val="single" w:sz="24" w:space="0" w:color="FFFFFF" w:themeColor="background1"/>
+          <w:left w:val="single" w:color="FFFFFF" w:themeColor="background1" w:sz="8" w:space="0"/>
+          <w:right w:val="single" w:color="FFFFFF" w:themeColor="background1" w:sz="24" w:space="0"/>
           <w:insideH w:val="nil"/>
           <w:insideV w:val="nil"/>
         </w:tcBorders>
@@ -12513,7 +13329,7 @@
       <w:tcPr>
         <w:tcBorders>
           <w:top w:val="nil"/>
-          <w:left w:val="single" w:sz="24" w:space="0" w:color="FFFFFF" w:themeColor="background1"/>
+          <w:left w:val="single" w:color="FFFFFF" w:themeColor="background1" w:sz="24" w:space="0"/>
           <w:bottom w:val="nil"/>
           <w:right w:val="nil"/>
           <w:insideH w:val="nil"/>
@@ -12526,10 +13342,10 @@
       <w:tblPr/>
       <w:tcPr>
         <w:tcBorders>
-          <w:top w:val="single" w:sz="8" w:space="0" w:color="FFFFFF" w:themeColor="background1"/>
-          <w:left w:val="single" w:sz="8" w:space="0" w:color="FFFFFF" w:themeColor="background1"/>
-          <w:bottom w:val="single" w:sz="8" w:space="0" w:color="FFFFFF" w:themeColor="background1"/>
-          <w:right w:val="single" w:sz="8" w:space="0" w:color="FFFFFF" w:themeColor="background1"/>
+          <w:top w:val="single" w:color="FFFFFF" w:themeColor="background1" w:sz="8" w:space="0"/>
+          <w:left w:val="single" w:color="FFFFFF" w:themeColor="background1" w:sz="8" w:space="0"/>
+          <w:bottom w:val="single" w:color="FFFFFF" w:themeColor="background1" w:sz="8" w:space="0"/>
+          <w:right w:val="single" w:color="FFFFFF" w:themeColor="background1" w:sz="8" w:space="0"/>
           <w:insideH w:val="nil"/>
           <w:insideV w:val="nil"/>
         </w:tcBorders>
@@ -12540,12 +13356,12 @@
       <w:tblPr/>
       <w:tcPr>
         <w:tcBorders>
-          <w:top w:val="single" w:sz="8" w:space="0" w:color="FFFFFF" w:themeColor="background1"/>
-          <w:left w:val="single" w:sz="8" w:space="0" w:color="FFFFFF" w:themeColor="background1"/>
-          <w:bottom w:val="single" w:sz="8" w:space="0" w:color="FFFFFF" w:themeColor="background1"/>
-          <w:right w:val="single" w:sz="8" w:space="0" w:color="FFFFFF" w:themeColor="background1"/>
-          <w:insideH w:val="single" w:sz="8" w:space="0" w:color="FFFFFF" w:themeColor="background1"/>
-          <w:insideV w:val="single" w:sz="8" w:space="0" w:color="FFFFFF" w:themeColor="background1"/>
+          <w:top w:val="single" w:color="FFFFFF" w:themeColor="background1" w:sz="8" w:space="0"/>
+          <w:left w:val="single" w:color="FFFFFF" w:themeColor="background1" w:sz="8" w:space="0"/>
+          <w:bottom w:val="single" w:color="FFFFFF" w:themeColor="background1" w:sz="8" w:space="0"/>
+          <w:right w:val="single" w:color="FFFFFF" w:themeColor="background1" w:sz="8" w:space="0"/>
+          <w:insideH w:val="single" w:color="FFFFFF" w:themeColor="background1" w:sz="8" w:space="0"/>
+          <w:insideV w:val="single" w:color="FFFFFF" w:themeColor="background1" w:sz="8" w:space="0"/>
         </w:tcBorders>
         <w:shd w:val="clear" w:color="auto" w:fill="FBCAA2" w:themeFill="accent6" w:themeFillTint="7F"/>
       </w:tcPr>
@@ -12579,7 +13395,7 @@
         <w:tcBorders>
           <w:top w:val="nil"/>
           <w:left w:val="nil"/>
-          <w:bottom w:val="single" w:sz="18" w:space="0" w:color="FFFFFF" w:themeColor="background1"/>
+          <w:bottom w:val="single" w:color="FFFFFF" w:themeColor="background1" w:sz="18" w:space="0"/>
           <w:right w:val="nil"/>
           <w:insideH w:val="nil"/>
           <w:insideV w:val="nil"/>
@@ -12591,7 +13407,7 @@
       <w:tblPr/>
       <w:tcPr>
         <w:tcBorders>
-          <w:top w:val="single" w:sz="18" w:space="0" w:color="FFFFFF" w:themeColor="background1"/>
+          <w:top w:val="single" w:color="FFFFFF" w:themeColor="background1" w:sz="18" w:space="0"/>
           <w:left w:val="nil"/>
           <w:bottom w:val="nil"/>
           <w:right w:val="nil"/>
@@ -12608,7 +13424,7 @@
           <w:top w:val="nil"/>
           <w:left w:val="nil"/>
           <w:bottom w:val="nil"/>
-          <w:right w:val="single" w:sz="18" w:space="0" w:color="FFFFFF" w:themeColor="background1"/>
+          <w:right w:val="single" w:color="FFFFFF" w:themeColor="background1" w:sz="18" w:space="0"/>
           <w:insideH w:val="nil"/>
           <w:insideV w:val="nil"/>
         </w:tcBorders>
@@ -12620,7 +13436,7 @@
       <w:tcPr>
         <w:tcBorders>
           <w:top w:val="nil"/>
-          <w:left w:val="single" w:sz="18" w:space="0" w:color="FFFFFF" w:themeColor="background1"/>
+          <w:left w:val="single" w:color="FFFFFF" w:themeColor="background1" w:sz="18" w:space="0"/>
           <w:bottom w:val="nil"/>
           <w:right w:val="nil"/>
           <w:insideH w:val="nil"/>
@@ -12686,7 +13502,7 @@
         <w:tcBorders>
           <w:top w:val="nil"/>
           <w:left w:val="nil"/>
-          <w:bottom w:val="single" w:sz="18" w:space="0" w:color="FFFFFF" w:themeColor="background1"/>
+          <w:bottom w:val="single" w:color="FFFFFF" w:themeColor="background1" w:sz="18" w:space="0"/>
           <w:right w:val="nil"/>
           <w:insideH w:val="nil"/>
           <w:insideV w:val="nil"/>
@@ -12698,7 +13514,7 @@
       <w:tblPr/>
       <w:tcPr>
         <w:tcBorders>
-          <w:top w:val="single" w:sz="18" w:space="0" w:color="FFFFFF" w:themeColor="background1"/>
+          <w:top w:val="single" w:color="FFFFFF" w:themeColor="background1" w:sz="18" w:space="0"/>
           <w:left w:val="nil"/>
           <w:bottom w:val="nil"/>
           <w:right w:val="nil"/>
@@ -12715,7 +13531,7 @@
           <w:top w:val="nil"/>
           <w:left w:val="nil"/>
           <w:bottom w:val="nil"/>
-          <w:right w:val="single" w:sz="18" w:space="0" w:color="FFFFFF" w:themeColor="background1"/>
+          <w:right w:val="single" w:color="FFFFFF" w:themeColor="background1" w:sz="18" w:space="0"/>
           <w:insideH w:val="nil"/>
           <w:insideV w:val="nil"/>
         </w:tcBorders>
@@ -12727,7 +13543,7 @@
       <w:tcPr>
         <w:tcBorders>
           <w:top w:val="nil"/>
-          <w:left w:val="single" w:sz="18" w:space="0" w:color="FFFFFF" w:themeColor="background1"/>
+          <w:left w:val="single" w:color="FFFFFF" w:themeColor="background1" w:sz="18" w:space="0"/>
           <w:bottom w:val="nil"/>
           <w:right w:val="nil"/>
           <w:insideH w:val="nil"/>
@@ -12793,7 +13609,7 @@
         <w:tcBorders>
           <w:top w:val="nil"/>
           <w:left w:val="nil"/>
-          <w:bottom w:val="single" w:sz="18" w:space="0" w:color="FFFFFF" w:themeColor="background1"/>
+          <w:bottom w:val="single" w:color="FFFFFF" w:themeColor="background1" w:sz="18" w:space="0"/>
           <w:right w:val="nil"/>
           <w:insideH w:val="nil"/>
           <w:insideV w:val="nil"/>
@@ -12805,7 +13621,7 @@
       <w:tblPr/>
       <w:tcPr>
         <w:tcBorders>
-          <w:top w:val="single" w:sz="18" w:space="0" w:color="FFFFFF" w:themeColor="background1"/>
+          <w:top w:val="single" w:color="FFFFFF" w:themeColor="background1" w:sz="18" w:space="0"/>
           <w:left w:val="nil"/>
           <w:bottom w:val="nil"/>
           <w:right w:val="nil"/>
@@ -12822,7 +13638,7 @@
           <w:top w:val="nil"/>
           <w:left w:val="nil"/>
           <w:bottom w:val="nil"/>
-          <w:right w:val="single" w:sz="18" w:space="0" w:color="FFFFFF" w:themeColor="background1"/>
+          <w:right w:val="single" w:color="FFFFFF" w:themeColor="background1" w:sz="18" w:space="0"/>
           <w:insideH w:val="nil"/>
           <w:insideV w:val="nil"/>
         </w:tcBorders>
@@ -12834,7 +13650,7 @@
       <w:tcPr>
         <w:tcBorders>
           <w:top w:val="nil"/>
-          <w:left w:val="single" w:sz="18" w:space="0" w:color="FFFFFF" w:themeColor="background1"/>
+          <w:left w:val="single" w:color="FFFFFF" w:themeColor="background1" w:sz="18" w:space="0"/>
           <w:bottom w:val="nil"/>
           <w:right w:val="nil"/>
           <w:insideH w:val="nil"/>
@@ -12900,7 +13716,7 @@
         <w:tcBorders>
           <w:top w:val="nil"/>
           <w:left w:val="nil"/>
-          <w:bottom w:val="single" w:sz="18" w:space="0" w:color="FFFFFF" w:themeColor="background1"/>
+          <w:bottom w:val="single" w:color="FFFFFF" w:themeColor="background1" w:sz="18" w:space="0"/>
           <w:right w:val="nil"/>
           <w:insideH w:val="nil"/>
           <w:insideV w:val="nil"/>
@@ -12912,7 +13728,7 @@
       <w:tblPr/>
       <w:tcPr>
         <w:tcBorders>
-          <w:top w:val="single" w:sz="18" w:space="0" w:color="FFFFFF" w:themeColor="background1"/>
+          <w:top w:val="single" w:color="FFFFFF" w:themeColor="background1" w:sz="18" w:space="0"/>
           <w:left w:val="nil"/>
           <w:bottom w:val="nil"/>
           <w:right w:val="nil"/>
@@ -12929,7 +13745,7 @@
           <w:top w:val="nil"/>
           <w:left w:val="nil"/>
           <w:bottom w:val="nil"/>
-          <w:right w:val="single" w:sz="18" w:space="0" w:color="FFFFFF" w:themeColor="background1"/>
+          <w:right w:val="single" w:color="FFFFFF" w:themeColor="background1" w:sz="18" w:space="0"/>
           <w:insideH w:val="nil"/>
           <w:insideV w:val="nil"/>
         </w:tcBorders>
@@ -12941,7 +13757,7 @@
       <w:tcPr>
         <w:tcBorders>
           <w:top w:val="nil"/>
-          <w:left w:val="single" w:sz="18" w:space="0" w:color="FFFFFF" w:themeColor="background1"/>
+          <w:left w:val="single" w:color="FFFFFF" w:themeColor="background1" w:sz="18" w:space="0"/>
           <w:bottom w:val="nil"/>
           <w:right w:val="nil"/>
           <w:insideH w:val="nil"/>
@@ -13007,7 +13823,7 @@
         <w:tcBorders>
           <w:top w:val="nil"/>
           <w:left w:val="nil"/>
-          <w:bottom w:val="single" w:sz="18" w:space="0" w:color="FFFFFF" w:themeColor="background1"/>
+          <w:bottom w:val="single" w:color="FFFFFF" w:themeColor="background1" w:sz="18" w:space="0"/>
           <w:right w:val="nil"/>
           <w:insideH w:val="nil"/>
           <w:insideV w:val="nil"/>
@@ -13019,7 +13835,7 @@
       <w:tblPr/>
       <w:tcPr>
         <w:tcBorders>
-          <w:top w:val="single" w:sz="18" w:space="0" w:color="FFFFFF" w:themeColor="background1"/>
+          <w:top w:val="single" w:color="FFFFFF" w:themeColor="background1" w:sz="18" w:space="0"/>
           <w:left w:val="nil"/>
           <w:bottom w:val="nil"/>
           <w:right w:val="nil"/>
@@ -13036,7 +13852,7 @@
           <w:top w:val="nil"/>
           <w:left w:val="nil"/>
           <w:bottom w:val="nil"/>
-          <w:right w:val="single" w:sz="18" w:space="0" w:color="FFFFFF" w:themeColor="background1"/>
+          <w:right w:val="single" w:color="FFFFFF" w:themeColor="background1" w:sz="18" w:space="0"/>
           <w:insideH w:val="nil"/>
           <w:insideV w:val="nil"/>
         </w:tcBorders>
@@ -13048,7 +13864,7 @@
       <w:tcPr>
         <w:tcBorders>
           <w:top w:val="nil"/>
-          <w:left w:val="single" w:sz="18" w:space="0" w:color="FFFFFF" w:themeColor="background1"/>
+          <w:left w:val="single" w:color="FFFFFF" w:themeColor="background1" w:sz="18" w:space="0"/>
           <w:bottom w:val="nil"/>
           <w:right w:val="nil"/>
           <w:insideH w:val="nil"/>
@@ -13114,7 +13930,7 @@
         <w:tcBorders>
           <w:top w:val="nil"/>
           <w:left w:val="nil"/>
-          <w:bottom w:val="single" w:sz="18" w:space="0" w:color="FFFFFF" w:themeColor="background1"/>
+          <w:bottom w:val="single" w:color="FFFFFF" w:themeColor="background1" w:sz="18" w:space="0"/>
           <w:right w:val="nil"/>
           <w:insideH w:val="nil"/>
           <w:insideV w:val="nil"/>
@@ -13126,7 +13942,7 @@
       <w:tblPr/>
       <w:tcPr>
         <w:tcBorders>
-          <w:top w:val="single" w:sz="18" w:space="0" w:color="FFFFFF" w:themeColor="background1"/>
+          <w:top w:val="single" w:color="FFFFFF" w:themeColor="background1" w:sz="18" w:space="0"/>
           <w:left w:val="nil"/>
           <w:bottom w:val="nil"/>
           <w:right w:val="nil"/>
@@ -13143,7 +13959,7 @@
           <w:top w:val="nil"/>
           <w:left w:val="nil"/>
           <w:bottom w:val="nil"/>
-          <w:right w:val="single" w:sz="18" w:space="0" w:color="FFFFFF" w:themeColor="background1"/>
+          <w:right w:val="single" w:color="FFFFFF" w:themeColor="background1" w:sz="18" w:space="0"/>
           <w:insideH w:val="nil"/>
           <w:insideV w:val="nil"/>
         </w:tcBorders>
@@ -13155,7 +13971,7 @@
       <w:tcPr>
         <w:tcBorders>
           <w:top w:val="nil"/>
-          <w:left w:val="single" w:sz="18" w:space="0" w:color="FFFFFF" w:themeColor="background1"/>
+          <w:left w:val="single" w:color="FFFFFF" w:themeColor="background1" w:sz="18" w:space="0"/>
           <w:bottom w:val="nil"/>
           <w:right w:val="nil"/>
           <w:insideH w:val="nil"/>
@@ -13221,7 +14037,7 @@
         <w:tcBorders>
           <w:top w:val="nil"/>
           <w:left w:val="nil"/>
-          <w:bottom w:val="single" w:sz="18" w:space="0" w:color="FFFFFF" w:themeColor="background1"/>
+          <w:bottom w:val="single" w:color="FFFFFF" w:themeColor="background1" w:sz="18" w:space="0"/>
           <w:right w:val="nil"/>
           <w:insideH w:val="nil"/>
           <w:insideV w:val="nil"/>
@@ -13233,7 +14049,7 @@
       <w:tblPr/>
       <w:tcPr>
         <w:tcBorders>
-          <w:top w:val="single" w:sz="18" w:space="0" w:color="FFFFFF" w:themeColor="background1"/>
+          <w:top w:val="single" w:color="FFFFFF" w:themeColor="background1" w:sz="18" w:space="0"/>
           <w:left w:val="nil"/>
           <w:bottom w:val="nil"/>
           <w:right w:val="nil"/>
@@ -13250,7 +14066,7 @@
           <w:top w:val="nil"/>
           <w:left w:val="nil"/>
           <w:bottom w:val="nil"/>
-          <w:right w:val="single" w:sz="18" w:space="0" w:color="FFFFFF" w:themeColor="background1"/>
+          <w:right w:val="single" w:color="FFFFFF" w:themeColor="background1" w:sz="18" w:space="0"/>
           <w:insideH w:val="nil"/>
           <w:insideV w:val="nil"/>
         </w:tcBorders>
@@ -13262,7 +14078,7 @@
       <w:tcPr>
         <w:tcBorders>
           <w:top w:val="nil"/>
-          <w:left w:val="single" w:sz="18" w:space="0" w:color="FFFFFF" w:themeColor="background1"/>
+          <w:left w:val="single" w:color="FFFFFF" w:themeColor="background1" w:sz="18" w:space="0"/>
           <w:bottom w:val="nil"/>
           <w:right w:val="nil"/>
           <w:insideH w:val="nil"/>
@@ -13315,12 +14131,12 @@
       <w:tblStyleRowBandSize w:val="1"/>
       <w:tblStyleColBandSize w:val="1"/>
       <w:tblBorders>
-        <w:top w:val="single" w:sz="24" w:space="0" w:color="C0504D" w:themeColor="accent2"/>
-        <w:left w:val="single" w:sz="4" w:space="0" w:color="000000" w:themeColor="text1"/>
-        <w:bottom w:val="single" w:sz="4" w:space="0" w:color="000000" w:themeColor="text1"/>
-        <w:right w:val="single" w:sz="4" w:space="0" w:color="000000" w:themeColor="text1"/>
-        <w:insideH w:val="single" w:sz="4" w:space="0" w:color="FFFFFF" w:themeColor="background1"/>
-        <w:insideV w:val="single" w:sz="4" w:space="0" w:color="FFFFFF" w:themeColor="background1"/>
+        <w:top w:val="single" w:color="C0504D" w:themeColor="accent2" w:sz="24" w:space="0"/>
+        <w:left w:val="single" w:color="000000" w:themeColor="text1" w:sz="4" w:space="0"/>
+        <w:bottom w:val="single" w:color="000000" w:themeColor="text1" w:sz="4" w:space="0"/>
+        <w:right w:val="single" w:color="000000" w:themeColor="text1" w:sz="4" w:space="0"/>
+        <w:insideH w:val="single" w:color="FFFFFF" w:themeColor="background1" w:sz="4" w:space="0"/>
+        <w:insideV w:val="single" w:color="FFFFFF" w:themeColor="background1" w:sz="4" w:space="0"/>
       </w:tblBorders>
     </w:tblPr>
     <w:tcPr>
@@ -13336,7 +14152,7 @@
         <w:tcBorders>
           <w:top w:val="nil"/>
           <w:left w:val="nil"/>
-          <w:bottom w:val="single" w:sz="24" w:space="0" w:color="C0504D" w:themeColor="accent2"/>
+          <w:bottom w:val="single" w:color="C0504D" w:themeColor="accent2" w:sz="24" w:space="0"/>
           <w:right w:val="nil"/>
           <w:insideH w:val="nil"/>
           <w:insideV w:val="nil"/>
@@ -13353,7 +14169,7 @@
       <w:tblPr/>
       <w:tcPr>
         <w:tcBorders>
-          <w:top w:val="single" w:sz="6" w:space="0" w:color="FFFFFF" w:themeColor="background1"/>
+          <w:top w:val="single" w:color="FFFFFF" w:themeColor="background1" w:sz="6" w:space="0"/>
         </w:tcBorders>
         <w:shd w:val="clear" w:color="auto" w:fill="000000" w:themeFill="text1" w:themeFillShade="99"/>
       </w:tcPr>
@@ -13369,7 +14185,7 @@
           <w:left w:val="nil"/>
           <w:bottom w:val="nil"/>
           <w:right w:val="nil"/>
-          <w:insideH w:val="single" w:sz="4" w:space="0" w:color="000000" w:themeColor="text1" w:themeShade="99"/>
+          <w:insideH w:val="single" w:color="000000" w:themeColor="text1" w:themeShade="99" w:sz="4" w:space="0"/>
           <w:insideV w:val="nil"/>
         </w:tcBorders>
         <w:shd w:val="clear" w:color="auto" w:fill="000000" w:themeFill="text1" w:themeFillShade="99"/>
@@ -13430,12 +14246,12 @@
       <w:tblStyleRowBandSize w:val="1"/>
       <w:tblStyleColBandSize w:val="1"/>
       <w:tblBorders>
-        <w:top w:val="single" w:sz="24" w:space="0" w:color="C0504D" w:themeColor="accent2"/>
-        <w:left w:val="single" w:sz="4" w:space="0" w:color="4F81BD" w:themeColor="accent1"/>
-        <w:bottom w:val="single" w:sz="4" w:space="0" w:color="4F81BD" w:themeColor="accent1"/>
-        <w:right w:val="single" w:sz="4" w:space="0" w:color="4F81BD" w:themeColor="accent1"/>
-        <w:insideH w:val="single" w:sz="4" w:space="0" w:color="FFFFFF" w:themeColor="background1"/>
-        <w:insideV w:val="single" w:sz="4" w:space="0" w:color="FFFFFF" w:themeColor="background1"/>
+        <w:top w:val="single" w:color="C0504D" w:themeColor="accent2" w:sz="24" w:space="0"/>
+        <w:left w:val="single" w:color="4F81BD" w:themeColor="accent1" w:sz="4" w:space="0"/>
+        <w:bottom w:val="single" w:color="4F81BD" w:themeColor="accent1" w:sz="4" w:space="0"/>
+        <w:right w:val="single" w:color="4F81BD" w:themeColor="accent1" w:sz="4" w:space="0"/>
+        <w:insideH w:val="single" w:color="FFFFFF" w:themeColor="background1" w:sz="4" w:space="0"/>
+        <w:insideV w:val="single" w:color="FFFFFF" w:themeColor="background1" w:sz="4" w:space="0"/>
       </w:tblBorders>
     </w:tblPr>
     <w:tcPr>
@@ -13451,7 +14267,7 @@
         <w:tcBorders>
           <w:top w:val="nil"/>
           <w:left w:val="nil"/>
-          <w:bottom w:val="single" w:sz="24" w:space="0" w:color="C0504D" w:themeColor="accent2"/>
+          <w:bottom w:val="single" w:color="C0504D" w:themeColor="accent2" w:sz="24" w:space="0"/>
           <w:right w:val="nil"/>
           <w:insideH w:val="nil"/>
           <w:insideV w:val="nil"/>
@@ -13468,7 +14284,7 @@
       <w:tblPr/>
       <w:tcPr>
         <w:tcBorders>
-          <w:top w:val="single" w:sz="6" w:space="0" w:color="FFFFFF" w:themeColor="background1"/>
+          <w:top w:val="single" w:color="FFFFFF" w:themeColor="background1" w:sz="6" w:space="0"/>
         </w:tcBorders>
         <w:shd w:val="clear" w:color="auto" w:fill="2C4C74" w:themeFill="accent1" w:themeFillShade="99"/>
       </w:tcPr>
@@ -13484,7 +14300,7 @@
           <w:left w:val="nil"/>
           <w:bottom w:val="nil"/>
           <w:right w:val="nil"/>
-          <w:insideH w:val="single" w:sz="4" w:space="0" w:color="2C4C74" w:themeColor="accent1" w:themeShade="99"/>
+          <w:insideH w:val="single" w:color="2C4C74" w:themeColor="accent1" w:themeShade="99" w:sz="4" w:space="0"/>
           <w:insideV w:val="nil"/>
         </w:tcBorders>
         <w:shd w:val="clear" w:color="auto" w:fill="2C4C74" w:themeFill="accent1" w:themeFillShade="99"/>
@@ -13545,12 +14361,12 @@
       <w:tblStyleRowBandSize w:val="1"/>
       <w:tblStyleColBandSize w:val="1"/>
       <w:tblBorders>
-        <w:top w:val="single" w:sz="24" w:space="0" w:color="C0504D" w:themeColor="accent2"/>
-        <w:left w:val="single" w:sz="4" w:space="0" w:color="C0504D" w:themeColor="accent2"/>
-        <w:bottom w:val="single" w:sz="4" w:space="0" w:color="C0504D" w:themeColor="accent2"/>
-        <w:right w:val="single" w:sz="4" w:space="0" w:color="C0504D" w:themeColor="accent2"/>
-        <w:insideH w:val="single" w:sz="4" w:space="0" w:color="FFFFFF" w:themeColor="background1"/>
-        <w:insideV w:val="single" w:sz="4" w:space="0" w:color="FFFFFF" w:themeColor="background1"/>
+        <w:top w:val="single" w:color="C0504D" w:themeColor="accent2" w:sz="24" w:space="0"/>
+        <w:left w:val="single" w:color="C0504D" w:themeColor="accent2" w:sz="4" w:space="0"/>
+        <w:bottom w:val="single" w:color="C0504D" w:themeColor="accent2" w:sz="4" w:space="0"/>
+        <w:right w:val="single" w:color="C0504D" w:themeColor="accent2" w:sz="4" w:space="0"/>
+        <w:insideH w:val="single" w:color="FFFFFF" w:themeColor="background1" w:sz="4" w:space="0"/>
+        <w:insideV w:val="single" w:color="FFFFFF" w:themeColor="background1" w:sz="4" w:space="0"/>
       </w:tblBorders>
     </w:tblPr>
     <w:tcPr>
@@ -13566,7 +14382,7 @@
         <w:tcBorders>
           <w:top w:val="nil"/>
           <w:left w:val="nil"/>
-          <w:bottom w:val="single" w:sz="24" w:space="0" w:color="C0504D" w:themeColor="accent2"/>
+          <w:bottom w:val="single" w:color="C0504D" w:themeColor="accent2" w:sz="24" w:space="0"/>
           <w:right w:val="nil"/>
           <w:insideH w:val="nil"/>
           <w:insideV w:val="nil"/>
@@ -13583,7 +14399,7 @@
       <w:tblPr/>
       <w:tcPr>
         <w:tcBorders>
-          <w:top w:val="single" w:sz="6" w:space="0" w:color="FFFFFF" w:themeColor="background1"/>
+          <w:top w:val="single" w:color="FFFFFF" w:themeColor="background1" w:sz="6" w:space="0"/>
         </w:tcBorders>
         <w:shd w:val="clear" w:color="auto" w:fill="772C2A" w:themeFill="accent2" w:themeFillShade="99"/>
       </w:tcPr>
@@ -13599,7 +14415,7 @@
           <w:left w:val="nil"/>
           <w:bottom w:val="nil"/>
           <w:right w:val="nil"/>
-          <w:insideH w:val="single" w:sz="4" w:space="0" w:color="772C2A" w:themeColor="accent2" w:themeShade="99"/>
+          <w:insideH w:val="single" w:color="772C2A" w:themeColor="accent2" w:themeShade="99" w:sz="4" w:space="0"/>
           <w:insideV w:val="nil"/>
         </w:tcBorders>
         <w:shd w:val="clear" w:color="auto" w:fill="772C2A" w:themeFill="accent2" w:themeFillShade="99"/>
@@ -13660,12 +14476,12 @@
       <w:tblStyleRowBandSize w:val="1"/>
       <w:tblStyleColBandSize w:val="1"/>
       <w:tblBorders>
-        <w:top w:val="single" w:sz="24" w:space="0" w:color="8064A2" w:themeColor="accent4"/>
-        <w:left w:val="single" w:sz="4" w:space="0" w:color="9BBB59" w:themeColor="accent3"/>
-        <w:bottom w:val="single" w:sz="4" w:space="0" w:color="9BBB59" w:themeColor="accent3"/>
-        <w:right w:val="single" w:sz="4" w:space="0" w:color="9BBB59" w:themeColor="accent3"/>
-        <w:insideH w:val="single" w:sz="4" w:space="0" w:color="FFFFFF" w:themeColor="background1"/>
-        <w:insideV w:val="single" w:sz="4" w:space="0" w:color="FFFFFF" w:themeColor="background1"/>
+        <w:top w:val="single" w:color="8064A2" w:themeColor="accent4" w:sz="24" w:space="0"/>
+        <w:left w:val="single" w:color="9BBB59" w:themeColor="accent3" w:sz="4" w:space="0"/>
+        <w:bottom w:val="single" w:color="9BBB59" w:themeColor="accent3" w:sz="4" w:space="0"/>
+        <w:right w:val="single" w:color="9BBB59" w:themeColor="accent3" w:sz="4" w:space="0"/>
+        <w:insideH w:val="single" w:color="FFFFFF" w:themeColor="background1" w:sz="4" w:space="0"/>
+        <w:insideV w:val="single" w:color="FFFFFF" w:themeColor="background1" w:sz="4" w:space="0"/>
       </w:tblBorders>
     </w:tblPr>
     <w:tcPr>
@@ -13681,7 +14497,7 @@
         <w:tcBorders>
           <w:top w:val="nil"/>
           <w:left w:val="nil"/>
-          <w:bottom w:val="single" w:sz="24" w:space="0" w:color="8064A2" w:themeColor="accent4"/>
+          <w:bottom w:val="single" w:color="8064A2" w:themeColor="accent4" w:sz="24" w:space="0"/>
           <w:right w:val="nil"/>
           <w:insideH w:val="nil"/>
           <w:insideV w:val="nil"/>
@@ -13698,7 +14514,7 @@
       <w:tblPr/>
       <w:tcPr>
         <w:tcBorders>
-          <w:top w:val="single" w:sz="6" w:space="0" w:color="FFFFFF" w:themeColor="background1"/>
+          <w:top w:val="single" w:color="FFFFFF" w:themeColor="background1" w:sz="6" w:space="0"/>
         </w:tcBorders>
         <w:shd w:val="clear" w:color="auto" w:fill="5E7530" w:themeFill="accent3" w:themeFillShade="99"/>
       </w:tcPr>
@@ -13714,7 +14530,7 @@
           <w:left w:val="nil"/>
           <w:bottom w:val="nil"/>
           <w:right w:val="nil"/>
-          <w:insideH w:val="single" w:sz="4" w:space="0" w:color="5E7530" w:themeColor="accent3" w:themeShade="99"/>
+          <w:insideH w:val="single" w:color="5E7530" w:themeColor="accent3" w:themeShade="99" w:sz="4" w:space="0"/>
           <w:insideV w:val="nil"/>
         </w:tcBorders>
         <w:shd w:val="clear" w:color="auto" w:fill="5E7530" w:themeFill="accent3" w:themeFillShade="99"/>
@@ -13765,12 +14581,12 @@
       <w:tblStyleRowBandSize w:val="1"/>
       <w:tblStyleColBandSize w:val="1"/>
       <w:tblBorders>
-        <w:top w:val="single" w:sz="24" w:space="0" w:color="9BBB59" w:themeColor="accent3"/>
-        <w:left w:val="single" w:sz="4" w:space="0" w:color="8064A2" w:themeColor="accent4"/>
-        <w:bottom w:val="single" w:sz="4" w:space="0" w:color="8064A2" w:themeColor="accent4"/>
-        <w:right w:val="single" w:sz="4" w:space="0" w:color="8064A2" w:themeColor="accent4"/>
-        <w:insideH w:val="single" w:sz="4" w:space="0" w:color="FFFFFF" w:themeColor="background1"/>
-        <w:insideV w:val="single" w:sz="4" w:space="0" w:color="FFFFFF" w:themeColor="background1"/>
+        <w:top w:val="single" w:color="9BBB59" w:themeColor="accent3" w:sz="24" w:space="0"/>
+        <w:left w:val="single" w:color="8064A2" w:themeColor="accent4" w:sz="4" w:space="0"/>
+        <w:bottom w:val="single" w:color="8064A2" w:themeColor="accent4" w:sz="4" w:space="0"/>
+        <w:right w:val="single" w:color="8064A2" w:themeColor="accent4" w:sz="4" w:space="0"/>
+        <w:insideH w:val="single" w:color="FFFFFF" w:themeColor="background1" w:sz="4" w:space="0"/>
+        <w:insideV w:val="single" w:color="FFFFFF" w:themeColor="background1" w:sz="4" w:space="0"/>
       </w:tblBorders>
     </w:tblPr>
     <w:tcPr>
@@ -13786,7 +14602,7 @@
         <w:tcBorders>
           <w:top w:val="nil"/>
           <w:left w:val="nil"/>
-          <w:bottom w:val="single" w:sz="24" w:space="0" w:color="9BBB59" w:themeColor="accent3"/>
+          <w:bottom w:val="single" w:color="9BBB59" w:themeColor="accent3" w:sz="24" w:space="0"/>
           <w:right w:val="nil"/>
           <w:insideH w:val="nil"/>
           <w:insideV w:val="nil"/>
@@ -13803,7 +14619,7 @@
       <w:tblPr/>
       <w:tcPr>
         <w:tcBorders>
-          <w:top w:val="single" w:sz="6" w:space="0" w:color="FFFFFF" w:themeColor="background1"/>
+          <w:top w:val="single" w:color="FFFFFF" w:themeColor="background1" w:sz="6" w:space="0"/>
         </w:tcBorders>
         <w:shd w:val="clear" w:color="auto" w:fill="4C3B62" w:themeFill="accent4" w:themeFillShade="99"/>
       </w:tcPr>
@@ -13819,7 +14635,7 @@
           <w:left w:val="nil"/>
           <w:bottom w:val="nil"/>
           <w:right w:val="nil"/>
-          <w:insideH w:val="single" w:sz="4" w:space="0" w:color="4C3B62" w:themeColor="accent4" w:themeShade="99"/>
+          <w:insideH w:val="single" w:color="4C3B62" w:themeColor="accent4" w:themeShade="99" w:sz="4" w:space="0"/>
           <w:insideV w:val="nil"/>
         </w:tcBorders>
         <w:shd w:val="clear" w:color="auto" w:fill="4C3B62" w:themeFill="accent4" w:themeFillShade="99"/>
@@ -13880,12 +14696,12 @@
       <w:tblStyleRowBandSize w:val="1"/>
       <w:tblStyleColBandSize w:val="1"/>
       <w:tblBorders>
-        <w:top w:val="single" w:sz="24" w:space="0" w:color="F79646" w:themeColor="accent6"/>
-        <w:left w:val="single" w:sz="4" w:space="0" w:color="4BACC6" w:themeColor="accent5"/>
-        <w:bottom w:val="single" w:sz="4" w:space="0" w:color="4BACC6" w:themeColor="accent5"/>
-        <w:right w:val="single" w:sz="4" w:space="0" w:color="4BACC6" w:themeColor="accent5"/>
-        <w:insideH w:val="single" w:sz="4" w:space="0" w:color="FFFFFF" w:themeColor="background1"/>
-        <w:insideV w:val="single" w:sz="4" w:space="0" w:color="FFFFFF" w:themeColor="background1"/>
+        <w:top w:val="single" w:color="F79646" w:themeColor="accent6" w:sz="24" w:space="0"/>
+        <w:left w:val="single" w:color="4BACC6" w:themeColor="accent5" w:sz="4" w:space="0"/>
+        <w:bottom w:val="single" w:color="4BACC6" w:themeColor="accent5" w:sz="4" w:space="0"/>
+        <w:right w:val="single" w:color="4BACC6" w:themeColor="accent5" w:sz="4" w:space="0"/>
+        <w:insideH w:val="single" w:color="FFFFFF" w:themeColor="background1" w:sz="4" w:space="0"/>
+        <w:insideV w:val="single" w:color="FFFFFF" w:themeColor="background1" w:sz="4" w:space="0"/>
       </w:tblBorders>
     </w:tblPr>
     <w:tcPr>
@@ -13901,7 +14717,7 @@
         <w:tcBorders>
           <w:top w:val="nil"/>
           <w:left w:val="nil"/>
-          <w:bottom w:val="single" w:sz="24" w:space="0" w:color="F79646" w:themeColor="accent6"/>
+          <w:bottom w:val="single" w:color="F79646" w:themeColor="accent6" w:sz="24" w:space="0"/>
           <w:right w:val="nil"/>
           <w:insideH w:val="nil"/>
           <w:insideV w:val="nil"/>
@@ -13918,7 +14734,7 @@
       <w:tblPr/>
       <w:tcPr>
         <w:tcBorders>
-          <w:top w:val="single" w:sz="6" w:space="0" w:color="FFFFFF" w:themeColor="background1"/>
+          <w:top w:val="single" w:color="FFFFFF" w:themeColor="background1" w:sz="6" w:space="0"/>
         </w:tcBorders>
         <w:shd w:val="clear" w:color="auto" w:fill="276A7C" w:themeFill="accent5" w:themeFillShade="99"/>
       </w:tcPr>
@@ -13934,7 +14750,7 @@
           <w:left w:val="nil"/>
           <w:bottom w:val="nil"/>
           <w:right w:val="nil"/>
-          <w:insideH w:val="single" w:sz="4" w:space="0" w:color="276A7C" w:themeColor="accent5" w:themeShade="99"/>
+          <w:insideH w:val="single" w:color="276A7C" w:themeColor="accent5" w:themeShade="99" w:sz="4" w:space="0"/>
           <w:insideV w:val="nil"/>
         </w:tcBorders>
         <w:shd w:val="clear" w:color="auto" w:fill="276A7C" w:themeFill="accent5" w:themeFillShade="99"/>
@@ -13995,12 +14811,12 @@
       <w:tblStyleRowBandSize w:val="1"/>
       <w:tblStyleColBandSize w:val="1"/>
       <w:tblBorders>
-        <w:top w:val="single" w:sz="24" w:space="0" w:color="4BACC6" w:themeColor="accent5"/>
-        <w:left w:val="single" w:sz="4" w:space="0" w:color="F79646" w:themeColor="accent6"/>
-        <w:bottom w:val="single" w:sz="4" w:space="0" w:color="F79646" w:themeColor="accent6"/>
-        <w:right w:val="single" w:sz="4" w:space="0" w:color="F79646" w:themeColor="accent6"/>
-        <w:insideH w:val="single" w:sz="4" w:space="0" w:color="FFFFFF" w:themeColor="background1"/>
-        <w:insideV w:val="single" w:sz="4" w:space="0" w:color="FFFFFF" w:themeColor="background1"/>
+        <w:top w:val="single" w:color="4BACC6" w:themeColor="accent5" w:sz="24" w:space="0"/>
+        <w:left w:val="single" w:color="F79646" w:themeColor="accent6" w:sz="4" w:space="0"/>
+        <w:bottom w:val="single" w:color="F79646" w:themeColor="accent6" w:sz="4" w:space="0"/>
+        <w:right w:val="single" w:color="F79646" w:themeColor="accent6" w:sz="4" w:space="0"/>
+        <w:insideH w:val="single" w:color="FFFFFF" w:themeColor="background1" w:sz="4" w:space="0"/>
+        <w:insideV w:val="single" w:color="FFFFFF" w:themeColor="background1" w:sz="4" w:space="0"/>
       </w:tblBorders>
     </w:tblPr>
     <w:tcPr>
@@ -14016,7 +14832,7 @@
         <w:tcBorders>
           <w:top w:val="nil"/>
           <w:left w:val="nil"/>
-          <w:bottom w:val="single" w:sz="24" w:space="0" w:color="4BACC6" w:themeColor="accent5"/>
+          <w:bottom w:val="single" w:color="4BACC6" w:themeColor="accent5" w:sz="24" w:space="0"/>
           <w:right w:val="nil"/>
           <w:insideH w:val="nil"/>
           <w:insideV w:val="nil"/>
@@ -14033,7 +14849,7 @@
       <w:tblPr/>
       <w:tcPr>
         <w:tcBorders>
-          <w:top w:val="single" w:sz="6" w:space="0" w:color="FFFFFF" w:themeColor="background1"/>
+          <w:top w:val="single" w:color="FFFFFF" w:themeColor="background1" w:sz="6" w:space="0"/>
         </w:tcBorders>
         <w:shd w:val="clear" w:color="auto" w:fill="B65608" w:themeFill="accent6" w:themeFillShade="99"/>
       </w:tcPr>
@@ -14049,7 +14865,7 @@
           <w:left w:val="nil"/>
           <w:bottom w:val="nil"/>
           <w:right w:val="nil"/>
-          <w:insideH w:val="single" w:sz="4" w:space="0" w:color="B65608" w:themeColor="accent6" w:themeShade="99"/>
+          <w:insideH w:val="single" w:color="B65608" w:themeColor="accent6" w:themeShade="99" w:sz="4" w:space="0"/>
           <w:insideV w:val="nil"/>
         </w:tcBorders>
         <w:shd w:val="clear" w:color="auto" w:fill="B65608" w:themeFill="accent6" w:themeFillShade="99"/>
@@ -14122,7 +14938,7 @@
       <w:tblPr/>
       <w:tcPr>
         <w:tcBorders>
-          <w:bottom w:val="single" w:sz="12" w:space="0" w:color="FFFFFF" w:themeColor="background1"/>
+          <w:bottom w:val="single" w:color="FFFFFF" w:themeColor="background1" w:sz="12" w:space="0"/>
         </w:tcBorders>
         <w:shd w:val="clear" w:color="auto" w:fill="9E3A38" w:themeFill="accent2" w:themeFillShade="CC"/>
       </w:tcPr>
@@ -14136,7 +14952,7 @@
       <w:tblPr/>
       <w:tcPr>
         <w:tcBorders>
-          <w:top w:val="single" w:sz="12" w:space="0" w:color="000000" w:themeColor="text1"/>
+          <w:top w:val="single" w:color="000000" w:themeColor="text1" w:sz="12" w:space="0"/>
         </w:tcBorders>
         <w:shd w:val="clear" w:color="auto" w:fill="FFFFFF" w:themeFill="background1"/>
       </w:tcPr>
@@ -14201,7 +15017,7 @@
       <w:tblPr/>
       <w:tcPr>
         <w:tcBorders>
-          <w:bottom w:val="single" w:sz="12" w:space="0" w:color="FFFFFF" w:themeColor="background1"/>
+          <w:bottom w:val="single" w:color="FFFFFF" w:themeColor="background1" w:sz="12" w:space="0"/>
         </w:tcBorders>
         <w:shd w:val="clear" w:color="auto" w:fill="9E3A38" w:themeFill="accent2" w:themeFillShade="CC"/>
       </w:tcPr>
@@ -14215,7 +15031,7 @@
       <w:tblPr/>
       <w:tcPr>
         <w:tcBorders>
-          <w:top w:val="single" w:sz="12" w:space="0" w:color="000000" w:themeColor="text1"/>
+          <w:top w:val="single" w:color="000000" w:themeColor="text1" w:sz="12" w:space="0"/>
         </w:tcBorders>
         <w:shd w:val="clear" w:color="auto" w:fill="FFFFFF" w:themeFill="background1"/>
       </w:tcPr>
@@ -14280,7 +15096,7 @@
       <w:tblPr/>
       <w:tcPr>
         <w:tcBorders>
-          <w:bottom w:val="single" w:sz="12" w:space="0" w:color="FFFFFF" w:themeColor="background1"/>
+          <w:bottom w:val="single" w:color="FFFFFF" w:themeColor="background1" w:sz="12" w:space="0"/>
         </w:tcBorders>
         <w:shd w:val="clear" w:color="auto" w:fill="9E3A38" w:themeFill="accent2" w:themeFillShade="CC"/>
       </w:tcPr>
@@ -14294,7 +15110,7 @@
       <w:tblPr/>
       <w:tcPr>
         <w:tcBorders>
-          <w:top w:val="single" w:sz="12" w:space="0" w:color="000000" w:themeColor="text1"/>
+          <w:top w:val="single" w:color="000000" w:themeColor="text1" w:sz="12" w:space="0"/>
         </w:tcBorders>
         <w:shd w:val="clear" w:color="auto" w:fill="FFFFFF" w:themeFill="background1"/>
       </w:tcPr>
@@ -14359,7 +15175,7 @@
       <w:tblPr/>
       <w:tcPr>
         <w:tcBorders>
-          <w:bottom w:val="single" w:sz="12" w:space="0" w:color="FFFFFF" w:themeColor="background1"/>
+          <w:bottom w:val="single" w:color="FFFFFF" w:themeColor="background1" w:sz="12" w:space="0"/>
         </w:tcBorders>
         <w:shd w:val="clear" w:color="auto" w:fill="664E82" w:themeFill="accent4" w:themeFillShade="CC"/>
       </w:tcPr>
@@ -14373,7 +15189,7 @@
       <w:tblPr/>
       <w:tcPr>
         <w:tcBorders>
-          <w:top w:val="single" w:sz="12" w:space="0" w:color="000000" w:themeColor="text1"/>
+          <w:top w:val="single" w:color="000000" w:themeColor="text1" w:sz="12" w:space="0"/>
         </w:tcBorders>
         <w:shd w:val="clear" w:color="auto" w:fill="FFFFFF" w:themeFill="background1"/>
       </w:tcPr>
@@ -14438,7 +15254,7 @@
       <w:tblPr/>
       <w:tcPr>
         <w:tcBorders>
-          <w:bottom w:val="single" w:sz="12" w:space="0" w:color="FFFFFF" w:themeColor="background1"/>
+          <w:bottom w:val="single" w:color="FFFFFF" w:themeColor="background1" w:sz="12" w:space="0"/>
         </w:tcBorders>
         <w:shd w:val="clear" w:color="auto" w:fill="7E9C40" w:themeFill="accent3" w:themeFillShade="CC"/>
       </w:tcPr>
@@ -14452,7 +15268,7 @@
       <w:tblPr/>
       <w:tcPr>
         <w:tcBorders>
-          <w:top w:val="single" w:sz="12" w:space="0" w:color="000000" w:themeColor="text1"/>
+          <w:top w:val="single" w:color="000000" w:themeColor="text1" w:sz="12" w:space="0"/>
         </w:tcBorders>
         <w:shd w:val="clear" w:color="auto" w:fill="FFFFFF" w:themeFill="background1"/>
       </w:tcPr>
@@ -14517,7 +15333,7 @@
       <w:tblPr/>
       <w:tcPr>
         <w:tcBorders>
-          <w:bottom w:val="single" w:sz="12" w:space="0" w:color="FFFFFF" w:themeColor="background1"/>
+          <w:bottom w:val="single" w:color="FFFFFF" w:themeColor="background1" w:sz="12" w:space="0"/>
         </w:tcBorders>
         <w:shd w:val="clear" w:color="auto" w:fill="F2730A" w:themeFill="accent6" w:themeFillShade="CC"/>
       </w:tcPr>
@@ -14531,7 +15347,7 @@
       <w:tblPr/>
       <w:tcPr>
         <w:tcBorders>
-          <w:top w:val="single" w:sz="12" w:space="0" w:color="000000" w:themeColor="text1"/>
+          <w:top w:val="single" w:color="000000" w:themeColor="text1" w:sz="12" w:space="0"/>
         </w:tcBorders>
         <w:shd w:val="clear" w:color="auto" w:fill="FFFFFF" w:themeFill="background1"/>
       </w:tcPr>
@@ -14596,7 +15412,7 @@
       <w:tblPr/>
       <w:tcPr>
         <w:tcBorders>
-          <w:bottom w:val="single" w:sz="12" w:space="0" w:color="FFFFFF" w:themeColor="background1"/>
+          <w:bottom w:val="single" w:color="FFFFFF" w:themeColor="background1" w:sz="12" w:space="0"/>
         </w:tcBorders>
         <w:shd w:val="clear" w:color="auto" w:fill="348DA5" w:themeFill="accent5" w:themeFillShade="CC"/>
       </w:tcPr>
@@ -14610,7 +15426,7 @@
       <w:tblPr/>
       <w:tcPr>
         <w:tcBorders>
-          <w:top w:val="single" w:sz="12" w:space="0" w:color="000000" w:themeColor="text1"/>
+          <w:top w:val="single" w:color="000000" w:themeColor="text1" w:sz="12" w:space="0"/>
         </w:tcBorders>
         <w:shd w:val="clear" w:color="auto" w:fill="FFFFFF" w:themeFill="background1"/>
       </w:tcPr>
@@ -14663,7 +15479,7 @@
       <w:tblStyleRowBandSize w:val="1"/>
       <w:tblStyleColBandSize w:val="1"/>
       <w:tblBorders>
-        <w:insideH w:val="single" w:sz="4" w:space="0" w:color="FFFFFF" w:themeColor="background1"/>
+        <w:insideH w:val="single" w:color="FFFFFF" w:themeColor="background1" w:sz="4" w:space="0"/>
       </w:tblBorders>
     </w:tblPr>
     <w:tcPr>
@@ -14736,7 +15552,7 @@
       <w:tblStyleRowBandSize w:val="1"/>
       <w:tblStyleColBandSize w:val="1"/>
       <w:tblBorders>
-        <w:insideH w:val="single" w:sz="4" w:space="0" w:color="FFFFFF" w:themeColor="background1"/>
+        <w:insideH w:val="single" w:color="FFFFFF" w:themeColor="background1" w:sz="4" w:space="0"/>
       </w:tblBorders>
     </w:tblPr>
     <w:tcPr>
@@ -14809,7 +15625,7 @@
       <w:tblStyleRowBandSize w:val="1"/>
       <w:tblStyleColBandSize w:val="1"/>
       <w:tblBorders>
-        <w:insideH w:val="single" w:sz="4" w:space="0" w:color="FFFFFF" w:themeColor="background1"/>
+        <w:insideH w:val="single" w:color="FFFFFF" w:themeColor="background1" w:sz="4" w:space="0"/>
       </w:tblBorders>
     </w:tblPr>
     <w:tcPr>
@@ -14882,7 +15698,7 @@
       <w:tblStyleRowBandSize w:val="1"/>
       <w:tblStyleColBandSize w:val="1"/>
       <w:tblBorders>
-        <w:insideH w:val="single" w:sz="4" w:space="0" w:color="FFFFFF" w:themeColor="background1"/>
+        <w:insideH w:val="single" w:color="FFFFFF" w:themeColor="background1" w:sz="4" w:space="0"/>
       </w:tblBorders>
     </w:tblPr>
     <w:tcPr>
@@ -14955,7 +15771,7 @@
       <w:tblStyleRowBandSize w:val="1"/>
       <w:tblStyleColBandSize w:val="1"/>
       <w:tblBorders>
-        <w:insideH w:val="single" w:sz="4" w:space="0" w:color="FFFFFF" w:themeColor="background1"/>
+        <w:insideH w:val="single" w:color="FFFFFF" w:themeColor="background1" w:sz="4" w:space="0"/>
       </w:tblBorders>
     </w:tblPr>
     <w:tcPr>
@@ -15028,7 +15844,7 @@
       <w:tblStyleRowBandSize w:val="1"/>
       <w:tblStyleColBandSize w:val="1"/>
       <w:tblBorders>
-        <w:insideH w:val="single" w:sz="4" w:space="0" w:color="FFFFFF" w:themeColor="background1"/>
+        <w:insideH w:val="single" w:color="FFFFFF" w:themeColor="background1" w:sz="4" w:space="0"/>
       </w:tblBorders>
     </w:tblPr>
     <w:tcPr>
@@ -15101,7 +15917,7 @@
       <w:tblStyleRowBandSize w:val="1"/>
       <w:tblStyleColBandSize w:val="1"/>
       <w:tblBorders>
-        <w:insideH w:val="single" w:sz="4" w:space="0" w:color="FFFFFF" w:themeColor="background1"/>
+        <w:insideH w:val="single" w:color="FFFFFF" w:themeColor="background1" w:sz="4" w:space="0"/>
       </w:tblBorders>
     </w:tblPr>
     <w:tcPr>
